--- a/6-过程管理/流程制度规范类文件/HFSJ-ITSS-0601-运维服务过程框架管理制度.docx
+++ b/6-过程管理/流程制度规范类文件/HFSJ-ITSS-0601-运维服务过程框架管理制度.docx
@@ -1,11 +1,10 @@
 
 <file path=word/document.xml><?xml version="1.0" encoding="utf-8"?>
-<w:document xmlns:wpc="http://schemas.microsoft.com/office/word/2010/wordprocessingCanvas" xmlns:mc="http://schemas.openxmlformats.org/markup-compatibility/2006" xmlns:o="urn:schemas-microsoft-com:office:office" xmlns:r="http://schemas.openxmlformats.org/officeDocument/2006/relationships" xmlns:m="http://schemas.openxmlformats.org/officeDocument/2006/math" xmlns:v="urn:schemas-microsoft-com:vml" xmlns:wp14="http://schemas.microsoft.com/office/word/2010/wordprocessingDrawing" xmlns:wp="http://schemas.openxmlformats.org/drawingml/2006/wordprocessingDrawing" xmlns:w10="urn:schemas-microsoft-com:office:word" xmlns:w="http://schemas.openxmlformats.org/wordprocessingml/2006/main" xmlns:w14="http://schemas.microsoft.com/office/word/2010/wordml" xmlns:w15="http://schemas.microsoft.com/office/word/2012/wordml" xmlns:wne="http://schemas.microsoft.com/office/word/2006/wordml" xmlns:wpg="http://schemas.microsoft.com/office/word/2010/wordprocessingGroup" xmlns:wpi="http://schemas.microsoft.com/office/word/2010/wordprocessingInk" xmlns:wps="http://schemas.microsoft.com/office/word/2010/wordprocessingShape" mc:Ignorable="w14 w15 wp14">
-  <!-- Generated by Aspose.Words for .NET 13.3.0.1 -->
+<w:document xmlns:wpc="http://schemas.microsoft.com/office/word/2010/wordprocessingCanvas" xmlns:mc="http://schemas.openxmlformats.org/markup-compatibility/2006" xmlns:o="urn:schemas-microsoft-com:office:office" xmlns:r="http://schemas.openxmlformats.org/officeDocument/2006/relationships" xmlns:m="http://schemas.openxmlformats.org/officeDocument/2006/math" xmlns:v="urn:schemas-microsoft-com:vml" xmlns:wp14="http://schemas.microsoft.com/office/word/2010/wordprocessingDrawing" xmlns:wp="http://schemas.openxmlformats.org/drawingml/2006/wordprocessingDrawing" xmlns:w="http://schemas.openxmlformats.org/wordprocessingml/2006/main" xmlns:w14="http://schemas.microsoft.com/office/word/2010/wordml" xmlns:w10="urn:schemas-microsoft-com:office:word" xmlns:w15="http://schemas.microsoft.com/office/word/2012/wordml" xmlns:wpg="http://schemas.microsoft.com/office/word/2010/wordprocessingGroup" xmlns:wpi="http://schemas.microsoft.com/office/word/2010/wordprocessingInk" xmlns:wne="http://schemas.microsoft.com/office/word/2006/wordml" xmlns:wps="http://schemas.microsoft.com/office/word/2010/wordprocessingShape" xmlns:wpsCustomData="http://www.wps.cn/officeDocument/2013/wpsCustomData" mc:Ignorable="w14 w15 wp14">
   <w:body>
     <w:p>
       <w:pPr>
-        <w:pStyle w:val="a0"/>
+        <w:pStyle w:val="27"/>
         <w:keepNext w:val="0"/>
         <w:keepLines w:val="0"/>
         <w:pageBreakBefore w:val="0"/>
@@ -38,7 +37,7 @@
     </w:p>
     <w:p>
       <w:pPr>
-        <w:pStyle w:val="a1"/>
+        <w:pStyle w:val="28"/>
         <w:keepNext w:val="0"/>
         <w:keepLines w:val="0"/>
         <w:pageBreakBefore w:val="0"/>
@@ -69,17 +68,18 @@
     </w:p>
     <w:tbl>
       <w:tblPr>
-        <w:tblStyle w:val="TableGrid"/>
+        <w:tblStyle w:val="23"/>
         <w:tblW w:w="8522" w:type="dxa"/>
         <w:jc w:val="center"/>
         <w:tblBorders>
-          <w:top w:val="nil"/>
-          <w:left w:val="nil"/>
-          <w:bottom w:val="nil"/>
-          <w:right w:val="nil"/>
-          <w:insideH w:val="nil"/>
-          <w:insideV w:val="nil"/>
+          <w:top w:val="none" w:color="auto" w:sz="0" w:space="0"/>
+          <w:left w:val="none" w:color="auto" w:sz="0" w:space="0"/>
+          <w:bottom w:val="none" w:color="auto" w:sz="0" w:space="0"/>
+          <w:right w:val="none" w:color="auto" w:sz="0" w:space="0"/>
+          <w:insideH w:val="none" w:color="auto" w:sz="0" w:space="0"/>
+          <w:insideV w:val="none" w:color="auto" w:sz="0" w:space="0"/>
         </w:tblBorders>
+        <w:tblLayout w:type="autofit"/>
         <w:tblCellMar>
           <w:top w:w="0" w:type="dxa"/>
           <w:left w:w="108" w:type="dxa"/>
@@ -95,15 +95,13 @@
       </w:tblGrid>
       <w:tr>
         <w:tblPrEx>
-          <w:tblW w:w="8522" w:type="dxa"/>
-          <w:jc w:val="center"/>
           <w:tblBorders>
-            <w:top w:val="nil"/>
-            <w:left w:val="nil"/>
-            <w:bottom w:val="nil"/>
-            <w:right w:val="nil"/>
-            <w:insideH w:val="nil"/>
-            <w:insideV w:val="nil"/>
+            <w:top w:val="none" w:color="auto" w:sz="0" w:space="0"/>
+            <w:left w:val="none" w:color="auto" w:sz="0" w:space="0"/>
+            <w:bottom w:val="none" w:color="auto" w:sz="0" w:space="0"/>
+            <w:right w:val="none" w:color="auto" w:sz="0" w:space="0"/>
+            <w:insideH w:val="none" w:color="auto" w:sz="0" w:space="0"/>
+            <w:insideV w:val="none" w:color="auto" w:sz="0" w:space="0"/>
           </w:tblBorders>
           <w:tblCellMar>
             <w:top w:w="0" w:type="dxa"/>
@@ -113,7 +111,7 @@
           </w:tblCellMar>
         </w:tblPrEx>
         <w:trPr>
-          <w:trHeight w:val="0"/>
+          <w:trHeight w:val="0" w:hRule="atLeast"/>
           <w:tblHeader/>
           <w:jc w:val="center"/>
         </w:trPr>
@@ -121,8 +119,8 @@
           <w:tcPr>
             <w:tcW w:w="1824" w:type="dxa"/>
             <w:tcBorders>
-              <w:top w:val="single" w:sz="4" w:space="0" w:color="auto"/>
-              <w:left w:val="single" w:sz="4" w:space="0" w:color="auto"/>
+              <w:top w:val="single" w:color="auto" w:sz="4" w:space="0"/>
+              <w:left w:val="single" w:color="auto" w:sz="4" w:space="0"/>
               <w:bottom w:val="nil"/>
               <w:right w:val="nil"/>
             </w:tcBorders>
@@ -168,8 +166,8 @@
           <w:tcPr>
             <w:tcW w:w="3090" w:type="dxa"/>
             <w:tcBorders>
-              <w:top w:val="single" w:sz="4" w:space="0" w:color="auto"/>
-              <w:left w:val="single" w:sz="4" w:space="0" w:color="auto"/>
+              <w:top w:val="single" w:color="auto" w:sz="4" w:space="0"/>
+              <w:left w:val="single" w:color="auto" w:sz="4" w:space="0"/>
               <w:bottom w:val="nil"/>
               <w:right w:val="nil"/>
             </w:tcBorders>
@@ -214,8 +212,8 @@
           <w:tcPr>
             <w:tcW w:w="1824" w:type="dxa"/>
             <w:tcBorders>
-              <w:top w:val="single" w:sz="4" w:space="0" w:color="auto"/>
-              <w:left w:val="single" w:sz="4" w:space="0" w:color="auto"/>
+              <w:top w:val="single" w:color="auto" w:sz="4" w:space="0"/>
+              <w:left w:val="single" w:color="auto" w:sz="4" w:space="0"/>
               <w:bottom w:val="nil"/>
               <w:right w:val="nil"/>
             </w:tcBorders>
@@ -261,10 +259,10 @@
           <w:tcPr>
             <w:tcW w:w="1784" w:type="dxa"/>
             <w:tcBorders>
-              <w:top w:val="single" w:sz="4" w:space="0" w:color="auto"/>
-              <w:left w:val="single" w:sz="4" w:space="0" w:color="auto"/>
+              <w:top w:val="single" w:color="auto" w:sz="4" w:space="0"/>
+              <w:left w:val="single" w:color="auto" w:sz="4" w:space="0"/>
               <w:bottom w:val="nil"/>
-              <w:right w:val="single" w:sz="4" w:space="0" w:color="auto"/>
+              <w:right w:val="single" w:color="auto" w:sz="4" w:space="0"/>
             </w:tcBorders>
             <w:tcMar>
               <w:top w:w="-1" w:type="dxa"/>
@@ -306,8 +304,14 @@
       </w:tr>
       <w:tr>
         <w:tblPrEx>
-          <w:tblW w:w="8522" w:type="dxa"/>
-          <w:jc w:val="center"/>
+          <w:tblBorders>
+            <w:top w:val="none" w:color="auto" w:sz="0" w:space="0"/>
+            <w:left w:val="none" w:color="auto" w:sz="0" w:space="0"/>
+            <w:bottom w:val="none" w:color="auto" w:sz="0" w:space="0"/>
+            <w:right w:val="none" w:color="auto" w:sz="0" w:space="0"/>
+            <w:insideH w:val="none" w:color="auto" w:sz="0" w:space="0"/>
+            <w:insideV w:val="none" w:color="auto" w:sz="0" w:space="0"/>
+          </w:tblBorders>
           <w:tblCellMar>
             <w:top w:w="0" w:type="dxa"/>
             <w:left w:w="108" w:type="dxa"/>
@@ -316,7 +320,7 @@
           </w:tblCellMar>
         </w:tblPrEx>
         <w:trPr>
-          <w:trHeight w:val="0"/>
+          <w:trHeight w:val="0" w:hRule="atLeast"/>
           <w:tblHeader/>
           <w:jc w:val="center"/>
         </w:trPr>
@@ -324,8 +328,8 @@
           <w:tcPr>
             <w:tcW w:w="1824" w:type="dxa"/>
             <w:tcBorders>
-              <w:top w:val="single" w:sz="4" w:space="0" w:color="auto"/>
-              <w:left w:val="single" w:sz="4" w:space="0" w:color="auto"/>
+              <w:top w:val="single" w:color="auto" w:sz="4" w:space="0"/>
+              <w:left w:val="single" w:color="auto" w:sz="4" w:space="0"/>
               <w:bottom w:val="nil"/>
               <w:right w:val="nil"/>
             </w:tcBorders>
@@ -371,8 +375,8 @@
           <w:tcPr>
             <w:tcW w:w="3090" w:type="dxa"/>
             <w:tcBorders>
-              <w:top w:val="single" w:sz="4" w:space="0" w:color="auto"/>
-              <w:left w:val="single" w:sz="4" w:space="0" w:color="auto"/>
+              <w:top w:val="single" w:color="auto" w:sz="4" w:space="0"/>
+              <w:left w:val="single" w:color="auto" w:sz="4" w:space="0"/>
               <w:bottom w:val="nil"/>
               <w:right w:val="nil"/>
             </w:tcBorders>
@@ -417,8 +421,8 @@
           <w:tcPr>
             <w:tcW w:w="1824" w:type="dxa"/>
             <w:tcBorders>
-              <w:top w:val="single" w:sz="4" w:space="0" w:color="auto"/>
-              <w:left w:val="single" w:sz="4" w:space="0" w:color="auto"/>
+              <w:top w:val="single" w:color="auto" w:sz="4" w:space="0"/>
+              <w:left w:val="single" w:color="auto" w:sz="4" w:space="0"/>
               <w:bottom w:val="nil"/>
               <w:right w:val="nil"/>
             </w:tcBorders>
@@ -464,10 +468,10 @@
           <w:tcPr>
             <w:tcW w:w="1784" w:type="dxa"/>
             <w:tcBorders>
-              <w:top w:val="single" w:sz="4" w:space="0" w:color="auto"/>
-              <w:left w:val="single" w:sz="4" w:space="0" w:color="auto"/>
+              <w:top w:val="single" w:color="auto" w:sz="4" w:space="0"/>
+              <w:left w:val="single" w:color="auto" w:sz="4" w:space="0"/>
               <w:bottom w:val="nil"/>
-              <w:right w:val="single" w:sz="4" w:space="0" w:color="auto"/>
+              <w:right w:val="single" w:color="auto" w:sz="4" w:space="0"/>
             </w:tcBorders>
             <w:tcMar>
               <w:top w:w="-1" w:type="dxa"/>
@@ -509,8 +513,14 @@
       </w:tr>
       <w:tr>
         <w:tblPrEx>
-          <w:tblW w:w="8522" w:type="dxa"/>
-          <w:jc w:val="center"/>
+          <w:tblBorders>
+            <w:top w:val="none" w:color="auto" w:sz="0" w:space="0"/>
+            <w:left w:val="none" w:color="auto" w:sz="0" w:space="0"/>
+            <w:bottom w:val="none" w:color="auto" w:sz="0" w:space="0"/>
+            <w:right w:val="none" w:color="auto" w:sz="0" w:space="0"/>
+            <w:insideH w:val="none" w:color="auto" w:sz="0" w:space="0"/>
+            <w:insideV w:val="none" w:color="auto" w:sz="0" w:space="0"/>
+          </w:tblBorders>
           <w:tblCellMar>
             <w:top w:w="0" w:type="dxa"/>
             <w:left w:w="108" w:type="dxa"/>
@@ -519,7 +529,7 @@
           </w:tblCellMar>
         </w:tblPrEx>
         <w:trPr>
-          <w:trHeight w:val="0"/>
+          <w:trHeight w:val="0" w:hRule="atLeast"/>
           <w:tblHeader/>
           <w:jc w:val="center"/>
         </w:trPr>
@@ -527,8 +537,8 @@
           <w:tcPr>
             <w:tcW w:w="1824" w:type="dxa"/>
             <w:tcBorders>
-              <w:top w:val="single" w:sz="4" w:space="0" w:color="auto"/>
-              <w:left w:val="single" w:sz="4" w:space="0" w:color="auto"/>
+              <w:top w:val="single" w:color="auto" w:sz="4" w:space="0"/>
+              <w:left w:val="single" w:color="auto" w:sz="4" w:space="0"/>
               <w:bottom w:val="nil"/>
               <w:right w:val="nil"/>
             </w:tcBorders>
@@ -574,8 +584,8 @@
           <w:tcPr>
             <w:tcW w:w="3090" w:type="dxa"/>
             <w:tcBorders>
-              <w:top w:val="single" w:sz="4" w:space="0" w:color="auto"/>
-              <w:left w:val="single" w:sz="4" w:space="0" w:color="auto"/>
+              <w:top w:val="single" w:color="auto" w:sz="4" w:space="0"/>
+              <w:left w:val="single" w:color="auto" w:sz="4" w:space="0"/>
               <w:bottom w:val="nil"/>
               <w:right w:val="nil"/>
             </w:tcBorders>
@@ -620,8 +630,8 @@
           <w:tcPr>
             <w:tcW w:w="1824" w:type="dxa"/>
             <w:tcBorders>
-              <w:top w:val="single" w:sz="4" w:space="0" w:color="auto"/>
-              <w:left w:val="single" w:sz="4" w:space="0" w:color="auto"/>
+              <w:top w:val="single" w:color="auto" w:sz="4" w:space="0"/>
+              <w:left w:val="single" w:color="auto" w:sz="4" w:space="0"/>
               <w:bottom w:val="nil"/>
               <w:right w:val="nil"/>
             </w:tcBorders>
@@ -667,10 +677,10 @@
           <w:tcPr>
             <w:tcW w:w="1784" w:type="dxa"/>
             <w:tcBorders>
-              <w:top w:val="single" w:sz="4" w:space="0" w:color="auto"/>
-              <w:left w:val="single" w:sz="4" w:space="0" w:color="auto"/>
+              <w:top w:val="single" w:color="auto" w:sz="4" w:space="0"/>
+              <w:left w:val="single" w:color="auto" w:sz="4" w:space="0"/>
               <w:bottom w:val="nil"/>
-              <w:right w:val="single" w:sz="4" w:space="0" w:color="auto"/>
+              <w:right w:val="single" w:color="auto" w:sz="4" w:space="0"/>
             </w:tcBorders>
             <w:tcMar>
               <w:top w:w="-1" w:type="dxa"/>
@@ -712,8 +722,14 @@
       </w:tr>
       <w:tr>
         <w:tblPrEx>
-          <w:tblW w:w="8522" w:type="dxa"/>
-          <w:jc w:val="center"/>
+          <w:tblBorders>
+            <w:top w:val="none" w:color="auto" w:sz="0" w:space="0"/>
+            <w:left w:val="none" w:color="auto" w:sz="0" w:space="0"/>
+            <w:bottom w:val="none" w:color="auto" w:sz="0" w:space="0"/>
+            <w:right w:val="none" w:color="auto" w:sz="0" w:space="0"/>
+            <w:insideH w:val="none" w:color="auto" w:sz="0" w:space="0"/>
+            <w:insideV w:val="none" w:color="auto" w:sz="0" w:space="0"/>
+          </w:tblBorders>
           <w:tblCellMar>
             <w:top w:w="0" w:type="dxa"/>
             <w:left w:w="108" w:type="dxa"/>
@@ -722,7 +738,7 @@
           </w:tblCellMar>
         </w:tblPrEx>
         <w:trPr>
-          <w:trHeight w:val="0"/>
+          <w:trHeight w:val="0" w:hRule="atLeast"/>
           <w:tblHeader/>
           <w:jc w:val="center"/>
         </w:trPr>
@@ -730,8 +746,8 @@
           <w:tcPr>
             <w:tcW w:w="1824" w:type="dxa"/>
             <w:tcBorders>
-              <w:top w:val="single" w:sz="4" w:space="0" w:color="auto"/>
-              <w:left w:val="single" w:sz="4" w:space="0" w:color="auto"/>
+              <w:top w:val="single" w:color="auto" w:sz="4" w:space="0"/>
+              <w:left w:val="single" w:color="auto" w:sz="4" w:space="0"/>
               <w:bottom w:val="nil"/>
               <w:right w:val="nil"/>
             </w:tcBorders>
@@ -777,8 +793,8 @@
           <w:tcPr>
             <w:tcW w:w="3090" w:type="dxa"/>
             <w:tcBorders>
-              <w:top w:val="single" w:sz="4" w:space="0" w:color="auto"/>
-              <w:left w:val="single" w:sz="4" w:space="0" w:color="auto"/>
+              <w:top w:val="single" w:color="auto" w:sz="4" w:space="0"/>
+              <w:left w:val="single" w:color="auto" w:sz="4" w:space="0"/>
               <w:bottom w:val="nil"/>
               <w:right w:val="nil"/>
             </w:tcBorders>
@@ -823,8 +839,8 @@
           <w:tcPr>
             <w:tcW w:w="1824" w:type="dxa"/>
             <w:tcBorders>
-              <w:top w:val="single" w:sz="4" w:space="0" w:color="auto"/>
-              <w:left w:val="single" w:sz="4" w:space="0" w:color="auto"/>
+              <w:top w:val="single" w:color="auto" w:sz="4" w:space="0"/>
+              <w:left w:val="single" w:color="auto" w:sz="4" w:space="0"/>
               <w:bottom w:val="nil"/>
               <w:right w:val="nil"/>
             </w:tcBorders>
@@ -870,10 +886,10 @@
           <w:tcPr>
             <w:tcW w:w="1784" w:type="dxa"/>
             <w:tcBorders>
-              <w:top w:val="single" w:sz="4" w:space="0" w:color="auto"/>
-              <w:left w:val="single" w:sz="4" w:space="0" w:color="auto"/>
+              <w:top w:val="single" w:color="auto" w:sz="4" w:space="0"/>
+              <w:left w:val="single" w:color="auto" w:sz="4" w:space="0"/>
               <w:bottom w:val="nil"/>
-              <w:right w:val="single" w:sz="4" w:space="0" w:color="auto"/>
+              <w:right w:val="single" w:color="auto" w:sz="4" w:space="0"/>
             </w:tcBorders>
             <w:tcMar>
               <w:top w:w="-1" w:type="dxa"/>
@@ -915,8 +931,14 @@
       </w:tr>
       <w:tr>
         <w:tblPrEx>
-          <w:tblW w:w="8522" w:type="dxa"/>
-          <w:jc w:val="center"/>
+          <w:tblBorders>
+            <w:top w:val="none" w:color="auto" w:sz="0" w:space="0"/>
+            <w:left w:val="none" w:color="auto" w:sz="0" w:space="0"/>
+            <w:bottom w:val="none" w:color="auto" w:sz="0" w:space="0"/>
+            <w:right w:val="none" w:color="auto" w:sz="0" w:space="0"/>
+            <w:insideH w:val="none" w:color="auto" w:sz="0" w:space="0"/>
+            <w:insideV w:val="none" w:color="auto" w:sz="0" w:space="0"/>
+          </w:tblBorders>
           <w:tblCellMar>
             <w:top w:w="0" w:type="dxa"/>
             <w:left w:w="108" w:type="dxa"/>
@@ -925,7 +947,7 @@
           </w:tblCellMar>
         </w:tblPrEx>
         <w:trPr>
-          <w:trHeight w:val="0"/>
+          <w:trHeight w:val="0" w:hRule="atLeast"/>
           <w:tblHeader/>
           <w:jc w:val="center"/>
         </w:trPr>
@@ -933,9 +955,9 @@
           <w:tcPr>
             <w:tcW w:w="1824" w:type="dxa"/>
             <w:tcBorders>
-              <w:top w:val="single" w:sz="4" w:space="0" w:color="auto"/>
-              <w:left w:val="single" w:sz="4" w:space="0" w:color="auto"/>
-              <w:bottom w:val="single" w:sz="4" w:space="0" w:color="auto"/>
+              <w:top w:val="single" w:color="auto" w:sz="4" w:space="0"/>
+              <w:left w:val="single" w:color="auto" w:sz="4" w:space="0"/>
+              <w:bottom w:val="single" w:color="auto" w:sz="4" w:space="0"/>
               <w:right w:val="nil"/>
             </w:tcBorders>
             <w:shd w:val="clear" w:color="auto" w:fill="AEAAAA" w:themeFill="background2" w:themeFillShade="BF"/>
@@ -980,9 +1002,9 @@
           <w:tcPr>
             <w:tcW w:w="3090" w:type="dxa"/>
             <w:tcBorders>
-              <w:top w:val="single" w:sz="4" w:space="0" w:color="auto"/>
-              <w:left w:val="single" w:sz="4" w:space="0" w:color="auto"/>
-              <w:bottom w:val="single" w:sz="4" w:space="0" w:color="auto"/>
+              <w:top w:val="single" w:color="auto" w:sz="4" w:space="0"/>
+              <w:left w:val="single" w:color="auto" w:sz="4" w:space="0"/>
+              <w:bottom w:val="single" w:color="auto" w:sz="4" w:space="0"/>
               <w:right w:val="nil"/>
             </w:tcBorders>
             <w:tcMar>
@@ -1026,9 +1048,9 @@
           <w:tcPr>
             <w:tcW w:w="1824" w:type="dxa"/>
             <w:tcBorders>
-              <w:top w:val="single" w:sz="4" w:space="0" w:color="auto"/>
-              <w:left w:val="single" w:sz="4" w:space="0" w:color="auto"/>
-              <w:bottom w:val="single" w:sz="4" w:space="0" w:color="auto"/>
+              <w:top w:val="single" w:color="auto" w:sz="4" w:space="0"/>
+              <w:left w:val="single" w:color="auto" w:sz="4" w:space="0"/>
+              <w:bottom w:val="single" w:color="auto" w:sz="4" w:space="0"/>
               <w:right w:val="nil"/>
             </w:tcBorders>
             <w:shd w:val="clear" w:color="auto" w:fill="AEAAAA" w:themeFill="background2" w:themeFillShade="BF"/>
@@ -1073,10 +1095,10 @@
           <w:tcPr>
             <w:tcW w:w="1784" w:type="dxa"/>
             <w:tcBorders>
-              <w:top w:val="single" w:sz="4" w:space="0" w:color="auto"/>
-              <w:left w:val="single" w:sz="4" w:space="0" w:color="auto"/>
-              <w:bottom w:val="single" w:sz="4" w:space="0" w:color="auto"/>
-              <w:right w:val="single" w:sz="4" w:space="0" w:color="auto"/>
+              <w:top w:val="single" w:color="auto" w:sz="4" w:space="0"/>
+              <w:left w:val="single" w:color="auto" w:sz="4" w:space="0"/>
+              <w:bottom w:val="single" w:color="auto" w:sz="4" w:space="0"/>
+              <w:right w:val="single" w:color="auto" w:sz="4" w:space="0"/>
             </w:tcBorders>
             <w:tcMar>
               <w:top w:w="-1" w:type="dxa"/>
@@ -1148,7 +1170,7 @@
     </w:p>
     <w:p>
       <w:pPr>
-        <w:pStyle w:val="a2"/>
+        <w:pStyle w:val="32"/>
         <w:keepNext w:val="0"/>
         <w:keepLines w:val="0"/>
         <w:pageBreakBefore w:val="0"/>
@@ -1183,17 +1205,18 @@
     </w:p>
     <w:tbl>
       <w:tblPr>
-        <w:tblStyle w:val="TableGrid"/>
+        <w:tblStyle w:val="23"/>
         <w:tblW w:w="8519" w:type="dxa"/>
         <w:jc w:val="center"/>
         <w:tblBorders>
-          <w:top w:val="nil"/>
-          <w:left w:val="nil"/>
-          <w:bottom w:val="nil"/>
-          <w:right w:val="nil"/>
-          <w:insideH w:val="nil"/>
-          <w:insideV w:val="nil"/>
+          <w:top w:val="none" w:color="auto" w:sz="0" w:space="0"/>
+          <w:left w:val="none" w:color="auto" w:sz="0" w:space="0"/>
+          <w:bottom w:val="none" w:color="auto" w:sz="0" w:space="0"/>
+          <w:right w:val="none" w:color="auto" w:sz="0" w:space="0"/>
+          <w:insideH w:val="none" w:color="auto" w:sz="0" w:space="0"/>
+          <w:insideV w:val="none" w:color="auto" w:sz="0" w:space="0"/>
         </w:tblBorders>
+        <w:tblLayout w:type="autofit"/>
         <w:tblCellMar>
           <w:top w:w="0" w:type="dxa"/>
           <w:left w:w="108" w:type="dxa"/>
@@ -1210,15 +1233,13 @@
       </w:tblGrid>
       <w:tr>
         <w:tblPrEx>
-          <w:tblW w:w="8519" w:type="dxa"/>
-          <w:jc w:val="center"/>
           <w:tblBorders>
-            <w:top w:val="nil"/>
-            <w:left w:val="nil"/>
-            <w:bottom w:val="nil"/>
-            <w:right w:val="nil"/>
-            <w:insideH w:val="nil"/>
-            <w:insideV w:val="nil"/>
+            <w:top w:val="none" w:color="auto" w:sz="0" w:space="0"/>
+            <w:left w:val="none" w:color="auto" w:sz="0" w:space="0"/>
+            <w:bottom w:val="none" w:color="auto" w:sz="0" w:space="0"/>
+            <w:right w:val="none" w:color="auto" w:sz="0" w:space="0"/>
+            <w:insideH w:val="none" w:color="auto" w:sz="0" w:space="0"/>
+            <w:insideV w:val="none" w:color="auto" w:sz="0" w:space="0"/>
           </w:tblBorders>
           <w:tblCellMar>
             <w:top w:w="0" w:type="dxa"/>
@@ -1228,7 +1249,7 @@
           </w:tblCellMar>
         </w:tblPrEx>
         <w:trPr>
-          <w:trHeight w:val="0"/>
+          <w:trHeight w:val="0" w:hRule="atLeast"/>
           <w:tblHeader/>
           <w:jc w:val="center"/>
         </w:trPr>
@@ -1236,8 +1257,8 @@
           <w:tcPr>
             <w:tcW w:w="0" w:type="auto"/>
             <w:tcBorders>
-              <w:top w:val="single" w:sz="12" w:space="0" w:color="auto"/>
-              <w:left w:val="single" w:sz="12" w:space="0" w:color="auto"/>
+              <w:top w:val="single" w:color="auto" w:sz="12" w:space="0"/>
+              <w:left w:val="single" w:color="auto" w:sz="12" w:space="0"/>
               <w:bottom w:val="nil"/>
               <w:right w:val="nil"/>
             </w:tcBorders>
@@ -1265,12 +1286,12 @@
               <w:adjustRightInd w:val="0"/>
               <w:snapToGrid w:val="0"/>
               <w:spacing w:line="240" w:lineRule="auto"/>
-              <w:ind w:left="0" w:right="0" w:firstLine="0" w:leftChars="0" w:rightChars="0" w:firstLineChars="0"/>
+              <w:ind w:left="0" w:leftChars="0" w:right="0" w:rightChars="0" w:firstLine="0" w:firstLineChars="0"/>
               <w:jc w:val="center"/>
               <w:textAlignment w:val="baseline"/>
               <w:rPr>
-                <w:rStyle w:val="Strong"/>
-                <w:rFonts w:ascii="微软雅黑" w:eastAsia="微软雅黑" w:hAnsi="微软雅黑" w:cs="微软雅黑" w:hint="default"/>
+                <w:rStyle w:val="25"/>
+                <w:rFonts w:hint="default" w:ascii="微软雅黑" w:hAnsi="微软雅黑" w:eastAsia="微软雅黑" w:cs="微软雅黑"/>
                 <w:b/>
                 <w:bCs/>
                 <w:i w:val="0"/>
@@ -1288,8 +1309,8 @@
             </w:pPr>
             <w:r>
               <w:rPr>
-                <w:rStyle w:val="Strong"/>
-                <w:rFonts w:ascii="微软雅黑" w:eastAsia="微软雅黑" w:hAnsi="微软雅黑" w:cs="微软雅黑" w:hint="eastAsia"/>
+                <w:rStyle w:val="25"/>
+                <w:rFonts w:hint="eastAsia" w:ascii="微软雅黑" w:hAnsi="微软雅黑" w:eastAsia="微软雅黑" w:cs="微软雅黑"/>
                 <w:b/>
                 <w:bCs/>
                 <w:i w:val="0"/>
@@ -1312,8 +1333,8 @@
           <w:tcPr>
             <w:tcW w:w="0" w:type="auto"/>
             <w:tcBorders>
-              <w:top w:val="single" w:sz="12" w:space="0" w:color="auto"/>
-              <w:left w:val="single" w:sz="4" w:space="0" w:color="auto"/>
+              <w:top w:val="single" w:color="auto" w:sz="12" w:space="0"/>
+              <w:left w:val="single" w:color="auto" w:sz="4" w:space="0"/>
               <w:bottom w:val="nil"/>
               <w:right w:val="nil"/>
             </w:tcBorders>
@@ -1341,12 +1362,12 @@
               <w:adjustRightInd w:val="0"/>
               <w:snapToGrid w:val="0"/>
               <w:spacing w:line="240" w:lineRule="auto"/>
-              <w:ind w:left="0" w:right="0" w:firstLine="0" w:leftChars="0" w:rightChars="0" w:firstLineChars="0"/>
+              <w:ind w:left="0" w:leftChars="0" w:right="0" w:rightChars="0" w:firstLine="0" w:firstLineChars="0"/>
               <w:jc w:val="center"/>
               <w:textAlignment w:val="baseline"/>
               <w:rPr>
-                <w:rStyle w:val="Strong"/>
-                <w:rFonts w:ascii="微软雅黑" w:eastAsia="微软雅黑" w:hAnsi="微软雅黑" w:cs="微软雅黑" w:hint="default"/>
+                <w:rStyle w:val="25"/>
+                <w:rFonts w:hint="default" w:ascii="微软雅黑" w:hAnsi="微软雅黑" w:eastAsia="微软雅黑" w:cs="微软雅黑"/>
                 <w:b/>
                 <w:bCs/>
                 <w:i w:val="0"/>
@@ -1364,8 +1385,8 @@
             </w:pPr>
             <w:r>
               <w:rPr>
-                <w:rStyle w:val="Strong"/>
-                <w:rFonts w:ascii="微软雅黑" w:eastAsia="微软雅黑" w:hAnsi="微软雅黑" w:cs="微软雅黑" w:hint="eastAsia"/>
+                <w:rStyle w:val="25"/>
+                <w:rFonts w:hint="eastAsia" w:ascii="微软雅黑" w:hAnsi="微软雅黑" w:eastAsia="微软雅黑" w:cs="微软雅黑"/>
                 <w:b/>
                 <w:bCs/>
                 <w:i w:val="0"/>
@@ -1388,8 +1409,8 @@
           <w:tcPr>
             <w:tcW w:w="0" w:type="auto"/>
             <w:tcBorders>
-              <w:top w:val="single" w:sz="12" w:space="0" w:color="auto"/>
-              <w:left w:val="single" w:sz="4" w:space="0" w:color="auto"/>
+              <w:top w:val="single" w:color="auto" w:sz="12" w:space="0"/>
+              <w:left w:val="single" w:color="auto" w:sz="4" w:space="0"/>
               <w:bottom w:val="nil"/>
               <w:right w:val="nil"/>
             </w:tcBorders>
@@ -1417,12 +1438,12 @@
               <w:adjustRightInd w:val="0"/>
               <w:snapToGrid w:val="0"/>
               <w:spacing w:line="240" w:lineRule="auto"/>
-              <w:ind w:left="0" w:right="0" w:firstLine="0" w:leftChars="0" w:rightChars="0" w:firstLineChars="0"/>
+              <w:ind w:left="0" w:leftChars="0" w:right="0" w:rightChars="0" w:firstLine="0" w:firstLineChars="0"/>
               <w:jc w:val="center"/>
               <w:textAlignment w:val="baseline"/>
               <w:rPr>
-                <w:rStyle w:val="Strong"/>
-                <w:rFonts w:ascii="微软雅黑" w:eastAsia="微软雅黑" w:hAnsi="微软雅黑" w:cs="微软雅黑" w:hint="default"/>
+                <w:rStyle w:val="25"/>
+                <w:rFonts w:hint="default" w:ascii="微软雅黑" w:hAnsi="微软雅黑" w:eastAsia="微软雅黑" w:cs="微软雅黑"/>
                 <w:b/>
                 <w:bCs/>
                 <w:i w:val="0"/>
@@ -1440,8 +1461,8 @@
             </w:pPr>
             <w:r>
               <w:rPr>
-                <w:rStyle w:val="Strong"/>
-                <w:rFonts w:ascii="微软雅黑" w:eastAsia="微软雅黑" w:hAnsi="微软雅黑" w:cs="微软雅黑" w:hint="eastAsia"/>
+                <w:rStyle w:val="25"/>
+                <w:rFonts w:hint="eastAsia" w:ascii="微软雅黑" w:hAnsi="微软雅黑" w:eastAsia="微软雅黑" w:cs="微软雅黑"/>
                 <w:b/>
                 <w:bCs/>
                 <w:i w:val="0"/>
@@ -1464,8 +1485,8 @@
           <w:tcPr>
             <w:tcW w:w="0" w:type="auto"/>
             <w:tcBorders>
-              <w:top w:val="single" w:sz="12" w:space="0" w:color="auto"/>
-              <w:left w:val="single" w:sz="4" w:space="0" w:color="auto"/>
+              <w:top w:val="single" w:color="auto" w:sz="12" w:space="0"/>
+              <w:left w:val="single" w:color="auto" w:sz="4" w:space="0"/>
               <w:bottom w:val="nil"/>
               <w:right w:val="nil"/>
             </w:tcBorders>
@@ -1493,12 +1514,12 @@
               <w:adjustRightInd w:val="0"/>
               <w:snapToGrid w:val="0"/>
               <w:spacing w:line="240" w:lineRule="auto"/>
-              <w:ind w:left="0" w:right="0" w:firstLine="0" w:leftChars="0" w:rightChars="0" w:firstLineChars="0"/>
+              <w:ind w:left="0" w:leftChars="0" w:right="0" w:rightChars="0" w:firstLine="0" w:firstLineChars="0"/>
               <w:jc w:val="center"/>
               <w:textAlignment w:val="baseline"/>
               <w:rPr>
-                <w:rStyle w:val="Strong"/>
-                <w:rFonts w:ascii="微软雅黑" w:eastAsia="微软雅黑" w:hAnsi="微软雅黑" w:cs="微软雅黑" w:hint="default"/>
+                <w:rStyle w:val="25"/>
+                <w:rFonts w:hint="default" w:ascii="微软雅黑" w:hAnsi="微软雅黑" w:eastAsia="微软雅黑" w:cs="微软雅黑"/>
                 <w:b/>
                 <w:bCs/>
                 <w:i w:val="0"/>
@@ -1516,8 +1537,8 @@
             </w:pPr>
             <w:r>
               <w:rPr>
-                <w:rStyle w:val="Strong"/>
-                <w:rFonts w:ascii="微软雅黑" w:eastAsia="微软雅黑" w:hAnsi="微软雅黑" w:cs="微软雅黑" w:hint="eastAsia"/>
+                <w:rStyle w:val="25"/>
+                <w:rFonts w:hint="eastAsia" w:ascii="微软雅黑" w:hAnsi="微软雅黑" w:eastAsia="微软雅黑" w:cs="微软雅黑"/>
                 <w:b/>
                 <w:bCs/>
                 <w:i w:val="0"/>
@@ -1540,10 +1561,10 @@
           <w:tcPr>
             <w:tcW w:w="1205" w:type="dxa"/>
             <w:tcBorders>
-              <w:top w:val="single" w:sz="12" w:space="0" w:color="auto"/>
-              <w:left w:val="single" w:sz="4" w:space="0" w:color="auto"/>
+              <w:top w:val="single" w:color="auto" w:sz="12" w:space="0"/>
+              <w:left w:val="single" w:color="auto" w:sz="4" w:space="0"/>
               <w:bottom w:val="nil"/>
-              <w:right w:val="single" w:sz="12" w:space="0" w:color="auto"/>
+              <w:right w:val="single" w:color="auto" w:sz="12" w:space="0"/>
             </w:tcBorders>
             <w:tcMar>
               <w:top w:w="-1" w:type="dxa"/>
@@ -1569,12 +1590,12 @@
               <w:adjustRightInd w:val="0"/>
               <w:snapToGrid w:val="0"/>
               <w:spacing w:line="240" w:lineRule="auto"/>
-              <w:ind w:left="0" w:right="0" w:firstLine="0" w:leftChars="0" w:rightChars="0" w:firstLineChars="0"/>
+              <w:ind w:left="0" w:leftChars="0" w:right="0" w:rightChars="0" w:firstLine="0" w:firstLineChars="0"/>
               <w:jc w:val="center"/>
               <w:textAlignment w:val="baseline"/>
               <w:rPr>
-                <w:rStyle w:val="Strong"/>
-                <w:rFonts w:ascii="微软雅黑" w:eastAsia="微软雅黑" w:hAnsi="微软雅黑" w:cs="微软雅黑" w:hint="default"/>
+                <w:rStyle w:val="25"/>
+                <w:rFonts w:hint="default" w:ascii="微软雅黑" w:hAnsi="微软雅黑" w:eastAsia="微软雅黑" w:cs="微软雅黑"/>
                 <w:b/>
                 <w:bCs/>
                 <w:i w:val="0"/>
@@ -1592,8 +1613,8 @@
             </w:pPr>
             <w:r>
               <w:rPr>
-                <w:rStyle w:val="Strong"/>
-                <w:rFonts w:ascii="微软雅黑" w:eastAsia="微软雅黑" w:hAnsi="微软雅黑" w:cs="微软雅黑" w:hint="eastAsia"/>
+                <w:rStyle w:val="25"/>
+                <w:rFonts w:hint="eastAsia" w:ascii="微软雅黑" w:hAnsi="微软雅黑" w:eastAsia="微软雅黑" w:cs="微软雅黑"/>
                 <w:b/>
                 <w:bCs/>
                 <w:i w:val="0"/>
@@ -1615,8 +1636,14 @@
       </w:tr>
       <w:tr>
         <w:tblPrEx>
-          <w:tblW w:w="8519" w:type="dxa"/>
-          <w:jc w:val="center"/>
+          <w:tblBorders>
+            <w:top w:val="none" w:color="auto" w:sz="0" w:space="0"/>
+            <w:left w:val="none" w:color="auto" w:sz="0" w:space="0"/>
+            <w:bottom w:val="none" w:color="auto" w:sz="0" w:space="0"/>
+            <w:right w:val="none" w:color="auto" w:sz="0" w:space="0"/>
+            <w:insideH w:val="none" w:color="auto" w:sz="0" w:space="0"/>
+            <w:insideV w:val="none" w:color="auto" w:sz="0" w:space="0"/>
+          </w:tblBorders>
           <w:tblCellMar>
             <w:top w:w="0" w:type="dxa"/>
             <w:left w:w="108" w:type="dxa"/>
@@ -1625,15 +1652,15 @@
           </w:tblCellMar>
         </w:tblPrEx>
         <w:trPr>
-          <w:trHeight w:val="0"/>
+          <w:trHeight w:val="0" w:hRule="atLeast"/>
           <w:jc w:val="center"/>
         </w:trPr>
         <w:tc>
           <w:tcPr>
             <w:tcW w:w="0" w:type="auto"/>
             <w:tcBorders>
-              <w:top w:val="single" w:sz="4" w:space="0" w:color="auto"/>
-              <w:left w:val="single" w:sz="12" w:space="0" w:color="auto"/>
+              <w:top w:val="single" w:color="auto" w:sz="4" w:space="0"/>
+              <w:left w:val="single" w:color="auto" w:sz="12" w:space="0"/>
               <w:bottom w:val="nil"/>
               <w:right w:val="nil"/>
             </w:tcBorders>
@@ -1661,12 +1688,12 @@
               <w:adjustRightInd w:val="0"/>
               <w:snapToGrid w:val="0"/>
               <w:spacing w:line="240" w:lineRule="auto"/>
-              <w:ind w:left="0" w:right="0" w:firstLine="0" w:leftChars="0" w:rightChars="0" w:firstLineChars="0"/>
+              <w:ind w:left="0" w:leftChars="0" w:right="0" w:rightChars="0" w:firstLine="0" w:firstLineChars="0"/>
               <w:jc w:val="center"/>
               <w:textAlignment w:val="baseline"/>
               <w:rPr>
-                <w:rStyle w:val="Strong"/>
-                <w:rFonts w:ascii="微软雅黑" w:eastAsia="微软雅黑" w:hAnsi="微软雅黑" w:cs="微软雅黑" w:hint="default"/>
+                <w:rStyle w:val="25"/>
+                <w:rFonts w:hint="default" w:ascii="微软雅黑" w:hAnsi="微软雅黑" w:eastAsia="微软雅黑" w:cs="微软雅黑"/>
                 <w:b w:val="0"/>
                 <w:bCs/>
                 <w:i w:val="0"/>
@@ -1684,8 +1711,8 @@
             </w:pPr>
             <w:r>
               <w:rPr>
-                <w:rStyle w:val="Strong"/>
-                <w:rFonts w:ascii="微软雅黑" w:eastAsia="微软雅黑" w:hAnsi="微软雅黑" w:cs="微软雅黑" w:hint="eastAsia"/>
+                <w:rStyle w:val="25"/>
+                <w:rFonts w:hint="eastAsia" w:ascii="微软雅黑" w:hAnsi="微软雅黑" w:eastAsia="微软雅黑" w:cs="微软雅黑"/>
                 <w:b w:val="0"/>
                 <w:bCs/>
                 <w:i w:val="0"/>
@@ -1703,8 +1730,8 @@
             </w:r>
             <w:r>
               <w:rPr>
-                <w:rStyle w:val="Strong"/>
-                <w:rFonts w:ascii="微软雅黑" w:eastAsia="微软雅黑" w:hAnsi="微软雅黑" w:cs="微软雅黑" w:hint="eastAsia"/>
+                <w:rStyle w:val="25"/>
+                <w:rFonts w:hint="eastAsia" w:ascii="微软雅黑" w:hAnsi="微软雅黑" w:eastAsia="微软雅黑" w:cs="微软雅黑"/>
                 <w:b w:val="0"/>
                 <w:bCs/>
                 <w:i w:val="0"/>
@@ -1727,8 +1754,8 @@
           <w:tcPr>
             <w:tcW w:w="0" w:type="auto"/>
             <w:tcBorders>
-              <w:top w:val="single" w:sz="4" w:space="0" w:color="auto"/>
-              <w:left w:val="single" w:sz="4" w:space="0" w:color="auto"/>
+              <w:top w:val="single" w:color="auto" w:sz="4" w:space="0"/>
+              <w:left w:val="single" w:color="auto" w:sz="4" w:space="0"/>
               <w:bottom w:val="nil"/>
               <w:right w:val="nil"/>
             </w:tcBorders>
@@ -1756,12 +1783,12 @@
               <w:adjustRightInd w:val="0"/>
               <w:snapToGrid w:val="0"/>
               <w:spacing w:line="240" w:lineRule="auto"/>
-              <w:ind w:left="0" w:right="0" w:firstLine="0" w:leftChars="0" w:rightChars="0" w:firstLineChars="0"/>
+              <w:ind w:left="0" w:leftChars="0" w:right="0" w:rightChars="0" w:firstLine="0" w:firstLineChars="0"/>
               <w:jc w:val="center"/>
               <w:textAlignment w:val="baseline"/>
               <w:rPr>
-                <w:rStyle w:val="Strong"/>
-                <w:rFonts w:ascii="微软雅黑" w:eastAsia="微软雅黑" w:hAnsi="微软雅黑" w:cs="微软雅黑" w:hint="default"/>
+                <w:rStyle w:val="25"/>
+                <w:rFonts w:hint="default" w:ascii="微软雅黑" w:hAnsi="微软雅黑" w:eastAsia="微软雅黑" w:cs="微软雅黑"/>
                 <w:b w:val="0"/>
                 <w:bCs/>
                 <w:i w:val="0"/>
@@ -1779,8 +1806,8 @@
             </w:pPr>
             <w:r>
               <w:rPr>
-                <w:rStyle w:val="Strong"/>
-                <w:rFonts w:ascii="微软雅黑" w:eastAsia="微软雅黑" w:hAnsi="微软雅黑" w:cs="微软雅黑" w:hint="eastAsia"/>
+                <w:rStyle w:val="25"/>
+                <w:rFonts w:hint="eastAsia" w:ascii="微软雅黑" w:hAnsi="微软雅黑" w:eastAsia="微软雅黑" w:cs="微软雅黑"/>
                 <w:b w:val="0"/>
                 <w:bCs/>
                 <w:i w:val="0"/>
@@ -1803,8 +1830,8 @@
           <w:tcPr>
             <w:tcW w:w="0" w:type="auto"/>
             <w:tcBorders>
-              <w:top w:val="single" w:sz="4" w:space="0" w:color="auto"/>
-              <w:left w:val="single" w:sz="4" w:space="0" w:color="auto"/>
+              <w:top w:val="single" w:color="auto" w:sz="4" w:space="0"/>
+              <w:left w:val="single" w:color="auto" w:sz="4" w:space="0"/>
               <w:bottom w:val="nil"/>
               <w:right w:val="nil"/>
             </w:tcBorders>
@@ -1832,12 +1859,12 @@
               <w:adjustRightInd w:val="0"/>
               <w:snapToGrid w:val="0"/>
               <w:spacing w:line="240" w:lineRule="auto"/>
-              <w:ind w:left="0" w:right="0" w:firstLine="0" w:leftChars="0" w:rightChars="0" w:firstLineChars="0"/>
+              <w:ind w:left="0" w:leftChars="0" w:right="0" w:rightChars="0" w:firstLine="0" w:firstLineChars="0"/>
               <w:jc w:val="center"/>
               <w:textAlignment w:val="baseline"/>
               <w:rPr>
-                <w:rStyle w:val="Strong"/>
-                <w:rFonts w:ascii="微软雅黑" w:eastAsia="微软雅黑" w:hAnsi="微软雅黑" w:cs="微软雅黑" w:hint="default"/>
+                <w:rStyle w:val="25"/>
+                <w:rFonts w:hint="default" w:ascii="微软雅黑" w:hAnsi="微软雅黑" w:eastAsia="微软雅黑" w:cs="微软雅黑"/>
                 <w:b w:val="0"/>
                 <w:bCs/>
                 <w:i w:val="0"/>
@@ -1855,8 +1882,8 @@
             </w:pPr>
             <w:r>
               <w:rPr>
-                <w:rStyle w:val="Strong"/>
-                <w:rFonts w:ascii="微软雅黑" w:eastAsia="微软雅黑" w:hAnsi="微软雅黑" w:cs="微软雅黑" w:hint="eastAsia"/>
+                <w:rStyle w:val="25"/>
+                <w:rFonts w:hint="eastAsia" w:ascii="微软雅黑" w:hAnsi="微软雅黑" w:eastAsia="微软雅黑" w:cs="微软雅黑"/>
                 <w:b w:val="0"/>
                 <w:bCs/>
                 <w:i w:val="0"/>
@@ -1879,8 +1906,8 @@
           <w:tcPr>
             <w:tcW w:w="0" w:type="auto"/>
             <w:tcBorders>
-              <w:top w:val="single" w:sz="4" w:space="0" w:color="auto"/>
-              <w:left w:val="single" w:sz="4" w:space="0" w:color="auto"/>
+              <w:top w:val="single" w:color="auto" w:sz="4" w:space="0"/>
+              <w:left w:val="single" w:color="auto" w:sz="4" w:space="0"/>
               <w:bottom w:val="nil"/>
               <w:right w:val="nil"/>
             </w:tcBorders>
@@ -1908,12 +1935,12 @@
               <w:adjustRightInd w:val="0"/>
               <w:snapToGrid w:val="0"/>
               <w:spacing w:line="240" w:lineRule="auto"/>
-              <w:ind w:left="0" w:right="0" w:firstLine="0" w:leftChars="0" w:rightChars="0" w:firstLineChars="0"/>
+              <w:ind w:left="0" w:leftChars="0" w:right="0" w:rightChars="0" w:firstLine="0" w:firstLineChars="0"/>
               <w:jc w:val="center"/>
               <w:textAlignment w:val="baseline"/>
               <w:rPr>
-                <w:rStyle w:val="Strong"/>
-                <w:rFonts w:ascii="微软雅黑" w:eastAsia="微软雅黑" w:hAnsi="微软雅黑" w:cs="微软雅黑" w:hint="default"/>
+                <w:rStyle w:val="25"/>
+                <w:rFonts w:hint="default" w:ascii="微软雅黑" w:hAnsi="微软雅黑" w:eastAsia="微软雅黑" w:cs="微软雅黑"/>
                 <w:b w:val="0"/>
                 <w:bCs/>
                 <w:i w:val="0"/>
@@ -1931,8 +1958,8 @@
             </w:pPr>
             <w:r>
               <w:rPr>
-                <w:rStyle w:val="Strong"/>
-                <w:rFonts w:ascii="微软雅黑" w:eastAsia="微软雅黑" w:hAnsi="微软雅黑" w:cs="微软雅黑" w:hint="eastAsia"/>
+                <w:rStyle w:val="25"/>
+                <w:rFonts w:hint="eastAsia" w:ascii="微软雅黑" w:hAnsi="微软雅黑" w:eastAsia="微软雅黑" w:cs="微软雅黑"/>
                 <w:b w:val="0"/>
                 <w:bCs/>
                 <w:i w:val="0"/>
@@ -1955,10 +1982,10 @@
           <w:tcPr>
             <w:tcW w:w="1205" w:type="dxa"/>
             <w:tcBorders>
-              <w:top w:val="single" w:sz="4" w:space="0" w:color="auto"/>
-              <w:left w:val="single" w:sz="4" w:space="0" w:color="auto"/>
+              <w:top w:val="single" w:color="auto" w:sz="4" w:space="0"/>
+              <w:left w:val="single" w:color="auto" w:sz="4" w:space="0"/>
               <w:bottom w:val="nil"/>
-              <w:right w:val="single" w:sz="12" w:space="0" w:color="auto"/>
+              <w:right w:val="single" w:color="auto" w:sz="12" w:space="0"/>
             </w:tcBorders>
             <w:tcMar>
               <w:top w:w="-1" w:type="dxa"/>
@@ -1984,12 +2011,12 @@
               <w:adjustRightInd w:val="0"/>
               <w:snapToGrid w:val="0"/>
               <w:spacing w:line="240" w:lineRule="auto"/>
-              <w:ind w:left="0" w:right="0" w:firstLine="0" w:leftChars="0" w:rightChars="0" w:firstLineChars="0"/>
+              <w:ind w:left="0" w:leftChars="0" w:right="0" w:rightChars="0" w:firstLine="0" w:firstLineChars="0"/>
               <w:jc w:val="center"/>
               <w:textAlignment w:val="baseline"/>
               <w:rPr>
-                <w:rStyle w:val="Strong"/>
-                <w:rFonts w:ascii="微软雅黑" w:eastAsia="微软雅黑" w:hAnsi="微软雅黑" w:cs="微软雅黑" w:hint="default"/>
+                <w:rStyle w:val="25"/>
+                <w:rFonts w:hint="default" w:ascii="微软雅黑" w:hAnsi="微软雅黑" w:eastAsia="微软雅黑" w:cs="微软雅黑"/>
                 <w:b w:val="0"/>
                 <w:bCs/>
                 <w:i w:val="0"/>
@@ -2010,8 +2037,14 @@
       </w:tr>
       <w:tr>
         <w:tblPrEx>
-          <w:tblW w:w="8519" w:type="dxa"/>
-          <w:jc w:val="center"/>
+          <w:tblBorders>
+            <w:top w:val="none" w:color="auto" w:sz="0" w:space="0"/>
+            <w:left w:val="none" w:color="auto" w:sz="0" w:space="0"/>
+            <w:bottom w:val="none" w:color="auto" w:sz="0" w:space="0"/>
+            <w:right w:val="none" w:color="auto" w:sz="0" w:space="0"/>
+            <w:insideH w:val="none" w:color="auto" w:sz="0" w:space="0"/>
+            <w:insideV w:val="none" w:color="auto" w:sz="0" w:space="0"/>
+          </w:tblBorders>
           <w:tblCellMar>
             <w:top w:w="0" w:type="dxa"/>
             <w:left w:w="108" w:type="dxa"/>
@@ -2020,15 +2053,15 @@
           </w:tblCellMar>
         </w:tblPrEx>
         <w:trPr>
-          <w:trHeight w:val="0"/>
+          <w:trHeight w:val="0" w:hRule="atLeast"/>
           <w:jc w:val="center"/>
         </w:trPr>
         <w:tc>
           <w:tcPr>
             <w:tcW w:w="0" w:type="auto"/>
             <w:tcBorders>
-              <w:top w:val="single" w:sz="4" w:space="0" w:color="auto"/>
-              <w:left w:val="single" w:sz="12" w:space="0" w:color="auto"/>
+              <w:top w:val="single" w:color="auto" w:sz="4" w:space="0"/>
+              <w:left w:val="single" w:color="auto" w:sz="12" w:space="0"/>
               <w:bottom w:val="nil"/>
               <w:right w:val="nil"/>
             </w:tcBorders>
@@ -2056,12 +2089,12 @@
               <w:adjustRightInd w:val="0"/>
               <w:snapToGrid w:val="0"/>
               <w:spacing w:line="240" w:lineRule="auto"/>
-              <w:ind w:left="0" w:right="0" w:firstLine="0" w:leftChars="0" w:rightChars="0" w:firstLineChars="0"/>
+              <w:ind w:left="0" w:leftChars="0" w:right="0" w:rightChars="0" w:firstLine="0" w:firstLineChars="0"/>
               <w:jc w:val="center"/>
               <w:textAlignment w:val="baseline"/>
               <w:rPr>
-                <w:rStyle w:val="Strong"/>
-                <w:rFonts w:ascii="微软雅黑" w:eastAsia="微软雅黑" w:hAnsi="微软雅黑" w:cs="微软雅黑" w:hint="default"/>
+                <w:rStyle w:val="25"/>
+                <w:rFonts w:hint="default" w:ascii="微软雅黑" w:hAnsi="微软雅黑" w:eastAsia="微软雅黑" w:cs="微软雅黑"/>
                 <w:b w:val="0"/>
                 <w:bCs/>
                 <w:i w:val="0"/>
@@ -2083,8 +2116,8 @@
           <w:tcPr>
             <w:tcW w:w="0" w:type="auto"/>
             <w:tcBorders>
-              <w:top w:val="single" w:sz="4" w:space="0" w:color="auto"/>
-              <w:left w:val="single" w:sz="4" w:space="0" w:color="auto"/>
+              <w:top w:val="single" w:color="auto" w:sz="4" w:space="0"/>
+              <w:left w:val="single" w:color="auto" w:sz="4" w:space="0"/>
               <w:bottom w:val="nil"/>
               <w:right w:val="nil"/>
             </w:tcBorders>
@@ -2112,12 +2145,12 @@
               <w:adjustRightInd w:val="0"/>
               <w:snapToGrid w:val="0"/>
               <w:spacing w:line="240" w:lineRule="auto"/>
-              <w:ind w:left="0" w:right="0" w:firstLine="0" w:leftChars="0" w:rightChars="0" w:firstLineChars="0"/>
+              <w:ind w:left="0" w:leftChars="0" w:right="0" w:rightChars="0" w:firstLine="0" w:firstLineChars="0"/>
               <w:jc w:val="center"/>
               <w:textAlignment w:val="baseline"/>
               <w:rPr>
-                <w:rStyle w:val="Strong"/>
-                <w:rFonts w:ascii="微软雅黑" w:eastAsia="微软雅黑" w:hAnsi="微软雅黑" w:cs="微软雅黑" w:hint="default"/>
+                <w:rStyle w:val="25"/>
+                <w:rFonts w:hint="default" w:ascii="微软雅黑" w:hAnsi="微软雅黑" w:eastAsia="微软雅黑" w:cs="微软雅黑"/>
                 <w:b w:val="0"/>
                 <w:bCs/>
                 <w:i w:val="0"/>
@@ -2139,8 +2172,8 @@
           <w:tcPr>
             <w:tcW w:w="0" w:type="auto"/>
             <w:tcBorders>
-              <w:top w:val="single" w:sz="4" w:space="0" w:color="auto"/>
-              <w:left w:val="single" w:sz="4" w:space="0" w:color="auto"/>
+              <w:top w:val="single" w:color="auto" w:sz="4" w:space="0"/>
+              <w:left w:val="single" w:color="auto" w:sz="4" w:space="0"/>
               <w:bottom w:val="nil"/>
               <w:right w:val="nil"/>
             </w:tcBorders>
@@ -2168,12 +2201,12 @@
               <w:adjustRightInd w:val="0"/>
               <w:snapToGrid w:val="0"/>
               <w:spacing w:line="240" w:lineRule="auto"/>
-              <w:ind w:left="0" w:right="0" w:firstLine="0" w:leftChars="0" w:rightChars="0" w:firstLineChars="0"/>
+              <w:ind w:left="0" w:leftChars="0" w:right="0" w:rightChars="0" w:firstLine="0" w:firstLineChars="0"/>
               <w:jc w:val="center"/>
               <w:textAlignment w:val="baseline"/>
               <w:rPr>
-                <w:rStyle w:val="Strong"/>
-                <w:rFonts w:ascii="微软雅黑" w:eastAsia="微软雅黑" w:hAnsi="微软雅黑" w:cs="微软雅黑" w:hint="default"/>
+                <w:rStyle w:val="25"/>
+                <w:rFonts w:hint="default" w:ascii="微软雅黑" w:hAnsi="微软雅黑" w:eastAsia="微软雅黑" w:cs="微软雅黑"/>
                 <w:b w:val="0"/>
                 <w:bCs/>
                 <w:i w:val="0"/>
@@ -2195,8 +2228,8 @@
           <w:tcPr>
             <w:tcW w:w="0" w:type="auto"/>
             <w:tcBorders>
-              <w:top w:val="single" w:sz="4" w:space="0" w:color="auto"/>
-              <w:left w:val="single" w:sz="4" w:space="0" w:color="auto"/>
+              <w:top w:val="single" w:color="auto" w:sz="4" w:space="0"/>
+              <w:left w:val="single" w:color="auto" w:sz="4" w:space="0"/>
               <w:bottom w:val="nil"/>
               <w:right w:val="nil"/>
             </w:tcBorders>
@@ -2224,12 +2257,12 @@
               <w:adjustRightInd w:val="0"/>
               <w:snapToGrid w:val="0"/>
               <w:spacing w:line="240" w:lineRule="auto"/>
-              <w:ind w:left="0" w:right="0" w:firstLine="0" w:leftChars="0" w:rightChars="0" w:firstLineChars="0"/>
+              <w:ind w:left="0" w:leftChars="0" w:right="0" w:rightChars="0" w:firstLine="0" w:firstLineChars="0"/>
               <w:jc w:val="center"/>
               <w:textAlignment w:val="baseline"/>
               <w:rPr>
-                <w:rStyle w:val="Strong"/>
-                <w:rFonts w:ascii="微软雅黑" w:eastAsia="微软雅黑" w:hAnsi="微软雅黑" w:cs="微软雅黑" w:hint="default"/>
+                <w:rStyle w:val="25"/>
+                <w:rFonts w:hint="default" w:ascii="微软雅黑" w:hAnsi="微软雅黑" w:eastAsia="微软雅黑" w:cs="微软雅黑"/>
                 <w:b w:val="0"/>
                 <w:bCs/>
                 <w:i w:val="0"/>
@@ -2251,10 +2284,10 @@
           <w:tcPr>
             <w:tcW w:w="1205" w:type="dxa"/>
             <w:tcBorders>
-              <w:top w:val="single" w:sz="4" w:space="0" w:color="auto"/>
-              <w:left w:val="single" w:sz="4" w:space="0" w:color="auto"/>
+              <w:top w:val="single" w:color="auto" w:sz="4" w:space="0"/>
+              <w:left w:val="single" w:color="auto" w:sz="4" w:space="0"/>
               <w:bottom w:val="nil"/>
-              <w:right w:val="single" w:sz="12" w:space="0" w:color="auto"/>
+              <w:right w:val="single" w:color="auto" w:sz="12" w:space="0"/>
             </w:tcBorders>
             <w:tcMar>
               <w:top w:w="-1" w:type="dxa"/>
@@ -2280,12 +2313,12 @@
               <w:adjustRightInd w:val="0"/>
               <w:snapToGrid w:val="0"/>
               <w:spacing w:line="240" w:lineRule="auto"/>
-              <w:ind w:left="0" w:right="0" w:firstLine="0" w:leftChars="0" w:rightChars="0" w:firstLineChars="0"/>
+              <w:ind w:left="0" w:leftChars="0" w:right="0" w:rightChars="0" w:firstLine="0" w:firstLineChars="0"/>
               <w:jc w:val="center"/>
               <w:textAlignment w:val="baseline"/>
               <w:rPr>
-                <w:rStyle w:val="Strong"/>
-                <w:rFonts w:ascii="微软雅黑" w:eastAsia="微软雅黑" w:hAnsi="微软雅黑" w:cs="微软雅黑" w:hint="default"/>
+                <w:rStyle w:val="25"/>
+                <w:rFonts w:hint="default" w:ascii="微软雅黑" w:hAnsi="微软雅黑" w:eastAsia="微软雅黑" w:cs="微软雅黑"/>
                 <w:b w:val="0"/>
                 <w:bCs/>
                 <w:i w:val="0"/>
@@ -2306,8 +2339,14 @@
       </w:tr>
       <w:tr>
         <w:tblPrEx>
-          <w:tblW w:w="8519" w:type="dxa"/>
-          <w:jc w:val="center"/>
+          <w:tblBorders>
+            <w:top w:val="none" w:color="auto" w:sz="0" w:space="0"/>
+            <w:left w:val="none" w:color="auto" w:sz="0" w:space="0"/>
+            <w:bottom w:val="none" w:color="auto" w:sz="0" w:space="0"/>
+            <w:right w:val="none" w:color="auto" w:sz="0" w:space="0"/>
+            <w:insideH w:val="none" w:color="auto" w:sz="0" w:space="0"/>
+            <w:insideV w:val="none" w:color="auto" w:sz="0" w:space="0"/>
+          </w:tblBorders>
           <w:tblCellMar>
             <w:top w:w="0" w:type="dxa"/>
             <w:left w:w="108" w:type="dxa"/>
@@ -2316,15 +2355,15 @@
           </w:tblCellMar>
         </w:tblPrEx>
         <w:trPr>
-          <w:trHeight w:val="0"/>
+          <w:trHeight w:val="0" w:hRule="atLeast"/>
           <w:jc w:val="center"/>
         </w:trPr>
         <w:tc>
           <w:tcPr>
             <w:tcW w:w="0" w:type="auto"/>
             <w:tcBorders>
-              <w:top w:val="single" w:sz="4" w:space="0" w:color="auto"/>
-              <w:left w:val="single" w:sz="12" w:space="0" w:color="auto"/>
+              <w:top w:val="single" w:color="auto" w:sz="4" w:space="0"/>
+              <w:left w:val="single" w:color="auto" w:sz="12" w:space="0"/>
               <w:bottom w:val="nil"/>
               <w:right w:val="nil"/>
             </w:tcBorders>
@@ -2352,12 +2391,12 @@
               <w:adjustRightInd w:val="0"/>
               <w:snapToGrid w:val="0"/>
               <w:spacing w:line="240" w:lineRule="auto"/>
-              <w:ind w:left="0" w:right="0" w:firstLine="0" w:leftChars="0" w:rightChars="0" w:firstLineChars="0"/>
+              <w:ind w:left="0" w:leftChars="0" w:right="0" w:rightChars="0" w:firstLine="0" w:firstLineChars="0"/>
               <w:jc w:val="center"/>
               <w:textAlignment w:val="baseline"/>
               <w:rPr>
-                <w:rStyle w:val="Strong"/>
-                <w:rFonts w:ascii="微软雅黑" w:eastAsia="微软雅黑" w:hAnsi="微软雅黑" w:cs="微软雅黑" w:hint="default"/>
+                <w:rStyle w:val="25"/>
+                <w:rFonts w:hint="default" w:ascii="微软雅黑" w:hAnsi="微软雅黑" w:eastAsia="微软雅黑" w:cs="微软雅黑"/>
                 <w:b w:val="0"/>
                 <w:bCs/>
                 <w:i w:val="0"/>
@@ -2379,8 +2418,8 @@
           <w:tcPr>
             <w:tcW w:w="0" w:type="auto"/>
             <w:tcBorders>
-              <w:top w:val="single" w:sz="4" w:space="0" w:color="auto"/>
-              <w:left w:val="single" w:sz="4" w:space="0" w:color="auto"/>
+              <w:top w:val="single" w:color="auto" w:sz="4" w:space="0"/>
+              <w:left w:val="single" w:color="auto" w:sz="4" w:space="0"/>
               <w:bottom w:val="nil"/>
               <w:right w:val="nil"/>
             </w:tcBorders>
@@ -2408,12 +2447,12 @@
               <w:adjustRightInd w:val="0"/>
               <w:snapToGrid w:val="0"/>
               <w:spacing w:line="240" w:lineRule="auto"/>
-              <w:ind w:left="0" w:right="0" w:firstLine="0" w:leftChars="0" w:rightChars="0" w:firstLineChars="0"/>
+              <w:ind w:left="0" w:leftChars="0" w:right="0" w:rightChars="0" w:firstLine="0" w:firstLineChars="0"/>
               <w:jc w:val="center"/>
               <w:textAlignment w:val="baseline"/>
               <w:rPr>
-                <w:rStyle w:val="Strong"/>
-                <w:rFonts w:ascii="微软雅黑" w:eastAsia="微软雅黑" w:hAnsi="微软雅黑" w:cs="微软雅黑" w:hint="default"/>
+                <w:rStyle w:val="25"/>
+                <w:rFonts w:hint="default" w:ascii="微软雅黑" w:hAnsi="微软雅黑" w:eastAsia="微软雅黑" w:cs="微软雅黑"/>
                 <w:b w:val="0"/>
                 <w:bCs/>
                 <w:i w:val="0"/>
@@ -2435,8 +2474,8 @@
           <w:tcPr>
             <w:tcW w:w="0" w:type="auto"/>
             <w:tcBorders>
-              <w:top w:val="single" w:sz="4" w:space="0" w:color="auto"/>
-              <w:left w:val="single" w:sz="4" w:space="0" w:color="auto"/>
+              <w:top w:val="single" w:color="auto" w:sz="4" w:space="0"/>
+              <w:left w:val="single" w:color="auto" w:sz="4" w:space="0"/>
               <w:bottom w:val="nil"/>
               <w:right w:val="nil"/>
             </w:tcBorders>
@@ -2464,12 +2503,12 @@
               <w:adjustRightInd w:val="0"/>
               <w:snapToGrid w:val="0"/>
               <w:spacing w:line="240" w:lineRule="auto"/>
-              <w:ind w:left="0" w:right="0" w:firstLine="0" w:leftChars="0" w:rightChars="0" w:firstLineChars="0"/>
+              <w:ind w:left="0" w:leftChars="0" w:right="0" w:rightChars="0" w:firstLine="0" w:firstLineChars="0"/>
               <w:jc w:val="center"/>
               <w:textAlignment w:val="baseline"/>
               <w:rPr>
-                <w:rStyle w:val="Strong"/>
-                <w:rFonts w:ascii="微软雅黑" w:eastAsia="微软雅黑" w:hAnsi="微软雅黑" w:cs="微软雅黑" w:hint="default"/>
+                <w:rStyle w:val="25"/>
+                <w:rFonts w:hint="default" w:ascii="微软雅黑" w:hAnsi="微软雅黑" w:eastAsia="微软雅黑" w:cs="微软雅黑"/>
                 <w:b w:val="0"/>
                 <w:bCs/>
                 <w:i w:val="0"/>
@@ -2491,8 +2530,8 @@
           <w:tcPr>
             <w:tcW w:w="0" w:type="auto"/>
             <w:tcBorders>
-              <w:top w:val="single" w:sz="4" w:space="0" w:color="auto"/>
-              <w:left w:val="single" w:sz="4" w:space="0" w:color="auto"/>
+              <w:top w:val="single" w:color="auto" w:sz="4" w:space="0"/>
+              <w:left w:val="single" w:color="auto" w:sz="4" w:space="0"/>
               <w:bottom w:val="nil"/>
               <w:right w:val="nil"/>
             </w:tcBorders>
@@ -2520,12 +2559,12 @@
               <w:adjustRightInd w:val="0"/>
               <w:snapToGrid w:val="0"/>
               <w:spacing w:line="240" w:lineRule="auto"/>
-              <w:ind w:left="0" w:right="0" w:firstLine="0" w:leftChars="0" w:rightChars="0" w:firstLineChars="0"/>
+              <w:ind w:left="0" w:leftChars="0" w:right="0" w:rightChars="0" w:firstLine="0" w:firstLineChars="0"/>
               <w:jc w:val="center"/>
               <w:textAlignment w:val="baseline"/>
               <w:rPr>
-                <w:rStyle w:val="Strong"/>
-                <w:rFonts w:ascii="微软雅黑" w:eastAsia="微软雅黑" w:hAnsi="微软雅黑" w:cs="微软雅黑" w:hint="default"/>
+                <w:rStyle w:val="25"/>
+                <w:rFonts w:hint="default" w:ascii="微软雅黑" w:hAnsi="微软雅黑" w:eastAsia="微软雅黑" w:cs="微软雅黑"/>
                 <w:b w:val="0"/>
                 <w:bCs/>
                 <w:i w:val="0"/>
@@ -2547,10 +2586,10 @@
           <w:tcPr>
             <w:tcW w:w="1205" w:type="dxa"/>
             <w:tcBorders>
-              <w:top w:val="single" w:sz="4" w:space="0" w:color="auto"/>
-              <w:left w:val="single" w:sz="4" w:space="0" w:color="auto"/>
+              <w:top w:val="single" w:color="auto" w:sz="4" w:space="0"/>
+              <w:left w:val="single" w:color="auto" w:sz="4" w:space="0"/>
               <w:bottom w:val="nil"/>
-              <w:right w:val="single" w:sz="12" w:space="0" w:color="auto"/>
+              <w:right w:val="single" w:color="auto" w:sz="12" w:space="0"/>
             </w:tcBorders>
             <w:tcMar>
               <w:top w:w="-1" w:type="dxa"/>
@@ -2576,12 +2615,12 @@
               <w:adjustRightInd w:val="0"/>
               <w:snapToGrid w:val="0"/>
               <w:spacing w:line="240" w:lineRule="auto"/>
-              <w:ind w:left="0" w:right="0" w:firstLine="0" w:leftChars="0" w:rightChars="0" w:firstLineChars="0"/>
+              <w:ind w:left="0" w:leftChars="0" w:right="0" w:rightChars="0" w:firstLine="0" w:firstLineChars="0"/>
               <w:jc w:val="center"/>
               <w:textAlignment w:val="baseline"/>
               <w:rPr>
-                <w:rStyle w:val="Strong"/>
-                <w:rFonts w:ascii="微软雅黑" w:eastAsia="微软雅黑" w:hAnsi="微软雅黑" w:cs="微软雅黑" w:hint="default"/>
+                <w:rStyle w:val="25"/>
+                <w:rFonts w:hint="default" w:ascii="微软雅黑" w:hAnsi="微软雅黑" w:eastAsia="微软雅黑" w:cs="微软雅黑"/>
                 <w:b w:val="0"/>
                 <w:bCs/>
                 <w:i w:val="0"/>
@@ -2602,8 +2641,14 @@
       </w:tr>
       <w:tr>
         <w:tblPrEx>
-          <w:tblW w:w="8519" w:type="dxa"/>
-          <w:jc w:val="center"/>
+          <w:tblBorders>
+            <w:top w:val="none" w:color="auto" w:sz="0" w:space="0"/>
+            <w:left w:val="none" w:color="auto" w:sz="0" w:space="0"/>
+            <w:bottom w:val="none" w:color="auto" w:sz="0" w:space="0"/>
+            <w:right w:val="none" w:color="auto" w:sz="0" w:space="0"/>
+            <w:insideH w:val="none" w:color="auto" w:sz="0" w:space="0"/>
+            <w:insideV w:val="none" w:color="auto" w:sz="0" w:space="0"/>
+          </w:tblBorders>
           <w:tblCellMar>
             <w:top w:w="0" w:type="dxa"/>
             <w:left w:w="108" w:type="dxa"/>
@@ -2612,16 +2657,16 @@
           </w:tblCellMar>
         </w:tblPrEx>
         <w:trPr>
-          <w:trHeight w:val="0"/>
+          <w:trHeight w:val="0" w:hRule="atLeast"/>
           <w:jc w:val="center"/>
         </w:trPr>
         <w:tc>
           <w:tcPr>
             <w:tcW w:w="1621" w:type="dxa"/>
             <w:tcBorders>
-              <w:top w:val="single" w:sz="4" w:space="0" w:color="auto"/>
-              <w:left w:val="single" w:sz="12" w:space="0" w:color="auto"/>
-              <w:bottom w:val="single" w:sz="12" w:space="0" w:color="auto"/>
+              <w:top w:val="single" w:color="auto" w:sz="4" w:space="0"/>
+              <w:left w:val="single" w:color="auto" w:sz="12" w:space="0"/>
+              <w:bottom w:val="single" w:color="auto" w:sz="12" w:space="0"/>
               <w:right w:val="nil"/>
             </w:tcBorders>
             <w:tcMar>
@@ -2648,12 +2693,12 @@
               <w:adjustRightInd w:val="0"/>
               <w:snapToGrid w:val="0"/>
               <w:spacing w:line="240" w:lineRule="auto"/>
-              <w:ind w:left="0" w:right="0" w:firstLine="0" w:leftChars="0" w:rightChars="0" w:firstLineChars="0"/>
+              <w:ind w:left="0" w:leftChars="0" w:right="0" w:rightChars="0" w:firstLine="0" w:firstLineChars="0"/>
               <w:jc w:val="center"/>
               <w:textAlignment w:val="baseline"/>
               <w:rPr>
-                <w:rStyle w:val="Strong"/>
-                <w:rFonts w:ascii="微软雅黑" w:eastAsia="微软雅黑" w:hAnsi="微软雅黑" w:cs="微软雅黑" w:hint="default"/>
+                <w:rStyle w:val="25"/>
+                <w:rFonts w:hint="default" w:ascii="微软雅黑" w:hAnsi="微软雅黑" w:eastAsia="微软雅黑" w:cs="微软雅黑"/>
                 <w:b w:val="0"/>
                 <w:bCs/>
                 <w:i w:val="0"/>
@@ -2675,9 +2720,9 @@
           <w:tcPr>
             <w:tcW w:w="2036" w:type="dxa"/>
             <w:tcBorders>
-              <w:top w:val="single" w:sz="4" w:space="0" w:color="auto"/>
-              <w:left w:val="single" w:sz="4" w:space="0" w:color="auto"/>
-              <w:bottom w:val="single" w:sz="12" w:space="0" w:color="auto"/>
+              <w:top w:val="single" w:color="auto" w:sz="4" w:space="0"/>
+              <w:left w:val="single" w:color="auto" w:sz="4" w:space="0"/>
+              <w:bottom w:val="single" w:color="auto" w:sz="12" w:space="0"/>
               <w:right w:val="nil"/>
             </w:tcBorders>
             <w:tcMar>
@@ -2704,12 +2749,12 @@
               <w:adjustRightInd w:val="0"/>
               <w:snapToGrid w:val="0"/>
               <w:spacing w:line="240" w:lineRule="auto"/>
-              <w:ind w:left="0" w:right="0" w:firstLine="0" w:leftChars="0" w:rightChars="0" w:firstLineChars="0"/>
+              <w:ind w:left="0" w:leftChars="0" w:right="0" w:rightChars="0" w:firstLine="0" w:firstLineChars="0"/>
               <w:jc w:val="center"/>
               <w:textAlignment w:val="baseline"/>
               <w:rPr>
-                <w:rStyle w:val="Strong"/>
-                <w:rFonts w:ascii="微软雅黑" w:eastAsia="微软雅黑" w:hAnsi="微软雅黑" w:cs="微软雅黑" w:hint="default"/>
+                <w:rStyle w:val="25"/>
+                <w:rFonts w:hint="default" w:ascii="微软雅黑" w:hAnsi="微软雅黑" w:eastAsia="微软雅黑" w:cs="微软雅黑"/>
                 <w:b w:val="0"/>
                 <w:bCs/>
                 <w:i w:val="0"/>
@@ -2731,9 +2776,9 @@
           <w:tcPr>
             <w:tcW w:w="1621" w:type="dxa"/>
             <w:tcBorders>
-              <w:top w:val="single" w:sz="4" w:space="0" w:color="auto"/>
-              <w:left w:val="single" w:sz="4" w:space="0" w:color="auto"/>
-              <w:bottom w:val="single" w:sz="12" w:space="0" w:color="auto"/>
+              <w:top w:val="single" w:color="auto" w:sz="4" w:space="0"/>
+              <w:left w:val="single" w:color="auto" w:sz="4" w:space="0"/>
+              <w:bottom w:val="single" w:color="auto" w:sz="12" w:space="0"/>
               <w:right w:val="nil"/>
             </w:tcBorders>
             <w:tcMar>
@@ -2760,12 +2805,12 @@
               <w:adjustRightInd w:val="0"/>
               <w:snapToGrid w:val="0"/>
               <w:spacing w:line="240" w:lineRule="auto"/>
-              <w:ind w:left="0" w:right="0" w:firstLine="0" w:leftChars="0" w:rightChars="0" w:firstLineChars="0"/>
+              <w:ind w:left="0" w:leftChars="0" w:right="0" w:rightChars="0" w:firstLine="0" w:firstLineChars="0"/>
               <w:jc w:val="center"/>
               <w:textAlignment w:val="baseline"/>
               <w:rPr>
-                <w:rStyle w:val="Strong"/>
-                <w:rFonts w:ascii="微软雅黑" w:eastAsia="微软雅黑" w:hAnsi="微软雅黑" w:cs="微软雅黑" w:hint="default"/>
+                <w:rStyle w:val="25"/>
+                <w:rFonts w:hint="default" w:ascii="微软雅黑" w:hAnsi="微软雅黑" w:eastAsia="微软雅黑" w:cs="微软雅黑"/>
                 <w:b w:val="0"/>
                 <w:bCs/>
                 <w:i w:val="0"/>
@@ -2787,9 +2832,9 @@
           <w:tcPr>
             <w:tcW w:w="2036" w:type="dxa"/>
             <w:tcBorders>
-              <w:top w:val="single" w:sz="4" w:space="0" w:color="auto"/>
-              <w:left w:val="single" w:sz="4" w:space="0" w:color="auto"/>
-              <w:bottom w:val="single" w:sz="12" w:space="0" w:color="auto"/>
+              <w:top w:val="single" w:color="auto" w:sz="4" w:space="0"/>
+              <w:left w:val="single" w:color="auto" w:sz="4" w:space="0"/>
+              <w:bottom w:val="single" w:color="auto" w:sz="12" w:space="0"/>
               <w:right w:val="nil"/>
             </w:tcBorders>
             <w:tcMar>
@@ -2816,12 +2861,12 @@
               <w:adjustRightInd w:val="0"/>
               <w:snapToGrid w:val="0"/>
               <w:spacing w:line="240" w:lineRule="auto"/>
-              <w:ind w:left="0" w:right="0" w:firstLine="0" w:leftChars="0" w:rightChars="0" w:firstLineChars="0"/>
+              <w:ind w:left="0" w:leftChars="0" w:right="0" w:rightChars="0" w:firstLine="0" w:firstLineChars="0"/>
               <w:jc w:val="center"/>
               <w:textAlignment w:val="baseline"/>
               <w:rPr>
-                <w:rStyle w:val="Strong"/>
-                <w:rFonts w:ascii="微软雅黑" w:eastAsia="微软雅黑" w:hAnsi="微软雅黑" w:cs="微软雅黑" w:hint="default"/>
+                <w:rStyle w:val="25"/>
+                <w:rFonts w:hint="default" w:ascii="微软雅黑" w:hAnsi="微软雅黑" w:eastAsia="微软雅黑" w:cs="微软雅黑"/>
                 <w:b w:val="0"/>
                 <w:bCs/>
                 <w:i w:val="0"/>
@@ -2843,10 +2888,10 @@
           <w:tcPr>
             <w:tcW w:w="1205" w:type="dxa"/>
             <w:tcBorders>
-              <w:top w:val="single" w:sz="4" w:space="0" w:color="auto"/>
-              <w:left w:val="single" w:sz="4" w:space="0" w:color="auto"/>
-              <w:bottom w:val="single" w:sz="12" w:space="0" w:color="auto"/>
-              <w:right w:val="single" w:sz="12" w:space="0" w:color="auto"/>
+              <w:top w:val="single" w:color="auto" w:sz="4" w:space="0"/>
+              <w:left w:val="single" w:color="auto" w:sz="4" w:space="0"/>
+              <w:bottom w:val="single" w:color="auto" w:sz="12" w:space="0"/>
+              <w:right w:val="single" w:color="auto" w:sz="12" w:space="0"/>
             </w:tcBorders>
             <w:tcMar>
               <w:top w:w="-1" w:type="dxa"/>
@@ -2872,12 +2917,12 @@
               <w:adjustRightInd w:val="0"/>
               <w:snapToGrid w:val="0"/>
               <w:spacing w:line="240" w:lineRule="auto"/>
-              <w:ind w:left="0" w:right="0" w:firstLine="0" w:leftChars="0" w:rightChars="0" w:firstLineChars="0"/>
+              <w:ind w:left="0" w:leftChars="0" w:right="0" w:rightChars="0" w:firstLine="0" w:firstLineChars="0"/>
               <w:jc w:val="center"/>
               <w:textAlignment w:val="baseline"/>
               <w:rPr>
-                <w:rStyle w:val="Strong"/>
-                <w:rFonts w:ascii="微软雅黑" w:eastAsia="微软雅黑" w:hAnsi="微软雅黑" w:cs="微软雅黑" w:hint="default"/>
+                <w:rStyle w:val="25"/>
+                <w:rFonts w:hint="default" w:ascii="微软雅黑" w:hAnsi="微软雅黑" w:eastAsia="微软雅黑" w:cs="微软雅黑"/>
                 <w:b w:val="0"/>
                 <w:bCs/>
                 <w:i w:val="0"/>
@@ -2916,8 +2961,8 @@
       </w:pPr>
       <w:r>
         <w:rPr>
-          <w:rStyle w:val="Strong"/>
-          <w:rFonts w:ascii="微软雅黑" w:eastAsia="微软雅黑" w:hAnsi="微软雅黑" w:cs="微软雅黑" w:hint="default"/>
+          <w:rStyle w:val="25"/>
+          <w:rFonts w:hint="default" w:ascii="微软雅黑" w:hAnsi="微软雅黑" w:eastAsia="微软雅黑" w:cs="微软雅黑"/>
           <w:b w:val="0"/>
           <w:bCs/>
           <w:i w:val="0"/>
@@ -2937,7 +2982,7 @@
     <w:sdt>
       <w:sdtPr>
         <w:rPr>
-          <w:rFonts w:ascii="宋体" w:eastAsia="宋体" w:hAnsi="宋体" w:cs="Arial"/>
+          <w:rFonts w:ascii="宋体" w:hAnsi="宋体" w:eastAsia="宋体" w:cs="Arial"/>
           <w:snapToGrid w:val="0"/>
           <w:color w:val="000000"/>
           <w:kern w:val="0"/>
@@ -2953,7 +2998,7 @@
       </w:sdtPr>
       <w:sdtEndPr>
         <w:rPr>
-          <w:rFonts w:ascii="宋体" w:eastAsia="宋体" w:hAnsi="宋体" w:cs="Arial"/>
+          <w:rFonts w:ascii="宋体" w:hAnsi="宋体" w:eastAsia="宋体" w:cs="Arial"/>
           <w:snapToGrid w:val="0"/>
           <w:color w:val="000000"/>
           <w:kern w:val="0"/>
@@ -2979,13 +3024,13 @@
             <w:adjustRightInd w:val="0"/>
             <w:snapToGrid w:val="0"/>
             <w:spacing w:before="0" w:beforeLines="0" w:after="0" w:afterLines="0" w:line="240" w:lineRule="auto"/>
-            <w:ind w:left="0" w:right="0" w:firstLine="0" w:leftChars="0" w:rightChars="0" w:firstLineChars="0"/>
+            <w:ind w:left="0" w:leftChars="0" w:right="0" w:rightChars="0" w:firstLine="0" w:firstLineChars="0"/>
             <w:jc w:val="center"/>
             <w:textAlignment w:val="baseline"/>
           </w:pPr>
           <w:r>
             <w:rPr>
-              <w:rFonts w:ascii="宋体" w:eastAsia="宋体" w:hAnsi="宋体"/>
+              <w:rFonts w:ascii="宋体" w:hAnsi="宋体" w:eastAsia="宋体"/>
               <w:sz w:val="21"/>
             </w:rPr>
             <w:t>目录</w:t>
@@ -2993,7 +3038,7 @@
         </w:p>
         <w:p>
           <w:pPr>
-            <w:pStyle w:val="TOC1"/>
+            <w:pStyle w:val="16"/>
             <w:keepNext w:val="0"/>
             <w:keepLines w:val="0"/>
             <w:pageBreakBefore w:val="0"/>
@@ -3063,7 +3108,7 @@
         </w:p>
         <w:p>
           <w:pPr>
-            <w:pStyle w:val="TOC1"/>
+            <w:pStyle w:val="16"/>
             <w:keepNext w:val="0"/>
             <w:keepLines w:val="0"/>
             <w:pageBreakBefore w:val="0"/>
@@ -3124,7 +3169,7 @@
         </w:p>
         <w:p>
           <w:pPr>
-            <w:pStyle w:val="TOC1"/>
+            <w:pStyle w:val="16"/>
             <w:keepNext w:val="0"/>
             <w:keepLines w:val="0"/>
             <w:pageBreakBefore w:val="0"/>
@@ -3185,7 +3230,7 @@
         </w:p>
         <w:p>
           <w:pPr>
-            <w:pStyle w:val="TOC1"/>
+            <w:pStyle w:val="16"/>
             <w:keepNext w:val="0"/>
             <w:keepLines w:val="0"/>
             <w:pageBreakBefore w:val="0"/>
@@ -3246,7 +3291,7 @@
         </w:p>
         <w:p>
           <w:pPr>
-            <w:pStyle w:val="TOC1"/>
+            <w:pStyle w:val="16"/>
             <w:keepNext w:val="0"/>
             <w:keepLines w:val="0"/>
             <w:pageBreakBefore w:val="0"/>
@@ -3307,7 +3352,7 @@
         </w:p>
         <w:p>
           <w:pPr>
-            <w:pStyle w:val="TOC2"/>
+            <w:pStyle w:val="18"/>
             <w:keepNext w:val="0"/>
             <w:keepLines w:val="0"/>
             <w:pageBreakBefore w:val="0"/>
@@ -3368,7 +3413,7 @@
         </w:p>
         <w:p>
           <w:pPr>
-            <w:pStyle w:val="TOC2"/>
+            <w:pStyle w:val="18"/>
             <w:keepNext w:val="0"/>
             <w:keepLines w:val="0"/>
             <w:pageBreakBefore w:val="0"/>
@@ -3429,7 +3474,7 @@
         </w:p>
         <w:p>
           <w:pPr>
-            <w:pStyle w:val="TOC2"/>
+            <w:pStyle w:val="18"/>
             <w:keepNext w:val="0"/>
             <w:keepLines w:val="0"/>
             <w:pageBreakBefore w:val="0"/>
@@ -3490,7 +3535,7 @@
         </w:p>
         <w:p>
           <w:pPr>
-            <w:pStyle w:val="TOC2"/>
+            <w:pStyle w:val="18"/>
             <w:keepNext w:val="0"/>
             <w:keepLines w:val="0"/>
             <w:pageBreakBefore w:val="0"/>
@@ -3551,7 +3596,7 @@
         </w:p>
         <w:p>
           <w:pPr>
-            <w:pStyle w:val="TOC1"/>
+            <w:pStyle w:val="16"/>
             <w:keepNext w:val="0"/>
             <w:keepLines w:val="0"/>
             <w:pageBreakBefore w:val="0"/>
@@ -3612,7 +3657,7 @@
         </w:p>
         <w:p>
           <w:pPr>
-            <w:pStyle w:val="TOC1"/>
+            <w:pStyle w:val="16"/>
             <w:keepNext w:val="0"/>
             <w:keepLines w:val="0"/>
             <w:pageBreakBefore w:val="0"/>
@@ -3673,7 +3718,7 @@
         </w:p>
         <w:p>
           <w:pPr>
-            <w:pStyle w:val="TOC1"/>
+            <w:pStyle w:val="16"/>
             <w:keepNext w:val="0"/>
             <w:keepLines w:val="0"/>
             <w:pageBreakBefore w:val="0"/>
@@ -3732,7 +3777,7 @@
         </w:p>
         <w:p>
           <w:pPr>
-            <w:pStyle w:val="TOC1"/>
+            <w:pStyle w:val="16"/>
             <w:keepNext w:val="0"/>
             <w:keepLines w:val="0"/>
             <w:pageBreakBefore w:val="0"/>
@@ -3832,7 +3877,7 @@
         <w:jc w:val="center"/>
         <w:textAlignment w:val="baseline"/>
         <w:rPr>
-          <w:rFonts w:eastAsia="宋体" w:hint="eastAsia"/>
+          <w:rFonts w:hint="eastAsia" w:eastAsia="宋体"/>
           <w:lang w:val="en-US" w:eastAsia="zh-CN"/>
         </w:rPr>
       </w:pPr>
@@ -3846,7 +3891,7 @@
     </w:p>
     <w:p>
       <w:pPr>
-        <w:pStyle w:val="TableofFigures"/>
+        <w:pStyle w:val="17"/>
         <w:keepNext w:val="0"/>
         <w:keepLines w:val="0"/>
         <w:pageBreakBefore w:val="0"/>
@@ -3869,7 +3914,7 @@
         <w:fldChar w:fldCharType="begin"/>
       </w:r>
       <w:r>
-        <w:instrText>TOC \h \c "表"</w:instrText>
+        <w:instrText xml:space="preserve">TOC \h \c "表"</w:instrText>
       </w:r>
       <w:r>
         <w:fldChar w:fldCharType="separate"/>
@@ -3952,7 +3997,7 @@
     </w:p>
     <w:p>
       <w:pPr>
-        <w:pStyle w:val="TableofFigures"/>
+        <w:pStyle w:val="17"/>
         <w:keepNext w:val="0"/>
         <w:keepLines w:val="0"/>
         <w:pageBreakBefore w:val="0"/>
@@ -4038,7 +4083,7 @@
     </w:p>
     <w:p>
       <w:pPr>
-        <w:pStyle w:val="TableofFigures"/>
+        <w:pStyle w:val="17"/>
         <w:keepNext w:val="0"/>
         <w:keepLines w:val="0"/>
         <w:pageBreakBefore w:val="0"/>
@@ -4124,7 +4169,7 @@
     </w:p>
     <w:p>
       <w:pPr>
-        <w:pStyle w:val="TableofFigures"/>
+        <w:pStyle w:val="17"/>
         <w:keepNext w:val="0"/>
         <w:keepLines w:val="0"/>
         <w:pageBreakBefore w:val="0"/>
@@ -4210,7 +4255,7 @@
     </w:p>
     <w:p>
       <w:pPr>
-        <w:pStyle w:val="TableofFigures"/>
+        <w:pStyle w:val="17"/>
         <w:keepNext w:val="0"/>
         <w:keepLines w:val="0"/>
         <w:pageBreakBefore w:val="0"/>
@@ -4296,7 +4341,7 @@
     </w:p>
     <w:p>
       <w:pPr>
-        <w:pStyle w:val="TableofFigures"/>
+        <w:pStyle w:val="17"/>
         <w:keepNext w:val="0"/>
         <w:keepLines w:val="0"/>
         <w:pageBreakBefore w:val="0"/>
@@ -4382,7 +4427,7 @@
     </w:p>
     <w:p>
       <w:pPr>
-        <w:pStyle w:val="TableofFigures"/>
+        <w:pStyle w:val="17"/>
         <w:keepNext w:val="0"/>
         <w:keepLines w:val="0"/>
         <w:pageBreakBefore w:val="0"/>
@@ -4468,7 +4513,7 @@
     </w:p>
     <w:p>
       <w:pPr>
-        <w:pStyle w:val="TableofFigures"/>
+        <w:pStyle w:val="17"/>
         <w:keepNext w:val="0"/>
         <w:keepLines w:val="0"/>
         <w:pageBreakBefore w:val="0"/>
@@ -4554,7 +4599,7 @@
     </w:p>
     <w:p>
       <w:pPr>
-        <w:pStyle w:val="TableofFigures"/>
+        <w:pStyle w:val="17"/>
         <w:keepNext w:val="0"/>
         <w:keepLines w:val="0"/>
         <w:pageBreakBefore w:val="0"/>
@@ -4637,7 +4682,7 @@
     </w:p>
     <w:p>
       <w:pPr>
-        <w:pStyle w:val="TableofFigures"/>
+        <w:pStyle w:val="17"/>
         <w:keepNext w:val="0"/>
         <w:keepLines w:val="0"/>
         <w:pageBreakBefore w:val="0"/>
@@ -4764,7 +4809,7 @@
         <w:jc w:val="center"/>
         <w:textAlignment w:val="baseline"/>
         <w:rPr>
-          <w:rFonts w:eastAsia="宋体" w:hint="eastAsia"/>
+          <w:rFonts w:hint="eastAsia" w:eastAsia="宋体"/>
           <w:lang w:val="en-US" w:eastAsia="zh-CN"/>
         </w:rPr>
       </w:pPr>
@@ -4778,7 +4823,7 @@
     </w:p>
     <w:p>
       <w:pPr>
-        <w:pStyle w:val="TableofFigures"/>
+        <w:pStyle w:val="17"/>
         <w:keepNext w:val="0"/>
         <w:keepLines w:val="0"/>
         <w:pageBreakBefore w:val="0"/>
@@ -4801,7 +4846,7 @@
         <w:fldChar w:fldCharType="begin"/>
       </w:r>
       <w:r>
-        <w:instrText>TOC \h \c "图"</w:instrText>
+        <w:instrText xml:space="preserve">TOC \h \c "图"</w:instrText>
       </w:r>
       <w:r>
         <w:fldChar w:fldCharType="separate"/>
@@ -4923,7 +4968,7 @@
     </w:p>
     <w:p>
       <w:pPr>
-        <w:pStyle w:val="1"/>
+        <w:pStyle w:val="31"/>
         <w:keepNext w:val="0"/>
         <w:keepLines w:val="0"/>
         <w:pageBreakBefore w:val="0"/>
@@ -4949,7 +4994,7 @@
     </w:p>
     <w:p>
       <w:pPr>
-        <w:pStyle w:val="a2"/>
+        <w:pStyle w:val="32"/>
         <w:keepNext w:val="0"/>
         <w:keepLines w:val="0"/>
         <w:pageBreakBefore w:val="0"/>
@@ -4971,7 +5016,7 @@
     </w:p>
     <w:p>
       <w:pPr>
-        <w:pStyle w:val="1"/>
+        <w:pStyle w:val="31"/>
         <w:keepNext w:val="0"/>
         <w:keepLines w:val="0"/>
         <w:pageBreakBefore w:val="0"/>
@@ -4997,7 +5042,7 @@
     </w:p>
     <w:p>
       <w:pPr>
-        <w:pStyle w:val="a2"/>
+        <w:pStyle w:val="32"/>
         <w:keepNext w:val="0"/>
         <w:keepLines w:val="0"/>
         <w:pageBreakBefore w:val="0"/>
@@ -5014,12 +5059,12 @@
         <w:textAlignment w:val="baseline"/>
       </w:pPr>
       <w:r>
-        <w:t>覆盖公司内部所有涉及IT运维服务的部门与相关人员，包括运维部、研发部、产品产品质量部、综合部，同时适用于公司全部IT系统及各类运维服务流程。</w:t>
+        <w:t>覆盖公司内部所有涉及IT运维服务的部门与相关人员，包括运维部、研发部、产品质量部、综合部，同时适用于公司全部IT系统及各类运维服务流程。</w:t>
       </w:r>
     </w:p>
     <w:p>
       <w:pPr>
-        <w:pStyle w:val="1"/>
+        <w:pStyle w:val="31"/>
         <w:keepNext w:val="0"/>
         <w:keepLines w:val="0"/>
         <w:pageBreakBefore w:val="0"/>
@@ -5045,7 +5090,7 @@
     </w:p>
     <w:p>
       <w:pPr>
-        <w:pStyle w:val="a2"/>
+        <w:pStyle w:val="32"/>
         <w:keepNext w:val="0"/>
         <w:keepLines w:val="0"/>
         <w:pageBreakBefore w:val="0"/>
@@ -5095,7 +5140,7 @@
           <w:rFonts w:hint="eastAsia"/>
           <w:lang w:val="en-US" w:eastAsia="zh-CN"/>
         </w:rPr>
-        <w:instrText>"柴_标题1"\n</w:instrText>
+        <w:instrText xml:space="preserve">"柴_标题1"\n</w:instrText>
       </w:r>
       <w:r>
         <w:instrText xml:space="preserve"> \s</w:instrText>
@@ -5112,7 +5157,7 @@
           <w:rFonts w:hint="eastAsia"/>
           <w:lang w:val="en-US" w:eastAsia="zh-CN"/>
         </w:rPr>
-        <w:instrText>* Charformat</w:instrText>
+        <w:instrText xml:space="preserve">* Charformat</w:instrText>
       </w:r>
       <w:r>
         <w:rPr>
@@ -5207,17 +5252,18 @@
     </w:p>
     <w:tbl>
       <w:tblPr>
-        <w:tblStyle w:val="TableNormal"/>
+        <w:tblStyle w:val="22"/>
         <w:tblW w:w="8522" w:type="dxa"/>
         <w:jc w:val="center"/>
         <w:tblBorders>
-          <w:top w:val="nil"/>
-          <w:left w:val="nil"/>
-          <w:bottom w:val="nil"/>
-          <w:right w:val="nil"/>
-          <w:insideH w:val="nil"/>
-          <w:insideV w:val="nil"/>
+          <w:top w:val="none" w:color="auto" w:sz="0" w:space="0"/>
+          <w:left w:val="none" w:color="auto" w:sz="0" w:space="0"/>
+          <w:bottom w:val="none" w:color="auto" w:sz="0" w:space="0"/>
+          <w:right w:val="none" w:color="auto" w:sz="0" w:space="0"/>
+          <w:insideH w:val="none" w:color="auto" w:sz="0" w:space="0"/>
+          <w:insideV w:val="none" w:color="auto" w:sz="0" w:space="0"/>
         </w:tblBorders>
+        <w:tblLayout w:type="autofit"/>
         <w:tblCellMar>
           <w:top w:w="0" w:type="dxa"/>
           <w:left w:w="10" w:type="dxa"/>
@@ -5231,15 +5277,13 @@
       </w:tblGrid>
       <w:tr>
         <w:tblPrEx>
-          <w:tblW w:w="8522" w:type="dxa"/>
-          <w:jc w:val="center"/>
           <w:tblBorders>
-            <w:top w:val="nil"/>
-            <w:left w:val="nil"/>
-            <w:bottom w:val="nil"/>
-            <w:right w:val="nil"/>
-            <w:insideH w:val="nil"/>
-            <w:insideV w:val="nil"/>
+            <w:top w:val="none" w:color="auto" w:sz="0" w:space="0"/>
+            <w:left w:val="none" w:color="auto" w:sz="0" w:space="0"/>
+            <w:bottom w:val="none" w:color="auto" w:sz="0" w:space="0"/>
+            <w:right w:val="none" w:color="auto" w:sz="0" w:space="0"/>
+            <w:insideH w:val="none" w:color="auto" w:sz="0" w:space="0"/>
+            <w:insideV w:val="none" w:color="auto" w:sz="0" w:space="0"/>
           </w:tblBorders>
           <w:tblCellMar>
             <w:top w:w="0" w:type="dxa"/>
@@ -5249,7 +5293,7 @@
           </w:tblCellMar>
         </w:tblPrEx>
         <w:trPr>
-          <w:trHeight w:val="0"/>
+          <w:trHeight w:val="0" w:hRule="atLeast"/>
           <w:tblHeader/>
           <w:jc w:val="center"/>
         </w:trPr>
@@ -5257,8 +5301,8 @@
           <w:tcPr>
             <w:tcW w:w="2239" w:type="dxa"/>
             <w:tcBorders>
-              <w:top w:val="single" w:sz="12" w:space="0" w:color="auto"/>
-              <w:left w:val="single" w:sz="12" w:space="0" w:color="auto"/>
+              <w:top w:val="single" w:color="auto" w:sz="12" w:space="0"/>
+              <w:left w:val="single" w:color="auto" w:sz="12" w:space="0"/>
               <w:bottom w:val="nil"/>
               <w:right w:val="nil"/>
             </w:tcBorders>
@@ -5272,7 +5316,7 @@
           </w:tcPr>
           <w:p>
             <w:pPr>
-              <w:pStyle w:val="a2"/>
+              <w:pStyle w:val="32"/>
               <w:keepNext w:val="0"/>
               <w:keepLines w:val="0"/>
               <w:pageBreakBefore w:val="0"/>
@@ -5287,7 +5331,7 @@
               <w:adjustRightInd w:val="0"/>
               <w:snapToGrid w:val="0"/>
               <w:spacing w:line="240" w:lineRule="auto"/>
-              <w:ind w:left="0" w:right="0" w:firstLine="0" w:leftChars="0" w:rightChars="0" w:firstLineChars="0"/>
+              <w:ind w:left="0" w:leftChars="0" w:right="0" w:rightChars="0" w:firstLine="0" w:firstLineChars="0"/>
               <w:jc w:val="center"/>
               <w:textAlignment w:val="baseline"/>
               <w:rPr>
@@ -5306,10 +5350,10 @@
           <w:tcPr>
             <w:tcW w:w="6283" w:type="dxa"/>
             <w:tcBorders>
-              <w:top w:val="single" w:sz="12" w:space="0" w:color="auto"/>
-              <w:left w:val="single" w:sz="4" w:space="0" w:color="auto"/>
+              <w:top w:val="single" w:color="auto" w:sz="12" w:space="0"/>
+              <w:left w:val="single" w:color="auto" w:sz="4" w:space="0"/>
               <w:bottom w:val="nil"/>
-              <w:right w:val="single" w:sz="12" w:space="0" w:color="auto"/>
+              <w:right w:val="single" w:color="auto" w:sz="12" w:space="0"/>
             </w:tcBorders>
             <w:tcMar>
               <w:top w:w="60" w:type="dxa"/>
@@ -5321,7 +5365,7 @@
           </w:tcPr>
           <w:p>
             <w:pPr>
-              <w:pStyle w:val="a2"/>
+              <w:pStyle w:val="32"/>
               <w:keepNext w:val="0"/>
               <w:keepLines w:val="0"/>
               <w:pageBreakBefore w:val="0"/>
@@ -5336,7 +5380,7 @@
               <w:adjustRightInd w:val="0"/>
               <w:snapToGrid w:val="0"/>
               <w:spacing w:line="240" w:lineRule="auto"/>
-              <w:ind w:left="0" w:right="0" w:firstLine="0" w:leftChars="0" w:rightChars="0" w:firstLineChars="0"/>
+              <w:ind w:left="0" w:leftChars="0" w:right="0" w:rightChars="0" w:firstLine="0" w:firstLineChars="0"/>
               <w:jc w:val="center"/>
               <w:textAlignment w:val="baseline"/>
               <w:rPr>
@@ -5354,8 +5398,14 @@
       </w:tr>
       <w:tr>
         <w:tblPrEx>
-          <w:tblW w:w="8522" w:type="dxa"/>
-          <w:jc w:val="center"/>
+          <w:tblBorders>
+            <w:top w:val="none" w:color="auto" w:sz="0" w:space="0"/>
+            <w:left w:val="none" w:color="auto" w:sz="0" w:space="0"/>
+            <w:bottom w:val="none" w:color="auto" w:sz="0" w:space="0"/>
+            <w:right w:val="none" w:color="auto" w:sz="0" w:space="0"/>
+            <w:insideH w:val="none" w:color="auto" w:sz="0" w:space="0"/>
+            <w:insideV w:val="none" w:color="auto" w:sz="0" w:space="0"/>
+          </w:tblBorders>
           <w:tblCellMar>
             <w:top w:w="0" w:type="dxa"/>
             <w:left w:w="10" w:type="dxa"/>
@@ -5364,15 +5414,15 @@
           </w:tblCellMar>
         </w:tblPrEx>
         <w:trPr>
-          <w:trHeight w:val="0"/>
+          <w:trHeight w:val="0" w:hRule="atLeast"/>
           <w:jc w:val="center"/>
         </w:trPr>
         <w:tc>
           <w:tcPr>
             <w:tcW w:w="2239" w:type="dxa"/>
             <w:tcBorders>
-              <w:top w:val="single" w:sz="4" w:space="0" w:color="auto"/>
-              <w:left w:val="single" w:sz="12" w:space="0" w:color="auto"/>
+              <w:top w:val="single" w:color="auto" w:sz="4" w:space="0"/>
+              <w:left w:val="single" w:color="auto" w:sz="12" w:space="0"/>
               <w:bottom w:val="nil"/>
               <w:right w:val="nil"/>
             </w:tcBorders>
@@ -5400,7 +5450,7 @@
               <w:adjustRightInd w:val="0"/>
               <w:snapToGrid w:val="0"/>
               <w:spacing w:before="120" w:after="120" w:line="240" w:lineRule="auto"/>
-              <w:ind w:left="0" w:right="0" w:firstLine="0" w:leftChars="0" w:rightChars="0" w:firstLineChars="0"/>
+              <w:ind w:left="0" w:leftChars="0" w:right="0" w:rightChars="0" w:firstLine="0" w:firstLineChars="0"/>
               <w:jc w:val="center"/>
               <w:textAlignment w:val="baseline"/>
               <w:rPr>
@@ -5410,7 +5460,7 @@
             </w:pPr>
             <w:r>
               <w:rPr>
-                <w:rFonts w:ascii="Arial" w:eastAsia="宋体" w:hAnsi="Arial" w:cs="Arial"/>
+                <w:rFonts w:ascii="Arial" w:hAnsi="Arial" w:eastAsia="宋体" w:cs="Arial"/>
                 <w:b/>
                 <w:sz w:val="24"/>
               </w:rPr>
@@ -5422,10 +5472,10 @@
           <w:tcPr>
             <w:tcW w:w="6283" w:type="dxa"/>
             <w:tcBorders>
-              <w:top w:val="single" w:sz="4" w:space="0" w:color="auto"/>
-              <w:left w:val="single" w:sz="4" w:space="0" w:color="auto"/>
+              <w:top w:val="single" w:color="auto" w:sz="4" w:space="0"/>
+              <w:left w:val="single" w:color="auto" w:sz="4" w:space="0"/>
               <w:bottom w:val="nil"/>
-              <w:right w:val="single" w:sz="12" w:space="0" w:color="auto"/>
+              <w:right w:val="single" w:color="auto" w:sz="12" w:space="0"/>
             </w:tcBorders>
             <w:tcMar>
               <w:top w:w="60" w:type="dxa"/>
@@ -5437,7 +5487,7 @@
           </w:tcPr>
           <w:p>
             <w:pPr>
-              <w:pStyle w:val="a2"/>
+              <w:pStyle w:val="32"/>
               <w:keepNext w:val="0"/>
               <w:keepLines w:val="0"/>
               <w:pageBreakBefore w:val="0"/>
@@ -5452,7 +5502,7 @@
               <w:adjustRightInd w:val="0"/>
               <w:snapToGrid w:val="0"/>
               <w:spacing w:line="240" w:lineRule="auto"/>
-              <w:ind w:left="0" w:right="0" w:firstLine="0" w:leftChars="0" w:rightChars="0" w:firstLineChars="0"/>
+              <w:ind w:left="0" w:leftChars="0" w:right="0" w:rightChars="0" w:firstLine="0" w:firstLineChars="0"/>
               <w:jc w:val="left"/>
               <w:textAlignment w:val="baseline"/>
               <w:rPr>
@@ -5472,8 +5522,14 @@
       </w:tr>
       <w:tr>
         <w:tblPrEx>
-          <w:tblW w:w="8522" w:type="dxa"/>
-          <w:jc w:val="center"/>
+          <w:tblBorders>
+            <w:top w:val="none" w:color="auto" w:sz="0" w:space="0"/>
+            <w:left w:val="none" w:color="auto" w:sz="0" w:space="0"/>
+            <w:bottom w:val="none" w:color="auto" w:sz="0" w:space="0"/>
+            <w:right w:val="none" w:color="auto" w:sz="0" w:space="0"/>
+            <w:insideH w:val="none" w:color="auto" w:sz="0" w:space="0"/>
+            <w:insideV w:val="none" w:color="auto" w:sz="0" w:space="0"/>
+          </w:tblBorders>
           <w:tblCellMar>
             <w:top w:w="0" w:type="dxa"/>
             <w:left w:w="10" w:type="dxa"/>
@@ -5482,15 +5538,15 @@
           </w:tblCellMar>
         </w:tblPrEx>
         <w:trPr>
-          <w:trHeight w:val="0"/>
+          <w:trHeight w:val="0" w:hRule="atLeast"/>
           <w:jc w:val="center"/>
         </w:trPr>
         <w:tc>
           <w:tcPr>
             <w:tcW w:w="2239" w:type="dxa"/>
             <w:tcBorders>
-              <w:top w:val="single" w:sz="4" w:space="0" w:color="auto"/>
-              <w:left w:val="single" w:sz="12" w:space="0" w:color="auto"/>
+              <w:top w:val="single" w:color="auto" w:sz="4" w:space="0"/>
+              <w:left w:val="single" w:color="auto" w:sz="12" w:space="0"/>
               <w:bottom w:val="nil"/>
               <w:right w:val="nil"/>
             </w:tcBorders>
@@ -5518,7 +5574,7 @@
               <w:adjustRightInd w:val="0"/>
               <w:snapToGrid w:val="0"/>
               <w:spacing w:before="120" w:after="120" w:line="240" w:lineRule="auto"/>
-              <w:ind w:left="0" w:right="0" w:firstLine="0" w:leftChars="0" w:rightChars="0" w:firstLineChars="0"/>
+              <w:ind w:left="0" w:leftChars="0" w:right="0" w:rightChars="0" w:firstLine="0" w:firstLineChars="0"/>
               <w:jc w:val="center"/>
               <w:textAlignment w:val="baseline"/>
               <w:rPr>
@@ -5528,7 +5584,7 @@
             </w:pPr>
             <w:r>
               <w:rPr>
-                <w:rFonts w:ascii="Arial" w:eastAsia="宋体" w:hAnsi="Arial" w:cs="Arial"/>
+                <w:rFonts w:ascii="Arial" w:hAnsi="Arial" w:eastAsia="宋体" w:cs="Arial"/>
                 <w:b/>
                 <w:sz w:val="24"/>
               </w:rPr>
@@ -5540,10 +5596,10 @@
           <w:tcPr>
             <w:tcW w:w="6283" w:type="dxa"/>
             <w:tcBorders>
-              <w:top w:val="single" w:sz="4" w:space="0" w:color="auto"/>
-              <w:left w:val="single" w:sz="4" w:space="0" w:color="auto"/>
+              <w:top w:val="single" w:color="auto" w:sz="4" w:space="0"/>
+              <w:left w:val="single" w:color="auto" w:sz="4" w:space="0"/>
               <w:bottom w:val="nil"/>
-              <w:right w:val="single" w:sz="12" w:space="0" w:color="auto"/>
+              <w:right w:val="single" w:color="auto" w:sz="12" w:space="0"/>
             </w:tcBorders>
             <w:tcMar>
               <w:top w:w="60" w:type="dxa"/>
@@ -5555,7 +5611,7 @@
           </w:tcPr>
           <w:p>
             <w:pPr>
-              <w:pStyle w:val="a2"/>
+              <w:pStyle w:val="32"/>
               <w:keepNext w:val="0"/>
               <w:keepLines w:val="0"/>
               <w:pageBreakBefore w:val="0"/>
@@ -5570,7 +5626,7 @@
               <w:adjustRightInd w:val="0"/>
               <w:snapToGrid w:val="0"/>
               <w:spacing w:line="240" w:lineRule="auto"/>
-              <w:ind w:left="0" w:right="0" w:firstLine="0" w:leftChars="0" w:rightChars="0" w:firstLineChars="0"/>
+              <w:ind w:left="0" w:leftChars="0" w:right="0" w:rightChars="0" w:firstLine="0" w:firstLineChars="0"/>
               <w:jc w:val="left"/>
               <w:textAlignment w:val="baseline"/>
               <w:rPr>
@@ -5590,8 +5646,14 @@
       </w:tr>
       <w:tr>
         <w:tblPrEx>
-          <w:tblW w:w="8522" w:type="dxa"/>
-          <w:jc w:val="center"/>
+          <w:tblBorders>
+            <w:top w:val="none" w:color="auto" w:sz="0" w:space="0"/>
+            <w:left w:val="none" w:color="auto" w:sz="0" w:space="0"/>
+            <w:bottom w:val="none" w:color="auto" w:sz="0" w:space="0"/>
+            <w:right w:val="none" w:color="auto" w:sz="0" w:space="0"/>
+            <w:insideH w:val="none" w:color="auto" w:sz="0" w:space="0"/>
+            <w:insideV w:val="none" w:color="auto" w:sz="0" w:space="0"/>
+          </w:tblBorders>
           <w:tblCellMar>
             <w:top w:w="0" w:type="dxa"/>
             <w:left w:w="10" w:type="dxa"/>
@@ -5600,15 +5662,15 @@
           </w:tblCellMar>
         </w:tblPrEx>
         <w:trPr>
-          <w:trHeight w:val="0"/>
+          <w:trHeight w:val="0" w:hRule="atLeast"/>
           <w:jc w:val="center"/>
         </w:trPr>
         <w:tc>
           <w:tcPr>
             <w:tcW w:w="2239" w:type="dxa"/>
             <w:tcBorders>
-              <w:top w:val="single" w:sz="4" w:space="0" w:color="auto"/>
-              <w:left w:val="single" w:sz="12" w:space="0" w:color="auto"/>
+              <w:top w:val="single" w:color="auto" w:sz="4" w:space="0"/>
+              <w:left w:val="single" w:color="auto" w:sz="12" w:space="0"/>
               <w:bottom w:val="nil"/>
               <w:right w:val="nil"/>
             </w:tcBorders>
@@ -5636,7 +5698,7 @@
               <w:adjustRightInd w:val="0"/>
               <w:snapToGrid w:val="0"/>
               <w:spacing w:before="120" w:after="120" w:line="240" w:lineRule="auto"/>
-              <w:ind w:left="0" w:right="0" w:firstLine="0" w:leftChars="0" w:rightChars="0" w:firstLineChars="0"/>
+              <w:ind w:left="0" w:leftChars="0" w:right="0" w:rightChars="0" w:firstLine="0" w:firstLineChars="0"/>
               <w:jc w:val="center"/>
               <w:textAlignment w:val="baseline"/>
               <w:rPr>
@@ -5646,7 +5708,7 @@
             </w:pPr>
             <w:r>
               <w:rPr>
-                <w:rFonts w:ascii="Arial" w:eastAsia="宋体" w:hAnsi="Arial" w:cs="Arial"/>
+                <w:rFonts w:ascii="Arial" w:hAnsi="Arial" w:eastAsia="宋体" w:cs="Arial"/>
                 <w:b/>
                 <w:sz w:val="24"/>
               </w:rPr>
@@ -5658,10 +5720,10 @@
           <w:tcPr>
             <w:tcW w:w="6283" w:type="dxa"/>
             <w:tcBorders>
-              <w:top w:val="single" w:sz="4" w:space="0" w:color="auto"/>
-              <w:left w:val="single" w:sz="4" w:space="0" w:color="auto"/>
+              <w:top w:val="single" w:color="auto" w:sz="4" w:space="0"/>
+              <w:left w:val="single" w:color="auto" w:sz="4" w:space="0"/>
               <w:bottom w:val="nil"/>
-              <w:right w:val="single" w:sz="12" w:space="0" w:color="auto"/>
+              <w:right w:val="single" w:color="auto" w:sz="12" w:space="0"/>
             </w:tcBorders>
             <w:tcMar>
               <w:top w:w="60" w:type="dxa"/>
@@ -5673,7 +5735,7 @@
           </w:tcPr>
           <w:p>
             <w:pPr>
-              <w:pStyle w:val="a2"/>
+              <w:pStyle w:val="32"/>
               <w:keepNext w:val="0"/>
               <w:keepLines w:val="0"/>
               <w:pageBreakBefore w:val="0"/>
@@ -5688,7 +5750,7 @@
               <w:adjustRightInd w:val="0"/>
               <w:snapToGrid w:val="0"/>
               <w:spacing w:line="240" w:lineRule="auto"/>
-              <w:ind w:left="0" w:right="0" w:firstLine="0" w:leftChars="0" w:rightChars="0" w:firstLineChars="0"/>
+              <w:ind w:left="0" w:leftChars="0" w:right="0" w:rightChars="0" w:firstLine="0" w:firstLineChars="0"/>
               <w:jc w:val="left"/>
               <w:textAlignment w:val="baseline"/>
               <w:rPr>
@@ -5708,8 +5770,14 @@
       </w:tr>
       <w:tr>
         <w:tblPrEx>
-          <w:tblW w:w="8522" w:type="dxa"/>
-          <w:jc w:val="center"/>
+          <w:tblBorders>
+            <w:top w:val="none" w:color="auto" w:sz="0" w:space="0"/>
+            <w:left w:val="none" w:color="auto" w:sz="0" w:space="0"/>
+            <w:bottom w:val="none" w:color="auto" w:sz="0" w:space="0"/>
+            <w:right w:val="none" w:color="auto" w:sz="0" w:space="0"/>
+            <w:insideH w:val="none" w:color="auto" w:sz="0" w:space="0"/>
+            <w:insideV w:val="none" w:color="auto" w:sz="0" w:space="0"/>
+          </w:tblBorders>
           <w:tblCellMar>
             <w:top w:w="0" w:type="dxa"/>
             <w:left w:w="10" w:type="dxa"/>
@@ -5718,16 +5786,16 @@
           </w:tblCellMar>
         </w:tblPrEx>
         <w:trPr>
-          <w:trHeight w:val="0"/>
+          <w:trHeight w:val="0" w:hRule="atLeast"/>
           <w:jc w:val="center"/>
         </w:trPr>
         <w:tc>
           <w:tcPr>
             <w:tcW w:w="2239" w:type="dxa"/>
             <w:tcBorders>
-              <w:top w:val="single" w:sz="4" w:space="0" w:color="auto"/>
-              <w:left w:val="single" w:sz="12" w:space="0" w:color="auto"/>
-              <w:bottom w:val="single" w:sz="12" w:space="0" w:color="auto"/>
+              <w:top w:val="single" w:color="auto" w:sz="4" w:space="0"/>
+              <w:left w:val="single" w:color="auto" w:sz="12" w:space="0"/>
+              <w:bottom w:val="single" w:color="auto" w:sz="12" w:space="0"/>
               <w:right w:val="nil"/>
             </w:tcBorders>
             <w:tcMar>
@@ -5754,7 +5822,7 @@
               <w:adjustRightInd w:val="0"/>
               <w:snapToGrid w:val="0"/>
               <w:spacing w:before="120" w:after="120" w:line="240" w:lineRule="auto"/>
-              <w:ind w:left="0" w:right="0" w:firstLine="0" w:leftChars="0" w:rightChars="0" w:firstLineChars="0"/>
+              <w:ind w:left="0" w:leftChars="0" w:right="0" w:rightChars="0" w:firstLine="0" w:firstLineChars="0"/>
               <w:jc w:val="center"/>
               <w:textAlignment w:val="baseline"/>
               <w:rPr>
@@ -5764,7 +5832,7 @@
             </w:pPr>
             <w:r>
               <w:rPr>
-                <w:rFonts w:ascii="Arial" w:eastAsia="宋体" w:hAnsi="Arial" w:cs="Arial"/>
+                <w:rFonts w:ascii="Arial" w:hAnsi="Arial" w:eastAsia="宋体" w:cs="Arial"/>
                 <w:b/>
                 <w:sz w:val="24"/>
               </w:rPr>
@@ -5776,10 +5844,10 @@
           <w:tcPr>
             <w:tcW w:w="6283" w:type="dxa"/>
             <w:tcBorders>
-              <w:top w:val="single" w:sz="4" w:space="0" w:color="auto"/>
-              <w:left w:val="single" w:sz="4" w:space="0" w:color="auto"/>
-              <w:bottom w:val="single" w:sz="12" w:space="0" w:color="auto"/>
-              <w:right w:val="single" w:sz="12" w:space="0" w:color="auto"/>
+              <w:top w:val="single" w:color="auto" w:sz="4" w:space="0"/>
+              <w:left w:val="single" w:color="auto" w:sz="4" w:space="0"/>
+              <w:bottom w:val="single" w:color="auto" w:sz="12" w:space="0"/>
+              <w:right w:val="single" w:color="auto" w:sz="12" w:space="0"/>
             </w:tcBorders>
             <w:tcMar>
               <w:top w:w="60" w:type="dxa"/>
@@ -5791,7 +5859,7 @@
           </w:tcPr>
           <w:p>
             <w:pPr>
-              <w:pStyle w:val="a2"/>
+              <w:pStyle w:val="32"/>
               <w:keepNext w:val="0"/>
               <w:keepLines w:val="0"/>
               <w:pageBreakBefore w:val="0"/>
@@ -5806,7 +5874,7 @@
               <w:adjustRightInd w:val="0"/>
               <w:snapToGrid w:val="0"/>
               <w:spacing w:line="240" w:lineRule="auto"/>
-              <w:ind w:left="0" w:right="0" w:firstLine="0" w:leftChars="0" w:rightChars="0" w:firstLineChars="0"/>
+              <w:ind w:left="0" w:leftChars="0" w:right="0" w:rightChars="0" w:firstLine="0" w:firstLineChars="0"/>
               <w:jc w:val="left"/>
               <w:textAlignment w:val="baseline"/>
               <w:rPr>
@@ -5827,7 +5895,7 @@
     </w:tbl>
     <w:p>
       <w:pPr>
-        <w:pStyle w:val="1"/>
+        <w:pStyle w:val="31"/>
         <w:keepNext w:val="0"/>
         <w:keepLines w:val="0"/>
         <w:pageBreakBefore w:val="0"/>
@@ -5853,7 +5921,7 @@
     </w:p>
     <w:p>
       <w:pPr>
-        <w:pStyle w:val="a2"/>
+        <w:pStyle w:val="32"/>
         <w:keepNext w:val="0"/>
         <w:keepLines w:val="0"/>
         <w:pageBreakBefore w:val="0"/>
@@ -5899,7 +5967,7 @@
           <w:rFonts w:hint="eastAsia"/>
           <w:lang w:val="en-US" w:eastAsia="zh-CN"/>
         </w:rPr>
-        <w:instrText>"柴_标题1"\n</w:instrText>
+        <w:instrText xml:space="preserve">"柴_标题1"\n</w:instrText>
       </w:r>
       <w:r>
         <w:instrText xml:space="preserve"> \s</w:instrText>
@@ -5916,7 +5984,7 @@
           <w:rFonts w:hint="eastAsia"/>
           <w:lang w:val="en-US" w:eastAsia="zh-CN"/>
         </w:rPr>
-        <w:instrText>* Charformat</w:instrText>
+        <w:instrText xml:space="preserve">* Charformat</w:instrText>
       </w:r>
       <w:r>
         <w:rPr>
@@ -5996,17 +6064,18 @@
     </w:p>
     <w:tbl>
       <w:tblPr>
-        <w:tblStyle w:val="TableNormal"/>
+        <w:tblStyle w:val="22"/>
         <w:tblW w:w="8522" w:type="dxa"/>
         <w:jc w:val="center"/>
         <w:tblBorders>
-          <w:top w:val="nil"/>
-          <w:left w:val="nil"/>
-          <w:bottom w:val="nil"/>
-          <w:right w:val="nil"/>
-          <w:insideH w:val="nil"/>
-          <w:insideV w:val="nil"/>
+          <w:top w:val="none" w:color="auto" w:sz="0" w:space="0"/>
+          <w:left w:val="none" w:color="auto" w:sz="0" w:space="0"/>
+          <w:bottom w:val="none" w:color="auto" w:sz="0" w:space="0"/>
+          <w:right w:val="none" w:color="auto" w:sz="0" w:space="0"/>
+          <w:insideH w:val="none" w:color="auto" w:sz="0" w:space="0"/>
+          <w:insideV w:val="none" w:color="auto" w:sz="0" w:space="0"/>
         </w:tblBorders>
+        <w:tblLayout w:type="autofit"/>
         <w:tblCellMar>
           <w:top w:w="0" w:type="dxa"/>
           <w:left w:w="10" w:type="dxa"/>
@@ -6020,15 +6089,13 @@
       </w:tblGrid>
       <w:tr>
         <w:tblPrEx>
-          <w:tblW w:w="8522" w:type="dxa"/>
-          <w:jc w:val="center"/>
           <w:tblBorders>
-            <w:top w:val="nil"/>
-            <w:left w:val="nil"/>
-            <w:bottom w:val="nil"/>
-            <w:right w:val="nil"/>
-            <w:insideH w:val="nil"/>
-            <w:insideV w:val="nil"/>
+            <w:top w:val="none" w:color="auto" w:sz="0" w:space="0"/>
+            <w:left w:val="none" w:color="auto" w:sz="0" w:space="0"/>
+            <w:bottom w:val="none" w:color="auto" w:sz="0" w:space="0"/>
+            <w:right w:val="none" w:color="auto" w:sz="0" w:space="0"/>
+            <w:insideH w:val="none" w:color="auto" w:sz="0" w:space="0"/>
+            <w:insideV w:val="none" w:color="auto" w:sz="0" w:space="0"/>
           </w:tblBorders>
           <w:tblCellMar>
             <w:top w:w="0" w:type="dxa"/>
@@ -6038,7 +6105,7 @@
           </w:tblCellMar>
         </w:tblPrEx>
         <w:trPr>
-          <w:trHeight w:val="0"/>
+          <w:trHeight w:val="0" w:hRule="atLeast"/>
           <w:tblHeader/>
           <w:jc w:val="center"/>
         </w:trPr>
@@ -6046,8 +6113,8 @@
           <w:tcPr>
             <w:tcW w:w="1455" w:type="dxa"/>
             <w:tcBorders>
-              <w:top w:val="single" w:sz="12" w:space="0" w:color="auto"/>
-              <w:left w:val="single" w:sz="12" w:space="0" w:color="auto"/>
+              <w:top w:val="single" w:color="auto" w:sz="12" w:space="0"/>
+              <w:left w:val="single" w:color="auto" w:sz="12" w:space="0"/>
               <w:bottom w:val="nil"/>
               <w:right w:val="nil"/>
             </w:tcBorders>
@@ -6061,7 +6128,7 @@
           </w:tcPr>
           <w:p>
             <w:pPr>
-              <w:pStyle w:val="a2"/>
+              <w:pStyle w:val="32"/>
               <w:keepNext w:val="0"/>
               <w:keepLines w:val="0"/>
               <w:pageBreakBefore w:val="0"/>
@@ -6076,7 +6143,7 @@
               <w:adjustRightInd w:val="0"/>
               <w:snapToGrid w:val="0"/>
               <w:spacing w:line="240" w:lineRule="auto"/>
-              <w:ind w:left="0" w:right="0" w:firstLine="0" w:leftChars="0" w:rightChars="0" w:firstLineChars="0"/>
+              <w:ind w:left="0" w:leftChars="0" w:right="0" w:rightChars="0" w:firstLine="0" w:firstLineChars="0"/>
               <w:jc w:val="center"/>
               <w:textAlignment w:val="baseline"/>
               <w:rPr>
@@ -6095,10 +6162,10 @@
           <w:tcPr>
             <w:tcW w:w="7067" w:type="dxa"/>
             <w:tcBorders>
-              <w:top w:val="single" w:sz="12" w:space="0" w:color="auto"/>
-              <w:left w:val="single" w:sz="4" w:space="0" w:color="auto"/>
+              <w:top w:val="single" w:color="auto" w:sz="12" w:space="0"/>
+              <w:left w:val="single" w:color="auto" w:sz="4" w:space="0"/>
               <w:bottom w:val="nil"/>
-              <w:right w:val="single" w:sz="12" w:space="0" w:color="auto"/>
+              <w:right w:val="single" w:color="auto" w:sz="12" w:space="0"/>
             </w:tcBorders>
             <w:tcMar>
               <w:top w:w="60" w:type="dxa"/>
@@ -6110,7 +6177,7 @@
           </w:tcPr>
           <w:p>
             <w:pPr>
-              <w:pStyle w:val="a2"/>
+              <w:pStyle w:val="32"/>
               <w:keepNext w:val="0"/>
               <w:keepLines w:val="0"/>
               <w:pageBreakBefore w:val="0"/>
@@ -6125,7 +6192,7 @@
               <w:adjustRightInd w:val="0"/>
               <w:snapToGrid w:val="0"/>
               <w:spacing w:line="240" w:lineRule="auto"/>
-              <w:ind w:left="0" w:right="0" w:firstLine="0" w:leftChars="0" w:rightChars="0" w:firstLineChars="0"/>
+              <w:ind w:left="0" w:leftChars="0" w:right="0" w:rightChars="0" w:firstLine="0" w:firstLineChars="0"/>
               <w:jc w:val="center"/>
               <w:textAlignment w:val="baseline"/>
               <w:rPr>
@@ -6143,8 +6210,14 @@
       </w:tr>
       <w:tr>
         <w:tblPrEx>
-          <w:tblW w:w="8522" w:type="dxa"/>
-          <w:jc w:val="center"/>
+          <w:tblBorders>
+            <w:top w:val="none" w:color="auto" w:sz="0" w:space="0"/>
+            <w:left w:val="none" w:color="auto" w:sz="0" w:space="0"/>
+            <w:bottom w:val="none" w:color="auto" w:sz="0" w:space="0"/>
+            <w:right w:val="none" w:color="auto" w:sz="0" w:space="0"/>
+            <w:insideH w:val="none" w:color="auto" w:sz="0" w:space="0"/>
+            <w:insideV w:val="none" w:color="auto" w:sz="0" w:space="0"/>
+          </w:tblBorders>
           <w:tblCellMar>
             <w:top w:w="0" w:type="dxa"/>
             <w:left w:w="10" w:type="dxa"/>
@@ -6153,15 +6226,15 @@
           </w:tblCellMar>
         </w:tblPrEx>
         <w:trPr>
-          <w:trHeight w:val="0"/>
+          <w:trHeight w:val="0" w:hRule="atLeast"/>
           <w:jc w:val="center"/>
         </w:trPr>
         <w:tc>
           <w:tcPr>
             <w:tcW w:w="1455" w:type="dxa"/>
             <w:tcBorders>
-              <w:top w:val="single" w:sz="4" w:space="0" w:color="auto"/>
-              <w:left w:val="single" w:sz="12" w:space="0" w:color="auto"/>
+              <w:top w:val="single" w:color="auto" w:sz="4" w:space="0"/>
+              <w:left w:val="single" w:color="auto" w:sz="12" w:space="0"/>
               <w:bottom w:val="nil"/>
               <w:right w:val="nil"/>
             </w:tcBorders>
@@ -6189,7 +6262,7 @@
               <w:adjustRightInd w:val="0"/>
               <w:snapToGrid w:val="0"/>
               <w:spacing w:before="120" w:after="120" w:line="240" w:lineRule="auto"/>
-              <w:ind w:left="0" w:right="0" w:firstLine="0" w:leftChars="0" w:rightChars="0" w:firstLineChars="0"/>
+              <w:ind w:left="0" w:leftChars="0" w:right="0" w:rightChars="0" w:firstLine="0" w:firstLineChars="0"/>
               <w:jc w:val="center"/>
               <w:textAlignment w:val="baseline"/>
               <w:rPr>
@@ -6199,7 +6272,7 @@
             </w:pPr>
             <w:r>
               <w:rPr>
-                <w:rFonts w:ascii="Arial" w:eastAsia="宋体" w:hAnsi="Arial" w:cs="Arial"/>
+                <w:rFonts w:ascii="Arial" w:hAnsi="Arial" w:eastAsia="宋体" w:cs="Arial"/>
                 <w:b/>
                 <w:sz w:val="24"/>
               </w:rPr>
@@ -6211,10 +6284,10 @@
           <w:tcPr>
             <w:tcW w:w="7067" w:type="dxa"/>
             <w:tcBorders>
-              <w:top w:val="single" w:sz="4" w:space="0" w:color="auto"/>
-              <w:left w:val="single" w:sz="4" w:space="0" w:color="auto"/>
+              <w:top w:val="single" w:color="auto" w:sz="4" w:space="0"/>
+              <w:left w:val="single" w:color="auto" w:sz="4" w:space="0"/>
               <w:bottom w:val="nil"/>
-              <w:right w:val="single" w:sz="12" w:space="0" w:color="auto"/>
+              <w:right w:val="single" w:color="auto" w:sz="12" w:space="0"/>
             </w:tcBorders>
             <w:tcMar>
               <w:top w:w="60" w:type="dxa"/>
@@ -6226,7 +6299,7 @@
           </w:tcPr>
           <w:p>
             <w:pPr>
-              <w:pStyle w:val="a2"/>
+              <w:pStyle w:val="32"/>
               <w:keepNext w:val="0"/>
               <w:keepLines w:val="0"/>
               <w:pageBreakBefore w:val="0"/>
@@ -6245,7 +6318,7 @@
               <w:adjustRightInd w:val="0"/>
               <w:snapToGrid w:val="0"/>
               <w:spacing w:line="240" w:lineRule="auto"/>
-              <w:ind w:left="0" w:right="0" w:firstLine="0" w:leftChars="0" w:rightChars="0" w:firstLineChars="0"/>
+              <w:ind w:left="0" w:leftChars="0" w:right="0" w:rightChars="0" w:firstLine="0" w:firstLineChars="0"/>
               <w:jc w:val="left"/>
               <w:textAlignment w:val="baseline"/>
               <w:rPr>
@@ -6263,7 +6336,7 @@
           </w:p>
           <w:p>
             <w:pPr>
-              <w:pStyle w:val="a2"/>
+              <w:pStyle w:val="32"/>
               <w:keepNext w:val="0"/>
               <w:keepLines w:val="0"/>
               <w:pageBreakBefore w:val="0"/>
@@ -6282,7 +6355,7 @@
               <w:adjustRightInd w:val="0"/>
               <w:snapToGrid w:val="0"/>
               <w:spacing w:line="240" w:lineRule="auto"/>
-              <w:ind w:left="0" w:right="0" w:firstLine="0" w:leftChars="0" w:rightChars="0" w:firstLineChars="0"/>
+              <w:ind w:left="0" w:leftChars="0" w:right="0" w:rightChars="0" w:firstLine="0" w:firstLineChars="0"/>
               <w:jc w:val="left"/>
               <w:textAlignment w:val="baseline"/>
               <w:rPr>
@@ -6300,7 +6373,7 @@
           </w:p>
           <w:p>
             <w:pPr>
-              <w:pStyle w:val="a2"/>
+              <w:pStyle w:val="32"/>
               <w:keepNext w:val="0"/>
               <w:keepLines w:val="0"/>
               <w:pageBreakBefore w:val="0"/>
@@ -6319,7 +6392,7 @@
               <w:adjustRightInd w:val="0"/>
               <w:snapToGrid w:val="0"/>
               <w:spacing w:line="240" w:lineRule="auto"/>
-              <w:ind w:left="0" w:right="0" w:firstLine="0" w:leftChars="0" w:rightChars="0" w:firstLineChars="0"/>
+              <w:ind w:left="0" w:leftChars="0" w:right="0" w:rightChars="0" w:firstLine="0" w:firstLineChars="0"/>
               <w:jc w:val="left"/>
               <w:textAlignment w:val="baseline"/>
               <w:rPr>
@@ -6337,7 +6410,7 @@
           </w:p>
           <w:p>
             <w:pPr>
-              <w:pStyle w:val="a2"/>
+              <w:pStyle w:val="32"/>
               <w:keepNext w:val="0"/>
               <w:keepLines w:val="0"/>
               <w:pageBreakBefore w:val="0"/>
@@ -6356,7 +6429,7 @@
               <w:adjustRightInd w:val="0"/>
               <w:snapToGrid w:val="0"/>
               <w:spacing w:line="240" w:lineRule="auto"/>
-              <w:ind w:left="0" w:right="0" w:firstLine="0" w:leftChars="0" w:rightChars="0" w:firstLineChars="0"/>
+              <w:ind w:left="0" w:leftChars="0" w:right="0" w:rightChars="0" w:firstLine="0" w:firstLineChars="0"/>
               <w:jc w:val="left"/>
               <w:textAlignment w:val="baseline"/>
               <w:rPr>
@@ -6376,8 +6449,14 @@
       </w:tr>
       <w:tr>
         <w:tblPrEx>
-          <w:tblW w:w="8522" w:type="dxa"/>
-          <w:jc w:val="center"/>
+          <w:tblBorders>
+            <w:top w:val="none" w:color="auto" w:sz="0" w:space="0"/>
+            <w:left w:val="none" w:color="auto" w:sz="0" w:space="0"/>
+            <w:bottom w:val="none" w:color="auto" w:sz="0" w:space="0"/>
+            <w:right w:val="none" w:color="auto" w:sz="0" w:space="0"/>
+            <w:insideH w:val="none" w:color="auto" w:sz="0" w:space="0"/>
+            <w:insideV w:val="none" w:color="auto" w:sz="0" w:space="0"/>
+          </w:tblBorders>
           <w:tblCellMar>
             <w:top w:w="0" w:type="dxa"/>
             <w:left w:w="10" w:type="dxa"/>
@@ -6386,15 +6465,15 @@
           </w:tblCellMar>
         </w:tblPrEx>
         <w:trPr>
-          <w:trHeight w:val="0"/>
+          <w:trHeight w:val="0" w:hRule="atLeast"/>
           <w:jc w:val="center"/>
         </w:trPr>
         <w:tc>
           <w:tcPr>
             <w:tcW w:w="1455" w:type="dxa"/>
             <w:tcBorders>
-              <w:top w:val="single" w:sz="4" w:space="0" w:color="auto"/>
-              <w:left w:val="single" w:sz="12" w:space="0" w:color="auto"/>
+              <w:top w:val="single" w:color="auto" w:sz="4" w:space="0"/>
+              <w:left w:val="single" w:color="auto" w:sz="12" w:space="0"/>
               <w:bottom w:val="nil"/>
               <w:right w:val="nil"/>
             </w:tcBorders>
@@ -6422,7 +6501,7 @@
               <w:adjustRightInd w:val="0"/>
               <w:snapToGrid w:val="0"/>
               <w:spacing w:before="120" w:after="120" w:line="240" w:lineRule="auto"/>
-              <w:ind w:left="0" w:right="0" w:firstLine="0" w:leftChars="0" w:rightChars="0" w:firstLineChars="0"/>
+              <w:ind w:left="0" w:leftChars="0" w:right="0" w:rightChars="0" w:firstLine="0" w:firstLineChars="0"/>
               <w:jc w:val="center"/>
               <w:textAlignment w:val="baseline"/>
               <w:rPr>
@@ -6432,7 +6511,7 @@
             </w:pPr>
             <w:r>
               <w:rPr>
-                <w:rFonts w:ascii="Arial" w:eastAsia="宋体" w:hAnsi="Arial" w:cs="Arial"/>
+                <w:rFonts w:ascii="Arial" w:hAnsi="Arial" w:eastAsia="宋体" w:cs="Arial"/>
                 <w:b/>
                 <w:sz w:val="24"/>
               </w:rPr>
@@ -6444,10 +6523,10 @@
           <w:tcPr>
             <w:tcW w:w="7067" w:type="dxa"/>
             <w:tcBorders>
-              <w:top w:val="single" w:sz="4" w:space="0" w:color="auto"/>
-              <w:left w:val="single" w:sz="4" w:space="0" w:color="auto"/>
+              <w:top w:val="single" w:color="auto" w:sz="4" w:space="0"/>
+              <w:left w:val="single" w:color="auto" w:sz="4" w:space="0"/>
               <w:bottom w:val="nil"/>
-              <w:right w:val="single" w:sz="12" w:space="0" w:color="auto"/>
+              <w:right w:val="single" w:color="auto" w:sz="12" w:space="0"/>
             </w:tcBorders>
             <w:tcMar>
               <w:top w:w="60" w:type="dxa"/>
@@ -6459,7 +6538,7 @@
           </w:tcPr>
           <w:p>
             <w:pPr>
-              <w:pStyle w:val="a2"/>
+              <w:pStyle w:val="32"/>
               <w:keepNext w:val="0"/>
               <w:keepLines w:val="0"/>
               <w:pageBreakBefore w:val="0"/>
@@ -6478,7 +6557,7 @@
               <w:adjustRightInd w:val="0"/>
               <w:snapToGrid w:val="0"/>
               <w:spacing w:line="240" w:lineRule="auto"/>
-              <w:ind w:left="0" w:right="0" w:firstLine="0" w:leftChars="0" w:rightChars="0" w:firstLineChars="0"/>
+              <w:ind w:left="0" w:leftChars="0" w:right="0" w:rightChars="0" w:firstLine="0" w:firstLineChars="0"/>
               <w:jc w:val="left"/>
               <w:textAlignment w:val="baseline"/>
               <w:rPr>
@@ -6496,7 +6575,7 @@
           </w:p>
           <w:p>
             <w:pPr>
-              <w:pStyle w:val="a2"/>
+              <w:pStyle w:val="32"/>
               <w:keepNext w:val="0"/>
               <w:keepLines w:val="0"/>
               <w:pageBreakBefore w:val="0"/>
@@ -6515,7 +6594,7 @@
               <w:adjustRightInd w:val="0"/>
               <w:snapToGrid w:val="0"/>
               <w:spacing w:line="240" w:lineRule="auto"/>
-              <w:ind w:left="0" w:right="0" w:firstLine="0" w:leftChars="0" w:rightChars="0" w:firstLineChars="0"/>
+              <w:ind w:left="0" w:leftChars="0" w:right="0" w:rightChars="0" w:firstLine="0" w:firstLineChars="0"/>
               <w:jc w:val="left"/>
               <w:textAlignment w:val="baseline"/>
               <w:rPr>
@@ -6533,7 +6612,7 @@
           </w:p>
           <w:p>
             <w:pPr>
-              <w:pStyle w:val="a2"/>
+              <w:pStyle w:val="32"/>
               <w:keepNext w:val="0"/>
               <w:keepLines w:val="0"/>
               <w:pageBreakBefore w:val="0"/>
@@ -6552,7 +6631,7 @@
               <w:adjustRightInd w:val="0"/>
               <w:snapToGrid w:val="0"/>
               <w:spacing w:line="240" w:lineRule="auto"/>
-              <w:ind w:left="0" w:right="0" w:firstLine="0" w:leftChars="0" w:rightChars="0" w:firstLineChars="0"/>
+              <w:ind w:left="0" w:leftChars="0" w:right="0" w:rightChars="0" w:firstLine="0" w:firstLineChars="0"/>
               <w:jc w:val="left"/>
               <w:textAlignment w:val="baseline"/>
               <w:rPr>
@@ -6572,8 +6651,14 @@
       </w:tr>
       <w:tr>
         <w:tblPrEx>
-          <w:tblW w:w="8522" w:type="dxa"/>
-          <w:jc w:val="center"/>
+          <w:tblBorders>
+            <w:top w:val="none" w:color="auto" w:sz="0" w:space="0"/>
+            <w:left w:val="none" w:color="auto" w:sz="0" w:space="0"/>
+            <w:bottom w:val="none" w:color="auto" w:sz="0" w:space="0"/>
+            <w:right w:val="none" w:color="auto" w:sz="0" w:space="0"/>
+            <w:insideH w:val="none" w:color="auto" w:sz="0" w:space="0"/>
+            <w:insideV w:val="none" w:color="auto" w:sz="0" w:space="0"/>
+          </w:tblBorders>
           <w:tblCellMar>
             <w:top w:w="0" w:type="dxa"/>
             <w:left w:w="10" w:type="dxa"/>
@@ -6582,15 +6667,15 @@
           </w:tblCellMar>
         </w:tblPrEx>
         <w:trPr>
-          <w:trHeight w:val="0"/>
+          <w:trHeight w:val="0" w:hRule="atLeast"/>
           <w:jc w:val="center"/>
         </w:trPr>
         <w:tc>
           <w:tcPr>
             <w:tcW w:w="1455" w:type="dxa"/>
             <w:tcBorders>
-              <w:top w:val="single" w:sz="4" w:space="0" w:color="auto"/>
-              <w:left w:val="single" w:sz="12" w:space="0" w:color="auto"/>
+              <w:top w:val="single" w:color="auto" w:sz="4" w:space="0"/>
+              <w:left w:val="single" w:color="auto" w:sz="12" w:space="0"/>
               <w:bottom w:val="nil"/>
               <w:right w:val="nil"/>
             </w:tcBorders>
@@ -6618,7 +6703,7 @@
               <w:adjustRightInd w:val="0"/>
               <w:snapToGrid w:val="0"/>
               <w:spacing w:before="120" w:after="120" w:line="240" w:lineRule="auto"/>
-              <w:ind w:left="0" w:right="0" w:firstLine="0" w:leftChars="0" w:rightChars="0" w:firstLineChars="0"/>
+              <w:ind w:left="0" w:leftChars="0" w:right="0" w:rightChars="0" w:firstLine="0" w:firstLineChars="0"/>
               <w:jc w:val="center"/>
               <w:textAlignment w:val="baseline"/>
               <w:rPr>
@@ -6628,11 +6713,11 @@
             </w:pPr>
             <w:r>
               <w:rPr>
-                <w:rFonts w:ascii="Arial" w:eastAsia="宋体" w:hAnsi="Arial" w:cs="Arial"/>
+                <w:rFonts w:ascii="Arial" w:hAnsi="Arial" w:eastAsia="宋体" w:cs="Arial"/>
                 <w:b/>
                 <w:sz w:val="24"/>
               </w:rPr>
-              <w:t>产品产品质量部</w:t>
+              <w:t>产品质量部</w:t>
             </w:r>
           </w:p>
         </w:tc>
@@ -6640,10 +6725,10 @@
           <w:tcPr>
             <w:tcW w:w="7067" w:type="dxa"/>
             <w:tcBorders>
-              <w:top w:val="single" w:sz="4" w:space="0" w:color="auto"/>
-              <w:left w:val="single" w:sz="4" w:space="0" w:color="auto"/>
+              <w:top w:val="single" w:color="auto" w:sz="4" w:space="0"/>
+              <w:left w:val="single" w:color="auto" w:sz="4" w:space="0"/>
               <w:bottom w:val="nil"/>
-              <w:right w:val="single" w:sz="12" w:space="0" w:color="auto"/>
+              <w:right w:val="single" w:color="auto" w:sz="12" w:space="0"/>
             </w:tcBorders>
             <w:tcMar>
               <w:top w:w="60" w:type="dxa"/>
@@ -6655,7 +6740,7 @@
           </w:tcPr>
           <w:p>
             <w:pPr>
-              <w:pStyle w:val="a2"/>
+              <w:pStyle w:val="32"/>
               <w:keepNext w:val="0"/>
               <w:keepLines w:val="0"/>
               <w:pageBreakBefore w:val="0"/>
@@ -6674,7 +6759,7 @@
               <w:adjustRightInd w:val="0"/>
               <w:snapToGrid w:val="0"/>
               <w:spacing w:line="240" w:lineRule="auto"/>
-              <w:ind w:left="0" w:right="0" w:firstLine="0" w:leftChars="0" w:rightChars="0" w:firstLineChars="0"/>
+              <w:ind w:left="0" w:leftChars="0" w:right="0" w:rightChars="0" w:firstLine="0" w:firstLineChars="0"/>
               <w:jc w:val="left"/>
               <w:textAlignment w:val="baseline"/>
               <w:rPr>
@@ -6692,7 +6777,7 @@
           </w:p>
           <w:p>
             <w:pPr>
-              <w:pStyle w:val="a2"/>
+              <w:pStyle w:val="32"/>
               <w:keepNext w:val="0"/>
               <w:keepLines w:val="0"/>
               <w:pageBreakBefore w:val="0"/>
@@ -6711,7 +6796,7 @@
               <w:adjustRightInd w:val="0"/>
               <w:snapToGrid w:val="0"/>
               <w:spacing w:line="240" w:lineRule="auto"/>
-              <w:ind w:left="0" w:right="0" w:firstLine="0" w:leftChars="0" w:rightChars="0" w:firstLineChars="0"/>
+              <w:ind w:left="0" w:leftChars="0" w:right="0" w:rightChars="0" w:firstLine="0" w:firstLineChars="0"/>
               <w:jc w:val="left"/>
               <w:textAlignment w:val="baseline"/>
               <w:rPr>
@@ -6729,7 +6814,7 @@
           </w:p>
           <w:p>
             <w:pPr>
-              <w:pStyle w:val="a2"/>
+              <w:pStyle w:val="32"/>
               <w:keepNext w:val="0"/>
               <w:keepLines w:val="0"/>
               <w:pageBreakBefore w:val="0"/>
@@ -6748,7 +6833,7 @@
               <w:adjustRightInd w:val="0"/>
               <w:snapToGrid w:val="0"/>
               <w:spacing w:line="240" w:lineRule="auto"/>
-              <w:ind w:left="0" w:right="0" w:firstLine="0" w:leftChars="0" w:rightChars="0" w:firstLineChars="0"/>
+              <w:ind w:left="0" w:leftChars="0" w:right="0" w:rightChars="0" w:firstLine="0" w:firstLineChars="0"/>
               <w:jc w:val="left"/>
               <w:textAlignment w:val="baseline"/>
               <w:rPr>
@@ -6768,8 +6853,14 @@
       </w:tr>
       <w:tr>
         <w:tblPrEx>
-          <w:tblW w:w="8522" w:type="dxa"/>
-          <w:jc w:val="center"/>
+          <w:tblBorders>
+            <w:top w:val="none" w:color="auto" w:sz="0" w:space="0"/>
+            <w:left w:val="none" w:color="auto" w:sz="0" w:space="0"/>
+            <w:bottom w:val="none" w:color="auto" w:sz="0" w:space="0"/>
+            <w:right w:val="none" w:color="auto" w:sz="0" w:space="0"/>
+            <w:insideH w:val="none" w:color="auto" w:sz="0" w:space="0"/>
+            <w:insideV w:val="none" w:color="auto" w:sz="0" w:space="0"/>
+          </w:tblBorders>
           <w:tblCellMar>
             <w:top w:w="0" w:type="dxa"/>
             <w:left w:w="10" w:type="dxa"/>
@@ -6778,16 +6869,16 @@
           </w:tblCellMar>
         </w:tblPrEx>
         <w:trPr>
-          <w:trHeight w:val="0"/>
+          <w:trHeight w:val="0" w:hRule="atLeast"/>
           <w:jc w:val="center"/>
         </w:trPr>
         <w:tc>
           <w:tcPr>
             <w:tcW w:w="1455" w:type="dxa"/>
             <w:tcBorders>
-              <w:top w:val="single" w:sz="4" w:space="0" w:color="auto"/>
-              <w:left w:val="single" w:sz="12" w:space="0" w:color="auto"/>
-              <w:bottom w:val="single" w:sz="12" w:space="0" w:color="auto"/>
+              <w:top w:val="single" w:color="auto" w:sz="4" w:space="0"/>
+              <w:left w:val="single" w:color="auto" w:sz="12" w:space="0"/>
+              <w:bottom w:val="single" w:color="auto" w:sz="12" w:space="0"/>
               <w:right w:val="nil"/>
             </w:tcBorders>
             <w:tcMar>
@@ -6814,7 +6905,7 @@
               <w:adjustRightInd w:val="0"/>
               <w:snapToGrid w:val="0"/>
               <w:spacing w:before="120" w:after="120" w:line="240" w:lineRule="auto"/>
-              <w:ind w:left="0" w:right="0" w:firstLine="0" w:leftChars="0" w:rightChars="0" w:firstLineChars="0"/>
+              <w:ind w:left="0" w:leftChars="0" w:right="0" w:rightChars="0" w:firstLine="0" w:firstLineChars="0"/>
               <w:jc w:val="center"/>
               <w:textAlignment w:val="baseline"/>
               <w:rPr>
@@ -6824,7 +6915,7 @@
             </w:pPr>
             <w:r>
               <w:rPr>
-                <w:rFonts w:ascii="Arial" w:eastAsia="宋体" w:hAnsi="Arial" w:cs="Arial"/>
+                <w:rFonts w:ascii="Arial" w:hAnsi="Arial" w:eastAsia="宋体" w:cs="Arial"/>
                 <w:b/>
                 <w:sz w:val="24"/>
               </w:rPr>
@@ -6836,10 +6927,10 @@
           <w:tcPr>
             <w:tcW w:w="7067" w:type="dxa"/>
             <w:tcBorders>
-              <w:top w:val="single" w:sz="4" w:space="0" w:color="auto"/>
-              <w:left w:val="single" w:sz="4" w:space="0" w:color="auto"/>
-              <w:bottom w:val="single" w:sz="12" w:space="0" w:color="auto"/>
-              <w:right w:val="single" w:sz="12" w:space="0" w:color="auto"/>
+              <w:top w:val="single" w:color="auto" w:sz="4" w:space="0"/>
+              <w:left w:val="single" w:color="auto" w:sz="4" w:space="0"/>
+              <w:bottom w:val="single" w:color="auto" w:sz="12" w:space="0"/>
+              <w:right w:val="single" w:color="auto" w:sz="12" w:space="0"/>
             </w:tcBorders>
             <w:tcMar>
               <w:top w:w="60" w:type="dxa"/>
@@ -6851,7 +6942,7 @@
           </w:tcPr>
           <w:p>
             <w:pPr>
-              <w:pStyle w:val="a2"/>
+              <w:pStyle w:val="32"/>
               <w:keepNext w:val="0"/>
               <w:keepLines w:val="0"/>
               <w:pageBreakBefore w:val="0"/>
@@ -6870,7 +6961,7 @@
               <w:adjustRightInd w:val="0"/>
               <w:snapToGrid w:val="0"/>
               <w:spacing w:line="240" w:lineRule="auto"/>
-              <w:ind w:left="0" w:right="0" w:firstLine="0" w:leftChars="0" w:rightChars="0" w:firstLineChars="0"/>
+              <w:ind w:left="0" w:leftChars="0" w:right="0" w:rightChars="0" w:firstLine="0" w:firstLineChars="0"/>
               <w:jc w:val="left"/>
               <w:textAlignment w:val="baseline"/>
               <w:rPr>
@@ -6888,7 +6979,7 @@
           </w:p>
           <w:p>
             <w:pPr>
-              <w:pStyle w:val="a2"/>
+              <w:pStyle w:val="32"/>
               <w:keepNext w:val="0"/>
               <w:keepLines w:val="0"/>
               <w:pageBreakBefore w:val="0"/>
@@ -6907,7 +6998,7 @@
               <w:adjustRightInd w:val="0"/>
               <w:snapToGrid w:val="0"/>
               <w:spacing w:line="240" w:lineRule="auto"/>
-              <w:ind w:left="0" w:right="0" w:firstLine="0" w:leftChars="0" w:rightChars="0" w:firstLineChars="0"/>
+              <w:ind w:left="0" w:leftChars="0" w:right="0" w:rightChars="0" w:firstLine="0" w:firstLineChars="0"/>
               <w:jc w:val="left"/>
               <w:textAlignment w:val="baseline"/>
               <w:rPr>
@@ -6928,7 +7019,7 @@
     </w:tbl>
     <w:p>
       <w:pPr>
-        <w:pStyle w:val="1"/>
+        <w:pStyle w:val="31"/>
         <w:keepNext w:val="0"/>
         <w:keepLines w:val="0"/>
         <w:pageBreakBefore w:val="0"/>
@@ -6954,7 +7045,7 @@
     </w:p>
     <w:p>
       <w:pPr>
-        <w:pStyle w:val="a2"/>
+        <w:pStyle w:val="32"/>
         <w:keepNext w:val="0"/>
         <w:keepLines w:val="0"/>
         <w:pageBreakBefore w:val="0"/>
@@ -6976,7 +7067,7 @@
     </w:p>
     <w:p>
       <w:pPr>
-        <w:pStyle w:val="a2"/>
+        <w:pStyle w:val="32"/>
         <w:keepNext w:val="0"/>
         <w:keepLines w:val="0"/>
         <w:pageBreakBefore w:val="0"/>
@@ -7022,7 +7113,7 @@
           <w:rFonts w:hint="eastAsia"/>
           <w:lang w:val="en-US" w:eastAsia="zh-CN"/>
         </w:rPr>
-        <w:instrText>"柴_标题1"\n</w:instrText>
+        <w:instrText xml:space="preserve">"柴_标题1"\n</w:instrText>
       </w:r>
       <w:r>
         <w:instrText xml:space="preserve"> \s</w:instrText>
@@ -7039,7 +7130,7 @@
           <w:rFonts w:hint="eastAsia"/>
           <w:lang w:val="en-US" w:eastAsia="zh-CN"/>
         </w:rPr>
-        <w:instrText>* Charformat</w:instrText>
+        <w:instrText xml:space="preserve">* Charformat</w:instrText>
       </w:r>
       <w:r>
         <w:rPr>
@@ -7119,7 +7210,7 @@
     </w:p>
     <w:p>
       <w:pPr>
-        <w:pStyle w:val="a2"/>
+        <w:pStyle w:val="32"/>
         <w:keepNext w:val="0"/>
         <w:keepLines w:val="0"/>
         <w:pageBreakBefore w:val="0"/>
@@ -7136,47 +7227,36 @@
         <w:jc w:val="center"/>
         <w:textAlignment w:val="baseline"/>
         <w:rPr>
-          <w:rFonts w:eastAsia="宋体" w:hint="eastAsia"/>
+          <w:rFonts w:hint="eastAsia" w:eastAsia="宋体"/>
           <w:lang w:eastAsia="zh-CN"/>
         </w:rPr>
       </w:pPr>
       <w:r>
         <w:rPr>
-          <w:rFonts w:eastAsia="宋体" w:hint="eastAsia"/>
+          <w:rFonts w:hint="eastAsia" w:eastAsia="宋体"/>
           <w:lang w:eastAsia="zh-CN"/>
         </w:rPr>
         <w:object>
-          <v:shapetype id="_x0000_t75" coordsize="21600,21600" o:spt="75" o:preferrelative="t" path="m@4@5l@4@11@9@11@9@5xe" filled="f" stroked="f">
-            <v:stroke joinstyle="miter"/>
-            <v:formulas>
-              <v:f eqn="if lineDrawn pixelLineWidth 0"/>
-              <v:f eqn="sum @0 1 0"/>
-              <v:f eqn="sum 0 0 @1"/>
-              <v:f eqn="prod @2 1 2"/>
-              <v:f eqn="prod @3 21600 pixelWidth"/>
-              <v:f eqn="prod @3 21600 pixelHeight"/>
-              <v:f eqn="sum @0 0 1"/>
-              <v:f eqn="prod @6 1 2"/>
-              <v:f eqn="prod @7 21600 pixelWidth"/>
-              <v:f eqn="sum @8 21600 0"/>
-              <v:f eqn="prod @7 21600 pixelHeight"/>
-              <v:f eqn="sum @10 21600 0"/>
-            </v:formulas>
-            <v:path o:extrusionok="f" gradientshapeok="t" o:connecttype="rect"/>
+          <v:shape id="_x0000_i1025" o:spt="75" alt="" type="#_x0000_t75" style="height:281pt;width:419.15pt;" o:ole="t" filled="f" o:preferrelative="t" stroked="f" coordsize="21600,21600">
+            <v:path/>
+            <v:fill on="f" focussize="0,0"/>
+            <v:stroke on="f"/>
+            <v:imagedata r:id="rId7" o:title=""/>
             <o:lock v:ext="edit" aspectratio="t"/>
-          </v:shapetype>
-          <v:shape id="_x0000_i1025" type="#_x0000_t75" style="height:281pt;width:419.15pt" o:oleicon="f" o:ole="" coordsize="21600,21600" o:preferrelative="t" filled="f" stroked="f">
-            <v:imagedata r:id="rId4" o:title=""/>
-            <o:lock v:ext="edit" aspectratio="t"/>
+            <w10:wrap type="none"/>
             <w10:anchorlock/>
           </v:shape>
-          <o:OLEObject Type="Embed" ProgID="Visio.Drawing.15" ShapeID="_x0000_i1025" DrawAspect="Content" ObjectID="_1468075725" r:id="rId5"/>
+          <o:OLEObject Type="Embed" ProgID="Visio.Drawing.15" ShapeID="_x0000_i1025" DrawAspect="Content" ObjectID="_1468075725" r:id="rId6">
+            <o:LockedField>false</o:LockedField>
+          </o:OLEObject>
         </w:object>
       </w:r>
+      <w:bookmarkStart w:id="42" w:name="_GoBack"/>
+      <w:bookmarkEnd w:id="42"/>
     </w:p>
     <w:p>
       <w:pPr>
-        <w:pStyle w:val="2"/>
+        <w:pStyle w:val="33"/>
         <w:keepNext w:val="0"/>
         <w:keepLines w:val="0"/>
         <w:pageBreakBefore w:val="0"/>
@@ -7217,7 +7297,7 @@
     </w:p>
     <w:p>
       <w:pPr>
-        <w:pStyle w:val="a2"/>
+        <w:pStyle w:val="32"/>
         <w:keepNext w:val="0"/>
         <w:keepLines w:val="0"/>
         <w:pageBreakBefore w:val="0"/>
@@ -7263,7 +7343,7 @@
           <w:rFonts w:hint="eastAsia"/>
           <w:lang w:val="en-US" w:eastAsia="zh-CN"/>
         </w:rPr>
-        <w:instrText>"柴_标题1"\n</w:instrText>
+        <w:instrText xml:space="preserve">"柴_标题1"\n</w:instrText>
       </w:r>
       <w:r>
         <w:instrText xml:space="preserve"> \s</w:instrText>
@@ -7280,7 +7360,7 @@
           <w:rFonts w:hint="eastAsia"/>
           <w:lang w:val="en-US" w:eastAsia="zh-CN"/>
         </w:rPr>
-        <w:instrText>* Charformat</w:instrText>
+        <w:instrText xml:space="preserve">* Charformat</w:instrText>
       </w:r>
       <w:r>
         <w:rPr>
@@ -7360,17 +7440,18 @@
     </w:p>
     <w:tbl>
       <w:tblPr>
-        <w:tblStyle w:val="TableNormal"/>
+        <w:tblStyle w:val="22"/>
         <w:tblW w:w="7794" w:type="dxa"/>
         <w:jc w:val="center"/>
         <w:tblBorders>
-          <w:top w:val="nil"/>
-          <w:left w:val="nil"/>
-          <w:bottom w:val="nil"/>
-          <w:right w:val="nil"/>
-          <w:insideH w:val="nil"/>
-          <w:insideV w:val="nil"/>
+          <w:top w:val="none" w:color="auto" w:sz="0" w:space="0"/>
+          <w:left w:val="none" w:color="auto" w:sz="0" w:space="0"/>
+          <w:bottom w:val="none" w:color="auto" w:sz="0" w:space="0"/>
+          <w:right w:val="none" w:color="auto" w:sz="0" w:space="0"/>
+          <w:insideH w:val="none" w:color="auto" w:sz="0" w:space="0"/>
+          <w:insideV w:val="none" w:color="auto" w:sz="0" w:space="0"/>
         </w:tblBorders>
+        <w:tblLayout w:type="autofit"/>
         <w:tblCellMar>
           <w:top w:w="0" w:type="dxa"/>
           <w:left w:w="10" w:type="dxa"/>
@@ -7384,15 +7465,13 @@
       </w:tblGrid>
       <w:tr>
         <w:tblPrEx>
-          <w:tblW w:w="7794" w:type="dxa"/>
-          <w:jc w:val="center"/>
           <w:tblBorders>
-            <w:top w:val="nil"/>
-            <w:left w:val="nil"/>
-            <w:bottom w:val="nil"/>
-            <w:right w:val="nil"/>
-            <w:insideH w:val="nil"/>
-            <w:insideV w:val="nil"/>
+            <w:top w:val="none" w:color="auto" w:sz="0" w:space="0"/>
+            <w:left w:val="none" w:color="auto" w:sz="0" w:space="0"/>
+            <w:bottom w:val="none" w:color="auto" w:sz="0" w:space="0"/>
+            <w:right w:val="none" w:color="auto" w:sz="0" w:space="0"/>
+            <w:insideH w:val="none" w:color="auto" w:sz="0" w:space="0"/>
+            <w:insideV w:val="none" w:color="auto" w:sz="0" w:space="0"/>
           </w:tblBorders>
           <w:tblCellMar>
             <w:top w:w="0" w:type="dxa"/>
@@ -7402,7 +7481,7 @@
           </w:tblCellMar>
         </w:tblPrEx>
         <w:trPr>
-          <w:trHeight w:val="0"/>
+          <w:trHeight w:val="0" w:hRule="atLeast"/>
           <w:tblHeader/>
           <w:jc w:val="center"/>
         </w:trPr>
@@ -7410,8 +7489,8 @@
           <w:tcPr>
             <w:tcW w:w="1275" w:type="dxa"/>
             <w:tcBorders>
-              <w:top w:val="single" w:sz="12" w:space="0" w:color="auto"/>
-              <w:left w:val="single" w:sz="12" w:space="0" w:color="auto"/>
+              <w:top w:val="single" w:color="auto" w:sz="12" w:space="0"/>
+              <w:left w:val="single" w:color="auto" w:sz="12" w:space="0"/>
               <w:bottom w:val="nil"/>
               <w:right w:val="nil"/>
             </w:tcBorders>
@@ -7424,21 +7503,21 @@
           </w:tcPr>
           <w:p>
             <w:pPr>
-              <w:pStyle w:val="a2"/>
-              <w:keepNext w:val="0"/>
-              <w:keepLines w:val="0"/>
-              <w:pageBreakBefore w:val="0"/>
-              <w:widowControl w:val="0"/>
-              <w:kinsoku w:val="0"/>
-              <w:wordWrap/>
-              <w:overflowPunct/>
-              <w:topLinePunct w:val="0"/>
-              <w:autoSpaceDE w:val="0"/>
-              <w:autoSpaceDN w:val="0"/>
-              <w:bidi w:val="0"/>
-              <w:adjustRightInd w:val="0"/>
-              <w:snapToGrid w:val="0"/>
-              <w:ind w:left="0" w:firstLine="0" w:leftChars="0" w:firstLineChars="0"/>
+              <w:pStyle w:val="32"/>
+              <w:keepNext w:val="0"/>
+              <w:keepLines w:val="0"/>
+              <w:pageBreakBefore w:val="0"/>
+              <w:widowControl w:val="0"/>
+              <w:kinsoku w:val="0"/>
+              <w:wordWrap/>
+              <w:overflowPunct/>
+              <w:topLinePunct w:val="0"/>
+              <w:autoSpaceDE w:val="0"/>
+              <w:autoSpaceDN w:val="0"/>
+              <w:bidi w:val="0"/>
+              <w:adjustRightInd w:val="0"/>
+              <w:snapToGrid w:val="0"/>
+              <w:ind w:left="0" w:leftChars="0" w:firstLine="0" w:firstLineChars="0"/>
               <w:textAlignment w:val="baseline"/>
             </w:pPr>
             <w:r>
@@ -7450,10 +7529,10 @@
           <w:tcPr>
             <w:tcW w:w="6519" w:type="dxa"/>
             <w:tcBorders>
-              <w:top w:val="single" w:sz="12" w:space="0" w:color="auto"/>
-              <w:left w:val="single" w:sz="4" w:space="0" w:color="auto"/>
+              <w:top w:val="single" w:color="auto" w:sz="12" w:space="0"/>
+              <w:left w:val="single" w:color="auto" w:sz="4" w:space="0"/>
               <w:bottom w:val="nil"/>
-              <w:right w:val="single" w:sz="12" w:space="0" w:color="auto"/>
+              <w:right w:val="single" w:color="auto" w:sz="12" w:space="0"/>
             </w:tcBorders>
             <w:tcMar>
               <w:top w:w="60" w:type="dxa"/>
@@ -7464,7 +7543,7 @@
           </w:tcPr>
           <w:p>
             <w:pPr>
-              <w:pStyle w:val="a2"/>
+              <w:pStyle w:val="32"/>
               <w:keepNext w:val="0"/>
               <w:keepLines w:val="0"/>
               <w:pageBreakBefore w:val="0"/>
@@ -7488,8 +7567,14 @@
       </w:tr>
       <w:tr>
         <w:tblPrEx>
-          <w:tblW w:w="7794" w:type="dxa"/>
-          <w:jc w:val="center"/>
+          <w:tblBorders>
+            <w:top w:val="none" w:color="auto" w:sz="0" w:space="0"/>
+            <w:left w:val="none" w:color="auto" w:sz="0" w:space="0"/>
+            <w:bottom w:val="none" w:color="auto" w:sz="0" w:space="0"/>
+            <w:right w:val="none" w:color="auto" w:sz="0" w:space="0"/>
+            <w:insideH w:val="none" w:color="auto" w:sz="0" w:space="0"/>
+            <w:insideV w:val="none" w:color="auto" w:sz="0" w:space="0"/>
+          </w:tblBorders>
           <w:tblCellMar>
             <w:top w:w="0" w:type="dxa"/>
             <w:left w:w="10" w:type="dxa"/>
@@ -7498,7 +7583,7 @@
           </w:tblCellMar>
         </w:tblPrEx>
         <w:trPr>
-          <w:trHeight w:val="0"/>
+          <w:trHeight w:val="0" w:hRule="atLeast"/>
           <w:tblHeader/>
           <w:jc w:val="center"/>
         </w:trPr>
@@ -7506,8 +7591,8 @@
           <w:tcPr>
             <w:tcW w:w="1275" w:type="dxa"/>
             <w:tcBorders>
-              <w:top w:val="single" w:sz="4" w:space="0" w:color="auto"/>
-              <w:left w:val="single" w:sz="12" w:space="0" w:color="auto"/>
+              <w:top w:val="single" w:color="auto" w:sz="4" w:space="0"/>
+              <w:left w:val="single" w:color="auto" w:sz="12" w:space="0"/>
               <w:bottom w:val="nil"/>
               <w:right w:val="nil"/>
             </w:tcBorders>
@@ -7540,7 +7625,7 @@
             </w:pPr>
             <w:r>
               <w:rPr>
-                <w:rFonts w:ascii="Arial" w:eastAsia="等线" w:hAnsi="Arial" w:cs="Arial"/>
+                <w:rFonts w:ascii="Arial" w:hAnsi="Arial" w:eastAsia="等线" w:cs="Arial"/>
                 <w:b/>
                 <w:sz w:val="22"/>
               </w:rPr>
@@ -7552,10 +7637,10 @@
           <w:tcPr>
             <w:tcW w:w="6519" w:type="dxa"/>
             <w:tcBorders>
-              <w:top w:val="single" w:sz="4" w:space="0" w:color="auto"/>
-              <w:left w:val="single" w:sz="4" w:space="0" w:color="auto"/>
+              <w:top w:val="single" w:color="auto" w:sz="4" w:space="0"/>
+              <w:left w:val="single" w:color="auto" w:sz="4" w:space="0"/>
               <w:bottom w:val="nil"/>
-              <w:right w:val="single" w:sz="12" w:space="0" w:color="auto"/>
+              <w:right w:val="single" w:color="auto" w:sz="12" w:space="0"/>
             </w:tcBorders>
             <w:tcMar>
               <w:top w:w="60" w:type="dxa"/>
@@ -7566,21 +7651,21 @@
           </w:tcPr>
           <w:p>
             <w:pPr>
-              <w:pStyle w:val="a2"/>
-              <w:keepNext w:val="0"/>
-              <w:keepLines w:val="0"/>
-              <w:pageBreakBefore w:val="0"/>
-              <w:widowControl w:val="0"/>
-              <w:kinsoku w:val="0"/>
-              <w:wordWrap/>
-              <w:overflowPunct/>
-              <w:topLinePunct w:val="0"/>
-              <w:autoSpaceDE w:val="0"/>
-              <w:autoSpaceDN w:val="0"/>
-              <w:bidi w:val="0"/>
-              <w:adjustRightInd w:val="0"/>
-              <w:snapToGrid w:val="0"/>
-              <w:ind w:left="0" w:firstLine="0" w:leftChars="0" w:firstLineChars="0"/>
+              <w:pStyle w:val="32"/>
+              <w:keepNext w:val="0"/>
+              <w:keepLines w:val="0"/>
+              <w:pageBreakBefore w:val="0"/>
+              <w:widowControl w:val="0"/>
+              <w:kinsoku w:val="0"/>
+              <w:wordWrap/>
+              <w:overflowPunct/>
+              <w:topLinePunct w:val="0"/>
+              <w:autoSpaceDE w:val="0"/>
+              <w:autoSpaceDN w:val="0"/>
+              <w:bidi w:val="0"/>
+              <w:adjustRightInd w:val="0"/>
+              <w:snapToGrid w:val="0"/>
+              <w:ind w:left="0" w:leftChars="0" w:firstLine="0" w:firstLineChars="0"/>
               <w:textAlignment w:val="baseline"/>
             </w:pPr>
             <w:r>
@@ -7591,8 +7676,14 @@
       </w:tr>
       <w:tr>
         <w:tblPrEx>
-          <w:tblW w:w="7794" w:type="dxa"/>
-          <w:jc w:val="center"/>
+          <w:tblBorders>
+            <w:top w:val="none" w:color="auto" w:sz="0" w:space="0"/>
+            <w:left w:val="none" w:color="auto" w:sz="0" w:space="0"/>
+            <w:bottom w:val="none" w:color="auto" w:sz="0" w:space="0"/>
+            <w:right w:val="none" w:color="auto" w:sz="0" w:space="0"/>
+            <w:insideH w:val="none" w:color="auto" w:sz="0" w:space="0"/>
+            <w:insideV w:val="none" w:color="auto" w:sz="0" w:space="0"/>
+          </w:tblBorders>
           <w:tblCellMar>
             <w:top w:w="0" w:type="dxa"/>
             <w:left w:w="10" w:type="dxa"/>
@@ -7601,7 +7692,7 @@
           </w:tblCellMar>
         </w:tblPrEx>
         <w:trPr>
-          <w:trHeight w:val="0"/>
+          <w:trHeight w:val="0" w:hRule="atLeast"/>
           <w:tblHeader/>
           <w:jc w:val="center"/>
         </w:trPr>
@@ -7609,8 +7700,8 @@
           <w:tcPr>
             <w:tcW w:w="1275" w:type="dxa"/>
             <w:tcBorders>
-              <w:top w:val="single" w:sz="4" w:space="0" w:color="auto"/>
-              <w:left w:val="single" w:sz="12" w:space="0" w:color="auto"/>
+              <w:top w:val="single" w:color="auto" w:sz="4" w:space="0"/>
+              <w:left w:val="single" w:color="auto" w:sz="12" w:space="0"/>
               <w:bottom w:val="nil"/>
               <w:right w:val="nil"/>
             </w:tcBorders>
@@ -7643,7 +7734,7 @@
             </w:pPr>
             <w:r>
               <w:rPr>
-                <w:rFonts w:ascii="Arial" w:eastAsia="等线" w:hAnsi="Arial" w:cs="Arial"/>
+                <w:rFonts w:ascii="Arial" w:hAnsi="Arial" w:eastAsia="等线" w:cs="Arial"/>
                 <w:b/>
                 <w:sz w:val="22"/>
               </w:rPr>
@@ -7655,10 +7746,10 @@
           <w:tcPr>
             <w:tcW w:w="6519" w:type="dxa"/>
             <w:tcBorders>
-              <w:top w:val="single" w:sz="4" w:space="0" w:color="auto"/>
-              <w:left w:val="single" w:sz="4" w:space="0" w:color="auto"/>
+              <w:top w:val="single" w:color="auto" w:sz="4" w:space="0"/>
+              <w:left w:val="single" w:color="auto" w:sz="4" w:space="0"/>
               <w:bottom w:val="nil"/>
-              <w:right w:val="single" w:sz="12" w:space="0" w:color="auto"/>
+              <w:right w:val="single" w:color="auto" w:sz="12" w:space="0"/>
             </w:tcBorders>
             <w:tcMar>
               <w:top w:w="60" w:type="dxa"/>
@@ -7669,7 +7760,7 @@
           </w:tcPr>
           <w:p>
             <w:pPr>
-              <w:pStyle w:val="a2"/>
+              <w:pStyle w:val="32"/>
               <w:keepNext w:val="0"/>
               <w:keepLines w:val="0"/>
               <w:pageBreakBefore w:val="0"/>
@@ -7687,7 +7778,7 @@
               <w:bidi w:val="0"/>
               <w:adjustRightInd w:val="0"/>
               <w:snapToGrid w:val="0"/>
-              <w:ind w:left="0" w:firstLine="0" w:leftChars="0" w:firstLineChars="0"/>
+              <w:ind w:left="0" w:leftChars="0" w:firstLine="0" w:firstLineChars="0"/>
               <w:textAlignment w:val="baseline"/>
             </w:pPr>
             <w:r>
@@ -7696,7 +7787,7 @@
           </w:p>
           <w:p>
             <w:pPr>
-              <w:pStyle w:val="a2"/>
+              <w:pStyle w:val="32"/>
               <w:keepNext w:val="0"/>
               <w:keepLines w:val="0"/>
               <w:pageBreakBefore w:val="0"/>
@@ -7714,7 +7805,7 @@
               <w:bidi w:val="0"/>
               <w:adjustRightInd w:val="0"/>
               <w:snapToGrid w:val="0"/>
-              <w:ind w:left="0" w:firstLine="0" w:leftChars="0" w:firstLineChars="0"/>
+              <w:ind w:left="0" w:leftChars="0" w:firstLine="0" w:firstLineChars="0"/>
               <w:textAlignment w:val="baseline"/>
             </w:pPr>
             <w:r>
@@ -7723,7 +7814,7 @@
           </w:p>
           <w:p>
             <w:pPr>
-              <w:pStyle w:val="a2"/>
+              <w:pStyle w:val="32"/>
               <w:keepNext w:val="0"/>
               <w:keepLines w:val="0"/>
               <w:pageBreakBefore w:val="0"/>
@@ -7741,7 +7832,7 @@
               <w:bidi w:val="0"/>
               <w:adjustRightInd w:val="0"/>
               <w:snapToGrid w:val="0"/>
-              <w:ind w:left="0" w:firstLine="0" w:leftChars="0" w:firstLineChars="0"/>
+              <w:ind w:left="0" w:leftChars="0" w:firstLine="0" w:firstLineChars="0"/>
               <w:textAlignment w:val="baseline"/>
             </w:pPr>
             <w:r>
@@ -7750,7 +7841,7 @@
           </w:p>
           <w:p>
             <w:pPr>
-              <w:pStyle w:val="a2"/>
+              <w:pStyle w:val="32"/>
               <w:keepNext w:val="0"/>
               <w:keepLines w:val="0"/>
               <w:pageBreakBefore w:val="0"/>
@@ -7768,7 +7859,7 @@
               <w:bidi w:val="0"/>
               <w:adjustRightInd w:val="0"/>
               <w:snapToGrid w:val="0"/>
-              <w:ind w:left="0" w:firstLine="0" w:leftChars="0" w:firstLineChars="0"/>
+              <w:ind w:left="0" w:leftChars="0" w:firstLine="0" w:firstLineChars="0"/>
               <w:textAlignment w:val="baseline"/>
             </w:pPr>
             <w:r>
@@ -7779,8 +7870,14 @@
       </w:tr>
       <w:tr>
         <w:tblPrEx>
-          <w:tblW w:w="7794" w:type="dxa"/>
-          <w:jc w:val="center"/>
+          <w:tblBorders>
+            <w:top w:val="none" w:color="auto" w:sz="0" w:space="0"/>
+            <w:left w:val="none" w:color="auto" w:sz="0" w:space="0"/>
+            <w:bottom w:val="none" w:color="auto" w:sz="0" w:space="0"/>
+            <w:right w:val="none" w:color="auto" w:sz="0" w:space="0"/>
+            <w:insideH w:val="none" w:color="auto" w:sz="0" w:space="0"/>
+            <w:insideV w:val="none" w:color="auto" w:sz="0" w:space="0"/>
+          </w:tblBorders>
           <w:tblCellMar>
             <w:top w:w="0" w:type="dxa"/>
             <w:left w:w="10" w:type="dxa"/>
@@ -7789,7 +7886,7 @@
           </w:tblCellMar>
         </w:tblPrEx>
         <w:trPr>
-          <w:trHeight w:val="0"/>
+          <w:trHeight w:val="0" w:hRule="atLeast"/>
           <w:tblHeader/>
           <w:jc w:val="center"/>
         </w:trPr>
@@ -7797,8 +7894,8 @@
           <w:tcPr>
             <w:tcW w:w="1275" w:type="dxa"/>
             <w:tcBorders>
-              <w:top w:val="single" w:sz="4" w:space="0" w:color="auto"/>
-              <w:left w:val="single" w:sz="12" w:space="0" w:color="auto"/>
+              <w:top w:val="single" w:color="auto" w:sz="4" w:space="0"/>
+              <w:left w:val="single" w:color="auto" w:sz="12" w:space="0"/>
               <w:bottom w:val="nil"/>
               <w:right w:val="nil"/>
             </w:tcBorders>
@@ -7831,7 +7928,7 @@
             </w:pPr>
             <w:r>
               <w:rPr>
-                <w:rFonts w:ascii="Arial" w:eastAsia="等线" w:hAnsi="Arial" w:cs="Arial"/>
+                <w:rFonts w:ascii="Arial" w:hAnsi="Arial" w:eastAsia="等线" w:cs="Arial"/>
                 <w:b/>
                 <w:sz w:val="22"/>
               </w:rPr>
@@ -7843,10 +7940,10 @@
           <w:tcPr>
             <w:tcW w:w="6519" w:type="dxa"/>
             <w:tcBorders>
-              <w:top w:val="single" w:sz="4" w:space="0" w:color="auto"/>
-              <w:left w:val="single" w:sz="4" w:space="0" w:color="auto"/>
+              <w:top w:val="single" w:color="auto" w:sz="4" w:space="0"/>
+              <w:left w:val="single" w:color="auto" w:sz="4" w:space="0"/>
               <w:bottom w:val="nil"/>
-              <w:right w:val="single" w:sz="12" w:space="0" w:color="auto"/>
+              <w:right w:val="single" w:color="auto" w:sz="12" w:space="0"/>
             </w:tcBorders>
             <w:tcMar>
               <w:top w:w="60" w:type="dxa"/>
@@ -7857,7 +7954,7 @@
           </w:tcPr>
           <w:p>
             <w:pPr>
-              <w:pStyle w:val="a2"/>
+              <w:pStyle w:val="32"/>
               <w:keepNext w:val="0"/>
               <w:keepLines w:val="0"/>
               <w:pageBreakBefore w:val="0"/>
@@ -7881,8 +7978,14 @@
       </w:tr>
       <w:tr>
         <w:tblPrEx>
-          <w:tblW w:w="7794" w:type="dxa"/>
-          <w:jc w:val="center"/>
+          <w:tblBorders>
+            <w:top w:val="none" w:color="auto" w:sz="0" w:space="0"/>
+            <w:left w:val="none" w:color="auto" w:sz="0" w:space="0"/>
+            <w:bottom w:val="none" w:color="auto" w:sz="0" w:space="0"/>
+            <w:right w:val="none" w:color="auto" w:sz="0" w:space="0"/>
+            <w:insideH w:val="none" w:color="auto" w:sz="0" w:space="0"/>
+            <w:insideV w:val="none" w:color="auto" w:sz="0" w:space="0"/>
+          </w:tblBorders>
           <w:tblCellMar>
             <w:top w:w="0" w:type="dxa"/>
             <w:left w:w="10" w:type="dxa"/>
@@ -7891,7 +7994,7 @@
           </w:tblCellMar>
         </w:tblPrEx>
         <w:trPr>
-          <w:trHeight w:val="0"/>
+          <w:trHeight w:val="0" w:hRule="atLeast"/>
           <w:tblHeader/>
           <w:jc w:val="center"/>
         </w:trPr>
@@ -7899,8 +8002,8 @@
           <w:tcPr>
             <w:tcW w:w="1275" w:type="dxa"/>
             <w:tcBorders>
-              <w:top w:val="single" w:sz="4" w:space="0" w:color="auto"/>
-              <w:left w:val="single" w:sz="12" w:space="0" w:color="auto"/>
+              <w:top w:val="single" w:color="auto" w:sz="4" w:space="0"/>
+              <w:left w:val="single" w:color="auto" w:sz="12" w:space="0"/>
               <w:bottom w:val="nil"/>
               <w:right w:val="nil"/>
             </w:tcBorders>
@@ -7933,7 +8036,7 @@
             </w:pPr>
             <w:r>
               <w:rPr>
-                <w:rFonts w:ascii="Arial" w:eastAsia="等线" w:hAnsi="Arial" w:cs="Arial"/>
+                <w:rFonts w:ascii="Arial" w:hAnsi="Arial" w:eastAsia="等线" w:cs="Arial"/>
                 <w:b/>
                 <w:sz w:val="22"/>
               </w:rPr>
@@ -7945,10 +8048,10 @@
           <w:tcPr>
             <w:tcW w:w="6519" w:type="dxa"/>
             <w:tcBorders>
-              <w:top w:val="single" w:sz="4" w:space="0" w:color="auto"/>
-              <w:left w:val="single" w:sz="4" w:space="0" w:color="auto"/>
+              <w:top w:val="single" w:color="auto" w:sz="4" w:space="0"/>
+              <w:left w:val="single" w:color="auto" w:sz="4" w:space="0"/>
               <w:bottom w:val="nil"/>
-              <w:right w:val="single" w:sz="12" w:space="0" w:color="auto"/>
+              <w:right w:val="single" w:color="auto" w:sz="12" w:space="0"/>
             </w:tcBorders>
             <w:tcMar>
               <w:top w:w="60" w:type="dxa"/>
@@ -7959,7 +8062,7 @@
           </w:tcPr>
           <w:p>
             <w:pPr>
-              <w:pStyle w:val="a2"/>
+              <w:pStyle w:val="32"/>
               <w:keepNext w:val="0"/>
               <w:keepLines w:val="0"/>
               <w:pageBreakBefore w:val="0"/>
@@ -7983,8 +8086,14 @@
       </w:tr>
       <w:tr>
         <w:tblPrEx>
-          <w:tblW w:w="7794" w:type="dxa"/>
-          <w:jc w:val="center"/>
+          <w:tblBorders>
+            <w:top w:val="none" w:color="auto" w:sz="0" w:space="0"/>
+            <w:left w:val="none" w:color="auto" w:sz="0" w:space="0"/>
+            <w:bottom w:val="none" w:color="auto" w:sz="0" w:space="0"/>
+            <w:right w:val="none" w:color="auto" w:sz="0" w:space="0"/>
+            <w:insideH w:val="none" w:color="auto" w:sz="0" w:space="0"/>
+            <w:insideV w:val="none" w:color="auto" w:sz="0" w:space="0"/>
+          </w:tblBorders>
           <w:tblCellMar>
             <w:top w:w="0" w:type="dxa"/>
             <w:left w:w="10" w:type="dxa"/>
@@ -7993,7 +8102,7 @@
           </w:tblCellMar>
         </w:tblPrEx>
         <w:trPr>
-          <w:trHeight w:val="0"/>
+          <w:trHeight w:val="0" w:hRule="atLeast"/>
           <w:tblHeader/>
           <w:jc w:val="center"/>
         </w:trPr>
@@ -8001,9 +8110,9 @@
           <w:tcPr>
             <w:tcW w:w="1275" w:type="dxa"/>
             <w:tcBorders>
-              <w:top w:val="single" w:sz="4" w:space="0" w:color="auto"/>
-              <w:left w:val="single" w:sz="12" w:space="0" w:color="auto"/>
-              <w:bottom w:val="single" w:sz="12" w:space="0" w:color="auto"/>
+              <w:top w:val="single" w:color="auto" w:sz="4" w:space="0"/>
+              <w:left w:val="single" w:color="auto" w:sz="12" w:space="0"/>
+              <w:bottom w:val="single" w:color="auto" w:sz="12" w:space="0"/>
               <w:right w:val="nil"/>
             </w:tcBorders>
             <w:tcMar>
@@ -8035,7 +8144,7 @@
             </w:pPr>
             <w:r>
               <w:rPr>
-                <w:rFonts w:ascii="Arial" w:eastAsia="等线" w:hAnsi="Arial" w:cs="Arial"/>
+                <w:rFonts w:ascii="Arial" w:hAnsi="Arial" w:eastAsia="等线" w:cs="Arial"/>
                 <w:b/>
                 <w:sz w:val="22"/>
               </w:rPr>
@@ -8047,10 +8156,10 @@
           <w:tcPr>
             <w:tcW w:w="6519" w:type="dxa"/>
             <w:tcBorders>
-              <w:top w:val="single" w:sz="4" w:space="0" w:color="auto"/>
-              <w:left w:val="single" w:sz="4" w:space="0" w:color="auto"/>
-              <w:bottom w:val="single" w:sz="12" w:space="0" w:color="auto"/>
-              <w:right w:val="single" w:sz="12" w:space="0" w:color="auto"/>
+              <w:top w:val="single" w:color="auto" w:sz="4" w:space="0"/>
+              <w:left w:val="single" w:color="auto" w:sz="4" w:space="0"/>
+              <w:bottom w:val="single" w:color="auto" w:sz="12" w:space="0"/>
+              <w:right w:val="single" w:color="auto" w:sz="12" w:space="0"/>
             </w:tcBorders>
             <w:tcMar>
               <w:top w:w="60" w:type="dxa"/>
@@ -8061,7 +8170,7 @@
           </w:tcPr>
           <w:p>
             <w:pPr>
-              <w:pStyle w:val="a2"/>
+              <w:pStyle w:val="32"/>
               <w:keepNext w:val="0"/>
               <w:keepLines w:val="0"/>
               <w:pageBreakBefore w:val="0"/>
@@ -8086,7 +8195,7 @@
     </w:tbl>
     <w:p>
       <w:pPr>
-        <w:pStyle w:val="2"/>
+        <w:pStyle w:val="33"/>
         <w:keepNext w:val="0"/>
         <w:keepLines w:val="0"/>
         <w:pageBreakBefore w:val="0"/>
@@ -8112,7 +8221,7 @@
     </w:p>
     <w:p>
       <w:pPr>
-        <w:pStyle w:val="a2"/>
+        <w:pStyle w:val="32"/>
         <w:keepNext w:val="0"/>
         <w:keepLines w:val="0"/>
         <w:pageBreakBefore w:val="0"/>
@@ -8158,7 +8267,7 @@
           <w:rFonts w:hint="eastAsia"/>
           <w:lang w:val="en-US" w:eastAsia="zh-CN"/>
         </w:rPr>
-        <w:instrText>"柴_标题1"\n</w:instrText>
+        <w:instrText xml:space="preserve">"柴_标题1"\n</w:instrText>
       </w:r>
       <w:r>
         <w:instrText xml:space="preserve"> \s</w:instrText>
@@ -8175,7 +8284,7 @@
           <w:rFonts w:hint="eastAsia"/>
           <w:lang w:val="en-US" w:eastAsia="zh-CN"/>
         </w:rPr>
-        <w:instrText>* Charformat</w:instrText>
+        <w:instrText xml:space="preserve">* Charformat</w:instrText>
       </w:r>
       <w:r>
         <w:rPr>
@@ -8255,17 +8364,18 @@
     </w:p>
     <w:tbl>
       <w:tblPr>
-        <w:tblStyle w:val="TableNormal"/>
+        <w:tblStyle w:val="22"/>
         <w:tblW w:w="8522" w:type="dxa"/>
         <w:jc w:val="center"/>
         <w:tblBorders>
-          <w:top w:val="nil"/>
-          <w:left w:val="nil"/>
-          <w:bottom w:val="nil"/>
-          <w:right w:val="nil"/>
-          <w:insideH w:val="nil"/>
-          <w:insideV w:val="nil"/>
+          <w:top w:val="none" w:color="auto" w:sz="0" w:space="0"/>
+          <w:left w:val="none" w:color="auto" w:sz="0" w:space="0"/>
+          <w:bottom w:val="none" w:color="auto" w:sz="0" w:space="0"/>
+          <w:right w:val="none" w:color="auto" w:sz="0" w:space="0"/>
+          <w:insideH w:val="none" w:color="auto" w:sz="0" w:space="0"/>
+          <w:insideV w:val="none" w:color="auto" w:sz="0" w:space="0"/>
         </w:tblBorders>
+        <w:tblLayout w:type="autofit"/>
         <w:tblCellMar>
           <w:top w:w="0" w:type="dxa"/>
           <w:left w:w="10" w:type="dxa"/>
@@ -8279,15 +8389,13 @@
       </w:tblGrid>
       <w:tr>
         <w:tblPrEx>
-          <w:tblW w:w="8522" w:type="dxa"/>
-          <w:jc w:val="center"/>
           <w:tblBorders>
-            <w:top w:val="nil"/>
-            <w:left w:val="nil"/>
-            <w:bottom w:val="nil"/>
-            <w:right w:val="nil"/>
-            <w:insideH w:val="nil"/>
-            <w:insideV w:val="nil"/>
+            <w:top w:val="none" w:color="auto" w:sz="0" w:space="0"/>
+            <w:left w:val="none" w:color="auto" w:sz="0" w:space="0"/>
+            <w:bottom w:val="none" w:color="auto" w:sz="0" w:space="0"/>
+            <w:right w:val="none" w:color="auto" w:sz="0" w:space="0"/>
+            <w:insideH w:val="none" w:color="auto" w:sz="0" w:space="0"/>
+            <w:insideV w:val="none" w:color="auto" w:sz="0" w:space="0"/>
           </w:tblBorders>
           <w:tblCellMar>
             <w:top w:w="0" w:type="dxa"/>
@@ -8297,7 +8405,7 @@
           </w:tblCellMar>
         </w:tblPrEx>
         <w:trPr>
-          <w:trHeight w:val="0"/>
+          <w:trHeight w:val="0" w:hRule="atLeast"/>
           <w:tblHeader/>
           <w:jc w:val="center"/>
         </w:trPr>
@@ -8305,8 +8413,8 @@
           <w:tcPr>
             <w:tcW w:w="1255" w:type="dxa"/>
             <w:tcBorders>
-              <w:top w:val="single" w:sz="12" w:space="0" w:color="auto"/>
-              <w:left w:val="single" w:sz="12" w:space="0" w:color="auto"/>
+              <w:top w:val="single" w:color="auto" w:sz="12" w:space="0"/>
+              <w:left w:val="single" w:color="auto" w:sz="12" w:space="0"/>
               <w:bottom w:val="nil"/>
               <w:right w:val="nil"/>
             </w:tcBorders>
@@ -8319,21 +8427,21 @@
           </w:tcPr>
           <w:p>
             <w:pPr>
-              <w:pStyle w:val="a2"/>
-              <w:keepNext w:val="0"/>
-              <w:keepLines w:val="0"/>
-              <w:pageBreakBefore w:val="0"/>
-              <w:widowControl w:val="0"/>
-              <w:kinsoku w:val="0"/>
-              <w:wordWrap/>
-              <w:overflowPunct/>
-              <w:topLinePunct w:val="0"/>
-              <w:autoSpaceDE w:val="0"/>
-              <w:autoSpaceDN w:val="0"/>
-              <w:bidi w:val="0"/>
-              <w:adjustRightInd w:val="0"/>
-              <w:snapToGrid w:val="0"/>
-              <w:ind w:left="0" w:firstLine="0" w:leftChars="0" w:firstLineChars="0"/>
+              <w:pStyle w:val="32"/>
+              <w:keepNext w:val="0"/>
+              <w:keepLines w:val="0"/>
+              <w:pageBreakBefore w:val="0"/>
+              <w:widowControl w:val="0"/>
+              <w:kinsoku w:val="0"/>
+              <w:wordWrap/>
+              <w:overflowPunct/>
+              <w:topLinePunct w:val="0"/>
+              <w:autoSpaceDE w:val="0"/>
+              <w:autoSpaceDN w:val="0"/>
+              <w:bidi w:val="0"/>
+              <w:adjustRightInd w:val="0"/>
+              <w:snapToGrid w:val="0"/>
+              <w:ind w:left="0" w:leftChars="0" w:firstLine="0" w:firstLineChars="0"/>
               <w:textAlignment w:val="baseline"/>
             </w:pPr>
             <w:r>
@@ -8345,10 +8453,10 @@
           <w:tcPr>
             <w:tcW w:w="7267" w:type="dxa"/>
             <w:tcBorders>
-              <w:top w:val="single" w:sz="12" w:space="0" w:color="auto"/>
-              <w:left w:val="single" w:sz="4" w:space="0" w:color="auto"/>
+              <w:top w:val="single" w:color="auto" w:sz="12" w:space="0"/>
+              <w:left w:val="single" w:color="auto" w:sz="4" w:space="0"/>
               <w:bottom w:val="nil"/>
-              <w:right w:val="single" w:sz="12" w:space="0" w:color="auto"/>
+              <w:right w:val="single" w:color="auto" w:sz="12" w:space="0"/>
             </w:tcBorders>
             <w:tcMar>
               <w:top w:w="60" w:type="dxa"/>
@@ -8359,7 +8467,7 @@
           </w:tcPr>
           <w:p>
             <w:pPr>
-              <w:pStyle w:val="a2"/>
+              <w:pStyle w:val="32"/>
               <w:keepNext w:val="0"/>
               <w:keepLines w:val="0"/>
               <w:pageBreakBefore w:val="0"/>
@@ -8383,8 +8491,14 @@
       </w:tr>
       <w:tr>
         <w:tblPrEx>
-          <w:tblW w:w="8522" w:type="dxa"/>
-          <w:jc w:val="center"/>
+          <w:tblBorders>
+            <w:top w:val="none" w:color="auto" w:sz="0" w:space="0"/>
+            <w:left w:val="none" w:color="auto" w:sz="0" w:space="0"/>
+            <w:bottom w:val="none" w:color="auto" w:sz="0" w:space="0"/>
+            <w:right w:val="none" w:color="auto" w:sz="0" w:space="0"/>
+            <w:insideH w:val="none" w:color="auto" w:sz="0" w:space="0"/>
+            <w:insideV w:val="none" w:color="auto" w:sz="0" w:space="0"/>
+          </w:tblBorders>
           <w:tblCellMar>
             <w:top w:w="0" w:type="dxa"/>
             <w:left w:w="10" w:type="dxa"/>
@@ -8393,7 +8507,7 @@
           </w:tblCellMar>
         </w:tblPrEx>
         <w:trPr>
-          <w:trHeight w:val="0"/>
+          <w:trHeight w:val="0" w:hRule="atLeast"/>
           <w:tblHeader/>
           <w:jc w:val="center"/>
         </w:trPr>
@@ -8401,8 +8515,8 @@
           <w:tcPr>
             <w:tcW w:w="1255" w:type="dxa"/>
             <w:tcBorders>
-              <w:top w:val="single" w:sz="4" w:space="0" w:color="auto"/>
-              <w:left w:val="single" w:sz="12" w:space="0" w:color="auto"/>
+              <w:top w:val="single" w:color="auto" w:sz="4" w:space="0"/>
+              <w:left w:val="single" w:color="auto" w:sz="12" w:space="0"/>
               <w:bottom w:val="nil"/>
               <w:right w:val="nil"/>
             </w:tcBorders>
@@ -8435,7 +8549,7 @@
             </w:pPr>
             <w:r>
               <w:rPr>
-                <w:rFonts w:ascii="Arial" w:eastAsia="等线" w:hAnsi="Arial" w:cs="Arial"/>
+                <w:rFonts w:ascii="Arial" w:hAnsi="Arial" w:eastAsia="等线" w:cs="Arial"/>
                 <w:b/>
                 <w:sz w:val="22"/>
               </w:rPr>
@@ -8447,10 +8561,10 @@
           <w:tcPr>
             <w:tcW w:w="7267" w:type="dxa"/>
             <w:tcBorders>
-              <w:top w:val="single" w:sz="4" w:space="0" w:color="auto"/>
-              <w:left w:val="single" w:sz="4" w:space="0" w:color="auto"/>
+              <w:top w:val="single" w:color="auto" w:sz="4" w:space="0"/>
+              <w:left w:val="single" w:color="auto" w:sz="4" w:space="0"/>
               <w:bottom w:val="nil"/>
-              <w:right w:val="single" w:sz="12" w:space="0" w:color="auto"/>
+              <w:right w:val="single" w:color="auto" w:sz="12" w:space="0"/>
             </w:tcBorders>
             <w:tcMar>
               <w:top w:w="60" w:type="dxa"/>
@@ -8461,21 +8575,21 @@
           </w:tcPr>
           <w:p>
             <w:pPr>
-              <w:pStyle w:val="a2"/>
-              <w:keepNext w:val="0"/>
-              <w:keepLines w:val="0"/>
-              <w:pageBreakBefore w:val="0"/>
-              <w:widowControl w:val="0"/>
-              <w:kinsoku w:val="0"/>
-              <w:wordWrap/>
-              <w:overflowPunct/>
-              <w:topLinePunct w:val="0"/>
-              <w:autoSpaceDE w:val="0"/>
-              <w:autoSpaceDN w:val="0"/>
-              <w:bidi w:val="0"/>
-              <w:adjustRightInd w:val="0"/>
-              <w:snapToGrid w:val="0"/>
-              <w:ind w:left="0" w:firstLine="0" w:leftChars="0" w:firstLineChars="0"/>
+              <w:pStyle w:val="32"/>
+              <w:keepNext w:val="0"/>
+              <w:keepLines w:val="0"/>
+              <w:pageBreakBefore w:val="0"/>
+              <w:widowControl w:val="0"/>
+              <w:kinsoku w:val="0"/>
+              <w:wordWrap/>
+              <w:overflowPunct/>
+              <w:topLinePunct w:val="0"/>
+              <w:autoSpaceDE w:val="0"/>
+              <w:autoSpaceDN w:val="0"/>
+              <w:bidi w:val="0"/>
+              <w:adjustRightInd w:val="0"/>
+              <w:snapToGrid w:val="0"/>
+              <w:ind w:left="0" w:leftChars="0" w:firstLine="0" w:firstLineChars="0"/>
               <w:textAlignment w:val="baseline"/>
             </w:pPr>
             <w:r>
@@ -8486,8 +8600,14 @@
       </w:tr>
       <w:tr>
         <w:tblPrEx>
-          <w:tblW w:w="8522" w:type="dxa"/>
-          <w:jc w:val="center"/>
+          <w:tblBorders>
+            <w:top w:val="none" w:color="auto" w:sz="0" w:space="0"/>
+            <w:left w:val="none" w:color="auto" w:sz="0" w:space="0"/>
+            <w:bottom w:val="none" w:color="auto" w:sz="0" w:space="0"/>
+            <w:right w:val="none" w:color="auto" w:sz="0" w:space="0"/>
+            <w:insideH w:val="none" w:color="auto" w:sz="0" w:space="0"/>
+            <w:insideV w:val="none" w:color="auto" w:sz="0" w:space="0"/>
+          </w:tblBorders>
           <w:tblCellMar>
             <w:top w:w="0" w:type="dxa"/>
             <w:left w:w="10" w:type="dxa"/>
@@ -8496,7 +8616,7 @@
           </w:tblCellMar>
         </w:tblPrEx>
         <w:trPr>
-          <w:trHeight w:val="0"/>
+          <w:trHeight w:val="0" w:hRule="atLeast"/>
           <w:tblHeader/>
           <w:jc w:val="center"/>
         </w:trPr>
@@ -8504,8 +8624,8 @@
           <w:tcPr>
             <w:tcW w:w="1255" w:type="dxa"/>
             <w:tcBorders>
-              <w:top w:val="single" w:sz="4" w:space="0" w:color="auto"/>
-              <w:left w:val="single" w:sz="12" w:space="0" w:color="auto"/>
+              <w:top w:val="single" w:color="auto" w:sz="4" w:space="0"/>
+              <w:left w:val="single" w:color="auto" w:sz="12" w:space="0"/>
               <w:bottom w:val="nil"/>
               <w:right w:val="nil"/>
             </w:tcBorders>
@@ -8538,7 +8658,7 @@
             </w:pPr>
             <w:r>
               <w:rPr>
-                <w:rFonts w:ascii="Arial" w:eastAsia="等线" w:hAnsi="Arial" w:cs="Arial"/>
+                <w:rFonts w:ascii="Arial" w:hAnsi="Arial" w:eastAsia="等线" w:cs="Arial"/>
                 <w:b/>
                 <w:sz w:val="22"/>
               </w:rPr>
@@ -8550,10 +8670,10 @@
           <w:tcPr>
             <w:tcW w:w="7267" w:type="dxa"/>
             <w:tcBorders>
-              <w:top w:val="single" w:sz="4" w:space="0" w:color="auto"/>
-              <w:left w:val="single" w:sz="4" w:space="0" w:color="auto"/>
+              <w:top w:val="single" w:color="auto" w:sz="4" w:space="0"/>
+              <w:left w:val="single" w:color="auto" w:sz="4" w:space="0"/>
               <w:bottom w:val="nil"/>
-              <w:right w:val="single" w:sz="12" w:space="0" w:color="auto"/>
+              <w:right w:val="single" w:color="auto" w:sz="12" w:space="0"/>
             </w:tcBorders>
             <w:tcMar>
               <w:top w:w="60" w:type="dxa"/>
@@ -8564,7 +8684,7 @@
           </w:tcPr>
           <w:p>
             <w:pPr>
-              <w:pStyle w:val="a2"/>
+              <w:pStyle w:val="32"/>
               <w:keepNext w:val="0"/>
               <w:keepLines w:val="0"/>
               <w:pageBreakBefore w:val="0"/>
@@ -8582,7 +8702,7 @@
               <w:bidi w:val="0"/>
               <w:adjustRightInd w:val="0"/>
               <w:snapToGrid w:val="0"/>
-              <w:ind w:left="0" w:firstLine="0" w:leftChars="0" w:firstLineChars="0"/>
+              <w:ind w:left="0" w:leftChars="0" w:firstLine="0" w:firstLineChars="0"/>
               <w:textAlignment w:val="baseline"/>
             </w:pPr>
             <w:r>
@@ -8591,7 +8711,7 @@
           </w:p>
           <w:p>
             <w:pPr>
-              <w:pStyle w:val="a2"/>
+              <w:pStyle w:val="32"/>
               <w:keepNext w:val="0"/>
               <w:keepLines w:val="0"/>
               <w:pageBreakBefore w:val="0"/>
@@ -8609,7 +8729,7 @@
               <w:bidi w:val="0"/>
               <w:adjustRightInd w:val="0"/>
               <w:snapToGrid w:val="0"/>
-              <w:ind w:left="0" w:firstLine="0" w:leftChars="0" w:firstLineChars="0"/>
+              <w:ind w:left="0" w:leftChars="0" w:firstLine="0" w:firstLineChars="0"/>
               <w:textAlignment w:val="baseline"/>
             </w:pPr>
             <w:r>
@@ -8618,7 +8738,7 @@
           </w:p>
           <w:p>
             <w:pPr>
-              <w:pStyle w:val="a2"/>
+              <w:pStyle w:val="32"/>
               <w:keepNext w:val="0"/>
               <w:keepLines w:val="0"/>
               <w:pageBreakBefore w:val="0"/>
@@ -8636,7 +8756,7 @@
               <w:bidi w:val="0"/>
               <w:adjustRightInd w:val="0"/>
               <w:snapToGrid w:val="0"/>
-              <w:ind w:left="0" w:firstLine="0" w:leftChars="0" w:firstLineChars="0"/>
+              <w:ind w:left="0" w:leftChars="0" w:firstLine="0" w:firstLineChars="0"/>
               <w:textAlignment w:val="baseline"/>
             </w:pPr>
             <w:r>
@@ -8645,7 +8765,7 @@
           </w:p>
           <w:p>
             <w:pPr>
-              <w:pStyle w:val="a2"/>
+              <w:pStyle w:val="32"/>
               <w:keepNext w:val="0"/>
               <w:keepLines w:val="0"/>
               <w:pageBreakBefore w:val="0"/>
@@ -8663,7 +8783,7 @@
               <w:bidi w:val="0"/>
               <w:adjustRightInd w:val="0"/>
               <w:snapToGrid w:val="0"/>
-              <w:ind w:left="0" w:firstLine="0" w:leftChars="0" w:firstLineChars="0"/>
+              <w:ind w:left="0" w:leftChars="0" w:firstLine="0" w:firstLineChars="0"/>
               <w:textAlignment w:val="baseline"/>
             </w:pPr>
             <w:r>
@@ -8674,8 +8794,14 @@
       </w:tr>
       <w:tr>
         <w:tblPrEx>
-          <w:tblW w:w="8522" w:type="dxa"/>
-          <w:jc w:val="center"/>
+          <w:tblBorders>
+            <w:top w:val="none" w:color="auto" w:sz="0" w:space="0"/>
+            <w:left w:val="none" w:color="auto" w:sz="0" w:space="0"/>
+            <w:bottom w:val="none" w:color="auto" w:sz="0" w:space="0"/>
+            <w:right w:val="none" w:color="auto" w:sz="0" w:space="0"/>
+            <w:insideH w:val="none" w:color="auto" w:sz="0" w:space="0"/>
+            <w:insideV w:val="none" w:color="auto" w:sz="0" w:space="0"/>
+          </w:tblBorders>
           <w:tblCellMar>
             <w:top w:w="0" w:type="dxa"/>
             <w:left w:w="10" w:type="dxa"/>
@@ -8684,7 +8810,7 @@
           </w:tblCellMar>
         </w:tblPrEx>
         <w:trPr>
-          <w:trHeight w:val="0"/>
+          <w:trHeight w:val="0" w:hRule="atLeast"/>
           <w:tblHeader/>
           <w:jc w:val="center"/>
         </w:trPr>
@@ -8692,8 +8818,8 @@
           <w:tcPr>
             <w:tcW w:w="1255" w:type="dxa"/>
             <w:tcBorders>
-              <w:top w:val="single" w:sz="4" w:space="0" w:color="auto"/>
-              <w:left w:val="single" w:sz="12" w:space="0" w:color="auto"/>
+              <w:top w:val="single" w:color="auto" w:sz="4" w:space="0"/>
+              <w:left w:val="single" w:color="auto" w:sz="12" w:space="0"/>
               <w:bottom w:val="nil"/>
               <w:right w:val="nil"/>
             </w:tcBorders>
@@ -8726,7 +8852,7 @@
             </w:pPr>
             <w:r>
               <w:rPr>
-                <w:rFonts w:ascii="Arial" w:eastAsia="等线" w:hAnsi="Arial" w:cs="Arial"/>
+                <w:rFonts w:ascii="Arial" w:hAnsi="Arial" w:eastAsia="等线" w:cs="Arial"/>
                 <w:b/>
                 <w:sz w:val="22"/>
               </w:rPr>
@@ -8738,10 +8864,10 @@
           <w:tcPr>
             <w:tcW w:w="7267" w:type="dxa"/>
             <w:tcBorders>
-              <w:top w:val="single" w:sz="4" w:space="0" w:color="auto"/>
-              <w:left w:val="single" w:sz="4" w:space="0" w:color="auto"/>
+              <w:top w:val="single" w:color="auto" w:sz="4" w:space="0"/>
+              <w:left w:val="single" w:color="auto" w:sz="4" w:space="0"/>
               <w:bottom w:val="nil"/>
-              <w:right w:val="single" w:sz="12" w:space="0" w:color="auto"/>
+              <w:right w:val="single" w:color="auto" w:sz="12" w:space="0"/>
             </w:tcBorders>
             <w:tcMar>
               <w:top w:w="60" w:type="dxa"/>
@@ -8752,21 +8878,21 @@
           </w:tcPr>
           <w:p>
             <w:pPr>
-              <w:pStyle w:val="a2"/>
-              <w:keepNext w:val="0"/>
-              <w:keepLines w:val="0"/>
-              <w:pageBreakBefore w:val="0"/>
-              <w:widowControl w:val="0"/>
-              <w:kinsoku w:val="0"/>
-              <w:wordWrap/>
-              <w:overflowPunct/>
-              <w:topLinePunct w:val="0"/>
-              <w:autoSpaceDE w:val="0"/>
-              <w:autoSpaceDN w:val="0"/>
-              <w:bidi w:val="0"/>
-              <w:adjustRightInd w:val="0"/>
-              <w:snapToGrid w:val="0"/>
-              <w:ind w:left="0" w:firstLine="0" w:leftChars="0" w:firstLineChars="0"/>
+              <w:pStyle w:val="32"/>
+              <w:keepNext w:val="0"/>
+              <w:keepLines w:val="0"/>
+              <w:pageBreakBefore w:val="0"/>
+              <w:widowControl w:val="0"/>
+              <w:kinsoku w:val="0"/>
+              <w:wordWrap/>
+              <w:overflowPunct/>
+              <w:topLinePunct w:val="0"/>
+              <w:autoSpaceDE w:val="0"/>
+              <w:autoSpaceDN w:val="0"/>
+              <w:bidi w:val="0"/>
+              <w:adjustRightInd w:val="0"/>
+              <w:snapToGrid w:val="0"/>
+              <w:ind w:left="0" w:leftChars="0" w:firstLine="0" w:firstLineChars="0"/>
               <w:textAlignment w:val="baseline"/>
             </w:pPr>
             <w:r>
@@ -8777,8 +8903,14 @@
       </w:tr>
       <w:tr>
         <w:tblPrEx>
-          <w:tblW w:w="8522" w:type="dxa"/>
-          <w:jc w:val="center"/>
+          <w:tblBorders>
+            <w:top w:val="none" w:color="auto" w:sz="0" w:space="0"/>
+            <w:left w:val="none" w:color="auto" w:sz="0" w:space="0"/>
+            <w:bottom w:val="none" w:color="auto" w:sz="0" w:space="0"/>
+            <w:right w:val="none" w:color="auto" w:sz="0" w:space="0"/>
+            <w:insideH w:val="none" w:color="auto" w:sz="0" w:space="0"/>
+            <w:insideV w:val="none" w:color="auto" w:sz="0" w:space="0"/>
+          </w:tblBorders>
           <w:tblCellMar>
             <w:top w:w="0" w:type="dxa"/>
             <w:left w:w="10" w:type="dxa"/>
@@ -8787,7 +8919,7 @@
           </w:tblCellMar>
         </w:tblPrEx>
         <w:trPr>
-          <w:trHeight w:val="0"/>
+          <w:trHeight w:val="0" w:hRule="atLeast"/>
           <w:tblHeader/>
           <w:jc w:val="center"/>
         </w:trPr>
@@ -8795,8 +8927,8 @@
           <w:tcPr>
             <w:tcW w:w="1255" w:type="dxa"/>
             <w:tcBorders>
-              <w:top w:val="single" w:sz="4" w:space="0" w:color="auto"/>
-              <w:left w:val="single" w:sz="12" w:space="0" w:color="auto"/>
+              <w:top w:val="single" w:color="auto" w:sz="4" w:space="0"/>
+              <w:left w:val="single" w:color="auto" w:sz="12" w:space="0"/>
               <w:bottom w:val="nil"/>
               <w:right w:val="nil"/>
             </w:tcBorders>
@@ -8829,7 +8961,7 @@
             </w:pPr>
             <w:r>
               <w:rPr>
-                <w:rFonts w:ascii="Arial" w:eastAsia="等线" w:hAnsi="Arial" w:cs="Arial"/>
+                <w:rFonts w:ascii="Arial" w:hAnsi="Arial" w:eastAsia="等线" w:cs="Arial"/>
                 <w:b/>
                 <w:sz w:val="22"/>
               </w:rPr>
@@ -8841,10 +8973,10 @@
           <w:tcPr>
             <w:tcW w:w="7267" w:type="dxa"/>
             <w:tcBorders>
-              <w:top w:val="single" w:sz="4" w:space="0" w:color="auto"/>
-              <w:left w:val="single" w:sz="4" w:space="0" w:color="auto"/>
+              <w:top w:val="single" w:color="auto" w:sz="4" w:space="0"/>
+              <w:left w:val="single" w:color="auto" w:sz="4" w:space="0"/>
               <w:bottom w:val="nil"/>
-              <w:right w:val="single" w:sz="12" w:space="0" w:color="auto"/>
+              <w:right w:val="single" w:color="auto" w:sz="12" w:space="0"/>
             </w:tcBorders>
             <w:tcMar>
               <w:top w:w="60" w:type="dxa"/>
@@ -8855,21 +8987,21 @@
           </w:tcPr>
           <w:p>
             <w:pPr>
-              <w:pStyle w:val="a2"/>
-              <w:keepNext w:val="0"/>
-              <w:keepLines w:val="0"/>
-              <w:pageBreakBefore w:val="0"/>
-              <w:widowControl w:val="0"/>
-              <w:kinsoku w:val="0"/>
-              <w:wordWrap/>
-              <w:overflowPunct/>
-              <w:topLinePunct w:val="0"/>
-              <w:autoSpaceDE w:val="0"/>
-              <w:autoSpaceDN w:val="0"/>
-              <w:bidi w:val="0"/>
-              <w:adjustRightInd w:val="0"/>
-              <w:snapToGrid w:val="0"/>
-              <w:ind w:left="0" w:firstLine="0" w:leftChars="0" w:firstLineChars="0"/>
+              <w:pStyle w:val="32"/>
+              <w:keepNext w:val="0"/>
+              <w:keepLines w:val="0"/>
+              <w:pageBreakBefore w:val="0"/>
+              <w:widowControl w:val="0"/>
+              <w:kinsoku w:val="0"/>
+              <w:wordWrap/>
+              <w:overflowPunct/>
+              <w:topLinePunct w:val="0"/>
+              <w:autoSpaceDE w:val="0"/>
+              <w:autoSpaceDN w:val="0"/>
+              <w:bidi w:val="0"/>
+              <w:adjustRightInd w:val="0"/>
+              <w:snapToGrid w:val="0"/>
+              <w:ind w:left="0" w:leftChars="0" w:firstLine="0" w:firstLineChars="0"/>
               <w:textAlignment w:val="baseline"/>
             </w:pPr>
             <w:r>
@@ -8880,8 +9012,14 @@
       </w:tr>
       <w:tr>
         <w:tblPrEx>
-          <w:tblW w:w="8522" w:type="dxa"/>
-          <w:jc w:val="center"/>
+          <w:tblBorders>
+            <w:top w:val="none" w:color="auto" w:sz="0" w:space="0"/>
+            <w:left w:val="none" w:color="auto" w:sz="0" w:space="0"/>
+            <w:bottom w:val="none" w:color="auto" w:sz="0" w:space="0"/>
+            <w:right w:val="none" w:color="auto" w:sz="0" w:space="0"/>
+            <w:insideH w:val="none" w:color="auto" w:sz="0" w:space="0"/>
+            <w:insideV w:val="none" w:color="auto" w:sz="0" w:space="0"/>
+          </w:tblBorders>
           <w:tblCellMar>
             <w:top w:w="0" w:type="dxa"/>
             <w:left w:w="10" w:type="dxa"/>
@@ -8890,7 +9028,7 @@
           </w:tblCellMar>
         </w:tblPrEx>
         <w:trPr>
-          <w:trHeight w:val="0"/>
+          <w:trHeight w:val="0" w:hRule="atLeast"/>
           <w:tblHeader/>
           <w:jc w:val="center"/>
         </w:trPr>
@@ -8898,9 +9036,9 @@
           <w:tcPr>
             <w:tcW w:w="1255" w:type="dxa"/>
             <w:tcBorders>
-              <w:top w:val="single" w:sz="4" w:space="0" w:color="auto"/>
-              <w:left w:val="single" w:sz="12" w:space="0" w:color="auto"/>
-              <w:bottom w:val="single" w:sz="12" w:space="0" w:color="auto"/>
+              <w:top w:val="single" w:color="auto" w:sz="4" w:space="0"/>
+              <w:left w:val="single" w:color="auto" w:sz="12" w:space="0"/>
+              <w:bottom w:val="single" w:color="auto" w:sz="12" w:space="0"/>
               <w:right w:val="nil"/>
             </w:tcBorders>
             <w:tcMar>
@@ -8932,7 +9070,7 @@
             </w:pPr>
             <w:r>
               <w:rPr>
-                <w:rFonts w:ascii="Arial" w:eastAsia="等线" w:hAnsi="Arial" w:cs="Arial"/>
+                <w:rFonts w:ascii="Arial" w:hAnsi="Arial" w:eastAsia="等线" w:cs="Arial"/>
                 <w:b/>
                 <w:sz w:val="22"/>
               </w:rPr>
@@ -8944,10 +9082,10 @@
           <w:tcPr>
             <w:tcW w:w="7267" w:type="dxa"/>
             <w:tcBorders>
-              <w:top w:val="single" w:sz="4" w:space="0" w:color="auto"/>
-              <w:left w:val="single" w:sz="4" w:space="0" w:color="auto"/>
-              <w:bottom w:val="single" w:sz="12" w:space="0" w:color="auto"/>
-              <w:right w:val="single" w:sz="12" w:space="0" w:color="auto"/>
+              <w:top w:val="single" w:color="auto" w:sz="4" w:space="0"/>
+              <w:left w:val="single" w:color="auto" w:sz="4" w:space="0"/>
+              <w:bottom w:val="single" w:color="auto" w:sz="12" w:space="0"/>
+              <w:right w:val="single" w:color="auto" w:sz="12" w:space="0"/>
             </w:tcBorders>
             <w:tcMar>
               <w:top w:w="60" w:type="dxa"/>
@@ -8958,7 +9096,7 @@
           </w:tcPr>
           <w:p>
             <w:pPr>
-              <w:pStyle w:val="a2"/>
+              <w:pStyle w:val="32"/>
               <w:keepNext w:val="0"/>
               <w:keepLines w:val="0"/>
               <w:pageBreakBefore w:val="0"/>
@@ -8983,7 +9121,7 @@
     </w:tbl>
     <w:p>
       <w:pPr>
-        <w:pStyle w:val="2"/>
+        <w:pStyle w:val="33"/>
         <w:keepNext w:val="0"/>
         <w:keepLines w:val="0"/>
         <w:pageBreakBefore w:val="0"/>
@@ -9009,7 +9147,7 @@
     </w:p>
     <w:p>
       <w:pPr>
-        <w:pStyle w:val="a2"/>
+        <w:pStyle w:val="32"/>
         <w:keepNext w:val="0"/>
         <w:keepLines w:val="0"/>
         <w:pageBreakBefore w:val="0"/>
@@ -9055,7 +9193,7 @@
           <w:rFonts w:hint="eastAsia"/>
           <w:lang w:val="en-US" w:eastAsia="zh-CN"/>
         </w:rPr>
-        <w:instrText>"柴_标题1"\n</w:instrText>
+        <w:instrText xml:space="preserve">"柴_标题1"\n</w:instrText>
       </w:r>
       <w:r>
         <w:instrText xml:space="preserve"> \s</w:instrText>
@@ -9072,7 +9210,7 @@
           <w:rFonts w:hint="eastAsia"/>
           <w:lang w:val="en-US" w:eastAsia="zh-CN"/>
         </w:rPr>
-        <w:instrText>* Charformat</w:instrText>
+        <w:instrText xml:space="preserve">* Charformat</w:instrText>
       </w:r>
       <w:r>
         <w:rPr>
@@ -9152,17 +9290,18 @@
     </w:p>
     <w:tbl>
       <w:tblPr>
-        <w:tblStyle w:val="TableNormal"/>
+        <w:tblStyle w:val="22"/>
         <w:tblW w:w="8522" w:type="dxa"/>
         <w:jc w:val="center"/>
         <w:tblBorders>
-          <w:top w:val="nil"/>
-          <w:left w:val="nil"/>
-          <w:bottom w:val="nil"/>
-          <w:right w:val="nil"/>
-          <w:insideH w:val="nil"/>
-          <w:insideV w:val="nil"/>
+          <w:top w:val="none" w:color="auto" w:sz="0" w:space="0"/>
+          <w:left w:val="none" w:color="auto" w:sz="0" w:space="0"/>
+          <w:bottom w:val="none" w:color="auto" w:sz="0" w:space="0"/>
+          <w:right w:val="none" w:color="auto" w:sz="0" w:space="0"/>
+          <w:insideH w:val="none" w:color="auto" w:sz="0" w:space="0"/>
+          <w:insideV w:val="none" w:color="auto" w:sz="0" w:space="0"/>
         </w:tblBorders>
+        <w:tblLayout w:type="autofit"/>
         <w:tblCellMar>
           <w:top w:w="0" w:type="dxa"/>
           <w:left w:w="10" w:type="dxa"/>
@@ -9176,15 +9315,13 @@
       </w:tblGrid>
       <w:tr>
         <w:tblPrEx>
-          <w:tblW w:w="8522" w:type="dxa"/>
-          <w:jc w:val="center"/>
           <w:tblBorders>
-            <w:top w:val="nil"/>
-            <w:left w:val="nil"/>
-            <w:bottom w:val="nil"/>
-            <w:right w:val="nil"/>
-            <w:insideH w:val="nil"/>
-            <w:insideV w:val="nil"/>
+            <w:top w:val="none" w:color="auto" w:sz="0" w:space="0"/>
+            <w:left w:val="none" w:color="auto" w:sz="0" w:space="0"/>
+            <w:bottom w:val="none" w:color="auto" w:sz="0" w:space="0"/>
+            <w:right w:val="none" w:color="auto" w:sz="0" w:space="0"/>
+            <w:insideH w:val="none" w:color="auto" w:sz="0" w:space="0"/>
+            <w:insideV w:val="none" w:color="auto" w:sz="0" w:space="0"/>
           </w:tblBorders>
           <w:tblCellMar>
             <w:top w:w="0" w:type="dxa"/>
@@ -9194,7 +9331,7 @@
           </w:tblCellMar>
         </w:tblPrEx>
         <w:trPr>
-          <w:trHeight w:val="0"/>
+          <w:trHeight w:val="0" w:hRule="atLeast"/>
           <w:tblHeader/>
           <w:jc w:val="center"/>
         </w:trPr>
@@ -9202,8 +9339,8 @@
           <w:tcPr>
             <w:tcW w:w="1183" w:type="dxa"/>
             <w:tcBorders>
-              <w:top w:val="single" w:sz="12" w:space="0" w:color="auto"/>
-              <w:left w:val="single" w:sz="12" w:space="0" w:color="auto"/>
+              <w:top w:val="single" w:color="auto" w:sz="12" w:space="0"/>
+              <w:left w:val="single" w:color="auto" w:sz="12" w:space="0"/>
               <w:bottom w:val="nil"/>
               <w:right w:val="nil"/>
             </w:tcBorders>
@@ -9216,21 +9353,21 @@
           </w:tcPr>
           <w:p>
             <w:pPr>
-              <w:pStyle w:val="a2"/>
-              <w:keepNext w:val="0"/>
-              <w:keepLines w:val="0"/>
-              <w:pageBreakBefore w:val="0"/>
-              <w:widowControl w:val="0"/>
-              <w:kinsoku w:val="0"/>
-              <w:wordWrap/>
-              <w:overflowPunct/>
-              <w:topLinePunct w:val="0"/>
-              <w:autoSpaceDE w:val="0"/>
-              <w:autoSpaceDN w:val="0"/>
-              <w:bidi w:val="0"/>
-              <w:adjustRightInd w:val="0"/>
-              <w:snapToGrid w:val="0"/>
-              <w:ind w:left="0" w:firstLine="0" w:leftChars="0" w:firstLineChars="0"/>
+              <w:pStyle w:val="32"/>
+              <w:keepNext w:val="0"/>
+              <w:keepLines w:val="0"/>
+              <w:pageBreakBefore w:val="0"/>
+              <w:widowControl w:val="0"/>
+              <w:kinsoku w:val="0"/>
+              <w:wordWrap/>
+              <w:overflowPunct/>
+              <w:topLinePunct w:val="0"/>
+              <w:autoSpaceDE w:val="0"/>
+              <w:autoSpaceDN w:val="0"/>
+              <w:bidi w:val="0"/>
+              <w:adjustRightInd w:val="0"/>
+              <w:snapToGrid w:val="0"/>
+              <w:ind w:left="0" w:leftChars="0" w:firstLine="0" w:firstLineChars="0"/>
               <w:jc w:val="center"/>
               <w:textAlignment w:val="baseline"/>
             </w:pPr>
@@ -9243,10 +9380,10 @@
           <w:tcPr>
             <w:tcW w:w="7339" w:type="dxa"/>
             <w:tcBorders>
-              <w:top w:val="single" w:sz="12" w:space="0" w:color="auto"/>
-              <w:left w:val="single" w:sz="4" w:space="0" w:color="auto"/>
+              <w:top w:val="single" w:color="auto" w:sz="12" w:space="0"/>
+              <w:left w:val="single" w:color="auto" w:sz="4" w:space="0"/>
               <w:bottom w:val="nil"/>
-              <w:right w:val="single" w:sz="12" w:space="0" w:color="auto"/>
+              <w:right w:val="single" w:color="auto" w:sz="12" w:space="0"/>
             </w:tcBorders>
             <w:tcMar>
               <w:top w:w="60" w:type="dxa"/>
@@ -9257,7 +9394,7 @@
           </w:tcPr>
           <w:p>
             <w:pPr>
-              <w:pStyle w:val="a2"/>
+              <w:pStyle w:val="32"/>
               <w:keepNext w:val="0"/>
               <w:keepLines w:val="0"/>
               <w:pageBreakBefore w:val="0"/>
@@ -9282,8 +9419,14 @@
       </w:tr>
       <w:tr>
         <w:tblPrEx>
-          <w:tblW w:w="8522" w:type="dxa"/>
-          <w:jc w:val="center"/>
+          <w:tblBorders>
+            <w:top w:val="none" w:color="auto" w:sz="0" w:space="0"/>
+            <w:left w:val="none" w:color="auto" w:sz="0" w:space="0"/>
+            <w:bottom w:val="none" w:color="auto" w:sz="0" w:space="0"/>
+            <w:right w:val="none" w:color="auto" w:sz="0" w:space="0"/>
+            <w:insideH w:val="none" w:color="auto" w:sz="0" w:space="0"/>
+            <w:insideV w:val="none" w:color="auto" w:sz="0" w:space="0"/>
+          </w:tblBorders>
           <w:tblCellMar>
             <w:top w:w="0" w:type="dxa"/>
             <w:left w:w="10" w:type="dxa"/>
@@ -9292,7 +9435,7 @@
           </w:tblCellMar>
         </w:tblPrEx>
         <w:trPr>
-          <w:trHeight w:val="0"/>
+          <w:trHeight w:val="0" w:hRule="atLeast"/>
           <w:tblHeader/>
           <w:jc w:val="center"/>
         </w:trPr>
@@ -9300,8 +9443,8 @@
           <w:tcPr>
             <w:tcW w:w="1183" w:type="dxa"/>
             <w:tcBorders>
-              <w:top w:val="single" w:sz="4" w:space="0" w:color="auto"/>
-              <w:left w:val="single" w:sz="12" w:space="0" w:color="auto"/>
+              <w:top w:val="single" w:color="auto" w:sz="4" w:space="0"/>
+              <w:left w:val="single" w:color="auto" w:sz="12" w:space="0"/>
               <w:bottom w:val="nil"/>
               <w:right w:val="nil"/>
             </w:tcBorders>
@@ -9334,7 +9477,7 @@
             </w:pPr>
             <w:r>
               <w:rPr>
-                <w:rFonts w:ascii="Arial" w:eastAsia="等线" w:hAnsi="Arial" w:cs="Arial"/>
+                <w:rFonts w:ascii="Arial" w:hAnsi="Arial" w:eastAsia="等线" w:cs="Arial"/>
                 <w:b/>
                 <w:sz w:val="22"/>
               </w:rPr>
@@ -9346,10 +9489,10 @@
           <w:tcPr>
             <w:tcW w:w="7339" w:type="dxa"/>
             <w:tcBorders>
-              <w:top w:val="single" w:sz="4" w:space="0" w:color="auto"/>
-              <w:left w:val="single" w:sz="4" w:space="0" w:color="auto"/>
+              <w:top w:val="single" w:color="auto" w:sz="4" w:space="0"/>
+              <w:left w:val="single" w:color="auto" w:sz="4" w:space="0"/>
               <w:bottom w:val="nil"/>
-              <w:right w:val="single" w:sz="12" w:space="0" w:color="auto"/>
+              <w:right w:val="single" w:color="auto" w:sz="12" w:space="0"/>
             </w:tcBorders>
             <w:tcMar>
               <w:top w:w="60" w:type="dxa"/>
@@ -9360,21 +9503,21 @@
           </w:tcPr>
           <w:p>
             <w:pPr>
-              <w:pStyle w:val="a2"/>
-              <w:keepNext w:val="0"/>
-              <w:keepLines w:val="0"/>
-              <w:pageBreakBefore w:val="0"/>
-              <w:widowControl w:val="0"/>
-              <w:kinsoku w:val="0"/>
-              <w:wordWrap/>
-              <w:overflowPunct/>
-              <w:topLinePunct w:val="0"/>
-              <w:autoSpaceDE w:val="0"/>
-              <w:autoSpaceDN w:val="0"/>
-              <w:bidi w:val="0"/>
-              <w:adjustRightInd w:val="0"/>
-              <w:snapToGrid w:val="0"/>
-              <w:ind w:left="0" w:firstLine="0" w:leftChars="0" w:firstLineChars="0"/>
+              <w:pStyle w:val="32"/>
+              <w:keepNext w:val="0"/>
+              <w:keepLines w:val="0"/>
+              <w:pageBreakBefore w:val="0"/>
+              <w:widowControl w:val="0"/>
+              <w:kinsoku w:val="0"/>
+              <w:wordWrap/>
+              <w:overflowPunct/>
+              <w:topLinePunct w:val="0"/>
+              <w:autoSpaceDE w:val="0"/>
+              <w:autoSpaceDN w:val="0"/>
+              <w:bidi w:val="0"/>
+              <w:adjustRightInd w:val="0"/>
+              <w:snapToGrid w:val="0"/>
+              <w:ind w:left="0" w:leftChars="0" w:firstLine="0" w:firstLineChars="0"/>
               <w:textAlignment w:val="baseline"/>
             </w:pPr>
             <w:r>
@@ -9385,8 +9528,14 @@
       </w:tr>
       <w:tr>
         <w:tblPrEx>
-          <w:tblW w:w="8522" w:type="dxa"/>
-          <w:jc w:val="center"/>
+          <w:tblBorders>
+            <w:top w:val="none" w:color="auto" w:sz="0" w:space="0"/>
+            <w:left w:val="none" w:color="auto" w:sz="0" w:space="0"/>
+            <w:bottom w:val="none" w:color="auto" w:sz="0" w:space="0"/>
+            <w:right w:val="none" w:color="auto" w:sz="0" w:space="0"/>
+            <w:insideH w:val="none" w:color="auto" w:sz="0" w:space="0"/>
+            <w:insideV w:val="none" w:color="auto" w:sz="0" w:space="0"/>
+          </w:tblBorders>
           <w:tblCellMar>
             <w:top w:w="0" w:type="dxa"/>
             <w:left w:w="10" w:type="dxa"/>
@@ -9395,7 +9544,7 @@
           </w:tblCellMar>
         </w:tblPrEx>
         <w:trPr>
-          <w:trHeight w:val="0"/>
+          <w:trHeight w:val="0" w:hRule="atLeast"/>
           <w:tblHeader/>
           <w:jc w:val="center"/>
         </w:trPr>
@@ -9403,8 +9552,8 @@
           <w:tcPr>
             <w:tcW w:w="1183" w:type="dxa"/>
             <w:tcBorders>
-              <w:top w:val="single" w:sz="4" w:space="0" w:color="auto"/>
-              <w:left w:val="single" w:sz="12" w:space="0" w:color="auto"/>
+              <w:top w:val="single" w:color="auto" w:sz="4" w:space="0"/>
+              <w:left w:val="single" w:color="auto" w:sz="12" w:space="0"/>
               <w:bottom w:val="nil"/>
               <w:right w:val="nil"/>
             </w:tcBorders>
@@ -9437,7 +9586,7 @@
             </w:pPr>
             <w:r>
               <w:rPr>
-                <w:rFonts w:ascii="Arial" w:eastAsia="等线" w:hAnsi="Arial" w:cs="Arial"/>
+                <w:rFonts w:ascii="Arial" w:hAnsi="Arial" w:eastAsia="等线" w:cs="Arial"/>
                 <w:b/>
                 <w:sz w:val="22"/>
               </w:rPr>
@@ -9449,10 +9598,10 @@
           <w:tcPr>
             <w:tcW w:w="7339" w:type="dxa"/>
             <w:tcBorders>
-              <w:top w:val="single" w:sz="4" w:space="0" w:color="auto"/>
-              <w:left w:val="single" w:sz="4" w:space="0" w:color="auto"/>
+              <w:top w:val="single" w:color="auto" w:sz="4" w:space="0"/>
+              <w:left w:val="single" w:color="auto" w:sz="4" w:space="0"/>
               <w:bottom w:val="nil"/>
-              <w:right w:val="single" w:sz="12" w:space="0" w:color="auto"/>
+              <w:right w:val="single" w:color="auto" w:sz="12" w:space="0"/>
             </w:tcBorders>
             <w:tcMar>
               <w:top w:w="60" w:type="dxa"/>
@@ -9463,7 +9612,7 @@
           </w:tcPr>
           <w:p>
             <w:pPr>
-              <w:pStyle w:val="a2"/>
+              <w:pStyle w:val="32"/>
               <w:keepNext w:val="0"/>
               <w:keepLines w:val="0"/>
               <w:pageBreakBefore w:val="0"/>
@@ -9481,7 +9630,7 @@
               <w:bidi w:val="0"/>
               <w:adjustRightInd w:val="0"/>
               <w:snapToGrid w:val="0"/>
-              <w:ind w:left="0" w:firstLine="0" w:leftChars="0" w:firstLineChars="0"/>
+              <w:ind w:left="0" w:leftChars="0" w:firstLine="0" w:firstLineChars="0"/>
               <w:textAlignment w:val="baseline"/>
             </w:pPr>
             <w:r>
@@ -9490,7 +9639,7 @@
           </w:p>
           <w:p>
             <w:pPr>
-              <w:pStyle w:val="a2"/>
+              <w:pStyle w:val="32"/>
               <w:keepNext w:val="0"/>
               <w:keepLines w:val="0"/>
               <w:pageBreakBefore w:val="0"/>
@@ -9508,7 +9657,7 @@
               <w:bidi w:val="0"/>
               <w:adjustRightInd w:val="0"/>
               <w:snapToGrid w:val="0"/>
-              <w:ind w:left="0" w:firstLine="0" w:leftChars="0" w:firstLineChars="0"/>
+              <w:ind w:left="0" w:leftChars="0" w:firstLine="0" w:firstLineChars="0"/>
               <w:textAlignment w:val="baseline"/>
             </w:pPr>
             <w:r>
@@ -9517,7 +9666,7 @@
           </w:p>
           <w:p>
             <w:pPr>
-              <w:pStyle w:val="a2"/>
+              <w:pStyle w:val="32"/>
               <w:keepNext w:val="0"/>
               <w:keepLines w:val="0"/>
               <w:pageBreakBefore w:val="0"/>
@@ -9535,7 +9684,7 @@
               <w:bidi w:val="0"/>
               <w:adjustRightInd w:val="0"/>
               <w:snapToGrid w:val="0"/>
-              <w:ind w:left="0" w:firstLine="0" w:leftChars="0" w:firstLineChars="0"/>
+              <w:ind w:left="0" w:leftChars="0" w:firstLine="0" w:firstLineChars="0"/>
               <w:textAlignment w:val="baseline"/>
             </w:pPr>
             <w:r>
@@ -9544,7 +9693,7 @@
           </w:p>
           <w:p>
             <w:pPr>
-              <w:pStyle w:val="a2"/>
+              <w:pStyle w:val="32"/>
               <w:keepNext w:val="0"/>
               <w:keepLines w:val="0"/>
               <w:pageBreakBefore w:val="0"/>
@@ -9562,7 +9711,7 @@
               <w:bidi w:val="0"/>
               <w:adjustRightInd w:val="0"/>
               <w:snapToGrid w:val="0"/>
-              <w:ind w:left="0" w:firstLine="0" w:leftChars="0" w:firstLineChars="0"/>
+              <w:ind w:left="0" w:leftChars="0" w:firstLine="0" w:firstLineChars="0"/>
               <w:textAlignment w:val="baseline"/>
             </w:pPr>
             <w:r>
@@ -9573,8 +9722,14 @@
       </w:tr>
       <w:tr>
         <w:tblPrEx>
-          <w:tblW w:w="8522" w:type="dxa"/>
-          <w:jc w:val="center"/>
+          <w:tblBorders>
+            <w:top w:val="none" w:color="auto" w:sz="0" w:space="0"/>
+            <w:left w:val="none" w:color="auto" w:sz="0" w:space="0"/>
+            <w:bottom w:val="none" w:color="auto" w:sz="0" w:space="0"/>
+            <w:right w:val="none" w:color="auto" w:sz="0" w:space="0"/>
+            <w:insideH w:val="none" w:color="auto" w:sz="0" w:space="0"/>
+            <w:insideV w:val="none" w:color="auto" w:sz="0" w:space="0"/>
+          </w:tblBorders>
           <w:tblCellMar>
             <w:top w:w="0" w:type="dxa"/>
             <w:left w:w="10" w:type="dxa"/>
@@ -9583,7 +9738,7 @@
           </w:tblCellMar>
         </w:tblPrEx>
         <w:trPr>
-          <w:trHeight w:val="0"/>
+          <w:trHeight w:val="0" w:hRule="atLeast"/>
           <w:tblHeader/>
           <w:jc w:val="center"/>
         </w:trPr>
@@ -9591,8 +9746,8 @@
           <w:tcPr>
             <w:tcW w:w="1183" w:type="dxa"/>
             <w:tcBorders>
-              <w:top w:val="single" w:sz="4" w:space="0" w:color="auto"/>
-              <w:left w:val="single" w:sz="12" w:space="0" w:color="auto"/>
+              <w:top w:val="single" w:color="auto" w:sz="4" w:space="0"/>
+              <w:left w:val="single" w:color="auto" w:sz="12" w:space="0"/>
               <w:bottom w:val="nil"/>
               <w:right w:val="nil"/>
             </w:tcBorders>
@@ -9625,7 +9780,7 @@
             </w:pPr>
             <w:r>
               <w:rPr>
-                <w:rFonts w:ascii="Arial" w:eastAsia="等线" w:hAnsi="Arial" w:cs="Arial"/>
+                <w:rFonts w:ascii="Arial" w:hAnsi="Arial" w:eastAsia="等线" w:cs="Arial"/>
                 <w:b/>
                 <w:sz w:val="22"/>
               </w:rPr>
@@ -9637,10 +9792,10 @@
           <w:tcPr>
             <w:tcW w:w="7339" w:type="dxa"/>
             <w:tcBorders>
-              <w:top w:val="single" w:sz="4" w:space="0" w:color="auto"/>
-              <w:left w:val="single" w:sz="4" w:space="0" w:color="auto"/>
+              <w:top w:val="single" w:color="auto" w:sz="4" w:space="0"/>
+              <w:left w:val="single" w:color="auto" w:sz="4" w:space="0"/>
               <w:bottom w:val="nil"/>
-              <w:right w:val="single" w:sz="12" w:space="0" w:color="auto"/>
+              <w:right w:val="single" w:color="auto" w:sz="12" w:space="0"/>
             </w:tcBorders>
             <w:tcMar>
               <w:top w:w="60" w:type="dxa"/>
@@ -9651,21 +9806,21 @@
           </w:tcPr>
           <w:p>
             <w:pPr>
-              <w:pStyle w:val="a2"/>
-              <w:keepNext w:val="0"/>
-              <w:keepLines w:val="0"/>
-              <w:pageBreakBefore w:val="0"/>
-              <w:widowControl w:val="0"/>
-              <w:kinsoku w:val="0"/>
-              <w:wordWrap/>
-              <w:overflowPunct/>
-              <w:topLinePunct w:val="0"/>
-              <w:autoSpaceDE w:val="0"/>
-              <w:autoSpaceDN w:val="0"/>
-              <w:bidi w:val="0"/>
-              <w:adjustRightInd w:val="0"/>
-              <w:snapToGrid w:val="0"/>
-              <w:ind w:left="0" w:firstLine="0" w:leftChars="0" w:firstLineChars="0"/>
+              <w:pStyle w:val="32"/>
+              <w:keepNext w:val="0"/>
+              <w:keepLines w:val="0"/>
+              <w:pageBreakBefore w:val="0"/>
+              <w:widowControl w:val="0"/>
+              <w:kinsoku w:val="0"/>
+              <w:wordWrap/>
+              <w:overflowPunct/>
+              <w:topLinePunct w:val="0"/>
+              <w:autoSpaceDE w:val="0"/>
+              <w:autoSpaceDN w:val="0"/>
+              <w:bidi w:val="0"/>
+              <w:adjustRightInd w:val="0"/>
+              <w:snapToGrid w:val="0"/>
+              <w:ind w:left="0" w:leftChars="0" w:firstLine="0" w:firstLineChars="0"/>
               <w:textAlignment w:val="baseline"/>
             </w:pPr>
             <w:r>
@@ -9676,8 +9831,14 @@
       </w:tr>
       <w:tr>
         <w:tblPrEx>
-          <w:tblW w:w="8522" w:type="dxa"/>
-          <w:jc w:val="center"/>
+          <w:tblBorders>
+            <w:top w:val="none" w:color="auto" w:sz="0" w:space="0"/>
+            <w:left w:val="none" w:color="auto" w:sz="0" w:space="0"/>
+            <w:bottom w:val="none" w:color="auto" w:sz="0" w:space="0"/>
+            <w:right w:val="none" w:color="auto" w:sz="0" w:space="0"/>
+            <w:insideH w:val="none" w:color="auto" w:sz="0" w:space="0"/>
+            <w:insideV w:val="none" w:color="auto" w:sz="0" w:space="0"/>
+          </w:tblBorders>
           <w:tblCellMar>
             <w:top w:w="0" w:type="dxa"/>
             <w:left w:w="10" w:type="dxa"/>
@@ -9686,7 +9847,7 @@
           </w:tblCellMar>
         </w:tblPrEx>
         <w:trPr>
-          <w:trHeight w:val="0"/>
+          <w:trHeight w:val="0" w:hRule="atLeast"/>
           <w:tblHeader/>
           <w:jc w:val="center"/>
         </w:trPr>
@@ -9694,8 +9855,8 @@
           <w:tcPr>
             <w:tcW w:w="1183" w:type="dxa"/>
             <w:tcBorders>
-              <w:top w:val="single" w:sz="4" w:space="0" w:color="auto"/>
-              <w:left w:val="single" w:sz="12" w:space="0" w:color="auto"/>
+              <w:top w:val="single" w:color="auto" w:sz="4" w:space="0"/>
+              <w:left w:val="single" w:color="auto" w:sz="12" w:space="0"/>
               <w:bottom w:val="nil"/>
               <w:right w:val="nil"/>
             </w:tcBorders>
@@ -9728,7 +9889,7 @@
             </w:pPr>
             <w:r>
               <w:rPr>
-                <w:rFonts w:ascii="Arial" w:eastAsia="等线" w:hAnsi="Arial" w:cs="Arial"/>
+                <w:rFonts w:ascii="Arial" w:hAnsi="Arial" w:eastAsia="等线" w:cs="Arial"/>
                 <w:b/>
                 <w:sz w:val="22"/>
               </w:rPr>
@@ -9740,10 +9901,10 @@
           <w:tcPr>
             <w:tcW w:w="7339" w:type="dxa"/>
             <w:tcBorders>
-              <w:top w:val="single" w:sz="4" w:space="0" w:color="auto"/>
-              <w:left w:val="single" w:sz="4" w:space="0" w:color="auto"/>
+              <w:top w:val="single" w:color="auto" w:sz="4" w:space="0"/>
+              <w:left w:val="single" w:color="auto" w:sz="4" w:space="0"/>
               <w:bottom w:val="nil"/>
-              <w:right w:val="single" w:sz="12" w:space="0" w:color="auto"/>
+              <w:right w:val="single" w:color="auto" w:sz="12" w:space="0"/>
             </w:tcBorders>
             <w:tcMar>
               <w:top w:w="60" w:type="dxa"/>
@@ -9754,21 +9915,21 @@
           </w:tcPr>
           <w:p>
             <w:pPr>
-              <w:pStyle w:val="a2"/>
-              <w:keepNext w:val="0"/>
-              <w:keepLines w:val="0"/>
-              <w:pageBreakBefore w:val="0"/>
-              <w:widowControl w:val="0"/>
-              <w:kinsoku w:val="0"/>
-              <w:wordWrap/>
-              <w:overflowPunct/>
-              <w:topLinePunct w:val="0"/>
-              <w:autoSpaceDE w:val="0"/>
-              <w:autoSpaceDN w:val="0"/>
-              <w:bidi w:val="0"/>
-              <w:adjustRightInd w:val="0"/>
-              <w:snapToGrid w:val="0"/>
-              <w:ind w:left="0" w:firstLine="0" w:leftChars="0" w:firstLineChars="0"/>
+              <w:pStyle w:val="32"/>
+              <w:keepNext w:val="0"/>
+              <w:keepLines w:val="0"/>
+              <w:pageBreakBefore w:val="0"/>
+              <w:widowControl w:val="0"/>
+              <w:kinsoku w:val="0"/>
+              <w:wordWrap/>
+              <w:overflowPunct/>
+              <w:topLinePunct w:val="0"/>
+              <w:autoSpaceDE w:val="0"/>
+              <w:autoSpaceDN w:val="0"/>
+              <w:bidi w:val="0"/>
+              <w:adjustRightInd w:val="0"/>
+              <w:snapToGrid w:val="0"/>
+              <w:ind w:left="0" w:leftChars="0" w:firstLine="0" w:firstLineChars="0"/>
               <w:textAlignment w:val="baseline"/>
             </w:pPr>
             <w:r>
@@ -9779,8 +9940,14 @@
       </w:tr>
       <w:tr>
         <w:tblPrEx>
-          <w:tblW w:w="8522" w:type="dxa"/>
-          <w:jc w:val="center"/>
+          <w:tblBorders>
+            <w:top w:val="none" w:color="auto" w:sz="0" w:space="0"/>
+            <w:left w:val="none" w:color="auto" w:sz="0" w:space="0"/>
+            <w:bottom w:val="none" w:color="auto" w:sz="0" w:space="0"/>
+            <w:right w:val="none" w:color="auto" w:sz="0" w:space="0"/>
+            <w:insideH w:val="none" w:color="auto" w:sz="0" w:space="0"/>
+            <w:insideV w:val="none" w:color="auto" w:sz="0" w:space="0"/>
+          </w:tblBorders>
           <w:tblCellMar>
             <w:top w:w="0" w:type="dxa"/>
             <w:left w:w="10" w:type="dxa"/>
@@ -9789,7 +9956,7 @@
           </w:tblCellMar>
         </w:tblPrEx>
         <w:trPr>
-          <w:trHeight w:val="0"/>
+          <w:trHeight w:val="0" w:hRule="atLeast"/>
           <w:tblHeader/>
           <w:jc w:val="center"/>
         </w:trPr>
@@ -9797,9 +9964,9 @@
           <w:tcPr>
             <w:tcW w:w="1183" w:type="dxa"/>
             <w:tcBorders>
-              <w:top w:val="single" w:sz="4" w:space="0" w:color="auto"/>
-              <w:left w:val="single" w:sz="12" w:space="0" w:color="auto"/>
-              <w:bottom w:val="single" w:sz="12" w:space="0" w:color="auto"/>
+              <w:top w:val="single" w:color="auto" w:sz="4" w:space="0"/>
+              <w:left w:val="single" w:color="auto" w:sz="12" w:space="0"/>
+              <w:bottom w:val="single" w:color="auto" w:sz="12" w:space="0"/>
               <w:right w:val="nil"/>
             </w:tcBorders>
             <w:tcMar>
@@ -9831,7 +9998,7 @@
             </w:pPr>
             <w:r>
               <w:rPr>
-                <w:rFonts w:ascii="Arial" w:eastAsia="等线" w:hAnsi="Arial" w:cs="Arial"/>
+                <w:rFonts w:ascii="Arial" w:hAnsi="Arial" w:eastAsia="等线" w:cs="Arial"/>
                 <w:b/>
                 <w:sz w:val="22"/>
               </w:rPr>
@@ -9843,10 +10010,10 @@
           <w:tcPr>
             <w:tcW w:w="7339" w:type="dxa"/>
             <w:tcBorders>
-              <w:top w:val="single" w:sz="4" w:space="0" w:color="auto"/>
-              <w:left w:val="single" w:sz="4" w:space="0" w:color="auto"/>
-              <w:bottom w:val="single" w:sz="12" w:space="0" w:color="auto"/>
-              <w:right w:val="single" w:sz="12" w:space="0" w:color="auto"/>
+              <w:top w:val="single" w:color="auto" w:sz="4" w:space="0"/>
+              <w:left w:val="single" w:color="auto" w:sz="4" w:space="0"/>
+              <w:bottom w:val="single" w:color="auto" w:sz="12" w:space="0"/>
+              <w:right w:val="single" w:color="auto" w:sz="12" w:space="0"/>
             </w:tcBorders>
             <w:tcMar>
               <w:top w:w="60" w:type="dxa"/>
@@ -9857,21 +10024,21 @@
           </w:tcPr>
           <w:p>
             <w:pPr>
-              <w:pStyle w:val="a2"/>
-              <w:keepNext w:val="0"/>
-              <w:keepLines w:val="0"/>
-              <w:pageBreakBefore w:val="0"/>
-              <w:widowControl w:val="0"/>
-              <w:kinsoku w:val="0"/>
-              <w:wordWrap/>
-              <w:overflowPunct/>
-              <w:topLinePunct w:val="0"/>
-              <w:autoSpaceDE w:val="0"/>
-              <w:autoSpaceDN w:val="0"/>
-              <w:bidi w:val="0"/>
-              <w:adjustRightInd w:val="0"/>
-              <w:snapToGrid w:val="0"/>
-              <w:ind w:left="0" w:firstLine="0" w:leftChars="0" w:firstLineChars="0"/>
+              <w:pStyle w:val="32"/>
+              <w:keepNext w:val="0"/>
+              <w:keepLines w:val="0"/>
+              <w:pageBreakBefore w:val="0"/>
+              <w:widowControl w:val="0"/>
+              <w:kinsoku w:val="0"/>
+              <w:wordWrap/>
+              <w:overflowPunct/>
+              <w:topLinePunct w:val="0"/>
+              <w:autoSpaceDE w:val="0"/>
+              <w:autoSpaceDN w:val="0"/>
+              <w:bidi w:val="0"/>
+              <w:adjustRightInd w:val="0"/>
+              <w:snapToGrid w:val="0"/>
+              <w:ind w:left="0" w:leftChars="0" w:firstLine="0" w:firstLineChars="0"/>
               <w:textAlignment w:val="baseline"/>
             </w:pPr>
             <w:r>
@@ -9883,7 +10050,7 @@
     </w:tbl>
     <w:p>
       <w:pPr>
-        <w:pStyle w:val="2"/>
+        <w:pStyle w:val="33"/>
         <w:keepNext w:val="0"/>
         <w:keepLines w:val="0"/>
         <w:pageBreakBefore w:val="0"/>
@@ -9909,7 +10076,7 @@
     </w:p>
     <w:p>
       <w:pPr>
-        <w:pStyle w:val="a2"/>
+        <w:pStyle w:val="32"/>
         <w:keepNext w:val="0"/>
         <w:keepLines w:val="0"/>
         <w:pageBreakBefore w:val="0"/>
@@ -9955,7 +10122,7 @@
           <w:rFonts w:hint="eastAsia"/>
           <w:lang w:val="en-US" w:eastAsia="zh-CN"/>
         </w:rPr>
-        <w:instrText>"柴_标题1"\n</w:instrText>
+        <w:instrText xml:space="preserve">"柴_标题1"\n</w:instrText>
       </w:r>
       <w:r>
         <w:instrText xml:space="preserve"> \s</w:instrText>
@@ -9972,7 +10139,7 @@
           <w:rFonts w:hint="eastAsia"/>
           <w:lang w:val="en-US" w:eastAsia="zh-CN"/>
         </w:rPr>
-        <w:instrText>* Charformat</w:instrText>
+        <w:instrText xml:space="preserve">* Charformat</w:instrText>
       </w:r>
       <w:r>
         <w:rPr>
@@ -10052,17 +10219,18 @@
     </w:p>
     <w:tbl>
       <w:tblPr>
-        <w:tblStyle w:val="TableNormal"/>
+        <w:tblStyle w:val="22"/>
         <w:tblW w:w="8522" w:type="dxa"/>
         <w:jc w:val="center"/>
         <w:tblBorders>
-          <w:top w:val="nil"/>
-          <w:left w:val="nil"/>
-          <w:bottom w:val="nil"/>
-          <w:right w:val="nil"/>
-          <w:insideH w:val="nil"/>
-          <w:insideV w:val="nil"/>
+          <w:top w:val="none" w:color="auto" w:sz="0" w:space="0"/>
+          <w:left w:val="none" w:color="auto" w:sz="0" w:space="0"/>
+          <w:bottom w:val="none" w:color="auto" w:sz="0" w:space="0"/>
+          <w:right w:val="none" w:color="auto" w:sz="0" w:space="0"/>
+          <w:insideH w:val="none" w:color="auto" w:sz="0" w:space="0"/>
+          <w:insideV w:val="none" w:color="auto" w:sz="0" w:space="0"/>
         </w:tblBorders>
+        <w:tblLayout w:type="autofit"/>
         <w:tblCellMar>
           <w:top w:w="0" w:type="dxa"/>
           <w:left w:w="10" w:type="dxa"/>
@@ -10076,15 +10244,13 @@
       </w:tblGrid>
       <w:tr>
         <w:tblPrEx>
-          <w:tblW w:w="8522" w:type="dxa"/>
-          <w:jc w:val="center"/>
           <w:tblBorders>
-            <w:top w:val="nil"/>
-            <w:left w:val="nil"/>
-            <w:bottom w:val="nil"/>
-            <w:right w:val="nil"/>
-            <w:insideH w:val="nil"/>
-            <w:insideV w:val="nil"/>
+            <w:top w:val="none" w:color="auto" w:sz="0" w:space="0"/>
+            <w:left w:val="none" w:color="auto" w:sz="0" w:space="0"/>
+            <w:bottom w:val="none" w:color="auto" w:sz="0" w:space="0"/>
+            <w:right w:val="none" w:color="auto" w:sz="0" w:space="0"/>
+            <w:insideH w:val="none" w:color="auto" w:sz="0" w:space="0"/>
+            <w:insideV w:val="none" w:color="auto" w:sz="0" w:space="0"/>
           </w:tblBorders>
           <w:tblCellMar>
             <w:top w:w="0" w:type="dxa"/>
@@ -10094,7 +10260,7 @@
           </w:tblCellMar>
         </w:tblPrEx>
         <w:trPr>
-          <w:trHeight w:val="0"/>
+          <w:trHeight w:val="0" w:hRule="atLeast"/>
           <w:tblHeader/>
           <w:jc w:val="center"/>
         </w:trPr>
@@ -10102,8 +10268,8 @@
           <w:tcPr>
             <w:tcW w:w="1459" w:type="dxa"/>
             <w:tcBorders>
-              <w:top w:val="single" w:sz="12" w:space="0" w:color="auto"/>
-              <w:left w:val="single" w:sz="12" w:space="0" w:color="auto"/>
+              <w:top w:val="single" w:color="auto" w:sz="12" w:space="0"/>
+              <w:left w:val="single" w:color="auto" w:sz="12" w:space="0"/>
               <w:bottom w:val="nil"/>
               <w:right w:val="nil"/>
             </w:tcBorders>
@@ -10116,21 +10282,21 @@
           </w:tcPr>
           <w:p>
             <w:pPr>
-              <w:pStyle w:val="a2"/>
-              <w:keepNext w:val="0"/>
-              <w:keepLines w:val="0"/>
-              <w:pageBreakBefore w:val="0"/>
-              <w:widowControl w:val="0"/>
-              <w:kinsoku w:val="0"/>
-              <w:wordWrap/>
-              <w:overflowPunct/>
-              <w:topLinePunct w:val="0"/>
-              <w:autoSpaceDE w:val="0"/>
-              <w:autoSpaceDN w:val="0"/>
-              <w:bidi w:val="0"/>
-              <w:adjustRightInd w:val="0"/>
-              <w:snapToGrid w:val="0"/>
-              <w:ind w:left="0" w:firstLine="0" w:leftChars="0" w:firstLineChars="0"/>
+              <w:pStyle w:val="32"/>
+              <w:keepNext w:val="0"/>
+              <w:keepLines w:val="0"/>
+              <w:pageBreakBefore w:val="0"/>
+              <w:widowControl w:val="0"/>
+              <w:kinsoku w:val="0"/>
+              <w:wordWrap/>
+              <w:overflowPunct/>
+              <w:topLinePunct w:val="0"/>
+              <w:autoSpaceDE w:val="0"/>
+              <w:autoSpaceDN w:val="0"/>
+              <w:bidi w:val="0"/>
+              <w:adjustRightInd w:val="0"/>
+              <w:snapToGrid w:val="0"/>
+              <w:ind w:left="0" w:leftChars="0" w:firstLine="0" w:firstLineChars="0"/>
               <w:textAlignment w:val="baseline"/>
             </w:pPr>
             <w:r>
@@ -10142,10 +10308,10 @@
           <w:tcPr>
             <w:tcW w:w="7063" w:type="dxa"/>
             <w:tcBorders>
-              <w:top w:val="single" w:sz="12" w:space="0" w:color="auto"/>
-              <w:left w:val="single" w:sz="4" w:space="0" w:color="auto"/>
+              <w:top w:val="single" w:color="auto" w:sz="12" w:space="0"/>
+              <w:left w:val="single" w:color="auto" w:sz="4" w:space="0"/>
               <w:bottom w:val="nil"/>
-              <w:right w:val="single" w:sz="12" w:space="0" w:color="auto"/>
+              <w:right w:val="single" w:color="auto" w:sz="12" w:space="0"/>
             </w:tcBorders>
             <w:tcMar>
               <w:top w:w="60" w:type="dxa"/>
@@ -10156,7 +10322,7 @@
           </w:tcPr>
           <w:p>
             <w:pPr>
-              <w:pStyle w:val="a2"/>
+              <w:pStyle w:val="32"/>
               <w:keepNext w:val="0"/>
               <w:keepLines w:val="0"/>
               <w:pageBreakBefore w:val="0"/>
@@ -10180,8 +10346,14 @@
       </w:tr>
       <w:tr>
         <w:tblPrEx>
-          <w:tblW w:w="8522" w:type="dxa"/>
-          <w:jc w:val="center"/>
+          <w:tblBorders>
+            <w:top w:val="none" w:color="auto" w:sz="0" w:space="0"/>
+            <w:left w:val="none" w:color="auto" w:sz="0" w:space="0"/>
+            <w:bottom w:val="none" w:color="auto" w:sz="0" w:space="0"/>
+            <w:right w:val="none" w:color="auto" w:sz="0" w:space="0"/>
+            <w:insideH w:val="none" w:color="auto" w:sz="0" w:space="0"/>
+            <w:insideV w:val="none" w:color="auto" w:sz="0" w:space="0"/>
+          </w:tblBorders>
           <w:tblCellMar>
             <w:top w:w="0" w:type="dxa"/>
             <w:left w:w="10" w:type="dxa"/>
@@ -10190,7 +10362,7 @@
           </w:tblCellMar>
         </w:tblPrEx>
         <w:trPr>
-          <w:trHeight w:val="0"/>
+          <w:trHeight w:val="0" w:hRule="atLeast"/>
           <w:tblHeader/>
           <w:jc w:val="center"/>
         </w:trPr>
@@ -10198,8 +10370,8 @@
           <w:tcPr>
             <w:tcW w:w="1459" w:type="dxa"/>
             <w:tcBorders>
-              <w:top w:val="single" w:sz="4" w:space="0" w:color="auto"/>
-              <w:left w:val="single" w:sz="12" w:space="0" w:color="auto"/>
+              <w:top w:val="single" w:color="auto" w:sz="4" w:space="0"/>
+              <w:left w:val="single" w:color="auto" w:sz="12" w:space="0"/>
               <w:bottom w:val="nil"/>
               <w:right w:val="nil"/>
             </w:tcBorders>
@@ -10232,7 +10404,7 @@
             </w:pPr>
             <w:r>
               <w:rPr>
-                <w:rFonts w:ascii="Arial" w:eastAsia="等线" w:hAnsi="Arial" w:cs="Arial"/>
+                <w:rFonts w:ascii="Arial" w:hAnsi="Arial" w:eastAsia="等线" w:cs="Arial"/>
                 <w:b/>
                 <w:sz w:val="22"/>
               </w:rPr>
@@ -10244,10 +10416,10 @@
           <w:tcPr>
             <w:tcW w:w="7063" w:type="dxa"/>
             <w:tcBorders>
-              <w:top w:val="single" w:sz="4" w:space="0" w:color="auto"/>
-              <w:left w:val="single" w:sz="4" w:space="0" w:color="auto"/>
+              <w:top w:val="single" w:color="auto" w:sz="4" w:space="0"/>
+              <w:left w:val="single" w:color="auto" w:sz="4" w:space="0"/>
               <w:bottom w:val="nil"/>
-              <w:right w:val="single" w:sz="12" w:space="0" w:color="auto"/>
+              <w:right w:val="single" w:color="auto" w:sz="12" w:space="0"/>
             </w:tcBorders>
             <w:tcMar>
               <w:top w:w="60" w:type="dxa"/>
@@ -10258,21 +10430,21 @@
           </w:tcPr>
           <w:p>
             <w:pPr>
-              <w:pStyle w:val="a2"/>
-              <w:keepNext w:val="0"/>
-              <w:keepLines w:val="0"/>
-              <w:pageBreakBefore w:val="0"/>
-              <w:widowControl w:val="0"/>
-              <w:kinsoku w:val="0"/>
-              <w:wordWrap/>
-              <w:overflowPunct/>
-              <w:topLinePunct w:val="0"/>
-              <w:autoSpaceDE w:val="0"/>
-              <w:autoSpaceDN w:val="0"/>
-              <w:bidi w:val="0"/>
-              <w:adjustRightInd w:val="0"/>
-              <w:snapToGrid w:val="0"/>
-              <w:ind w:left="0" w:firstLine="0" w:leftChars="0" w:firstLineChars="0"/>
+              <w:pStyle w:val="32"/>
+              <w:keepNext w:val="0"/>
+              <w:keepLines w:val="0"/>
+              <w:pageBreakBefore w:val="0"/>
+              <w:widowControl w:val="0"/>
+              <w:kinsoku w:val="0"/>
+              <w:wordWrap/>
+              <w:overflowPunct/>
+              <w:topLinePunct w:val="0"/>
+              <w:autoSpaceDE w:val="0"/>
+              <w:autoSpaceDN w:val="0"/>
+              <w:bidi w:val="0"/>
+              <w:adjustRightInd w:val="0"/>
+              <w:snapToGrid w:val="0"/>
+              <w:ind w:left="0" w:leftChars="0" w:firstLine="0" w:firstLineChars="0"/>
               <w:textAlignment w:val="baseline"/>
             </w:pPr>
             <w:r>
@@ -10283,8 +10455,14 @@
       </w:tr>
       <w:tr>
         <w:tblPrEx>
-          <w:tblW w:w="8522" w:type="dxa"/>
-          <w:jc w:val="center"/>
+          <w:tblBorders>
+            <w:top w:val="none" w:color="auto" w:sz="0" w:space="0"/>
+            <w:left w:val="none" w:color="auto" w:sz="0" w:space="0"/>
+            <w:bottom w:val="none" w:color="auto" w:sz="0" w:space="0"/>
+            <w:right w:val="none" w:color="auto" w:sz="0" w:space="0"/>
+            <w:insideH w:val="none" w:color="auto" w:sz="0" w:space="0"/>
+            <w:insideV w:val="none" w:color="auto" w:sz="0" w:space="0"/>
+          </w:tblBorders>
           <w:tblCellMar>
             <w:top w:w="0" w:type="dxa"/>
             <w:left w:w="10" w:type="dxa"/>
@@ -10293,7 +10471,7 @@
           </w:tblCellMar>
         </w:tblPrEx>
         <w:trPr>
-          <w:trHeight w:val="0"/>
+          <w:trHeight w:val="0" w:hRule="atLeast"/>
           <w:tblHeader/>
           <w:jc w:val="center"/>
         </w:trPr>
@@ -10301,8 +10479,8 @@
           <w:tcPr>
             <w:tcW w:w="1459" w:type="dxa"/>
             <w:tcBorders>
-              <w:top w:val="single" w:sz="4" w:space="0" w:color="auto"/>
-              <w:left w:val="single" w:sz="12" w:space="0" w:color="auto"/>
+              <w:top w:val="single" w:color="auto" w:sz="4" w:space="0"/>
+              <w:left w:val="single" w:color="auto" w:sz="12" w:space="0"/>
               <w:bottom w:val="nil"/>
               <w:right w:val="nil"/>
             </w:tcBorders>
@@ -10335,7 +10513,7 @@
             </w:pPr>
             <w:r>
               <w:rPr>
-                <w:rFonts w:ascii="Arial" w:eastAsia="等线" w:hAnsi="Arial" w:cs="Arial"/>
+                <w:rFonts w:ascii="Arial" w:hAnsi="Arial" w:eastAsia="等线" w:cs="Arial"/>
                 <w:b/>
                 <w:sz w:val="22"/>
               </w:rPr>
@@ -10347,10 +10525,10 @@
           <w:tcPr>
             <w:tcW w:w="7063" w:type="dxa"/>
             <w:tcBorders>
-              <w:top w:val="single" w:sz="4" w:space="0" w:color="auto"/>
-              <w:left w:val="single" w:sz="4" w:space="0" w:color="auto"/>
+              <w:top w:val="single" w:color="auto" w:sz="4" w:space="0"/>
+              <w:left w:val="single" w:color="auto" w:sz="4" w:space="0"/>
               <w:bottom w:val="nil"/>
-              <w:right w:val="single" w:sz="12" w:space="0" w:color="auto"/>
+              <w:right w:val="single" w:color="auto" w:sz="12" w:space="0"/>
             </w:tcBorders>
             <w:tcMar>
               <w:top w:w="60" w:type="dxa"/>
@@ -10361,7 +10539,7 @@
           </w:tcPr>
           <w:p>
             <w:pPr>
-              <w:pStyle w:val="a2"/>
+              <w:pStyle w:val="32"/>
               <w:keepNext w:val="0"/>
               <w:keepLines w:val="0"/>
               <w:pageBreakBefore w:val="0"/>
@@ -10379,7 +10557,7 @@
               <w:bidi w:val="0"/>
               <w:adjustRightInd w:val="0"/>
               <w:snapToGrid w:val="0"/>
-              <w:ind w:left="0" w:firstLine="0" w:leftChars="0" w:firstLineChars="0"/>
+              <w:ind w:left="0" w:leftChars="0" w:firstLine="0" w:firstLineChars="0"/>
               <w:textAlignment w:val="baseline"/>
             </w:pPr>
             <w:r>
@@ -10388,7 +10566,7 @@
           </w:p>
           <w:p>
             <w:pPr>
-              <w:pStyle w:val="a2"/>
+              <w:pStyle w:val="32"/>
               <w:keepNext w:val="0"/>
               <w:keepLines w:val="0"/>
               <w:pageBreakBefore w:val="0"/>
@@ -10406,7 +10584,7 @@
               <w:bidi w:val="0"/>
               <w:adjustRightInd w:val="0"/>
               <w:snapToGrid w:val="0"/>
-              <w:ind w:left="0" w:firstLine="0" w:leftChars="0" w:firstLineChars="0"/>
+              <w:ind w:left="0" w:leftChars="0" w:firstLine="0" w:firstLineChars="0"/>
               <w:textAlignment w:val="baseline"/>
             </w:pPr>
             <w:r>
@@ -10415,7 +10593,7 @@
           </w:p>
           <w:p>
             <w:pPr>
-              <w:pStyle w:val="a2"/>
+              <w:pStyle w:val="32"/>
               <w:keepNext w:val="0"/>
               <w:keepLines w:val="0"/>
               <w:pageBreakBefore w:val="0"/>
@@ -10433,7 +10611,7 @@
               <w:bidi w:val="0"/>
               <w:adjustRightInd w:val="0"/>
               <w:snapToGrid w:val="0"/>
-              <w:ind w:left="0" w:firstLine="0" w:leftChars="0" w:firstLineChars="0"/>
+              <w:ind w:left="0" w:leftChars="0" w:firstLine="0" w:firstLineChars="0"/>
               <w:textAlignment w:val="baseline"/>
             </w:pPr>
             <w:r>
@@ -10442,7 +10620,7 @@
           </w:p>
           <w:p>
             <w:pPr>
-              <w:pStyle w:val="a2"/>
+              <w:pStyle w:val="32"/>
               <w:keepNext w:val="0"/>
               <w:keepLines w:val="0"/>
               <w:pageBreakBefore w:val="0"/>
@@ -10460,7 +10638,7 @@
               <w:bidi w:val="0"/>
               <w:adjustRightInd w:val="0"/>
               <w:snapToGrid w:val="0"/>
-              <w:ind w:left="0" w:firstLine="0" w:leftChars="0" w:firstLineChars="0"/>
+              <w:ind w:left="0" w:leftChars="0" w:firstLine="0" w:firstLineChars="0"/>
               <w:textAlignment w:val="baseline"/>
             </w:pPr>
             <w:r>
@@ -10471,8 +10649,14 @@
       </w:tr>
       <w:tr>
         <w:tblPrEx>
-          <w:tblW w:w="8522" w:type="dxa"/>
-          <w:jc w:val="center"/>
+          <w:tblBorders>
+            <w:top w:val="none" w:color="auto" w:sz="0" w:space="0"/>
+            <w:left w:val="none" w:color="auto" w:sz="0" w:space="0"/>
+            <w:bottom w:val="none" w:color="auto" w:sz="0" w:space="0"/>
+            <w:right w:val="none" w:color="auto" w:sz="0" w:space="0"/>
+            <w:insideH w:val="none" w:color="auto" w:sz="0" w:space="0"/>
+            <w:insideV w:val="none" w:color="auto" w:sz="0" w:space="0"/>
+          </w:tblBorders>
           <w:tblCellMar>
             <w:top w:w="0" w:type="dxa"/>
             <w:left w:w="10" w:type="dxa"/>
@@ -10481,7 +10665,7 @@
           </w:tblCellMar>
         </w:tblPrEx>
         <w:trPr>
-          <w:trHeight w:val="0"/>
+          <w:trHeight w:val="0" w:hRule="atLeast"/>
           <w:tblHeader/>
           <w:jc w:val="center"/>
         </w:trPr>
@@ -10489,8 +10673,8 @@
           <w:tcPr>
             <w:tcW w:w="1459" w:type="dxa"/>
             <w:tcBorders>
-              <w:top w:val="single" w:sz="4" w:space="0" w:color="auto"/>
-              <w:left w:val="single" w:sz="12" w:space="0" w:color="auto"/>
+              <w:top w:val="single" w:color="auto" w:sz="4" w:space="0"/>
+              <w:left w:val="single" w:color="auto" w:sz="12" w:space="0"/>
               <w:bottom w:val="nil"/>
               <w:right w:val="nil"/>
             </w:tcBorders>
@@ -10523,7 +10707,7 @@
             </w:pPr>
             <w:r>
               <w:rPr>
-                <w:rFonts w:ascii="Arial" w:eastAsia="等线" w:hAnsi="Arial" w:cs="Arial"/>
+                <w:rFonts w:ascii="Arial" w:hAnsi="Arial" w:eastAsia="等线" w:cs="Arial"/>
                 <w:b/>
                 <w:sz w:val="22"/>
               </w:rPr>
@@ -10535,10 +10719,10 @@
           <w:tcPr>
             <w:tcW w:w="7063" w:type="dxa"/>
             <w:tcBorders>
-              <w:top w:val="single" w:sz="4" w:space="0" w:color="auto"/>
-              <w:left w:val="single" w:sz="4" w:space="0" w:color="auto"/>
+              <w:top w:val="single" w:color="auto" w:sz="4" w:space="0"/>
+              <w:left w:val="single" w:color="auto" w:sz="4" w:space="0"/>
               <w:bottom w:val="nil"/>
-              <w:right w:val="single" w:sz="12" w:space="0" w:color="auto"/>
+              <w:right w:val="single" w:color="auto" w:sz="12" w:space="0"/>
             </w:tcBorders>
             <w:tcMar>
               <w:top w:w="60" w:type="dxa"/>
@@ -10549,21 +10733,21 @@
           </w:tcPr>
           <w:p>
             <w:pPr>
-              <w:pStyle w:val="a2"/>
-              <w:keepNext w:val="0"/>
-              <w:keepLines w:val="0"/>
-              <w:pageBreakBefore w:val="0"/>
-              <w:widowControl w:val="0"/>
-              <w:kinsoku w:val="0"/>
-              <w:wordWrap/>
-              <w:overflowPunct/>
-              <w:topLinePunct w:val="0"/>
-              <w:autoSpaceDE w:val="0"/>
-              <w:autoSpaceDN w:val="0"/>
-              <w:bidi w:val="0"/>
-              <w:adjustRightInd w:val="0"/>
-              <w:snapToGrid w:val="0"/>
-              <w:ind w:left="0" w:firstLine="0" w:leftChars="0" w:firstLineChars="0"/>
+              <w:pStyle w:val="32"/>
+              <w:keepNext w:val="0"/>
+              <w:keepLines w:val="0"/>
+              <w:pageBreakBefore w:val="0"/>
+              <w:widowControl w:val="0"/>
+              <w:kinsoku w:val="0"/>
+              <w:wordWrap/>
+              <w:overflowPunct/>
+              <w:topLinePunct w:val="0"/>
+              <w:autoSpaceDE w:val="0"/>
+              <w:autoSpaceDN w:val="0"/>
+              <w:bidi w:val="0"/>
+              <w:adjustRightInd w:val="0"/>
+              <w:snapToGrid w:val="0"/>
+              <w:ind w:left="0" w:leftChars="0" w:firstLine="0" w:firstLineChars="0"/>
               <w:textAlignment w:val="baseline"/>
             </w:pPr>
             <w:r>
@@ -10574,8 +10758,14 @@
       </w:tr>
       <w:tr>
         <w:tblPrEx>
-          <w:tblW w:w="8522" w:type="dxa"/>
-          <w:jc w:val="center"/>
+          <w:tblBorders>
+            <w:top w:val="none" w:color="auto" w:sz="0" w:space="0"/>
+            <w:left w:val="none" w:color="auto" w:sz="0" w:space="0"/>
+            <w:bottom w:val="none" w:color="auto" w:sz="0" w:space="0"/>
+            <w:right w:val="none" w:color="auto" w:sz="0" w:space="0"/>
+            <w:insideH w:val="none" w:color="auto" w:sz="0" w:space="0"/>
+            <w:insideV w:val="none" w:color="auto" w:sz="0" w:space="0"/>
+          </w:tblBorders>
           <w:tblCellMar>
             <w:top w:w="0" w:type="dxa"/>
             <w:left w:w="10" w:type="dxa"/>
@@ -10584,7 +10774,7 @@
           </w:tblCellMar>
         </w:tblPrEx>
         <w:trPr>
-          <w:trHeight w:val="0"/>
+          <w:trHeight w:val="0" w:hRule="atLeast"/>
           <w:tblHeader/>
           <w:jc w:val="center"/>
         </w:trPr>
@@ -10592,8 +10782,8 @@
           <w:tcPr>
             <w:tcW w:w="1459" w:type="dxa"/>
             <w:tcBorders>
-              <w:top w:val="single" w:sz="4" w:space="0" w:color="auto"/>
-              <w:left w:val="single" w:sz="12" w:space="0" w:color="auto"/>
+              <w:top w:val="single" w:color="auto" w:sz="4" w:space="0"/>
+              <w:left w:val="single" w:color="auto" w:sz="12" w:space="0"/>
               <w:bottom w:val="nil"/>
               <w:right w:val="nil"/>
             </w:tcBorders>
@@ -10626,7 +10816,7 @@
             </w:pPr>
             <w:r>
               <w:rPr>
-                <w:rFonts w:ascii="Arial" w:eastAsia="等线" w:hAnsi="Arial" w:cs="Arial"/>
+                <w:rFonts w:ascii="Arial" w:hAnsi="Arial" w:eastAsia="等线" w:cs="Arial"/>
                 <w:b/>
                 <w:sz w:val="22"/>
               </w:rPr>
@@ -10638,10 +10828,10 @@
           <w:tcPr>
             <w:tcW w:w="7063" w:type="dxa"/>
             <w:tcBorders>
-              <w:top w:val="single" w:sz="4" w:space="0" w:color="auto"/>
-              <w:left w:val="single" w:sz="4" w:space="0" w:color="auto"/>
+              <w:top w:val="single" w:color="auto" w:sz="4" w:space="0"/>
+              <w:left w:val="single" w:color="auto" w:sz="4" w:space="0"/>
               <w:bottom w:val="nil"/>
-              <w:right w:val="single" w:sz="12" w:space="0" w:color="auto"/>
+              <w:right w:val="single" w:color="auto" w:sz="12" w:space="0"/>
             </w:tcBorders>
             <w:tcMar>
               <w:top w:w="60" w:type="dxa"/>
@@ -10652,21 +10842,21 @@
           </w:tcPr>
           <w:p>
             <w:pPr>
-              <w:pStyle w:val="a2"/>
-              <w:keepNext w:val="0"/>
-              <w:keepLines w:val="0"/>
-              <w:pageBreakBefore w:val="0"/>
-              <w:widowControl w:val="0"/>
-              <w:kinsoku w:val="0"/>
-              <w:wordWrap/>
-              <w:overflowPunct/>
-              <w:topLinePunct w:val="0"/>
-              <w:autoSpaceDE w:val="0"/>
-              <w:autoSpaceDN w:val="0"/>
-              <w:bidi w:val="0"/>
-              <w:adjustRightInd w:val="0"/>
-              <w:snapToGrid w:val="0"/>
-              <w:ind w:left="0" w:firstLine="0" w:leftChars="0" w:firstLineChars="0"/>
+              <w:pStyle w:val="32"/>
+              <w:keepNext w:val="0"/>
+              <w:keepLines w:val="0"/>
+              <w:pageBreakBefore w:val="0"/>
+              <w:widowControl w:val="0"/>
+              <w:kinsoku w:val="0"/>
+              <w:wordWrap/>
+              <w:overflowPunct/>
+              <w:topLinePunct w:val="0"/>
+              <w:autoSpaceDE w:val="0"/>
+              <w:autoSpaceDN w:val="0"/>
+              <w:bidi w:val="0"/>
+              <w:adjustRightInd w:val="0"/>
+              <w:snapToGrid w:val="0"/>
+              <w:ind w:left="0" w:leftChars="0" w:firstLine="0" w:firstLineChars="0"/>
               <w:textAlignment w:val="baseline"/>
             </w:pPr>
             <w:r>
@@ -10677,8 +10867,14 @@
       </w:tr>
       <w:tr>
         <w:tblPrEx>
-          <w:tblW w:w="8522" w:type="dxa"/>
-          <w:jc w:val="center"/>
+          <w:tblBorders>
+            <w:top w:val="none" w:color="auto" w:sz="0" w:space="0"/>
+            <w:left w:val="none" w:color="auto" w:sz="0" w:space="0"/>
+            <w:bottom w:val="none" w:color="auto" w:sz="0" w:space="0"/>
+            <w:right w:val="none" w:color="auto" w:sz="0" w:space="0"/>
+            <w:insideH w:val="none" w:color="auto" w:sz="0" w:space="0"/>
+            <w:insideV w:val="none" w:color="auto" w:sz="0" w:space="0"/>
+          </w:tblBorders>
           <w:tblCellMar>
             <w:top w:w="0" w:type="dxa"/>
             <w:left w:w="10" w:type="dxa"/>
@@ -10687,7 +10883,7 @@
           </w:tblCellMar>
         </w:tblPrEx>
         <w:trPr>
-          <w:trHeight w:val="0"/>
+          <w:trHeight w:val="0" w:hRule="atLeast"/>
           <w:tblHeader/>
           <w:jc w:val="center"/>
         </w:trPr>
@@ -10695,9 +10891,9 @@
           <w:tcPr>
             <w:tcW w:w="1459" w:type="dxa"/>
             <w:tcBorders>
-              <w:top w:val="single" w:sz="4" w:space="0" w:color="auto"/>
-              <w:left w:val="single" w:sz="12" w:space="0" w:color="auto"/>
-              <w:bottom w:val="single" w:sz="12" w:space="0" w:color="auto"/>
+              <w:top w:val="single" w:color="auto" w:sz="4" w:space="0"/>
+              <w:left w:val="single" w:color="auto" w:sz="12" w:space="0"/>
+              <w:bottom w:val="single" w:color="auto" w:sz="12" w:space="0"/>
               <w:right w:val="nil"/>
             </w:tcBorders>
             <w:tcMar>
@@ -10729,7 +10925,7 @@
             </w:pPr>
             <w:r>
               <w:rPr>
-                <w:rFonts w:ascii="Arial" w:eastAsia="等线" w:hAnsi="Arial" w:cs="Arial"/>
+                <w:rFonts w:ascii="Arial" w:hAnsi="Arial" w:eastAsia="等线" w:cs="Arial"/>
                 <w:b/>
                 <w:sz w:val="22"/>
               </w:rPr>
@@ -10741,10 +10937,10 @@
           <w:tcPr>
             <w:tcW w:w="7063" w:type="dxa"/>
             <w:tcBorders>
-              <w:top w:val="single" w:sz="4" w:space="0" w:color="auto"/>
-              <w:left w:val="single" w:sz="4" w:space="0" w:color="auto"/>
-              <w:bottom w:val="single" w:sz="12" w:space="0" w:color="auto"/>
-              <w:right w:val="single" w:sz="12" w:space="0" w:color="auto"/>
+              <w:top w:val="single" w:color="auto" w:sz="4" w:space="0"/>
+              <w:left w:val="single" w:color="auto" w:sz="4" w:space="0"/>
+              <w:bottom w:val="single" w:color="auto" w:sz="12" w:space="0"/>
+              <w:right w:val="single" w:color="auto" w:sz="12" w:space="0"/>
             </w:tcBorders>
             <w:tcMar>
               <w:top w:w="60" w:type="dxa"/>
@@ -10755,25 +10951,25 @@
           </w:tcPr>
           <w:p>
             <w:pPr>
-              <w:pStyle w:val="a2"/>
-              <w:keepNext w:val="0"/>
-              <w:keepLines w:val="0"/>
-              <w:pageBreakBefore w:val="0"/>
-              <w:widowControl w:val="0"/>
-              <w:kinsoku w:val="0"/>
-              <w:wordWrap/>
-              <w:overflowPunct/>
-              <w:topLinePunct w:val="0"/>
-              <w:autoSpaceDE w:val="0"/>
-              <w:autoSpaceDN w:val="0"/>
-              <w:bidi w:val="0"/>
-              <w:adjustRightInd w:val="0"/>
-              <w:snapToGrid w:val="0"/>
-              <w:ind w:left="0" w:firstLine="0" w:leftChars="0" w:firstLineChars="0"/>
+              <w:pStyle w:val="32"/>
+              <w:keepNext w:val="0"/>
+              <w:keepLines w:val="0"/>
+              <w:pageBreakBefore w:val="0"/>
+              <w:widowControl w:val="0"/>
+              <w:kinsoku w:val="0"/>
+              <w:wordWrap/>
+              <w:overflowPunct/>
+              <w:topLinePunct w:val="0"/>
+              <w:autoSpaceDE w:val="0"/>
+              <w:autoSpaceDN w:val="0"/>
+              <w:bidi w:val="0"/>
+              <w:adjustRightInd w:val="0"/>
+              <w:snapToGrid w:val="0"/>
+              <w:ind w:left="0" w:leftChars="0" w:firstLine="0" w:firstLineChars="0"/>
               <w:textAlignment w:val="baseline"/>
             </w:pPr>
             <w:r>
-              <w:t>运维部、产品产品质量部</w:t>
+              <w:t>运维部、产品质量部</w:t>
             </w:r>
           </w:p>
         </w:tc>
@@ -10781,7 +10977,7 @@
     </w:tbl>
     <w:p>
       <w:pPr>
-        <w:pStyle w:val="1"/>
+        <w:pStyle w:val="31"/>
         <w:keepNext w:val="0"/>
         <w:keepLines w:val="0"/>
         <w:pageBreakBefore w:val="0"/>
@@ -10807,7 +11003,7 @@
     </w:p>
     <w:p>
       <w:pPr>
-        <w:pStyle w:val="a2"/>
+        <w:pStyle w:val="32"/>
         <w:keepNext w:val="0"/>
         <w:keepLines w:val="0"/>
         <w:pageBreakBefore w:val="0"/>
@@ -10853,7 +11049,7 @@
           <w:rFonts w:hint="eastAsia"/>
           <w:lang w:val="en-US" w:eastAsia="zh-CN"/>
         </w:rPr>
-        <w:instrText>"柴_标题1"\n</w:instrText>
+        <w:instrText xml:space="preserve">"柴_标题1"\n</w:instrText>
       </w:r>
       <w:r>
         <w:instrText xml:space="preserve"> \s</w:instrText>
@@ -10870,7 +11066,7 @@
           <w:rFonts w:hint="eastAsia"/>
           <w:lang w:val="en-US" w:eastAsia="zh-CN"/>
         </w:rPr>
-        <w:instrText>* Charformat</w:instrText>
+        <w:instrText xml:space="preserve">* Charformat</w:instrText>
       </w:r>
       <w:r>
         <w:rPr>
@@ -10950,17 +11146,18 @@
     </w:p>
     <w:tbl>
       <w:tblPr>
-        <w:tblStyle w:val="TableNormal"/>
+        <w:tblStyle w:val="22"/>
         <w:tblW w:w="8522" w:type="dxa"/>
         <w:jc w:val="center"/>
         <w:tblBorders>
-          <w:top w:val="nil"/>
-          <w:left w:val="nil"/>
-          <w:bottom w:val="nil"/>
-          <w:right w:val="nil"/>
-          <w:insideH w:val="nil"/>
-          <w:insideV w:val="nil"/>
+          <w:top w:val="none" w:color="auto" w:sz="0" w:space="0"/>
+          <w:left w:val="none" w:color="auto" w:sz="0" w:space="0"/>
+          <w:bottom w:val="none" w:color="auto" w:sz="0" w:space="0"/>
+          <w:right w:val="none" w:color="auto" w:sz="0" w:space="0"/>
+          <w:insideH w:val="none" w:color="auto" w:sz="0" w:space="0"/>
+          <w:insideV w:val="none" w:color="auto" w:sz="0" w:space="0"/>
         </w:tblBorders>
+        <w:tblLayout w:type="autofit"/>
         <w:tblCellMar>
           <w:top w:w="0" w:type="dxa"/>
           <w:left w:w="10" w:type="dxa"/>
@@ -10974,15 +11171,13 @@
       </w:tblGrid>
       <w:tr>
         <w:tblPrEx>
-          <w:tblW w:w="8522" w:type="dxa"/>
-          <w:jc w:val="center"/>
           <w:tblBorders>
-            <w:top w:val="nil"/>
-            <w:left w:val="nil"/>
-            <w:bottom w:val="nil"/>
-            <w:right w:val="nil"/>
-            <w:insideH w:val="nil"/>
-            <w:insideV w:val="nil"/>
+            <w:top w:val="none" w:color="auto" w:sz="0" w:space="0"/>
+            <w:left w:val="none" w:color="auto" w:sz="0" w:space="0"/>
+            <w:bottom w:val="none" w:color="auto" w:sz="0" w:space="0"/>
+            <w:right w:val="none" w:color="auto" w:sz="0" w:space="0"/>
+            <w:insideH w:val="none" w:color="auto" w:sz="0" w:space="0"/>
+            <w:insideV w:val="none" w:color="auto" w:sz="0" w:space="0"/>
           </w:tblBorders>
           <w:tblCellMar>
             <w:top w:w="0" w:type="dxa"/>
@@ -10992,7 +11187,7 @@
           </w:tblCellMar>
         </w:tblPrEx>
         <w:trPr>
-          <w:trHeight w:val="0"/>
+          <w:trHeight w:val="0" w:hRule="atLeast"/>
           <w:tblHeader/>
           <w:jc w:val="center"/>
         </w:trPr>
@@ -11000,8 +11195,8 @@
           <w:tcPr>
             <w:tcW w:w="738" w:type="dxa"/>
             <w:tcBorders>
-              <w:top w:val="single" w:sz="12" w:space="0" w:color="auto"/>
-              <w:left w:val="single" w:sz="12" w:space="0" w:color="auto"/>
+              <w:top w:val="single" w:color="auto" w:sz="12" w:space="0"/>
+              <w:left w:val="single" w:color="auto" w:sz="12" w:space="0"/>
               <w:bottom w:val="nil"/>
               <w:right w:val="nil"/>
             </w:tcBorders>
@@ -11015,7 +11210,7 @@
           </w:tcPr>
           <w:p>
             <w:pPr>
-              <w:pStyle w:val="a2"/>
+              <w:pStyle w:val="32"/>
               <w:keepNext w:val="0"/>
               <w:keepLines w:val="0"/>
               <w:pageBreakBefore w:val="0"/>
@@ -11030,7 +11225,7 @@
               <w:adjustRightInd w:val="0"/>
               <w:snapToGrid w:val="0"/>
               <w:spacing w:line="240" w:lineRule="auto"/>
-              <w:ind w:left="0" w:right="0" w:firstLine="0" w:leftChars="0" w:rightChars="0" w:firstLineChars="0"/>
+              <w:ind w:left="0" w:leftChars="0" w:right="0" w:rightChars="0" w:firstLine="0" w:firstLineChars="0"/>
               <w:jc w:val="center"/>
               <w:textAlignment w:val="baseline"/>
               <w:rPr>
@@ -11049,10 +11244,10 @@
           <w:tcPr>
             <w:tcW w:w="7784" w:type="dxa"/>
             <w:tcBorders>
-              <w:top w:val="single" w:sz="12" w:space="0" w:color="auto"/>
-              <w:left w:val="single" w:sz="4" w:space="0" w:color="auto"/>
+              <w:top w:val="single" w:color="auto" w:sz="12" w:space="0"/>
+              <w:left w:val="single" w:color="auto" w:sz="4" w:space="0"/>
               <w:bottom w:val="nil"/>
-              <w:right w:val="single" w:sz="12" w:space="0" w:color="auto"/>
+              <w:right w:val="single" w:color="auto" w:sz="12" w:space="0"/>
             </w:tcBorders>
             <w:tcMar>
               <w:top w:w="60" w:type="dxa"/>
@@ -11064,7 +11259,7 @@
           </w:tcPr>
           <w:p>
             <w:pPr>
-              <w:pStyle w:val="a2"/>
+              <w:pStyle w:val="32"/>
               <w:keepNext w:val="0"/>
               <w:keepLines w:val="0"/>
               <w:pageBreakBefore w:val="0"/>
@@ -11079,7 +11274,7 @@
               <w:adjustRightInd w:val="0"/>
               <w:snapToGrid w:val="0"/>
               <w:spacing w:line="240" w:lineRule="auto"/>
-              <w:ind w:left="0" w:right="0" w:firstLine="0" w:leftChars="0" w:rightChars="0" w:firstLineChars="0"/>
+              <w:ind w:left="0" w:leftChars="0" w:right="0" w:rightChars="0" w:firstLine="0" w:firstLineChars="0"/>
               <w:jc w:val="center"/>
               <w:textAlignment w:val="baseline"/>
               <w:rPr>
@@ -11097,8 +11292,14 @@
       </w:tr>
       <w:tr>
         <w:tblPrEx>
-          <w:tblW w:w="8522" w:type="dxa"/>
-          <w:jc w:val="center"/>
+          <w:tblBorders>
+            <w:top w:val="none" w:color="auto" w:sz="0" w:space="0"/>
+            <w:left w:val="none" w:color="auto" w:sz="0" w:space="0"/>
+            <w:bottom w:val="none" w:color="auto" w:sz="0" w:space="0"/>
+            <w:right w:val="none" w:color="auto" w:sz="0" w:space="0"/>
+            <w:insideH w:val="none" w:color="auto" w:sz="0" w:space="0"/>
+            <w:insideV w:val="none" w:color="auto" w:sz="0" w:space="0"/>
+          </w:tblBorders>
           <w:tblCellMar>
             <w:top w:w="0" w:type="dxa"/>
             <w:left w:w="10" w:type="dxa"/>
@@ -11107,15 +11308,15 @@
           </w:tblCellMar>
         </w:tblPrEx>
         <w:trPr>
-          <w:trHeight w:val="0"/>
+          <w:trHeight w:val="0" w:hRule="atLeast"/>
           <w:jc w:val="center"/>
         </w:trPr>
         <w:tc>
           <w:tcPr>
             <w:tcW w:w="738" w:type="dxa"/>
             <w:tcBorders>
-              <w:top w:val="single" w:sz="4" w:space="0" w:color="auto"/>
-              <w:left w:val="single" w:sz="12" w:space="0" w:color="auto"/>
+              <w:top w:val="single" w:color="auto" w:sz="4" w:space="0"/>
+              <w:left w:val="single" w:color="auto" w:sz="12" w:space="0"/>
               <w:bottom w:val="nil"/>
               <w:right w:val="nil"/>
             </w:tcBorders>
@@ -11129,7 +11330,7 @@
           </w:tcPr>
           <w:p>
             <w:pPr>
-              <w:pStyle w:val="a2"/>
+              <w:pStyle w:val="32"/>
               <w:keepNext w:val="0"/>
               <w:keepLines w:val="0"/>
               <w:pageBreakBefore w:val="0"/>
@@ -11144,7 +11345,7 @@
               <w:adjustRightInd w:val="0"/>
               <w:snapToGrid w:val="0"/>
               <w:spacing w:line="240" w:lineRule="auto"/>
-              <w:ind w:left="0" w:right="0" w:firstLine="0" w:leftChars="0" w:rightChars="0" w:firstLineChars="0"/>
+              <w:ind w:left="0" w:leftChars="0" w:right="0" w:rightChars="0" w:firstLine="0" w:firstLineChars="0"/>
               <w:jc w:val="center"/>
               <w:textAlignment w:val="baseline"/>
             </w:pPr>
@@ -11157,10 +11358,10 @@
           <w:tcPr>
             <w:tcW w:w="7784" w:type="dxa"/>
             <w:tcBorders>
-              <w:top w:val="single" w:sz="4" w:space="0" w:color="auto"/>
-              <w:left w:val="single" w:sz="4" w:space="0" w:color="auto"/>
+              <w:top w:val="single" w:color="auto" w:sz="4" w:space="0"/>
+              <w:left w:val="single" w:color="auto" w:sz="4" w:space="0"/>
               <w:bottom w:val="nil"/>
-              <w:right w:val="single" w:sz="12" w:space="0" w:color="auto"/>
+              <w:right w:val="single" w:color="auto" w:sz="12" w:space="0"/>
             </w:tcBorders>
             <w:tcMar>
               <w:top w:w="60" w:type="dxa"/>
@@ -11172,7 +11373,7 @@
           </w:tcPr>
           <w:p>
             <w:pPr>
-              <w:pStyle w:val="a2"/>
+              <w:pStyle w:val="32"/>
               <w:keepNext w:val="0"/>
               <w:keepLines w:val="0"/>
               <w:pageBreakBefore w:val="0"/>
@@ -11187,7 +11388,7 @@
               <w:adjustRightInd w:val="0"/>
               <w:snapToGrid w:val="0"/>
               <w:spacing w:line="240" w:lineRule="auto"/>
-              <w:ind w:left="0" w:right="0" w:firstLine="0" w:leftChars="0" w:rightChars="0" w:firstLineChars="0"/>
+              <w:ind w:left="0" w:leftChars="0" w:right="0" w:rightChars="0" w:firstLine="0" w:firstLineChars="0"/>
               <w:jc w:val="center"/>
               <w:textAlignment w:val="baseline"/>
             </w:pPr>
@@ -11199,8 +11400,14 @@
       </w:tr>
       <w:tr>
         <w:tblPrEx>
-          <w:tblW w:w="8522" w:type="dxa"/>
-          <w:jc w:val="center"/>
+          <w:tblBorders>
+            <w:top w:val="none" w:color="auto" w:sz="0" w:space="0"/>
+            <w:left w:val="none" w:color="auto" w:sz="0" w:space="0"/>
+            <w:bottom w:val="none" w:color="auto" w:sz="0" w:space="0"/>
+            <w:right w:val="none" w:color="auto" w:sz="0" w:space="0"/>
+            <w:insideH w:val="none" w:color="auto" w:sz="0" w:space="0"/>
+            <w:insideV w:val="none" w:color="auto" w:sz="0" w:space="0"/>
+          </w:tblBorders>
           <w:tblCellMar>
             <w:top w:w="0" w:type="dxa"/>
             <w:left w:w="10" w:type="dxa"/>
@@ -11209,15 +11416,15 @@
           </w:tblCellMar>
         </w:tblPrEx>
         <w:trPr>
-          <w:trHeight w:val="0"/>
+          <w:trHeight w:val="0" w:hRule="atLeast"/>
           <w:jc w:val="center"/>
         </w:trPr>
         <w:tc>
           <w:tcPr>
             <w:tcW w:w="738" w:type="dxa"/>
             <w:tcBorders>
-              <w:top w:val="single" w:sz="4" w:space="0" w:color="auto"/>
-              <w:left w:val="single" w:sz="12" w:space="0" w:color="auto"/>
+              <w:top w:val="single" w:color="auto" w:sz="4" w:space="0"/>
+              <w:left w:val="single" w:color="auto" w:sz="12" w:space="0"/>
               <w:bottom w:val="nil"/>
               <w:right w:val="nil"/>
             </w:tcBorders>
@@ -11231,7 +11438,7 @@
           </w:tcPr>
           <w:p>
             <w:pPr>
-              <w:pStyle w:val="a2"/>
+              <w:pStyle w:val="32"/>
               <w:keepNext w:val="0"/>
               <w:keepLines w:val="0"/>
               <w:pageBreakBefore w:val="0"/>
@@ -11246,7 +11453,7 @@
               <w:adjustRightInd w:val="0"/>
               <w:snapToGrid w:val="0"/>
               <w:spacing w:line="240" w:lineRule="auto"/>
-              <w:ind w:left="0" w:right="0" w:firstLine="0" w:leftChars="0" w:rightChars="0" w:firstLineChars="0"/>
+              <w:ind w:left="0" w:leftChars="0" w:right="0" w:rightChars="0" w:firstLine="0" w:firstLineChars="0"/>
               <w:jc w:val="center"/>
               <w:textAlignment w:val="baseline"/>
             </w:pPr>
@@ -11259,10 +11466,10 @@
           <w:tcPr>
             <w:tcW w:w="7784" w:type="dxa"/>
             <w:tcBorders>
-              <w:top w:val="single" w:sz="4" w:space="0" w:color="auto"/>
-              <w:left w:val="single" w:sz="4" w:space="0" w:color="auto"/>
+              <w:top w:val="single" w:color="auto" w:sz="4" w:space="0"/>
+              <w:left w:val="single" w:color="auto" w:sz="4" w:space="0"/>
               <w:bottom w:val="nil"/>
-              <w:right w:val="single" w:sz="12" w:space="0" w:color="auto"/>
+              <w:right w:val="single" w:color="auto" w:sz="12" w:space="0"/>
             </w:tcBorders>
             <w:tcMar>
               <w:top w:w="60" w:type="dxa"/>
@@ -11274,7 +11481,7 @@
           </w:tcPr>
           <w:p>
             <w:pPr>
-              <w:pStyle w:val="a2"/>
+              <w:pStyle w:val="32"/>
               <w:keepNext w:val="0"/>
               <w:keepLines w:val="0"/>
               <w:pageBreakBefore w:val="0"/>
@@ -11289,7 +11496,7 @@
               <w:adjustRightInd w:val="0"/>
               <w:snapToGrid w:val="0"/>
               <w:spacing w:line="240" w:lineRule="auto"/>
-              <w:ind w:left="0" w:right="0" w:firstLine="0" w:leftChars="0" w:rightChars="0" w:firstLineChars="0"/>
+              <w:ind w:left="0" w:leftChars="0" w:right="0" w:rightChars="0" w:firstLine="0" w:firstLineChars="0"/>
               <w:jc w:val="center"/>
               <w:textAlignment w:val="baseline"/>
             </w:pPr>
@@ -11301,8 +11508,14 @@
       </w:tr>
       <w:tr>
         <w:tblPrEx>
-          <w:tblW w:w="8522" w:type="dxa"/>
-          <w:jc w:val="center"/>
+          <w:tblBorders>
+            <w:top w:val="none" w:color="auto" w:sz="0" w:space="0"/>
+            <w:left w:val="none" w:color="auto" w:sz="0" w:space="0"/>
+            <w:bottom w:val="none" w:color="auto" w:sz="0" w:space="0"/>
+            <w:right w:val="none" w:color="auto" w:sz="0" w:space="0"/>
+            <w:insideH w:val="none" w:color="auto" w:sz="0" w:space="0"/>
+            <w:insideV w:val="none" w:color="auto" w:sz="0" w:space="0"/>
+          </w:tblBorders>
           <w:tblCellMar>
             <w:top w:w="0" w:type="dxa"/>
             <w:left w:w="10" w:type="dxa"/>
@@ -11311,15 +11524,15 @@
           </w:tblCellMar>
         </w:tblPrEx>
         <w:trPr>
-          <w:trHeight w:val="0"/>
+          <w:trHeight w:val="0" w:hRule="atLeast"/>
           <w:jc w:val="center"/>
         </w:trPr>
         <w:tc>
           <w:tcPr>
             <w:tcW w:w="738" w:type="dxa"/>
             <w:tcBorders>
-              <w:top w:val="single" w:sz="4" w:space="0" w:color="auto"/>
-              <w:left w:val="single" w:sz="12" w:space="0" w:color="auto"/>
+              <w:top w:val="single" w:color="auto" w:sz="4" w:space="0"/>
+              <w:left w:val="single" w:color="auto" w:sz="12" w:space="0"/>
               <w:bottom w:val="nil"/>
               <w:right w:val="nil"/>
             </w:tcBorders>
@@ -11333,7 +11546,7 @@
           </w:tcPr>
           <w:p>
             <w:pPr>
-              <w:pStyle w:val="a2"/>
+              <w:pStyle w:val="32"/>
               <w:keepNext w:val="0"/>
               <w:keepLines w:val="0"/>
               <w:pageBreakBefore w:val="0"/>
@@ -11348,7 +11561,7 @@
               <w:adjustRightInd w:val="0"/>
               <w:snapToGrid w:val="0"/>
               <w:spacing w:line="240" w:lineRule="auto"/>
-              <w:ind w:left="0" w:right="0" w:firstLine="0" w:leftChars="0" w:rightChars="0" w:firstLineChars="0"/>
+              <w:ind w:left="0" w:leftChars="0" w:right="0" w:rightChars="0" w:firstLine="0" w:firstLineChars="0"/>
               <w:jc w:val="center"/>
               <w:textAlignment w:val="baseline"/>
             </w:pPr>
@@ -11361,10 +11574,10 @@
           <w:tcPr>
             <w:tcW w:w="7784" w:type="dxa"/>
             <w:tcBorders>
-              <w:top w:val="single" w:sz="4" w:space="0" w:color="auto"/>
-              <w:left w:val="single" w:sz="4" w:space="0" w:color="auto"/>
+              <w:top w:val="single" w:color="auto" w:sz="4" w:space="0"/>
+              <w:left w:val="single" w:color="auto" w:sz="4" w:space="0"/>
               <w:bottom w:val="nil"/>
-              <w:right w:val="single" w:sz="12" w:space="0" w:color="auto"/>
+              <w:right w:val="single" w:color="auto" w:sz="12" w:space="0"/>
             </w:tcBorders>
             <w:tcMar>
               <w:top w:w="60" w:type="dxa"/>
@@ -11376,7 +11589,7 @@
           </w:tcPr>
           <w:p>
             <w:pPr>
-              <w:pStyle w:val="a2"/>
+              <w:pStyle w:val="32"/>
               <w:keepNext w:val="0"/>
               <w:keepLines w:val="0"/>
               <w:pageBreakBefore w:val="0"/>
@@ -11391,7 +11604,7 @@
               <w:adjustRightInd w:val="0"/>
               <w:snapToGrid w:val="0"/>
               <w:spacing w:line="240" w:lineRule="auto"/>
-              <w:ind w:left="0" w:right="0" w:firstLine="0" w:leftChars="0" w:rightChars="0" w:firstLineChars="0"/>
+              <w:ind w:left="0" w:leftChars="0" w:right="0" w:rightChars="0" w:firstLine="0" w:firstLineChars="0"/>
               <w:jc w:val="center"/>
               <w:textAlignment w:val="baseline"/>
             </w:pPr>
@@ -11403,8 +11616,14 @@
       </w:tr>
       <w:tr>
         <w:tblPrEx>
-          <w:tblW w:w="8522" w:type="dxa"/>
-          <w:jc w:val="center"/>
+          <w:tblBorders>
+            <w:top w:val="none" w:color="auto" w:sz="0" w:space="0"/>
+            <w:left w:val="none" w:color="auto" w:sz="0" w:space="0"/>
+            <w:bottom w:val="none" w:color="auto" w:sz="0" w:space="0"/>
+            <w:right w:val="none" w:color="auto" w:sz="0" w:space="0"/>
+            <w:insideH w:val="none" w:color="auto" w:sz="0" w:space="0"/>
+            <w:insideV w:val="none" w:color="auto" w:sz="0" w:space="0"/>
+          </w:tblBorders>
           <w:tblCellMar>
             <w:top w:w="0" w:type="dxa"/>
             <w:left w:w="10" w:type="dxa"/>
@@ -11413,15 +11632,15 @@
           </w:tblCellMar>
         </w:tblPrEx>
         <w:trPr>
-          <w:trHeight w:val="0"/>
+          <w:trHeight w:val="0" w:hRule="atLeast"/>
           <w:jc w:val="center"/>
         </w:trPr>
         <w:tc>
           <w:tcPr>
             <w:tcW w:w="738" w:type="dxa"/>
             <w:tcBorders>
-              <w:top w:val="single" w:sz="4" w:space="0" w:color="auto"/>
-              <w:left w:val="single" w:sz="12" w:space="0" w:color="auto"/>
+              <w:top w:val="single" w:color="auto" w:sz="4" w:space="0"/>
+              <w:left w:val="single" w:color="auto" w:sz="12" w:space="0"/>
               <w:bottom w:val="nil"/>
               <w:right w:val="nil"/>
             </w:tcBorders>
@@ -11435,7 +11654,7 @@
           </w:tcPr>
           <w:p>
             <w:pPr>
-              <w:pStyle w:val="a2"/>
+              <w:pStyle w:val="32"/>
               <w:keepNext w:val="0"/>
               <w:keepLines w:val="0"/>
               <w:pageBreakBefore w:val="0"/>
@@ -11450,7 +11669,7 @@
               <w:adjustRightInd w:val="0"/>
               <w:snapToGrid w:val="0"/>
               <w:spacing w:line="240" w:lineRule="auto"/>
-              <w:ind w:left="0" w:right="0" w:firstLine="0" w:leftChars="0" w:rightChars="0" w:firstLineChars="0"/>
+              <w:ind w:left="0" w:leftChars="0" w:right="0" w:rightChars="0" w:firstLine="0" w:firstLineChars="0"/>
               <w:jc w:val="center"/>
               <w:textAlignment w:val="baseline"/>
             </w:pPr>
@@ -11463,10 +11682,10 @@
           <w:tcPr>
             <w:tcW w:w="7784" w:type="dxa"/>
             <w:tcBorders>
-              <w:top w:val="single" w:sz="4" w:space="0" w:color="auto"/>
-              <w:left w:val="single" w:sz="4" w:space="0" w:color="auto"/>
+              <w:top w:val="single" w:color="auto" w:sz="4" w:space="0"/>
+              <w:left w:val="single" w:color="auto" w:sz="4" w:space="0"/>
               <w:bottom w:val="nil"/>
-              <w:right w:val="single" w:sz="12" w:space="0" w:color="auto"/>
+              <w:right w:val="single" w:color="auto" w:sz="12" w:space="0"/>
             </w:tcBorders>
             <w:tcMar>
               <w:top w:w="60" w:type="dxa"/>
@@ -11478,7 +11697,7 @@
           </w:tcPr>
           <w:p>
             <w:pPr>
-              <w:pStyle w:val="a2"/>
+              <w:pStyle w:val="32"/>
               <w:keepNext w:val="0"/>
               <w:keepLines w:val="0"/>
               <w:pageBreakBefore w:val="0"/>
@@ -11493,7 +11712,7 @@
               <w:adjustRightInd w:val="0"/>
               <w:snapToGrid w:val="0"/>
               <w:spacing w:line="240" w:lineRule="auto"/>
-              <w:ind w:left="0" w:right="0" w:firstLine="0" w:leftChars="0" w:rightChars="0" w:firstLineChars="0"/>
+              <w:ind w:left="0" w:leftChars="0" w:right="0" w:rightChars="0" w:firstLine="0" w:firstLineChars="0"/>
               <w:jc w:val="center"/>
               <w:textAlignment w:val="baseline"/>
             </w:pPr>
@@ -11505,8 +11724,14 @@
       </w:tr>
       <w:tr>
         <w:tblPrEx>
-          <w:tblW w:w="8522" w:type="dxa"/>
-          <w:jc w:val="center"/>
+          <w:tblBorders>
+            <w:top w:val="none" w:color="auto" w:sz="0" w:space="0"/>
+            <w:left w:val="none" w:color="auto" w:sz="0" w:space="0"/>
+            <w:bottom w:val="none" w:color="auto" w:sz="0" w:space="0"/>
+            <w:right w:val="none" w:color="auto" w:sz="0" w:space="0"/>
+            <w:insideH w:val="none" w:color="auto" w:sz="0" w:space="0"/>
+            <w:insideV w:val="none" w:color="auto" w:sz="0" w:space="0"/>
+          </w:tblBorders>
           <w:tblCellMar>
             <w:top w:w="0" w:type="dxa"/>
             <w:left w:w="10" w:type="dxa"/>
@@ -11515,16 +11740,16 @@
           </w:tblCellMar>
         </w:tblPrEx>
         <w:trPr>
-          <w:trHeight w:val="0"/>
+          <w:trHeight w:val="0" w:hRule="atLeast"/>
           <w:jc w:val="center"/>
         </w:trPr>
         <w:tc>
           <w:tcPr>
             <w:tcW w:w="738" w:type="dxa"/>
             <w:tcBorders>
-              <w:top w:val="single" w:sz="4" w:space="0" w:color="auto"/>
-              <w:left w:val="single" w:sz="12" w:space="0" w:color="auto"/>
-              <w:bottom w:val="single" w:sz="12" w:space="0" w:color="auto"/>
+              <w:top w:val="single" w:color="auto" w:sz="4" w:space="0"/>
+              <w:left w:val="single" w:color="auto" w:sz="12" w:space="0"/>
+              <w:bottom w:val="single" w:color="auto" w:sz="12" w:space="0"/>
               <w:right w:val="nil"/>
             </w:tcBorders>
             <w:tcMar>
@@ -11537,7 +11762,7 @@
           </w:tcPr>
           <w:p>
             <w:pPr>
-              <w:pStyle w:val="a2"/>
+              <w:pStyle w:val="32"/>
               <w:keepNext w:val="0"/>
               <w:keepLines w:val="0"/>
               <w:pageBreakBefore w:val="0"/>
@@ -11552,7 +11777,7 @@
               <w:adjustRightInd w:val="0"/>
               <w:snapToGrid w:val="0"/>
               <w:spacing w:line="240" w:lineRule="auto"/>
-              <w:ind w:left="0" w:right="0" w:firstLine="0" w:leftChars="0" w:rightChars="0" w:firstLineChars="0"/>
+              <w:ind w:left="0" w:leftChars="0" w:right="0" w:rightChars="0" w:firstLine="0" w:firstLineChars="0"/>
               <w:jc w:val="center"/>
               <w:textAlignment w:val="baseline"/>
             </w:pPr>
@@ -11565,10 +11790,10 @@
           <w:tcPr>
             <w:tcW w:w="7784" w:type="dxa"/>
             <w:tcBorders>
-              <w:top w:val="single" w:sz="4" w:space="0" w:color="auto"/>
-              <w:left w:val="single" w:sz="4" w:space="0" w:color="auto"/>
-              <w:bottom w:val="single" w:sz="12" w:space="0" w:color="auto"/>
-              <w:right w:val="single" w:sz="12" w:space="0" w:color="auto"/>
+              <w:top w:val="single" w:color="auto" w:sz="4" w:space="0"/>
+              <w:left w:val="single" w:color="auto" w:sz="4" w:space="0"/>
+              <w:bottom w:val="single" w:color="auto" w:sz="12" w:space="0"/>
+              <w:right w:val="single" w:color="auto" w:sz="12" w:space="0"/>
             </w:tcBorders>
             <w:tcMar>
               <w:top w:w="60" w:type="dxa"/>
@@ -11580,7 +11805,7 @@
           </w:tcPr>
           <w:p>
             <w:pPr>
-              <w:pStyle w:val="a2"/>
+              <w:pStyle w:val="32"/>
               <w:keepNext w:val="0"/>
               <w:keepLines w:val="0"/>
               <w:pageBreakBefore w:val="0"/>
@@ -11595,7 +11820,7 @@
               <w:adjustRightInd w:val="0"/>
               <w:snapToGrid w:val="0"/>
               <w:spacing w:line="240" w:lineRule="auto"/>
-              <w:ind w:left="0" w:right="0" w:firstLine="0" w:leftChars="0" w:rightChars="0" w:firstLineChars="0"/>
+              <w:ind w:left="0" w:leftChars="0" w:right="0" w:rightChars="0" w:firstLine="0" w:firstLineChars="0"/>
               <w:jc w:val="center"/>
               <w:textAlignment w:val="baseline"/>
             </w:pPr>
@@ -11608,7 +11833,7 @@
     </w:tbl>
     <w:p>
       <w:pPr>
-        <w:pStyle w:val="1"/>
+        <w:pStyle w:val="31"/>
         <w:keepNext w:val="0"/>
         <w:keepLines w:val="0"/>
         <w:pageBreakBefore w:val="0"/>
@@ -11634,7 +11859,7 @@
     </w:p>
     <w:p>
       <w:pPr>
-        <w:pStyle w:val="a2"/>
+        <w:pStyle w:val="32"/>
         <w:keepNext w:val="0"/>
         <w:keepLines w:val="0"/>
         <w:pageBreakBefore w:val="0"/>
@@ -11680,7 +11905,7 @@
           <w:rFonts w:hint="eastAsia"/>
           <w:lang w:val="en-US" w:eastAsia="zh-CN"/>
         </w:rPr>
-        <w:instrText>"柴_标题1"\n</w:instrText>
+        <w:instrText xml:space="preserve">"柴_标题1"\n</w:instrText>
       </w:r>
       <w:r>
         <w:instrText xml:space="preserve"> \s</w:instrText>
@@ -11697,7 +11922,7 @@
           <w:rFonts w:hint="eastAsia"/>
           <w:lang w:val="en-US" w:eastAsia="zh-CN"/>
         </w:rPr>
-        <w:instrText>* Charformat</w:instrText>
+        <w:instrText xml:space="preserve">* Charformat</w:instrText>
       </w:r>
       <w:r>
         <w:rPr>
@@ -11777,17 +12002,18 @@
     </w:p>
     <w:tbl>
       <w:tblPr>
-        <w:tblStyle w:val="TableNormal"/>
+        <w:tblStyle w:val="22"/>
         <w:tblW w:w="8522" w:type="dxa"/>
         <w:jc w:val="center"/>
         <w:tblBorders>
-          <w:top w:val="nil"/>
-          <w:left w:val="nil"/>
-          <w:bottom w:val="nil"/>
-          <w:right w:val="nil"/>
-          <w:insideH w:val="nil"/>
-          <w:insideV w:val="nil"/>
+          <w:top w:val="none" w:color="auto" w:sz="0" w:space="0"/>
+          <w:left w:val="none" w:color="auto" w:sz="0" w:space="0"/>
+          <w:bottom w:val="none" w:color="auto" w:sz="0" w:space="0"/>
+          <w:right w:val="none" w:color="auto" w:sz="0" w:space="0"/>
+          <w:insideH w:val="none" w:color="auto" w:sz="0" w:space="0"/>
+          <w:insideV w:val="none" w:color="auto" w:sz="0" w:space="0"/>
         </w:tblBorders>
+        <w:tblLayout w:type="autofit"/>
         <w:tblCellMar>
           <w:top w:w="0" w:type="dxa"/>
           <w:left w:w="10" w:type="dxa"/>
@@ -11801,15 +12027,13 @@
       </w:tblGrid>
       <w:tr>
         <w:tblPrEx>
-          <w:tblW w:w="8522" w:type="dxa"/>
-          <w:jc w:val="center"/>
           <w:tblBorders>
-            <w:top w:val="nil"/>
-            <w:left w:val="nil"/>
-            <w:bottom w:val="nil"/>
-            <w:right w:val="nil"/>
-            <w:insideH w:val="nil"/>
-            <w:insideV w:val="nil"/>
+            <w:top w:val="none" w:color="auto" w:sz="0" w:space="0"/>
+            <w:left w:val="none" w:color="auto" w:sz="0" w:space="0"/>
+            <w:bottom w:val="none" w:color="auto" w:sz="0" w:space="0"/>
+            <w:right w:val="none" w:color="auto" w:sz="0" w:space="0"/>
+            <w:insideH w:val="none" w:color="auto" w:sz="0" w:space="0"/>
+            <w:insideV w:val="none" w:color="auto" w:sz="0" w:space="0"/>
           </w:tblBorders>
           <w:tblCellMar>
             <w:top w:w="0" w:type="dxa"/>
@@ -11819,7 +12043,7 @@
           </w:tblCellMar>
         </w:tblPrEx>
         <w:trPr>
-          <w:trHeight w:val="0"/>
+          <w:trHeight w:val="0" w:hRule="atLeast"/>
           <w:tblHeader/>
           <w:jc w:val="center"/>
         </w:trPr>
@@ -11827,8 +12051,8 @@
           <w:tcPr>
             <w:tcW w:w="737" w:type="dxa"/>
             <w:tcBorders>
-              <w:top w:val="single" w:sz="12" w:space="0" w:color="auto"/>
-              <w:left w:val="single" w:sz="12" w:space="0" w:color="auto"/>
+              <w:top w:val="single" w:color="auto" w:sz="12" w:space="0"/>
+              <w:left w:val="single" w:color="auto" w:sz="12" w:space="0"/>
               <w:bottom w:val="nil"/>
               <w:right w:val="nil"/>
             </w:tcBorders>
@@ -11842,7 +12066,7 @@
           </w:tcPr>
           <w:p>
             <w:pPr>
-              <w:pStyle w:val="a2"/>
+              <w:pStyle w:val="32"/>
               <w:keepNext w:val="0"/>
               <w:keepLines w:val="0"/>
               <w:pageBreakBefore w:val="0"/>
@@ -11857,7 +12081,7 @@
               <w:adjustRightInd w:val="0"/>
               <w:snapToGrid w:val="0"/>
               <w:spacing w:line="240" w:lineRule="auto"/>
-              <w:ind w:left="0" w:right="0" w:firstLine="0" w:leftChars="0" w:rightChars="0" w:firstLineChars="0"/>
+              <w:ind w:left="0" w:leftChars="0" w:right="0" w:rightChars="0" w:firstLine="0" w:firstLineChars="0"/>
               <w:jc w:val="center"/>
               <w:textAlignment w:val="baseline"/>
               <w:rPr>
@@ -11876,10 +12100,10 @@
           <w:tcPr>
             <w:tcW w:w="7785" w:type="dxa"/>
             <w:tcBorders>
-              <w:top w:val="single" w:sz="12" w:space="0" w:color="auto"/>
-              <w:left w:val="single" w:sz="4" w:space="0" w:color="auto"/>
+              <w:top w:val="single" w:color="auto" w:sz="12" w:space="0"/>
+              <w:left w:val="single" w:color="auto" w:sz="4" w:space="0"/>
               <w:bottom w:val="nil"/>
-              <w:right w:val="single" w:sz="12" w:space="0" w:color="auto"/>
+              <w:right w:val="single" w:color="auto" w:sz="12" w:space="0"/>
             </w:tcBorders>
             <w:tcMar>
               <w:top w:w="60" w:type="dxa"/>
@@ -11891,7 +12115,7 @@
           </w:tcPr>
           <w:p>
             <w:pPr>
-              <w:pStyle w:val="a2"/>
+              <w:pStyle w:val="32"/>
               <w:keepNext w:val="0"/>
               <w:keepLines w:val="0"/>
               <w:pageBreakBefore w:val="0"/>
@@ -11906,7 +12130,7 @@
               <w:adjustRightInd w:val="0"/>
               <w:snapToGrid w:val="0"/>
               <w:spacing w:line="240" w:lineRule="auto"/>
-              <w:ind w:left="0" w:right="0" w:firstLine="0" w:leftChars="0" w:rightChars="0" w:firstLineChars="0"/>
+              <w:ind w:left="0" w:leftChars="0" w:right="0" w:rightChars="0" w:firstLine="0" w:firstLineChars="0"/>
               <w:jc w:val="center"/>
               <w:textAlignment w:val="baseline"/>
               <w:rPr>
@@ -11924,8 +12148,14 @@
       </w:tr>
       <w:tr>
         <w:tblPrEx>
-          <w:tblW w:w="8522" w:type="dxa"/>
-          <w:jc w:val="center"/>
+          <w:tblBorders>
+            <w:top w:val="none" w:color="auto" w:sz="0" w:space="0"/>
+            <w:left w:val="none" w:color="auto" w:sz="0" w:space="0"/>
+            <w:bottom w:val="none" w:color="auto" w:sz="0" w:space="0"/>
+            <w:right w:val="none" w:color="auto" w:sz="0" w:space="0"/>
+            <w:insideH w:val="none" w:color="auto" w:sz="0" w:space="0"/>
+            <w:insideV w:val="none" w:color="auto" w:sz="0" w:space="0"/>
+          </w:tblBorders>
           <w:tblCellMar>
             <w:top w:w="0" w:type="dxa"/>
             <w:left w:w="10" w:type="dxa"/>
@@ -11934,15 +12164,15 @@
           </w:tblCellMar>
         </w:tblPrEx>
         <w:trPr>
-          <w:trHeight w:val="0"/>
+          <w:trHeight w:val="0" w:hRule="atLeast"/>
           <w:jc w:val="center"/>
         </w:trPr>
         <w:tc>
           <w:tcPr>
             <w:tcW w:w="737" w:type="dxa"/>
             <w:tcBorders>
-              <w:top w:val="single" w:sz="4" w:space="0" w:color="auto"/>
-              <w:left w:val="single" w:sz="12" w:space="0" w:color="auto"/>
+              <w:top w:val="single" w:color="auto" w:sz="4" w:space="0"/>
+              <w:left w:val="single" w:color="auto" w:sz="12" w:space="0"/>
               <w:bottom w:val="nil"/>
               <w:right w:val="nil"/>
             </w:tcBorders>
@@ -11970,7 +12200,7 @@
               <w:adjustRightInd w:val="0"/>
               <w:snapToGrid w:val="0"/>
               <w:spacing w:before="120" w:after="120" w:line="240" w:lineRule="auto"/>
-              <w:ind w:left="0" w:right="0" w:firstLine="0" w:leftChars="0" w:rightChars="0" w:firstLineChars="0"/>
+              <w:ind w:left="0" w:leftChars="0" w:right="0" w:rightChars="0" w:firstLine="0" w:firstLineChars="0"/>
               <w:jc w:val="center"/>
               <w:textAlignment w:val="baseline"/>
               <w:rPr>
@@ -11980,7 +12210,7 @@
             </w:pPr>
             <w:r>
               <w:rPr>
-                <w:rFonts w:ascii="Arial" w:eastAsia="宋体" w:hAnsi="Arial" w:cs="Arial"/>
+                <w:rFonts w:ascii="Arial" w:hAnsi="Arial" w:eastAsia="宋体" w:cs="Arial"/>
                 <w:b/>
                 <w:sz w:val="24"/>
               </w:rPr>
@@ -11992,10 +12222,10 @@
           <w:tcPr>
             <w:tcW w:w="7785" w:type="dxa"/>
             <w:tcBorders>
-              <w:top w:val="single" w:sz="4" w:space="0" w:color="auto"/>
-              <w:left w:val="single" w:sz="4" w:space="0" w:color="auto"/>
+              <w:top w:val="single" w:color="auto" w:sz="4" w:space="0"/>
+              <w:left w:val="single" w:color="auto" w:sz="4" w:space="0"/>
               <w:bottom w:val="nil"/>
-              <w:right w:val="single" w:sz="12" w:space="0" w:color="auto"/>
+              <w:right w:val="single" w:color="auto" w:sz="12" w:space="0"/>
             </w:tcBorders>
             <w:tcMar>
               <w:top w:w="60" w:type="dxa"/>
@@ -12007,7 +12237,7 @@
           </w:tcPr>
           <w:p>
             <w:pPr>
-              <w:pStyle w:val="a2"/>
+              <w:pStyle w:val="32"/>
               <w:keepNext w:val="0"/>
               <w:keepLines w:val="0"/>
               <w:pageBreakBefore w:val="0"/>
@@ -12022,7 +12252,7 @@
               <w:adjustRightInd w:val="0"/>
               <w:snapToGrid w:val="0"/>
               <w:spacing w:line="240" w:lineRule="auto"/>
-              <w:ind w:left="0" w:right="0" w:firstLine="0" w:leftChars="0" w:rightChars="0" w:firstLineChars="0"/>
+              <w:ind w:left="0" w:leftChars="0" w:right="0" w:rightChars="0" w:firstLine="0" w:firstLineChars="0"/>
               <w:jc w:val="left"/>
               <w:textAlignment w:val="baseline"/>
               <w:rPr>
@@ -12042,8 +12272,14 @@
       </w:tr>
       <w:tr>
         <w:tblPrEx>
-          <w:tblW w:w="8522" w:type="dxa"/>
-          <w:jc w:val="center"/>
+          <w:tblBorders>
+            <w:top w:val="none" w:color="auto" w:sz="0" w:space="0"/>
+            <w:left w:val="none" w:color="auto" w:sz="0" w:space="0"/>
+            <w:bottom w:val="none" w:color="auto" w:sz="0" w:space="0"/>
+            <w:right w:val="none" w:color="auto" w:sz="0" w:space="0"/>
+            <w:insideH w:val="none" w:color="auto" w:sz="0" w:space="0"/>
+            <w:insideV w:val="none" w:color="auto" w:sz="0" w:space="0"/>
+          </w:tblBorders>
           <w:tblCellMar>
             <w:top w:w="0" w:type="dxa"/>
             <w:left w:w="10" w:type="dxa"/>
@@ -12052,16 +12288,16 @@
           </w:tblCellMar>
         </w:tblPrEx>
         <w:trPr>
-          <w:trHeight w:val="0"/>
+          <w:trHeight w:val="0" w:hRule="atLeast"/>
           <w:jc w:val="center"/>
         </w:trPr>
         <w:tc>
           <w:tcPr>
             <w:tcW w:w="737" w:type="dxa"/>
             <w:tcBorders>
-              <w:top w:val="single" w:sz="4" w:space="0" w:color="auto"/>
-              <w:left w:val="single" w:sz="12" w:space="0" w:color="auto"/>
-              <w:bottom w:val="single" w:sz="12" w:space="0" w:color="auto"/>
+              <w:top w:val="single" w:color="auto" w:sz="4" w:space="0"/>
+              <w:left w:val="single" w:color="auto" w:sz="12" w:space="0"/>
+              <w:bottom w:val="single" w:color="auto" w:sz="12" w:space="0"/>
               <w:right w:val="nil"/>
             </w:tcBorders>
             <w:tcMar>
@@ -12088,7 +12324,7 @@
               <w:adjustRightInd w:val="0"/>
               <w:snapToGrid w:val="0"/>
               <w:spacing w:before="120" w:after="120" w:line="240" w:lineRule="auto"/>
-              <w:ind w:left="0" w:right="0" w:firstLine="0" w:leftChars="0" w:rightChars="0" w:firstLineChars="0"/>
+              <w:ind w:left="0" w:leftChars="0" w:right="0" w:rightChars="0" w:firstLine="0" w:firstLineChars="0"/>
               <w:jc w:val="center"/>
               <w:textAlignment w:val="baseline"/>
               <w:rPr>
@@ -12098,7 +12334,7 @@
             </w:pPr>
             <w:r>
               <w:rPr>
-                <w:rFonts w:ascii="Arial" w:eastAsia="宋体" w:hAnsi="Arial" w:cs="Arial"/>
+                <w:rFonts w:ascii="Arial" w:hAnsi="Arial" w:eastAsia="宋体" w:cs="Arial"/>
                 <w:b/>
                 <w:sz w:val="24"/>
               </w:rPr>
@@ -12110,10 +12346,10 @@
           <w:tcPr>
             <w:tcW w:w="7785" w:type="dxa"/>
             <w:tcBorders>
-              <w:top w:val="single" w:sz="4" w:space="0" w:color="auto"/>
-              <w:left w:val="single" w:sz="4" w:space="0" w:color="auto"/>
-              <w:bottom w:val="single" w:sz="12" w:space="0" w:color="auto"/>
-              <w:right w:val="single" w:sz="12" w:space="0" w:color="auto"/>
+              <w:top w:val="single" w:color="auto" w:sz="4" w:space="0"/>
+              <w:left w:val="single" w:color="auto" w:sz="4" w:space="0"/>
+              <w:bottom w:val="single" w:color="auto" w:sz="12" w:space="0"/>
+              <w:right w:val="single" w:color="auto" w:sz="12" w:space="0"/>
             </w:tcBorders>
             <w:tcMar>
               <w:top w:w="60" w:type="dxa"/>
@@ -12125,7 +12361,7 @@
           </w:tcPr>
           <w:p>
             <w:pPr>
-              <w:pStyle w:val="a2"/>
+              <w:pStyle w:val="32"/>
               <w:keepNext w:val="0"/>
               <w:keepLines w:val="0"/>
               <w:pageBreakBefore w:val="0"/>
@@ -12140,7 +12376,7 @@
               <w:adjustRightInd w:val="0"/>
               <w:snapToGrid w:val="0"/>
               <w:spacing w:line="240" w:lineRule="auto"/>
-              <w:ind w:left="0" w:right="0" w:firstLine="0" w:leftChars="0" w:rightChars="0" w:firstLineChars="0"/>
+              <w:ind w:left="0" w:leftChars="0" w:right="0" w:rightChars="0" w:firstLine="0" w:firstLineChars="0"/>
               <w:jc w:val="left"/>
               <w:textAlignment w:val="baseline"/>
               <w:rPr>
@@ -12178,7 +12414,7 @@
     </w:p>
     <w:p>
       <w:pPr>
-        <w:pStyle w:val="1"/>
+        <w:pStyle w:val="31"/>
         <w:keepNext w:val="0"/>
         <w:keepLines w:val="0"/>
         <w:pageBreakBefore w:val="0"/>
@@ -12198,8 +12434,6 @@
           <w:lang w:val="en-US" w:eastAsia="zh-CN"/>
         </w:rPr>
       </w:pPr>
-      <w:bookmarkStart w:id="36" w:name="_GoBack"/>
-      <w:bookmarkEnd w:id="36"/>
       <w:r>
         <w:rPr>
           <w:rFonts w:hint="default"/>
@@ -12212,7 +12446,7 @@
     </w:p>
     <w:p>
       <w:pPr>
-        <w:pStyle w:val="a2"/>
+        <w:pStyle w:val="32"/>
         <w:keepNext w:val="0"/>
         <w:keepLines w:val="0"/>
         <w:pageBreakBefore w:val="0"/>
@@ -12262,7 +12496,7 @@
           <w:rFonts w:hint="eastAsia"/>
           <w:lang w:val="en-US" w:eastAsia="zh-CN"/>
         </w:rPr>
-        <w:instrText>"柴_标题1"\n</w:instrText>
+        <w:instrText xml:space="preserve">"柴_标题1"\n</w:instrText>
       </w:r>
       <w:r>
         <w:instrText xml:space="preserve"> \s</w:instrText>
@@ -12279,7 +12513,7 @@
           <w:rFonts w:hint="eastAsia"/>
           <w:lang w:val="en-US" w:eastAsia="zh-CN"/>
         </w:rPr>
-        <w:instrText>* Charformat</w:instrText>
+        <w:instrText xml:space="preserve">* Charformat</w:instrText>
       </w:r>
       <w:r>
         <w:rPr>
@@ -12344,7 +12578,7 @@
         </w:rPr>
         <w:fldChar w:fldCharType="end"/>
       </w:r>
-      <w:bookmarkStart w:id="37" w:name="_Toc21283"/>
+      <w:bookmarkStart w:id="36" w:name="_Toc21283"/>
       <w:r>
         <w:rPr>
           <w:rFonts w:hint="default"/>
@@ -12352,22 +12586,23 @@
         </w:rPr>
         <w:t xml:space="preserve"> KPI指标表</w:t>
       </w:r>
-      <w:bookmarkEnd w:id="37"/>
+      <w:bookmarkEnd w:id="36"/>
     </w:p>
     <w:tbl>
       <w:tblPr>
-        <w:tblStyle w:val="TableNormal"/>
+        <w:tblStyle w:val="22"/>
         <w:tblW w:w="8522" w:type="dxa"/>
         <w:jc w:val="center"/>
         <w:tblBorders>
-          <w:top w:val="nil"/>
-          <w:left w:val="nil"/>
-          <w:bottom w:val="nil"/>
-          <w:right w:val="nil"/>
-          <w:insideH w:val="nil"/>
-          <w:insideV w:val="nil"/>
+          <w:top w:val="none" w:color="auto" w:sz="0" w:space="0"/>
+          <w:left w:val="none" w:color="auto" w:sz="0" w:space="0"/>
+          <w:bottom w:val="none" w:color="auto" w:sz="0" w:space="0"/>
+          <w:right w:val="none" w:color="auto" w:sz="0" w:space="0"/>
+          <w:insideH w:val="none" w:color="auto" w:sz="0" w:space="0"/>
+          <w:insideV w:val="none" w:color="auto" w:sz="0" w:space="0"/>
         </w:tblBorders>
         <w:shd w:val="clear" w:color="auto" w:fill="auto"/>
+        <w:tblLayout w:type="autofit"/>
         <w:tblCellMar>
           <w:top w:w="15" w:type="dxa"/>
           <w:left w:w="15" w:type="dxa"/>
@@ -12383,15 +12618,13 @@
       </w:tblGrid>
       <w:tr>
         <w:tblPrEx>
-          <w:tblW w:w="8522" w:type="dxa"/>
-          <w:jc w:val="center"/>
           <w:tblBorders>
-            <w:top w:val="nil"/>
-            <w:left w:val="nil"/>
-            <w:bottom w:val="nil"/>
-            <w:right w:val="nil"/>
-            <w:insideH w:val="nil"/>
-            <w:insideV w:val="nil"/>
+            <w:top w:val="none" w:color="auto" w:sz="0" w:space="0"/>
+            <w:left w:val="none" w:color="auto" w:sz="0" w:space="0"/>
+            <w:bottom w:val="none" w:color="auto" w:sz="0" w:space="0"/>
+            <w:right w:val="none" w:color="auto" w:sz="0" w:space="0"/>
+            <w:insideH w:val="none" w:color="auto" w:sz="0" w:space="0"/>
+            <w:insideV w:val="none" w:color="auto" w:sz="0" w:space="0"/>
           </w:tblBorders>
           <w:shd w:val="clear" w:color="auto" w:fill="auto"/>
           <w:tblCellMar>
@@ -12402,7 +12635,7 @@
           </w:tblCellMar>
         </w:tblPrEx>
         <w:trPr>
-          <w:trHeight w:val="0"/>
+          <w:trHeight w:val="0" w:hRule="atLeast"/>
           <w:tblHeader/>
           <w:jc w:val="center"/>
         </w:trPr>
@@ -12410,8 +12643,8 @@
           <w:tcPr>
             <w:tcW w:w="2524" w:type="dxa"/>
             <w:tcBorders>
-              <w:top w:val="single" w:sz="12" w:space="0" w:color="auto"/>
-              <w:left w:val="single" w:sz="12" w:space="0" w:color="auto"/>
+              <w:top w:val="single" w:color="auto" w:sz="12" w:space="0"/>
+              <w:left w:val="single" w:color="auto" w:sz="12" w:space="0"/>
               <w:bottom w:val="nil"/>
               <w:right w:val="nil"/>
             </w:tcBorders>
@@ -12441,11 +12674,11 @@
               <w:adjustRightInd w:val="0"/>
               <w:snapToGrid w:val="0"/>
               <w:spacing w:line="240" w:lineRule="auto"/>
-              <w:ind w:left="0" w:right="0" w:firstLine="0" w:leftChars="0" w:rightChars="0" w:firstLineChars="0"/>
+              <w:ind w:left="0" w:leftChars="0" w:right="0" w:rightChars="0" w:firstLine="0" w:firstLineChars="0"/>
               <w:jc w:val="center"/>
               <w:textAlignment w:val="baseline"/>
               <w:rPr>
-                <w:rFonts w:ascii="Segoe UI" w:eastAsia="Segoe UI" w:hAnsi="Segoe UI" w:cs="Segoe UI"/>
+                <w:rFonts w:ascii="Segoe UI" w:hAnsi="Segoe UI" w:eastAsia="Segoe UI" w:cs="Segoe UI"/>
                 <w:b/>
                 <w:i w:val="0"/>
                 <w:iCs w:val="0"/>
@@ -12458,7 +12691,7 @@
             </w:pPr>
             <w:r>
               <w:rPr>
-                <w:rFonts w:ascii="Segoe UI" w:eastAsia="Segoe UI" w:hAnsi="Segoe UI" w:cs="Segoe UI" w:hint="default"/>
+                <w:rFonts w:hint="default" w:ascii="Segoe UI" w:hAnsi="Segoe UI" w:eastAsia="Segoe UI" w:cs="Segoe UI"/>
                 <w:b/>
                 <w:i w:val="0"/>
                 <w:iCs w:val="0"/>
@@ -12475,7 +12708,7 @@
             </w:r>
             <w:r>
               <w:rPr>
-                <w:rFonts w:ascii="Segoe UI" w:eastAsia="Segoe UI" w:hAnsi="Segoe UI" w:cs="Segoe UI" w:hint="eastAsia"/>
+                <w:rFonts w:hint="eastAsia" w:ascii="Segoe UI" w:hAnsi="Segoe UI" w:eastAsia="Segoe UI" w:cs="Segoe UI"/>
                 <w:b/>
                 <w:i w:val="0"/>
                 <w:iCs w:val="0"/>
@@ -12496,8 +12729,8 @@
           <w:tcPr>
             <w:tcW w:w="3587" w:type="dxa"/>
             <w:tcBorders>
-              <w:top w:val="single" w:sz="12" w:space="0" w:color="auto"/>
-              <w:left w:val="single" w:sz="4" w:space="0" w:color="auto"/>
+              <w:top w:val="single" w:color="auto" w:sz="12" w:space="0"/>
+              <w:left w:val="single" w:color="auto" w:sz="4" w:space="0"/>
               <w:bottom w:val="nil"/>
               <w:right w:val="nil"/>
             </w:tcBorders>
@@ -12527,11 +12760,11 @@
               <w:adjustRightInd w:val="0"/>
               <w:snapToGrid w:val="0"/>
               <w:spacing w:line="240" w:lineRule="auto"/>
-              <w:ind w:left="0" w:right="0" w:firstLine="0" w:leftChars="0" w:rightChars="0" w:firstLineChars="0"/>
+              <w:ind w:left="0" w:leftChars="0" w:right="0" w:rightChars="0" w:firstLine="0" w:firstLineChars="0"/>
               <w:jc w:val="center"/>
               <w:textAlignment w:val="baseline"/>
               <w:rPr>
-                <w:rFonts w:ascii="Segoe UI" w:eastAsia="Segoe UI" w:hAnsi="Segoe UI" w:cs="Segoe UI" w:hint="default"/>
+                <w:rFonts w:hint="default" w:ascii="Segoe UI" w:hAnsi="Segoe UI" w:eastAsia="Segoe UI" w:cs="Segoe UI"/>
                 <w:b/>
                 <w:i w:val="0"/>
                 <w:iCs w:val="0"/>
@@ -12544,7 +12777,7 @@
             </w:pPr>
             <w:r>
               <w:rPr>
-                <w:rFonts w:ascii="Segoe UI" w:eastAsia="Segoe UI" w:hAnsi="Segoe UI" w:cs="Segoe UI" w:hint="eastAsia"/>
+                <w:rFonts w:hint="eastAsia" w:ascii="Segoe UI" w:hAnsi="Segoe UI" w:eastAsia="Segoe UI" w:cs="Segoe UI"/>
                 <w:b/>
                 <w:i w:val="0"/>
                 <w:iCs w:val="0"/>
@@ -12561,7 +12794,7 @@
             </w:r>
             <w:r>
               <w:rPr>
-                <w:rFonts w:ascii="Segoe UI" w:eastAsia="Segoe UI" w:hAnsi="Segoe UI" w:cs="Segoe UI" w:hint="default"/>
+                <w:rFonts w:hint="default" w:ascii="Segoe UI" w:hAnsi="Segoe UI" w:eastAsia="Segoe UI" w:cs="Segoe UI"/>
                 <w:b/>
                 <w:i w:val="0"/>
                 <w:iCs w:val="0"/>
@@ -12582,8 +12815,8 @@
           <w:tcPr>
             <w:tcW w:w="1099" w:type="dxa"/>
             <w:tcBorders>
-              <w:top w:val="single" w:sz="12" w:space="0" w:color="auto"/>
-              <w:left w:val="single" w:sz="4" w:space="0" w:color="auto"/>
+              <w:top w:val="single" w:color="auto" w:sz="12" w:space="0"/>
+              <w:left w:val="single" w:color="auto" w:sz="4" w:space="0"/>
               <w:bottom w:val="nil"/>
               <w:right w:val="nil"/>
             </w:tcBorders>
@@ -12613,11 +12846,11 @@
               <w:adjustRightInd w:val="0"/>
               <w:snapToGrid w:val="0"/>
               <w:spacing w:line="240" w:lineRule="auto"/>
-              <w:ind w:left="0" w:right="0" w:firstLine="0" w:leftChars="0" w:rightChars="0" w:firstLineChars="0"/>
+              <w:ind w:left="0" w:leftChars="0" w:right="0" w:rightChars="0" w:firstLine="0" w:firstLineChars="0"/>
               <w:jc w:val="center"/>
               <w:textAlignment w:val="baseline"/>
               <w:rPr>
-                <w:rFonts w:ascii="Segoe UI" w:eastAsia="Segoe UI" w:hAnsi="Segoe UI" w:cs="Segoe UI" w:hint="eastAsia"/>
+                <w:rFonts w:hint="eastAsia" w:ascii="Segoe UI" w:hAnsi="Segoe UI" w:eastAsia="Segoe UI" w:cs="Segoe UI"/>
                 <w:b/>
                 <w:i w:val="0"/>
                 <w:iCs w:val="0"/>
@@ -12631,7 +12864,7 @@
             </w:pPr>
             <w:r>
               <w:rPr>
-                <w:rFonts w:ascii="Segoe UI" w:eastAsia="Segoe UI" w:hAnsi="Segoe UI" w:cs="Segoe UI" w:hint="eastAsia"/>
+                <w:rFonts w:hint="eastAsia" w:ascii="Segoe UI" w:hAnsi="Segoe UI" w:eastAsia="Segoe UI" w:cs="Segoe UI"/>
                 <w:b/>
                 <w:i w:val="0"/>
                 <w:iCs w:val="0"/>
@@ -12650,10 +12883,10 @@
           <w:tcPr>
             <w:tcW w:w="1312" w:type="dxa"/>
             <w:tcBorders>
-              <w:top w:val="single" w:sz="12" w:space="0" w:color="auto"/>
-              <w:left w:val="single" w:sz="4" w:space="0" w:color="auto"/>
+              <w:top w:val="single" w:color="auto" w:sz="12" w:space="0"/>
+              <w:left w:val="single" w:color="auto" w:sz="4" w:space="0"/>
               <w:bottom w:val="nil"/>
-              <w:right w:val="single" w:sz="12" w:space="0" w:color="auto"/>
+              <w:right w:val="single" w:color="auto" w:sz="12" w:space="0"/>
             </w:tcBorders>
             <w:shd w:val="clear" w:color="auto" w:fill="auto"/>
             <w:tcMar>
@@ -12681,11 +12914,11 @@
               <w:adjustRightInd w:val="0"/>
               <w:snapToGrid w:val="0"/>
               <w:spacing w:line="240" w:lineRule="auto"/>
-              <w:ind w:left="0" w:right="0" w:firstLine="0" w:leftChars="0" w:rightChars="0" w:firstLineChars="0"/>
+              <w:ind w:left="0" w:leftChars="0" w:right="0" w:rightChars="0" w:firstLine="0" w:firstLineChars="0"/>
               <w:jc w:val="center"/>
               <w:textAlignment w:val="baseline"/>
               <w:rPr>
-                <w:rFonts w:ascii="Segoe UI" w:eastAsia="Segoe UI" w:hAnsi="Segoe UI" w:cs="Segoe UI" w:hint="default"/>
+                <w:rFonts w:hint="default" w:ascii="Segoe UI" w:hAnsi="Segoe UI" w:eastAsia="Segoe UI" w:cs="Segoe UI"/>
                 <w:b/>
                 <w:i w:val="0"/>
                 <w:iCs w:val="0"/>
@@ -12699,7 +12932,7 @@
             </w:pPr>
             <w:r>
               <w:rPr>
-                <w:rFonts w:ascii="Segoe UI" w:eastAsia="Segoe UI" w:hAnsi="Segoe UI" w:cs="Segoe UI" w:hint="eastAsia"/>
+                <w:rFonts w:hint="eastAsia" w:ascii="Segoe UI" w:hAnsi="Segoe UI" w:eastAsia="Segoe UI" w:cs="Segoe UI"/>
                 <w:b/>
                 <w:i w:val="0"/>
                 <w:iCs w:val="0"/>
@@ -12719,8 +12952,14 @@
       </w:tr>
       <w:tr>
         <w:tblPrEx>
-          <w:tblW w:w="8522" w:type="dxa"/>
-          <w:jc w:val="center"/>
+          <w:tblBorders>
+            <w:top w:val="none" w:color="auto" w:sz="0" w:space="0"/>
+            <w:left w:val="none" w:color="auto" w:sz="0" w:space="0"/>
+            <w:bottom w:val="none" w:color="auto" w:sz="0" w:space="0"/>
+            <w:right w:val="none" w:color="auto" w:sz="0" w:space="0"/>
+            <w:insideH w:val="none" w:color="auto" w:sz="0" w:space="0"/>
+            <w:insideV w:val="none" w:color="auto" w:sz="0" w:space="0"/>
+          </w:tblBorders>
           <w:shd w:val="clear" w:color="auto" w:fill="auto"/>
           <w:tblCellMar>
             <w:top w:w="15" w:type="dxa"/>
@@ -12730,16 +12969,16 @@
           </w:tblCellMar>
         </w:tblPrEx>
         <w:trPr>
-          <w:trHeight w:val="0"/>
+          <w:trHeight w:val="0" w:hRule="atLeast"/>
           <w:jc w:val="center"/>
         </w:trPr>
         <w:tc>
           <w:tcPr>
             <w:tcW w:w="2524" w:type="dxa"/>
             <w:tcBorders>
-              <w:top w:val="single" w:sz="4" w:space="0" w:color="auto"/>
-              <w:left w:val="single" w:sz="12" w:space="0" w:color="auto"/>
-              <w:bottom w:val="single" w:sz="12" w:space="0" w:color="auto"/>
+              <w:top w:val="single" w:color="auto" w:sz="4" w:space="0"/>
+              <w:left w:val="single" w:color="auto" w:sz="12" w:space="0"/>
+              <w:bottom w:val="single" w:color="auto" w:sz="12" w:space="0"/>
               <w:right w:val="nil"/>
             </w:tcBorders>
             <w:shd w:val="clear" w:color="auto" w:fill="auto"/>
@@ -12768,11 +13007,11 @@
               <w:adjustRightInd w:val="0"/>
               <w:snapToGrid w:val="0"/>
               <w:spacing w:line="240" w:lineRule="auto"/>
-              <w:ind w:left="0" w:right="0" w:firstLine="0" w:leftChars="0" w:rightChars="0" w:firstLineChars="0"/>
+              <w:ind w:left="0" w:leftChars="0" w:right="0" w:rightChars="0" w:firstLine="0" w:firstLineChars="0"/>
               <w:jc w:val="center"/>
               <w:textAlignment w:val="baseline"/>
               <w:rPr>
-                <w:rFonts w:cs="Arial" w:hint="default"/>
+                <w:rFonts w:hint="default" w:cs="Arial"/>
                 <w:snapToGrid w:val="0"/>
                 <w:color w:val="000000"/>
                 <w:kern w:val="0"/>
@@ -12784,7 +13023,7 @@
             </w:pPr>
             <w:r>
               <w:rPr>
-                <w:rFonts w:cs="Arial" w:hint="eastAsia"/>
+                <w:rFonts w:hint="eastAsia" w:cs="Arial"/>
                 <w:snapToGrid w:val="0"/>
                 <w:color w:val="000000"/>
                 <w:kern w:val="0"/>
@@ -12801,9 +13040,9 @@
           <w:tcPr>
             <w:tcW w:w="3587" w:type="dxa"/>
             <w:tcBorders>
-              <w:top w:val="single" w:sz="4" w:space="0" w:color="auto"/>
-              <w:left w:val="single" w:sz="4" w:space="0" w:color="auto"/>
-              <w:bottom w:val="single" w:sz="12" w:space="0" w:color="auto"/>
+              <w:top w:val="single" w:color="auto" w:sz="4" w:space="0"/>
+              <w:left w:val="single" w:color="auto" w:sz="4" w:space="0"/>
+              <w:bottom w:val="single" w:color="auto" w:sz="12" w:space="0"/>
               <w:right w:val="nil"/>
             </w:tcBorders>
             <w:shd w:val="clear" w:color="auto" w:fill="auto"/>
@@ -12832,11 +13071,11 @@
               <w:adjustRightInd w:val="0"/>
               <w:snapToGrid w:val="0"/>
               <w:spacing w:line="240" w:lineRule="auto"/>
-              <w:ind w:left="0" w:right="0" w:firstLine="0" w:leftChars="0" w:rightChars="0" w:firstLineChars="0"/>
+              <w:ind w:left="0" w:leftChars="0" w:right="0" w:rightChars="0" w:firstLine="0" w:firstLineChars="0"/>
               <w:jc w:val="center"/>
               <w:textAlignment w:val="baseline"/>
               <w:rPr>
-                <w:rFonts w:cs="Arial" w:hint="default"/>
+                <w:rFonts w:hint="default" w:cs="Arial"/>
                 <w:snapToGrid w:val="0"/>
                 <w:color w:val="000000"/>
                 <w:kern w:val="0"/>
@@ -12848,7 +13087,7 @@
             </w:pPr>
             <w:r>
               <w:rPr>
-                <w:rFonts w:cs="Arial" w:hint="eastAsia"/>
+                <w:rFonts w:hint="eastAsia" w:cs="Arial"/>
                 <w:snapToGrid w:val="0"/>
                 <w:color w:val="000000"/>
                 <w:kern w:val="0"/>
@@ -12865,9 +13104,9 @@
           <w:tcPr>
             <w:tcW w:w="1099" w:type="dxa"/>
             <w:tcBorders>
-              <w:top w:val="single" w:sz="4" w:space="0" w:color="auto"/>
-              <w:left w:val="single" w:sz="4" w:space="0" w:color="auto"/>
-              <w:bottom w:val="single" w:sz="12" w:space="0" w:color="auto"/>
+              <w:top w:val="single" w:color="auto" w:sz="4" w:space="0"/>
+              <w:left w:val="single" w:color="auto" w:sz="4" w:space="0"/>
+              <w:bottom w:val="single" w:color="auto" w:sz="12" w:space="0"/>
               <w:right w:val="nil"/>
             </w:tcBorders>
             <w:shd w:val="clear" w:color="auto" w:fill="auto"/>
@@ -12896,11 +13135,11 @@
               <w:adjustRightInd w:val="0"/>
               <w:snapToGrid w:val="0"/>
               <w:spacing w:line="240" w:lineRule="auto"/>
-              <w:ind w:left="0" w:right="0" w:firstLine="0" w:leftChars="0" w:rightChars="0" w:firstLineChars="0"/>
+              <w:ind w:left="0" w:leftChars="0" w:right="0" w:rightChars="0" w:firstLine="0" w:firstLineChars="0"/>
               <w:jc w:val="center"/>
               <w:textAlignment w:val="baseline"/>
               <w:rPr>
-                <w:rFonts w:ascii="Arial" w:eastAsia="宋体" w:hAnsi="Arial" w:cs="Arial" w:hint="default"/>
+                <w:rFonts w:hint="default" w:ascii="Arial" w:hAnsi="Arial" w:eastAsia="宋体" w:cs="Arial"/>
                 <w:snapToGrid w:val="0"/>
                 <w:color w:val="000000"/>
                 <w:kern w:val="0"/>
@@ -12912,7 +13151,7 @@
             </w:pPr>
             <w:r>
               <w:rPr>
-                <w:rFonts w:cs="Arial" w:hint="default"/>
+                <w:rFonts w:hint="default" w:cs="Arial"/>
                 <w:snapToGrid w:val="0"/>
                 <w:color w:val="000000"/>
                 <w:kern w:val="0"/>
@@ -12925,7 +13164,7 @@
             </w:r>
             <w:r>
               <w:rPr>
-                <w:rFonts w:cs="Arial" w:hint="eastAsia"/>
+                <w:rFonts w:hint="eastAsia" w:cs="Arial"/>
                 <w:snapToGrid w:val="0"/>
                 <w:color w:val="000000"/>
                 <w:kern w:val="0"/>
@@ -12942,10 +13181,10 @@
           <w:tcPr>
             <w:tcW w:w="1312" w:type="dxa"/>
             <w:tcBorders>
-              <w:top w:val="single" w:sz="4" w:space="0" w:color="auto"/>
-              <w:left w:val="single" w:sz="4" w:space="0" w:color="auto"/>
-              <w:bottom w:val="single" w:sz="12" w:space="0" w:color="auto"/>
-              <w:right w:val="single" w:sz="12" w:space="0" w:color="auto"/>
+              <w:top w:val="single" w:color="auto" w:sz="4" w:space="0"/>
+              <w:left w:val="single" w:color="auto" w:sz="4" w:space="0"/>
+              <w:bottom w:val="single" w:color="auto" w:sz="12" w:space="0"/>
+              <w:right w:val="single" w:color="auto" w:sz="12" w:space="0"/>
             </w:tcBorders>
             <w:shd w:val="clear" w:color="auto" w:fill="auto"/>
             <w:tcMar>
@@ -12973,11 +13212,11 @@
               <w:adjustRightInd w:val="0"/>
               <w:snapToGrid w:val="0"/>
               <w:spacing w:line="240" w:lineRule="auto"/>
-              <w:ind w:left="0" w:right="0" w:firstLine="0" w:leftChars="0" w:rightChars="0" w:firstLineChars="0"/>
+              <w:ind w:left="0" w:leftChars="0" w:right="0" w:rightChars="0" w:firstLine="0" w:firstLineChars="0"/>
               <w:jc w:val="center"/>
               <w:textAlignment w:val="baseline"/>
               <w:rPr>
-                <w:rFonts w:ascii="Arial" w:eastAsia="宋体" w:hAnsi="Arial" w:cs="Arial" w:hint="eastAsia"/>
+                <w:rFonts w:hint="eastAsia" w:ascii="Arial" w:hAnsi="Arial" w:eastAsia="宋体" w:cs="Arial"/>
                 <w:snapToGrid w:val="0"/>
                 <w:color w:val="000000"/>
                 <w:kern w:val="0"/>
@@ -12989,7 +13228,7 @@
             </w:pPr>
             <w:r>
               <w:rPr>
-                <w:rFonts w:cs="Arial" w:hint="eastAsia"/>
+                <w:rFonts w:hint="eastAsia" w:cs="Arial"/>
                 <w:snapToGrid w:val="0"/>
                 <w:color w:val="000000"/>
                 <w:kern w:val="0"/>
@@ -13006,7 +13245,7 @@
     </w:tbl>
     <w:p>
       <w:pPr>
-        <w:pStyle w:val="a2"/>
+        <w:pStyle w:val="32"/>
         <w:keepNext w:val="0"/>
         <w:keepLines w:val="0"/>
         <w:pageBreakBefore w:val="0"/>
@@ -13030,7 +13269,7 @@
     </w:p>
     <w:p>
       <w:pPr>
-        <w:pStyle w:val="1"/>
+        <w:pStyle w:val="31"/>
         <w:keepNext w:val="0"/>
         <w:keepLines w:val="0"/>
         <w:pageBreakBefore w:val="0"/>
@@ -13046,19 +13285,19 @@
         <w:snapToGrid w:val="0"/>
         <w:textAlignment w:val="baseline"/>
       </w:pPr>
-      <w:bookmarkStart w:id="38" w:name="_Toc27382"/>
+      <w:bookmarkStart w:id="37" w:name="_Toc27382"/>
+      <w:bookmarkStart w:id="38" w:name="heading_35"/>
       <w:bookmarkStart w:id="39" w:name="_Toc21034"/>
-      <w:bookmarkStart w:id="40" w:name="heading_35"/>
       <w:r>
         <w:t>输出的文件及记录</w:t>
       </w:r>
+      <w:bookmarkEnd w:id="37"/>
       <w:bookmarkEnd w:id="38"/>
       <w:bookmarkEnd w:id="39"/>
-      <w:bookmarkEnd w:id="40"/>
     </w:p>
     <w:p>
       <w:pPr>
-        <w:pStyle w:val="a2"/>
+        <w:pStyle w:val="32"/>
         <w:keepNext w:val="0"/>
         <w:keepLines w:val="0"/>
         <w:pageBreakBefore w:val="0"/>
@@ -13075,7 +13314,7 @@
         <w:jc w:val="center"/>
         <w:textAlignment w:val="baseline"/>
         <w:rPr>
-          <w:rFonts w:eastAsia="宋体" w:hint="default"/>
+          <w:rFonts w:hint="default" w:eastAsia="宋体"/>
           <w:lang w:val="en-US" w:eastAsia="zh-CN"/>
         </w:rPr>
       </w:pPr>
@@ -13108,7 +13347,7 @@
           <w:rFonts w:hint="eastAsia"/>
           <w:lang w:val="en-US" w:eastAsia="zh-CN"/>
         </w:rPr>
-        <w:instrText>"柴_标题1"\n</w:instrText>
+        <w:instrText xml:space="preserve">"柴_标题1"\n</w:instrText>
       </w:r>
       <w:r>
         <w:instrText xml:space="preserve"> \s</w:instrText>
@@ -13125,7 +13364,7 @@
           <w:rFonts w:hint="eastAsia"/>
           <w:lang w:val="en-US" w:eastAsia="zh-CN"/>
         </w:rPr>
-        <w:instrText>* Charformat</w:instrText>
+        <w:instrText xml:space="preserve">* Charformat</w:instrText>
       </w:r>
       <w:r>
         <w:rPr>
@@ -13190,8 +13429,8 @@
         </w:rPr>
         <w:fldChar w:fldCharType="end"/>
       </w:r>
-      <w:bookmarkStart w:id="41" w:name="_Toc16410"/>
-      <w:bookmarkStart w:id="42" w:name="_Toc1810"/>
+      <w:bookmarkStart w:id="40" w:name="_Toc16410"/>
+      <w:bookmarkStart w:id="41" w:name="_Toc1810"/>
       <w:r>
         <w:rPr>
           <w:rFonts w:hint="default"/>
@@ -13206,22 +13445,23 @@
         </w:rPr>
         <w:t>输出文件和记录表</w:t>
       </w:r>
+      <w:bookmarkEnd w:id="40"/>
       <w:bookmarkEnd w:id="41"/>
-      <w:bookmarkEnd w:id="42"/>
     </w:p>
     <w:tbl>
       <w:tblPr>
-        <w:tblStyle w:val="TableNormal"/>
+        <w:tblStyle w:val="22"/>
         <w:tblW w:w="8522" w:type="dxa"/>
         <w:jc w:val="center"/>
         <w:tblBorders>
-          <w:top w:val="nil"/>
-          <w:left w:val="nil"/>
-          <w:bottom w:val="nil"/>
-          <w:right w:val="nil"/>
-          <w:insideH w:val="nil"/>
-          <w:insideV w:val="nil"/>
+          <w:top w:val="none" w:color="auto" w:sz="0" w:space="0"/>
+          <w:left w:val="none" w:color="auto" w:sz="0" w:space="0"/>
+          <w:bottom w:val="none" w:color="auto" w:sz="0" w:space="0"/>
+          <w:right w:val="none" w:color="auto" w:sz="0" w:space="0"/>
+          <w:insideH w:val="none" w:color="auto" w:sz="0" w:space="0"/>
+          <w:insideV w:val="none" w:color="auto" w:sz="0" w:space="0"/>
         </w:tblBorders>
+        <w:tblLayout w:type="autofit"/>
         <w:tblCellMar>
           <w:top w:w="0" w:type="dxa"/>
           <w:left w:w="10" w:type="dxa"/>
@@ -13235,15 +13475,13 @@
       </w:tblGrid>
       <w:tr>
         <w:tblPrEx>
-          <w:tblW w:w="8522" w:type="dxa"/>
-          <w:jc w:val="center"/>
           <w:tblBorders>
-            <w:top w:val="nil"/>
-            <w:left w:val="nil"/>
-            <w:bottom w:val="nil"/>
-            <w:right w:val="nil"/>
-            <w:insideH w:val="nil"/>
-            <w:insideV w:val="nil"/>
+            <w:top w:val="none" w:color="auto" w:sz="0" w:space="0"/>
+            <w:left w:val="none" w:color="auto" w:sz="0" w:space="0"/>
+            <w:bottom w:val="none" w:color="auto" w:sz="0" w:space="0"/>
+            <w:right w:val="none" w:color="auto" w:sz="0" w:space="0"/>
+            <w:insideH w:val="none" w:color="auto" w:sz="0" w:space="0"/>
+            <w:insideV w:val="none" w:color="auto" w:sz="0" w:space="0"/>
           </w:tblBorders>
           <w:tblCellMar>
             <w:top w:w="0" w:type="dxa"/>
@@ -13253,7 +13491,7 @@
           </w:tblCellMar>
         </w:tblPrEx>
         <w:trPr>
-          <w:trHeight w:val="0"/>
+          <w:trHeight w:val="0" w:hRule="atLeast"/>
           <w:tblHeader/>
           <w:jc w:val="center"/>
         </w:trPr>
@@ -13261,8 +13499,8 @@
           <w:tcPr>
             <w:tcW w:w="6137" w:type="dxa"/>
             <w:tcBorders>
-              <w:top w:val="single" w:sz="12" w:space="0" w:color="auto"/>
-              <w:left w:val="single" w:sz="12" w:space="0" w:color="auto"/>
+              <w:top w:val="single" w:color="auto" w:sz="12" w:space="0"/>
+              <w:left w:val="single" w:color="auto" w:sz="12" w:space="0"/>
               <w:bottom w:val="nil"/>
               <w:right w:val="nil"/>
             </w:tcBorders>
@@ -13290,7 +13528,7 @@
               <w:adjustRightInd w:val="0"/>
               <w:snapToGrid w:val="0"/>
               <w:spacing w:before="120" w:after="120" w:line="240" w:lineRule="auto"/>
-              <w:ind w:left="0" w:right="0" w:firstLine="0" w:leftChars="0" w:rightChars="0" w:firstLineChars="0"/>
+              <w:ind w:left="0" w:leftChars="0" w:right="0" w:rightChars="0" w:firstLine="0" w:firstLineChars="0"/>
               <w:jc w:val="center"/>
               <w:textAlignment w:val="baseline"/>
               <w:rPr>
@@ -13301,7 +13539,7 @@
             </w:pPr>
             <w:r>
               <w:rPr>
-                <w:rFonts w:ascii="Arial" w:eastAsia="等线" w:hAnsi="Arial" w:cs="Arial"/>
+                <w:rFonts w:ascii="Arial" w:hAnsi="Arial" w:eastAsia="等线" w:cs="Arial"/>
                 <w:b/>
                 <w:sz w:val="22"/>
               </w:rPr>
@@ -13313,10 +13551,10 @@
           <w:tcPr>
             <w:tcW w:w="2385" w:type="dxa"/>
             <w:tcBorders>
-              <w:top w:val="single" w:sz="12" w:space="0" w:color="auto"/>
-              <w:left w:val="single" w:sz="4" w:space="0" w:color="auto"/>
+              <w:top w:val="single" w:color="auto" w:sz="12" w:space="0"/>
+              <w:left w:val="single" w:color="auto" w:sz="4" w:space="0"/>
               <w:bottom w:val="nil"/>
-              <w:right w:val="single" w:sz="12" w:space="0" w:color="auto"/>
+              <w:right w:val="single" w:color="auto" w:sz="12" w:space="0"/>
             </w:tcBorders>
             <w:tcMar>
               <w:top w:w="60" w:type="dxa"/>
@@ -13342,7 +13580,7 @@
               <w:adjustRightInd w:val="0"/>
               <w:snapToGrid w:val="0"/>
               <w:spacing w:before="120" w:after="120" w:line="240" w:lineRule="auto"/>
-              <w:ind w:left="0" w:right="0" w:firstLine="0" w:leftChars="0" w:rightChars="0" w:firstLineChars="0"/>
+              <w:ind w:left="0" w:leftChars="0" w:right="0" w:rightChars="0" w:firstLine="0" w:firstLineChars="0"/>
               <w:jc w:val="center"/>
               <w:textAlignment w:val="baseline"/>
               <w:rPr>
@@ -13353,7 +13591,7 @@
             </w:pPr>
             <w:r>
               <w:rPr>
-                <w:rFonts w:ascii="Arial" w:eastAsia="等线" w:hAnsi="Arial" w:cs="Arial"/>
+                <w:rFonts w:ascii="Arial" w:hAnsi="Arial" w:eastAsia="等线" w:cs="Arial"/>
                 <w:b/>
                 <w:sz w:val="22"/>
               </w:rPr>
@@ -13364,8 +13602,14 @@
       </w:tr>
       <w:tr>
         <w:tblPrEx>
-          <w:tblW w:w="8522" w:type="dxa"/>
-          <w:jc w:val="center"/>
+          <w:tblBorders>
+            <w:top w:val="none" w:color="auto" w:sz="0" w:space="0"/>
+            <w:left w:val="none" w:color="auto" w:sz="0" w:space="0"/>
+            <w:bottom w:val="none" w:color="auto" w:sz="0" w:space="0"/>
+            <w:right w:val="none" w:color="auto" w:sz="0" w:space="0"/>
+            <w:insideH w:val="none" w:color="auto" w:sz="0" w:space="0"/>
+            <w:insideV w:val="none" w:color="auto" w:sz="0" w:space="0"/>
+          </w:tblBorders>
           <w:tblCellMar>
             <w:top w:w="0" w:type="dxa"/>
             <w:left w:w="10" w:type="dxa"/>
@@ -13374,15 +13618,15 @@
           </w:tblCellMar>
         </w:tblPrEx>
         <w:trPr>
-          <w:trHeight w:val="0"/>
+          <w:trHeight w:val="0" w:hRule="atLeast"/>
           <w:jc w:val="center"/>
         </w:trPr>
         <w:tc>
           <w:tcPr>
             <w:tcW w:w="6137" w:type="dxa"/>
             <w:tcBorders>
-              <w:top w:val="single" w:sz="4" w:space="0" w:color="auto"/>
-              <w:left w:val="single" w:sz="12" w:space="0" w:color="auto"/>
+              <w:top w:val="single" w:color="auto" w:sz="4" w:space="0"/>
+              <w:left w:val="single" w:color="auto" w:sz="12" w:space="0"/>
               <w:bottom w:val="nil"/>
               <w:right w:val="nil"/>
             </w:tcBorders>
@@ -13410,7 +13654,7 @@
               <w:adjustRightInd w:val="0"/>
               <w:snapToGrid w:val="0"/>
               <w:spacing w:before="120" w:after="120" w:line="240" w:lineRule="auto"/>
-              <w:ind w:left="0" w:right="0" w:firstLine="0" w:leftChars="0" w:rightChars="0" w:firstLineChars="0"/>
+              <w:ind w:left="0" w:leftChars="0" w:right="0" w:rightChars="0" w:firstLine="0" w:firstLineChars="0"/>
               <w:jc w:val="center"/>
               <w:textAlignment w:val="baseline"/>
               <w:rPr>
@@ -13420,7 +13664,7 @@
             </w:pPr>
             <w:r>
               <w:rPr>
-                <w:rFonts w:ascii="Arial" w:eastAsia="等线" w:hAnsi="Arial" w:cs="Arial"/>
+                <w:rFonts w:ascii="Arial" w:hAnsi="Arial" w:eastAsia="等线" w:cs="Arial"/>
                 <w:sz w:val="22"/>
               </w:rPr>
               <w:t>《过程框架设计方案》</w:t>
@@ -13431,10 +13675,10 @@
           <w:tcPr>
             <w:tcW w:w="2385" w:type="dxa"/>
             <w:tcBorders>
-              <w:top w:val="single" w:sz="4" w:space="0" w:color="auto"/>
-              <w:left w:val="single" w:sz="4" w:space="0" w:color="auto"/>
+              <w:top w:val="single" w:color="auto" w:sz="4" w:space="0"/>
+              <w:left w:val="single" w:color="auto" w:sz="4" w:space="0"/>
               <w:bottom w:val="nil"/>
-              <w:right w:val="single" w:sz="12" w:space="0" w:color="auto"/>
+              <w:right w:val="single" w:color="auto" w:sz="12" w:space="0"/>
             </w:tcBorders>
             <w:tcMar>
               <w:top w:w="60" w:type="dxa"/>
@@ -13460,7 +13704,7 @@
               <w:adjustRightInd w:val="0"/>
               <w:snapToGrid w:val="0"/>
               <w:spacing w:before="120" w:after="120" w:line="240" w:lineRule="auto"/>
-              <w:ind w:left="0" w:right="0" w:firstLine="0" w:leftChars="0" w:rightChars="0" w:firstLineChars="0"/>
+              <w:ind w:left="0" w:leftChars="0" w:right="0" w:rightChars="0" w:firstLine="0" w:firstLineChars="0"/>
               <w:jc w:val="center"/>
               <w:textAlignment w:val="baseline"/>
               <w:rPr>
@@ -13470,7 +13714,7 @@
             </w:pPr>
             <w:r>
               <w:rPr>
-                <w:rFonts w:ascii="Arial" w:eastAsia="等线" w:hAnsi="Arial" w:cs="Arial"/>
+                <w:rFonts w:ascii="Arial" w:hAnsi="Arial" w:eastAsia="等线" w:cs="Arial"/>
                 <w:sz w:val="22"/>
               </w:rPr>
               <w:t>运维部</w:t>
@@ -13480,8 +13724,14 @@
       </w:tr>
       <w:tr>
         <w:tblPrEx>
-          <w:tblW w:w="8522" w:type="dxa"/>
-          <w:jc w:val="center"/>
+          <w:tblBorders>
+            <w:top w:val="none" w:color="auto" w:sz="0" w:space="0"/>
+            <w:left w:val="none" w:color="auto" w:sz="0" w:space="0"/>
+            <w:bottom w:val="none" w:color="auto" w:sz="0" w:space="0"/>
+            <w:right w:val="none" w:color="auto" w:sz="0" w:space="0"/>
+            <w:insideH w:val="none" w:color="auto" w:sz="0" w:space="0"/>
+            <w:insideV w:val="none" w:color="auto" w:sz="0" w:space="0"/>
+          </w:tblBorders>
           <w:tblCellMar>
             <w:top w:w="0" w:type="dxa"/>
             <w:left w:w="10" w:type="dxa"/>
@@ -13490,15 +13740,15 @@
           </w:tblCellMar>
         </w:tblPrEx>
         <w:trPr>
-          <w:trHeight w:val="0"/>
+          <w:trHeight w:val="0" w:hRule="atLeast"/>
           <w:jc w:val="center"/>
         </w:trPr>
         <w:tc>
           <w:tcPr>
             <w:tcW w:w="6137" w:type="dxa"/>
             <w:tcBorders>
-              <w:top w:val="single" w:sz="4" w:space="0" w:color="auto"/>
-              <w:left w:val="single" w:sz="12" w:space="0" w:color="auto"/>
+              <w:top w:val="single" w:color="auto" w:sz="4" w:space="0"/>
+              <w:left w:val="single" w:color="auto" w:sz="12" w:space="0"/>
               <w:bottom w:val="nil"/>
               <w:right w:val="nil"/>
             </w:tcBorders>
@@ -13526,7 +13776,7 @@
               <w:adjustRightInd w:val="0"/>
               <w:snapToGrid w:val="0"/>
               <w:spacing w:before="120" w:after="120" w:line="240" w:lineRule="auto"/>
-              <w:ind w:left="0" w:right="0" w:firstLine="0" w:leftChars="0" w:rightChars="0" w:firstLineChars="0"/>
+              <w:ind w:left="0" w:leftChars="0" w:right="0" w:rightChars="0" w:firstLine="0" w:firstLineChars="0"/>
               <w:jc w:val="center"/>
               <w:textAlignment w:val="baseline"/>
               <w:rPr>
@@ -13536,7 +13786,7 @@
             </w:pPr>
             <w:r>
               <w:rPr>
-                <w:rFonts w:ascii="Arial" w:eastAsia="等线" w:hAnsi="Arial" w:cs="Arial"/>
+                <w:rFonts w:ascii="Arial" w:hAnsi="Arial" w:eastAsia="等线" w:cs="Arial"/>
                 <w:sz w:val="22"/>
               </w:rPr>
               <w:t>《过程框架设计需求报告》</w:t>
@@ -13547,10 +13797,10 @@
           <w:tcPr>
             <w:tcW w:w="2385" w:type="dxa"/>
             <w:tcBorders>
-              <w:top w:val="single" w:sz="4" w:space="0" w:color="auto"/>
-              <w:left w:val="single" w:sz="4" w:space="0" w:color="auto"/>
+              <w:top w:val="single" w:color="auto" w:sz="4" w:space="0"/>
+              <w:left w:val="single" w:color="auto" w:sz="4" w:space="0"/>
               <w:bottom w:val="nil"/>
-              <w:right w:val="single" w:sz="12" w:space="0" w:color="auto"/>
+              <w:right w:val="single" w:color="auto" w:sz="12" w:space="0"/>
             </w:tcBorders>
             <w:tcMar>
               <w:top w:w="60" w:type="dxa"/>
@@ -13576,7 +13826,7 @@
               <w:adjustRightInd w:val="0"/>
               <w:snapToGrid w:val="0"/>
               <w:spacing w:before="120" w:after="120" w:line="240" w:lineRule="auto"/>
-              <w:ind w:left="0" w:right="0" w:firstLine="0" w:leftChars="0" w:rightChars="0" w:firstLineChars="0"/>
+              <w:ind w:left="0" w:leftChars="0" w:right="0" w:rightChars="0" w:firstLine="0" w:firstLineChars="0"/>
               <w:jc w:val="center"/>
               <w:textAlignment w:val="baseline"/>
               <w:rPr>
@@ -13586,7 +13836,7 @@
             </w:pPr>
             <w:r>
               <w:rPr>
-                <w:rFonts w:ascii="Arial" w:eastAsia="等线" w:hAnsi="Arial" w:cs="Arial"/>
+                <w:rFonts w:ascii="Arial" w:hAnsi="Arial" w:eastAsia="等线" w:cs="Arial"/>
                 <w:sz w:val="22"/>
               </w:rPr>
               <w:t>运维部</w:t>
@@ -13596,8 +13846,14 @@
       </w:tr>
       <w:tr>
         <w:tblPrEx>
-          <w:tblW w:w="8522" w:type="dxa"/>
-          <w:jc w:val="center"/>
+          <w:tblBorders>
+            <w:top w:val="none" w:color="auto" w:sz="0" w:space="0"/>
+            <w:left w:val="none" w:color="auto" w:sz="0" w:space="0"/>
+            <w:bottom w:val="none" w:color="auto" w:sz="0" w:space="0"/>
+            <w:right w:val="none" w:color="auto" w:sz="0" w:space="0"/>
+            <w:insideH w:val="none" w:color="auto" w:sz="0" w:space="0"/>
+            <w:insideV w:val="none" w:color="auto" w:sz="0" w:space="0"/>
+          </w:tblBorders>
           <w:tblCellMar>
             <w:top w:w="0" w:type="dxa"/>
             <w:left w:w="10" w:type="dxa"/>
@@ -13606,15 +13862,15 @@
           </w:tblCellMar>
         </w:tblPrEx>
         <w:trPr>
-          <w:trHeight w:val="0"/>
+          <w:trHeight w:val="0" w:hRule="atLeast"/>
           <w:jc w:val="center"/>
         </w:trPr>
         <w:tc>
           <w:tcPr>
             <w:tcW w:w="6137" w:type="dxa"/>
             <w:tcBorders>
-              <w:top w:val="single" w:sz="4" w:space="0" w:color="auto"/>
-              <w:left w:val="single" w:sz="12" w:space="0" w:color="auto"/>
+              <w:top w:val="single" w:color="auto" w:sz="4" w:space="0"/>
+              <w:left w:val="single" w:color="auto" w:sz="12" w:space="0"/>
               <w:bottom w:val="nil"/>
               <w:right w:val="nil"/>
             </w:tcBorders>
@@ -13642,7 +13898,7 @@
               <w:adjustRightInd w:val="0"/>
               <w:snapToGrid w:val="0"/>
               <w:spacing w:before="120" w:after="120" w:line="240" w:lineRule="auto"/>
-              <w:ind w:left="0" w:right="0" w:firstLine="0" w:leftChars="0" w:rightChars="0" w:firstLineChars="0"/>
+              <w:ind w:left="0" w:leftChars="0" w:right="0" w:rightChars="0" w:firstLine="0" w:firstLineChars="0"/>
               <w:jc w:val="center"/>
               <w:textAlignment w:val="baseline"/>
               <w:rPr>
@@ -13652,7 +13908,7 @@
             </w:pPr>
             <w:r>
               <w:rPr>
-                <w:rFonts w:ascii="Arial" w:eastAsia="等线" w:hAnsi="Arial" w:cs="Arial"/>
+                <w:rFonts w:ascii="Arial" w:hAnsi="Arial" w:eastAsia="等线" w:cs="Arial"/>
                 <w:sz w:val="22"/>
               </w:rPr>
               <w:t>《过程框架评审记录》</w:t>
@@ -13663,10 +13919,10 @@
           <w:tcPr>
             <w:tcW w:w="2385" w:type="dxa"/>
             <w:tcBorders>
-              <w:top w:val="single" w:sz="4" w:space="0" w:color="auto"/>
-              <w:left w:val="single" w:sz="4" w:space="0" w:color="auto"/>
+              <w:top w:val="single" w:color="auto" w:sz="4" w:space="0"/>
+              <w:left w:val="single" w:color="auto" w:sz="4" w:space="0"/>
               <w:bottom w:val="nil"/>
-              <w:right w:val="single" w:sz="12" w:space="0" w:color="auto"/>
+              <w:right w:val="single" w:color="auto" w:sz="12" w:space="0"/>
             </w:tcBorders>
             <w:tcMar>
               <w:top w:w="60" w:type="dxa"/>
@@ -13692,7 +13948,7 @@
               <w:adjustRightInd w:val="0"/>
               <w:snapToGrid w:val="0"/>
               <w:spacing w:before="120" w:after="120" w:line="240" w:lineRule="auto"/>
-              <w:ind w:left="0" w:right="0" w:firstLine="0" w:leftChars="0" w:rightChars="0" w:firstLineChars="0"/>
+              <w:ind w:left="0" w:leftChars="0" w:right="0" w:rightChars="0" w:firstLine="0" w:firstLineChars="0"/>
               <w:jc w:val="center"/>
               <w:textAlignment w:val="baseline"/>
               <w:rPr>
@@ -13702,18 +13958,24 @@
             </w:pPr>
             <w:r>
               <w:rPr>
-                <w:rFonts w:ascii="Arial" w:eastAsia="等线" w:hAnsi="Arial" w:cs="Arial"/>
+                <w:rFonts w:ascii="Arial" w:hAnsi="Arial" w:eastAsia="等线" w:cs="Arial"/>
                 <w:sz w:val="22"/>
               </w:rPr>
-              <w:t>产品产品质量部</w:t>
+              <w:t>产品质量部</w:t>
             </w:r>
           </w:p>
         </w:tc>
       </w:tr>
       <w:tr>
         <w:tblPrEx>
-          <w:tblW w:w="8522" w:type="dxa"/>
-          <w:jc w:val="center"/>
+          <w:tblBorders>
+            <w:top w:val="none" w:color="auto" w:sz="0" w:space="0"/>
+            <w:left w:val="none" w:color="auto" w:sz="0" w:space="0"/>
+            <w:bottom w:val="none" w:color="auto" w:sz="0" w:space="0"/>
+            <w:right w:val="none" w:color="auto" w:sz="0" w:space="0"/>
+            <w:insideH w:val="none" w:color="auto" w:sz="0" w:space="0"/>
+            <w:insideV w:val="none" w:color="auto" w:sz="0" w:space="0"/>
+          </w:tblBorders>
           <w:tblCellMar>
             <w:top w:w="0" w:type="dxa"/>
             <w:left w:w="10" w:type="dxa"/>
@@ -13722,16 +13984,16 @@
           </w:tblCellMar>
         </w:tblPrEx>
         <w:trPr>
-          <w:trHeight w:val="0"/>
+          <w:trHeight w:val="0" w:hRule="atLeast"/>
           <w:jc w:val="center"/>
         </w:trPr>
         <w:tc>
           <w:tcPr>
             <w:tcW w:w="6137" w:type="dxa"/>
             <w:tcBorders>
-              <w:top w:val="single" w:sz="4" w:space="0" w:color="auto"/>
-              <w:left w:val="single" w:sz="12" w:space="0" w:color="auto"/>
-              <w:bottom w:val="single" w:sz="12" w:space="0" w:color="auto"/>
+              <w:top w:val="single" w:color="auto" w:sz="4" w:space="0"/>
+              <w:left w:val="single" w:color="auto" w:sz="12" w:space="0"/>
+              <w:bottom w:val="single" w:color="auto" w:sz="12" w:space="0"/>
               <w:right w:val="nil"/>
             </w:tcBorders>
             <w:tcMar>
@@ -13758,7 +14020,7 @@
               <w:adjustRightInd w:val="0"/>
               <w:snapToGrid w:val="0"/>
               <w:spacing w:before="120" w:after="120" w:line="240" w:lineRule="auto"/>
-              <w:ind w:left="0" w:right="0" w:firstLine="0" w:leftChars="0" w:rightChars="0" w:firstLineChars="0"/>
+              <w:ind w:left="0" w:leftChars="0" w:right="0" w:rightChars="0" w:firstLine="0" w:firstLineChars="0"/>
               <w:jc w:val="center"/>
               <w:textAlignment w:val="baseline"/>
               <w:rPr>
@@ -13768,7 +14030,7 @@
             </w:pPr>
             <w:r>
               <w:rPr>
-                <w:rFonts w:ascii="Arial" w:eastAsia="等线" w:hAnsi="Arial" w:cs="Arial"/>
+                <w:rFonts w:ascii="Arial" w:hAnsi="Arial" w:eastAsia="等线" w:cs="Arial"/>
                 <w:sz w:val="22"/>
               </w:rPr>
               <w:t>《过程框架改进计划》</w:t>
@@ -13779,10 +14041,10 @@
           <w:tcPr>
             <w:tcW w:w="2385" w:type="dxa"/>
             <w:tcBorders>
-              <w:top w:val="single" w:sz="4" w:space="0" w:color="auto"/>
-              <w:left w:val="single" w:sz="4" w:space="0" w:color="auto"/>
-              <w:bottom w:val="single" w:sz="12" w:space="0" w:color="auto"/>
-              <w:right w:val="single" w:sz="12" w:space="0" w:color="auto"/>
+              <w:top w:val="single" w:color="auto" w:sz="4" w:space="0"/>
+              <w:left w:val="single" w:color="auto" w:sz="4" w:space="0"/>
+              <w:bottom w:val="single" w:color="auto" w:sz="12" w:space="0"/>
+              <w:right w:val="single" w:color="auto" w:sz="12" w:space="0"/>
             </w:tcBorders>
             <w:tcMar>
               <w:top w:w="60" w:type="dxa"/>
@@ -13808,7 +14070,7 @@
               <w:adjustRightInd w:val="0"/>
               <w:snapToGrid w:val="0"/>
               <w:spacing w:before="120" w:after="120" w:line="240" w:lineRule="auto"/>
-              <w:ind w:left="0" w:right="0" w:firstLine="0" w:leftChars="0" w:rightChars="0" w:firstLineChars="0"/>
+              <w:ind w:left="0" w:leftChars="0" w:right="0" w:rightChars="0" w:firstLine="0" w:firstLineChars="0"/>
               <w:jc w:val="center"/>
               <w:textAlignment w:val="baseline"/>
               <w:rPr>
@@ -13818,7 +14080,7 @@
             </w:pPr>
             <w:r>
               <w:rPr>
-                <w:rFonts w:ascii="Arial" w:eastAsia="等线" w:hAnsi="Arial" w:cs="Arial"/>
+                <w:rFonts w:ascii="Arial" w:hAnsi="Arial" w:eastAsia="等线" w:cs="Arial"/>
                 <w:sz w:val="22"/>
               </w:rPr>
               <w:t>运维部</w:t>
@@ -13829,7 +14091,7 @@
     </w:tbl>
     <w:p>
       <w:pPr>
-        <w:pStyle w:val="a2"/>
+        <w:pStyle w:val="32"/>
         <w:keepNext w:val="0"/>
         <w:keepLines w:val="0"/>
         <w:pageBreakBefore w:val="0"/>
@@ -13853,20 +14115,70 @@
     <w:sectPr>
       <w:pgSz w:w="11906" w:h="16838"/>
       <w:pgMar w:top="1440" w:right="1800" w:bottom="1440" w:left="1800" w:header="851" w:footer="992" w:gutter="0"/>
-      <w:cols w:num="1" w:space="425"/>
+      <w:cols w:space="425" w:num="1"/>
       <w:docGrid w:type="lines" w:linePitch="312" w:charSpace="0"/>
     </w:sectPr>
   </w:body>
 </w:document>
 </file>
 
+<file path=word/endnotes.xml><?xml version="1.0" encoding="utf-8"?>
+<w:endnotes xmlns:wpc="http://schemas.microsoft.com/office/word/2010/wordprocessingCanvas" xmlns:mc="http://schemas.openxmlformats.org/markup-compatibility/2006" xmlns:o="urn:schemas-microsoft-com:office:office" xmlns:r="http://schemas.openxmlformats.org/officeDocument/2006/relationships" xmlns:m="http://schemas.openxmlformats.org/officeDocument/2006/math" xmlns:v="urn:schemas-microsoft-com:vml" xmlns:wp14="http://schemas.microsoft.com/office/word/2010/wordprocessingDrawing" xmlns:wp="http://schemas.openxmlformats.org/drawingml/2006/wordprocessingDrawing" xmlns:w="http://schemas.openxmlformats.org/wordprocessingml/2006/main" xmlns:w14="http://schemas.microsoft.com/office/word/2010/wordml" xmlns:w15="http://schemas.microsoft.com/office/word/2012/wordml" xmlns:w10="urn:schemas-microsoft-com:office:word" xmlns:wpg="http://schemas.microsoft.com/office/word/2010/wordprocessingGroup" xmlns:wpi="http://schemas.microsoft.com/office/word/2010/wordprocessingInk" xmlns:wne="http://schemas.microsoft.com/office/word/2006/wordml" xmlns:wps="http://schemas.microsoft.com/office/word/2010/wordprocessingShape" xmlns:wpsCustomData="http://www.wps.cn/officeDocument/2013/wpsCustomData" mc:Ignorable="w14 w15 wp14">
+  <w:endnote w:type="separator" w:id="0">
+    <w:p>
+      <w:pPr>
+        <w:spacing w:line="240" w:lineRule="auto"/>
+      </w:pPr>
+      <w:r>
+        <w:separator/>
+      </w:r>
+    </w:p>
+  </w:endnote>
+  <w:endnote w:type="continuationSeparator" w:id="1">
+    <w:p>
+      <w:pPr>
+        <w:spacing w:line="240" w:lineRule="auto"/>
+      </w:pPr>
+      <w:r>
+        <w:continuationSeparator/>
+      </w:r>
+    </w:p>
+  </w:endnote>
+</w:endnotes>
+</file>
+
+<file path=word/footnotes.xml><?xml version="1.0" encoding="utf-8"?>
+<w:footnotes xmlns:wpc="http://schemas.microsoft.com/office/word/2010/wordprocessingCanvas" xmlns:mc="http://schemas.openxmlformats.org/markup-compatibility/2006" xmlns:o="urn:schemas-microsoft-com:office:office" xmlns:r="http://schemas.openxmlformats.org/officeDocument/2006/relationships" xmlns:m="http://schemas.openxmlformats.org/officeDocument/2006/math" xmlns:v="urn:schemas-microsoft-com:vml" xmlns:wp14="http://schemas.microsoft.com/office/word/2010/wordprocessingDrawing" xmlns:wp="http://schemas.openxmlformats.org/drawingml/2006/wordprocessingDrawing" xmlns:w="http://schemas.openxmlformats.org/wordprocessingml/2006/main" xmlns:w14="http://schemas.microsoft.com/office/word/2010/wordml" xmlns:w15="http://schemas.microsoft.com/office/word/2012/wordml" xmlns:w10="urn:schemas-microsoft-com:office:word" xmlns:wpg="http://schemas.microsoft.com/office/word/2010/wordprocessingGroup" xmlns:wpi="http://schemas.microsoft.com/office/word/2010/wordprocessingInk" xmlns:wne="http://schemas.microsoft.com/office/word/2006/wordml" xmlns:wps="http://schemas.microsoft.com/office/word/2010/wordprocessingShape" xmlns:wpsCustomData="http://www.wps.cn/officeDocument/2013/wpsCustomData" mc:Ignorable="w14 w15 wp14">
+  <w:footnote w:type="separator" w:id="0">
+    <w:p>
+      <w:pPr>
+        <w:spacing w:line="360" w:lineRule="auto"/>
+      </w:pPr>
+      <w:r>
+        <w:separator/>
+      </w:r>
+    </w:p>
+  </w:footnote>
+  <w:footnote w:type="continuationSeparator" w:id="1">
+    <w:p>
+      <w:pPr>
+        <w:spacing w:line="360" w:lineRule="auto"/>
+      </w:pPr>
+      <w:r>
+        <w:continuationSeparator/>
+      </w:r>
+    </w:p>
+  </w:footnote>
+</w:footnotes>
+</file>
+
 <file path=word/numbering.xml><?xml version="1.0" encoding="utf-8"?>
-<w:numbering xmlns:wpc="http://schemas.microsoft.com/office/word/2010/wordprocessingCanvas" xmlns:mc="http://schemas.openxmlformats.org/markup-compatibility/2006" xmlns:o="urn:schemas-microsoft-com:office:office" xmlns:r="http://schemas.openxmlformats.org/officeDocument/2006/relationships" xmlns:m="http://schemas.openxmlformats.org/officeDocument/2006/math" xmlns:v="urn:schemas-microsoft-com:vml" xmlns:wp14="http://schemas.microsoft.com/office/word/2010/wordprocessingDrawing" xmlns:wp="http://schemas.openxmlformats.org/drawingml/2006/wordprocessingDrawing" xmlns:w10="urn:schemas-microsoft-com:office:word" xmlns:w="http://schemas.openxmlformats.org/wordprocessingml/2006/main" xmlns:w14="http://schemas.microsoft.com/office/word/2010/wordml" xmlns:w15="http://schemas.microsoft.com/office/word/2012/wordml" xmlns:wne="http://schemas.microsoft.com/office/word/2006/wordml" xmlns:wpg="http://schemas.microsoft.com/office/word/2010/wordprocessingGroup" xmlns:wpi="http://schemas.microsoft.com/office/word/2010/wordprocessingInk" xmlns:wps="http://schemas.microsoft.com/office/word/2010/wordprocessingShape" mc:Ignorable="w14 w15 wp14">
+<w:numbering xmlns:wpc="http://schemas.microsoft.com/office/word/2010/wordprocessingCanvas" xmlns:mc="http://schemas.openxmlformats.org/markup-compatibility/2006" xmlns:o="urn:schemas-microsoft-com:office:office" xmlns:r="http://schemas.openxmlformats.org/officeDocument/2006/relationships" xmlns:m="http://schemas.openxmlformats.org/officeDocument/2006/math" xmlns:v="urn:schemas-microsoft-com:vml" xmlns:wp14="http://schemas.microsoft.com/office/word/2010/wordprocessingDrawing" xmlns:wp="http://schemas.openxmlformats.org/drawingml/2006/wordprocessingDrawing" xmlns:w10="urn:schemas-microsoft-com:office:word" xmlns:w="http://schemas.openxmlformats.org/wordprocessingml/2006/main" xmlns:w14="http://schemas.microsoft.com/office/word/2010/wordml" xmlns:wpg="http://schemas.microsoft.com/office/word/2010/wordprocessingGroup" xmlns:wpi="http://schemas.microsoft.com/office/word/2010/wordprocessingInk" xmlns:wne="http://schemas.microsoft.com/office/word/2006/wordml" xmlns:wps="http://schemas.microsoft.com/office/word/2010/wordprocessingShape" xmlns:wpsCustomData="http://www.wps.cn/officeDocument/2013/wpsCustomData" mc:Ignorable="w14 wp14">
   <w:abstractNum w:abstractNumId="0">
     <w:nsid w:val="8E6C9E49"/>
     <w:multiLevelType w:val="singleLevel"/>
     <w:tmpl w:val="8E6C9E49"/>
-    <w:lvl w:ilvl="0">
+    <w:lvl w:ilvl="0" w:tentative="0">
       <w:start w:val="1"/>
       <w:numFmt w:val="decimal"/>
       <w:suff w:val="nothing"/>
@@ -13878,10 +14190,10 @@
     <w:nsid w:val="8E964DCE"/>
     <w:multiLevelType w:val="multilevel"/>
     <w:tmpl w:val="8E964DCE"/>
-    <w:lvl w:ilvl="0">
+    <w:lvl w:ilvl="0" w:tentative="0">
       <w:start w:val="1"/>
       <w:numFmt w:val="decimal"/>
-      <w:pStyle w:val="Heading1"/>
+      <w:pStyle w:val="2"/>
       <w:lvlText w:val="%1."/>
       <w:lvlJc w:val="left"/>
       <w:pPr>
@@ -13891,10 +14203,10 @@
         <w:rFonts w:hint="default"/>
       </w:rPr>
     </w:lvl>
-    <w:lvl w:ilvl="1">
+    <w:lvl w:ilvl="1" w:tentative="0">
       <w:start w:val="1"/>
       <w:numFmt w:val="decimal"/>
-      <w:pStyle w:val="Heading2"/>
+      <w:pStyle w:val="3"/>
       <w:lvlText w:val="%1.%2."/>
       <w:lvlJc w:val="left"/>
       <w:pPr>
@@ -13904,10 +14216,10 @@
         <w:rFonts w:hint="default"/>
       </w:rPr>
     </w:lvl>
-    <w:lvl w:ilvl="2">
+    <w:lvl w:ilvl="2" w:tentative="0">
       <w:start w:val="1"/>
       <w:numFmt w:val="decimal"/>
-      <w:pStyle w:val="Heading3"/>
+      <w:pStyle w:val="4"/>
       <w:lvlText w:val="%1.%2.%3."/>
       <w:lvlJc w:val="left"/>
       <w:pPr>
@@ -13917,10 +14229,10 @@
         <w:rFonts w:hint="default"/>
       </w:rPr>
     </w:lvl>
-    <w:lvl w:ilvl="3">
+    <w:lvl w:ilvl="3" w:tentative="0">
       <w:start w:val="1"/>
       <w:numFmt w:val="decimal"/>
-      <w:pStyle w:val="Heading4"/>
+      <w:pStyle w:val="5"/>
       <w:lvlText w:val="%1.%2.%3.%4."/>
       <w:lvlJc w:val="left"/>
       <w:pPr>
@@ -13930,10 +14242,10 @@
         <w:rFonts w:hint="default"/>
       </w:rPr>
     </w:lvl>
-    <w:lvl w:ilvl="4">
+    <w:lvl w:ilvl="4" w:tentative="0">
       <w:start w:val="1"/>
       <w:numFmt w:val="decimal"/>
-      <w:pStyle w:val="Heading5"/>
+      <w:pStyle w:val="6"/>
       <w:lvlText w:val="%1.%2.%3.%4.%5."/>
       <w:lvlJc w:val="left"/>
       <w:pPr>
@@ -13943,10 +14255,10 @@
         <w:rFonts w:hint="default"/>
       </w:rPr>
     </w:lvl>
-    <w:lvl w:ilvl="5">
+    <w:lvl w:ilvl="5" w:tentative="0">
       <w:start w:val="1"/>
       <w:numFmt w:val="decimal"/>
-      <w:pStyle w:val="Heading6"/>
+      <w:pStyle w:val="7"/>
       <w:lvlText w:val="%1.%2.%3.%4.%5.%6."/>
       <w:lvlJc w:val="left"/>
       <w:pPr>
@@ -13956,10 +14268,10 @@
         <w:rFonts w:hint="default"/>
       </w:rPr>
     </w:lvl>
-    <w:lvl w:ilvl="6">
+    <w:lvl w:ilvl="6" w:tentative="0">
       <w:start w:val="1"/>
       <w:numFmt w:val="decimal"/>
-      <w:pStyle w:val="Heading7"/>
+      <w:pStyle w:val="8"/>
       <w:lvlText w:val="%1.%2.%3.%4.%5.%6.%7."/>
       <w:lvlJc w:val="left"/>
       <w:pPr>
@@ -13969,10 +14281,10 @@
         <w:rFonts w:hint="default"/>
       </w:rPr>
     </w:lvl>
-    <w:lvl w:ilvl="7">
+    <w:lvl w:ilvl="7" w:tentative="0">
       <w:start w:val="1"/>
       <w:numFmt w:val="decimal"/>
-      <w:pStyle w:val="Heading8"/>
+      <w:pStyle w:val="9"/>
       <w:lvlText w:val="%1.%2.%3.%4.%5.%6.%7.%8."/>
       <w:lvlJc w:val="left"/>
       <w:pPr>
@@ -13982,10 +14294,10 @@
         <w:rFonts w:hint="default"/>
       </w:rPr>
     </w:lvl>
-    <w:lvl w:ilvl="8">
+    <w:lvl w:ilvl="8" w:tentative="0">
       <w:start w:val="1"/>
       <w:numFmt w:val="decimal"/>
-      <w:pStyle w:val="Heading9"/>
+      <w:pStyle w:val="10"/>
       <w:lvlText w:val="%1.%2.%3.%4.%5.%6.%7.%8.%9."/>
       <w:lvlJc w:val="left"/>
       <w:pPr>
@@ -14000,7 +14312,7 @@
     <w:nsid w:val="926CAB3A"/>
     <w:multiLevelType w:val="singleLevel"/>
     <w:tmpl w:val="926CAB3A"/>
-    <w:lvl w:ilvl="0">
+    <w:lvl w:ilvl="0" w:tentative="0">
       <w:start w:val="1"/>
       <w:numFmt w:val="decimal"/>
       <w:suff w:val="nothing"/>
@@ -14012,7 +14324,7 @@
     <w:nsid w:val="94F59E07"/>
     <w:multiLevelType w:val="singleLevel"/>
     <w:tmpl w:val="94F59E07"/>
-    <w:lvl w:ilvl="0">
+    <w:lvl w:ilvl="0" w:tentative="0">
       <w:start w:val="1"/>
       <w:numFmt w:val="decimal"/>
       <w:suff w:val="nothing"/>
@@ -14024,7 +14336,7 @@
     <w:nsid w:val="1E2F6DCD"/>
     <w:multiLevelType w:val="singleLevel"/>
     <w:tmpl w:val="1E2F6DCD"/>
-    <w:lvl w:ilvl="0">
+    <w:lvl w:ilvl="0" w:tentative="0">
       <w:start w:val="1"/>
       <w:numFmt w:val="decimal"/>
       <w:suff w:val="nothing"/>
@@ -14036,7 +14348,7 @@
     <w:nsid w:val="5A3E9F97"/>
     <w:multiLevelType w:val="singleLevel"/>
     <w:tmpl w:val="5A3E9F97"/>
-    <w:lvl w:ilvl="0">
+    <w:lvl w:ilvl="0" w:tentative="0">
       <w:start w:val="1"/>
       <w:numFmt w:val="decimal"/>
       <w:suff w:val="nothing"/>
@@ -14048,7 +14360,7 @@
     <w:nsid w:val="6A1658FB"/>
     <w:multiLevelType w:val="singleLevel"/>
     <w:tmpl w:val="6A1658FB"/>
-    <w:lvl w:ilvl="0">
+    <w:lvl w:ilvl="0" w:tentative="0">
       <w:start w:val="1"/>
       <w:numFmt w:val="decimal"/>
       <w:suff w:val="nothing"/>
@@ -14060,7 +14372,7 @@
     <w:nsid w:val="6EECEBCB"/>
     <w:multiLevelType w:val="singleLevel"/>
     <w:tmpl w:val="6EECEBCB"/>
-    <w:lvl w:ilvl="0">
+    <w:lvl w:ilvl="0" w:tentative="0">
       <w:start w:val="1"/>
       <w:numFmt w:val="decimal"/>
       <w:suff w:val="nothing"/>
@@ -14072,7 +14384,7 @@
     <w:nsid w:val="7799E57F"/>
     <w:multiLevelType w:val="singleLevel"/>
     <w:tmpl w:val="7799E57F"/>
-    <w:lvl w:ilvl="0">
+    <w:lvl w:ilvl="0" w:tentative="0">
       <w:start w:val="1"/>
       <w:numFmt w:val="decimal"/>
       <w:suff w:val="nothing"/>
@@ -14111,267 +14423,269 @@
 </file>
 
 <file path=word/styles.xml><?xml version="1.0" encoding="utf-8"?>
-<w:styles xmlns:mc="http://schemas.openxmlformats.org/markup-compatibility/2006" xmlns:r="http://schemas.openxmlformats.org/officeDocument/2006/relationships" xmlns:w="http://schemas.openxmlformats.org/wordprocessingml/2006/main" xmlns:w14="http://schemas.microsoft.com/office/word/2010/wordml" xmlns:w15="http://schemas.microsoft.com/office/word/2012/wordml" mc:Ignorable="w14 w15">
+<w:styles xmlns:mc="http://schemas.openxmlformats.org/markup-compatibility/2006" xmlns:o="urn:schemas-microsoft-com:office:office" xmlns:r="http://schemas.openxmlformats.org/officeDocument/2006/relationships" xmlns:m="http://schemas.openxmlformats.org/officeDocument/2006/math" xmlns:v="urn:schemas-microsoft-com:vml" xmlns:w="http://schemas.openxmlformats.org/wordprocessingml/2006/main" xmlns:w14="http://schemas.microsoft.com/office/word/2010/wordml" xmlns:w10="urn:schemas-microsoft-com:office:word" xmlns:sl="http://schemas.openxmlformats.org/schemaLibrary/2006/main" xmlns:wpsCustomData="http://www.wps.cn/officeDocument/2013/wpsCustomData" mc:Ignorable="w14">
   <w:docDefaults>
     <w:rPrDefault>
       <w:rPr>
-        <w:rFonts w:ascii="Times New Roman" w:eastAsia="宋体" w:hAnsi="Times New Roman" w:cs="Times New Roman"/>
+        <w:rFonts w:ascii="Times New Roman" w:hAnsi="Times New Roman" w:eastAsia="宋体" w:cs="Times New Roman"/>
       </w:rPr>
     </w:rPrDefault>
     <w:pPrDefault/>
   </w:docDefaults>
-  <w:latentStyles w:defLockedState="0" w:defUIPriority="99" w:defSemiHidden="1" w:defUnhideWhenUsed="1" w:defQFormat="0" w:count="260">
-    <w:lsdException w:name="Normal" w:semiHidden="0" w:uiPriority="0" w:unhideWhenUsed="0" w:qFormat="1"/>
-    <w:lsdException w:name="heading 1" w:semiHidden="0" w:uiPriority="0" w:unhideWhenUsed="0" w:qFormat="1"/>
-    <w:lsdException w:name="heading 2" w:semiHidden="0" w:uiPriority="0" w:qFormat="1"/>
-    <w:lsdException w:name="heading 3" w:uiPriority="0" w:qFormat="1"/>
-    <w:lsdException w:name="heading 4" w:semiHidden="0" w:uiPriority="0" w:qFormat="1"/>
-    <w:lsdException w:name="heading 5" w:uiPriority="0" w:qFormat="1"/>
-    <w:lsdException w:name="heading 6" w:uiPriority="0" w:qFormat="1"/>
-    <w:lsdException w:name="heading 7" w:uiPriority="0" w:qFormat="1"/>
-    <w:lsdException w:name="heading 8" w:uiPriority="0" w:qFormat="1"/>
-    <w:lsdException w:name="heading 9" w:uiPriority="0" w:qFormat="1"/>
-    <w:lsdException w:name="index 1" w:semiHidden="0" w:uiPriority="0" w:unhideWhenUsed="0"/>
-    <w:lsdException w:name="index 2" w:semiHidden="0" w:uiPriority="0" w:unhideWhenUsed="0"/>
-    <w:lsdException w:name="index 3" w:semiHidden="0" w:uiPriority="0" w:unhideWhenUsed="0"/>
-    <w:lsdException w:name="index 4" w:semiHidden="0" w:uiPriority="0" w:unhideWhenUsed="0"/>
-    <w:lsdException w:name="index 5" w:semiHidden="0" w:uiPriority="0" w:unhideWhenUsed="0"/>
-    <w:lsdException w:name="index 6" w:semiHidden="0" w:uiPriority="0" w:unhideWhenUsed="0"/>
-    <w:lsdException w:name="index 7" w:semiHidden="0" w:uiPriority="0" w:unhideWhenUsed="0"/>
-    <w:lsdException w:name="index 8" w:semiHidden="0" w:uiPriority="0" w:unhideWhenUsed="0"/>
-    <w:lsdException w:name="index 9" w:semiHidden="0" w:uiPriority="0" w:unhideWhenUsed="0"/>
-    <w:lsdException w:name="toc 1" w:semiHidden="0" w:uiPriority="0" w:unhideWhenUsed="0" w:qFormat="1"/>
-    <w:lsdException w:name="toc 2" w:semiHidden="0" w:uiPriority="0" w:unhideWhenUsed="0" w:qFormat="1"/>
-    <w:lsdException w:name="toc 3" w:semiHidden="0" w:uiPriority="0" w:unhideWhenUsed="0" w:qFormat="1"/>
-    <w:lsdException w:name="toc 4" w:semiHidden="0" w:uiPriority="0" w:unhideWhenUsed="0"/>
-    <w:lsdException w:name="toc 5" w:semiHidden="0" w:uiPriority="0" w:unhideWhenUsed="0"/>
-    <w:lsdException w:name="toc 6" w:semiHidden="0" w:uiPriority="0" w:unhideWhenUsed="0"/>
-    <w:lsdException w:name="toc 7" w:semiHidden="0" w:uiPriority="0" w:unhideWhenUsed="0"/>
-    <w:lsdException w:name="toc 8" w:semiHidden="0" w:uiPriority="0" w:unhideWhenUsed="0"/>
-    <w:lsdException w:name="toc 9" w:semiHidden="0" w:uiPriority="0" w:unhideWhenUsed="0"/>
-    <w:lsdException w:name="Normal Indent" w:semiHidden="0" w:uiPriority="0" w:unhideWhenUsed="0"/>
-    <w:lsdException w:name="footnote text" w:semiHidden="0" w:uiPriority="0" w:unhideWhenUsed="0"/>
-    <w:lsdException w:name="annotation text" w:semiHidden="0" w:uiPriority="0" w:unhideWhenUsed="0" w:qFormat="1"/>
-    <w:lsdException w:name="header" w:semiHidden="0" w:uiPriority="0" w:unhideWhenUsed="0" w:qFormat="1"/>
-    <w:lsdException w:name="footer" w:semiHidden="0" w:uiPriority="0" w:unhideWhenUsed="0" w:qFormat="1"/>
-    <w:lsdException w:name="index heading" w:semiHidden="0" w:uiPriority="0" w:unhideWhenUsed="0"/>
-    <w:lsdException w:name="caption" w:uiPriority="0" w:qFormat="1"/>
-    <w:lsdException w:name="table of figures" w:semiHidden="0" w:uiPriority="0" w:unhideWhenUsed="0" w:qFormat="1"/>
-    <w:lsdException w:name="envelope address" w:semiHidden="0" w:uiPriority="0" w:unhideWhenUsed="0"/>
-    <w:lsdException w:name="envelope return" w:semiHidden="0" w:uiPriority="0" w:unhideWhenUsed="0"/>
-    <w:lsdException w:name="footnote reference" w:semiHidden="0" w:uiPriority="0" w:unhideWhenUsed="0"/>
-    <w:lsdException w:name="annotation reference" w:semiHidden="0" w:uiPriority="0" w:unhideWhenUsed="0"/>
-    <w:lsdException w:name="line number" w:semiHidden="0" w:uiPriority="0" w:unhideWhenUsed="0"/>
-    <w:lsdException w:name="page number" w:semiHidden="0" w:uiPriority="0" w:unhideWhenUsed="0"/>
-    <w:lsdException w:name="endnote reference" w:semiHidden="0" w:uiPriority="0" w:unhideWhenUsed="0"/>
-    <w:lsdException w:name="endnote text" w:semiHidden="0" w:uiPriority="0" w:unhideWhenUsed="0"/>
-    <w:lsdException w:name="table of authorities" w:semiHidden="0" w:uiPriority="0" w:unhideWhenUsed="0"/>
-    <w:lsdException w:name="macro" w:semiHidden="0" w:uiPriority="0" w:unhideWhenUsed="0"/>
-    <w:lsdException w:name="toa heading" w:semiHidden="0" w:uiPriority="0" w:unhideWhenUsed="0"/>
-    <w:lsdException w:name="List" w:semiHidden="0" w:uiPriority="0" w:unhideWhenUsed="0"/>
-    <w:lsdException w:name="List Bullet" w:semiHidden="0" w:uiPriority="0" w:unhideWhenUsed="0"/>
-    <w:lsdException w:name="List Number" w:semiHidden="0" w:uiPriority="0" w:unhideWhenUsed="0"/>
-    <w:lsdException w:name="List 2" w:semiHidden="0" w:uiPriority="0" w:unhideWhenUsed="0"/>
-    <w:lsdException w:name="List 3" w:semiHidden="0" w:uiPriority="0" w:unhideWhenUsed="0"/>
-    <w:lsdException w:name="List 4" w:semiHidden="0" w:uiPriority="0" w:unhideWhenUsed="0"/>
-    <w:lsdException w:name="List 5" w:semiHidden="0" w:uiPriority="0" w:unhideWhenUsed="0"/>
-    <w:lsdException w:name="List Bullet 2" w:semiHidden="0" w:uiPriority="0" w:unhideWhenUsed="0"/>
-    <w:lsdException w:name="List Bullet 3" w:semiHidden="0" w:uiPriority="0" w:unhideWhenUsed="0"/>
-    <w:lsdException w:name="List Bullet 4" w:semiHidden="0" w:uiPriority="0" w:unhideWhenUsed="0"/>
-    <w:lsdException w:name="List Bullet 5" w:semiHidden="0" w:uiPriority="0" w:unhideWhenUsed="0"/>
-    <w:lsdException w:name="List Number 2" w:semiHidden="0" w:uiPriority="0" w:unhideWhenUsed="0"/>
-    <w:lsdException w:name="List Number 3" w:semiHidden="0" w:uiPriority="0" w:unhideWhenUsed="0"/>
-    <w:lsdException w:name="List Number 4" w:semiHidden="0" w:uiPriority="0" w:unhideWhenUsed="0"/>
-    <w:lsdException w:name="List Number 5" w:semiHidden="0" w:uiPriority="0" w:unhideWhenUsed="0"/>
-    <w:lsdException w:name="Title" w:semiHidden="0" w:uiPriority="0" w:unhideWhenUsed="0" w:qFormat="1"/>
-    <w:lsdException w:name="Closing" w:semiHidden="0" w:uiPriority="0" w:unhideWhenUsed="0"/>
-    <w:lsdException w:name="Signature" w:semiHidden="0" w:uiPriority="0" w:unhideWhenUsed="0"/>
-    <w:lsdException w:name="Default Paragraph Font" w:uiPriority="0" w:unhideWhenUsed="0" w:qFormat="1"/>
-    <w:lsdException w:name="Body Text" w:uiPriority="0" w:unhideWhenUsed="0" w:qFormat="1"/>
-    <w:lsdException w:name="Body Text Indent" w:semiHidden="0" w:uiPriority="0" w:unhideWhenUsed="0"/>
-    <w:lsdException w:name="List Continue" w:semiHidden="0" w:uiPriority="0" w:unhideWhenUsed="0"/>
-    <w:lsdException w:name="List Continue 2" w:semiHidden="0" w:uiPriority="0" w:unhideWhenUsed="0"/>
-    <w:lsdException w:name="List Continue 3" w:semiHidden="0" w:uiPriority="0" w:unhideWhenUsed="0"/>
-    <w:lsdException w:name="List Continue 4" w:semiHidden="0" w:uiPriority="0" w:unhideWhenUsed="0"/>
-    <w:lsdException w:name="List Continue 5" w:semiHidden="0" w:uiPriority="0" w:unhideWhenUsed="0"/>
-    <w:lsdException w:name="Message Header" w:semiHidden="0" w:uiPriority="0" w:unhideWhenUsed="0"/>
-    <w:lsdException w:name="Subtitle" w:semiHidden="0" w:uiPriority="0" w:unhideWhenUsed="0" w:qFormat="1"/>
-    <w:lsdException w:name="Salutation" w:semiHidden="0" w:uiPriority="0" w:unhideWhenUsed="0"/>
-    <w:lsdException w:name="Date" w:semiHidden="0" w:uiPriority="0" w:unhideWhenUsed="0"/>
-    <w:lsdException w:name="Body Text First Indent" w:semiHidden="0" w:uiPriority="0" w:unhideWhenUsed="0"/>
-    <w:lsdException w:name="Body Text First Indent 2" w:semiHidden="0" w:uiPriority="0" w:unhideWhenUsed="0"/>
-    <w:lsdException w:name="Body Text 2" w:semiHidden="0" w:uiPriority="0" w:unhideWhenUsed="0"/>
-    <w:lsdException w:name="Body Text 3" w:semiHidden="0" w:uiPriority="0" w:unhideWhenUsed="0"/>
-    <w:lsdException w:name="Body Text Indent 2" w:semiHidden="0" w:uiPriority="0" w:unhideWhenUsed="0"/>
-    <w:lsdException w:name="Body Text Indent 3" w:semiHidden="0" w:uiPriority="0" w:unhideWhenUsed="0"/>
-    <w:lsdException w:name="Block Text" w:semiHidden="0" w:uiPriority="0" w:unhideWhenUsed="0"/>
-    <w:lsdException w:name="Hyperlink" w:semiHidden="0" w:uiPriority="0" w:unhideWhenUsed="0"/>
-    <w:lsdException w:name="FollowedHyperlink" w:semiHidden="0" w:uiPriority="0" w:unhideWhenUsed="0"/>
-    <w:lsdException w:name="Strong" w:semiHidden="0" w:uiPriority="0" w:unhideWhenUsed="0" w:qFormat="1"/>
-    <w:lsdException w:name="Emphasis" w:semiHidden="0" w:uiPriority="0" w:unhideWhenUsed="0" w:qFormat="1"/>
-    <w:lsdException w:name="Document Map" w:semiHidden="0" w:uiPriority="0" w:unhideWhenUsed="0"/>
-    <w:lsdException w:name="Plain Text" w:semiHidden="0" w:uiPriority="0" w:unhideWhenUsed="0"/>
-    <w:lsdException w:name="E-mail Signature" w:semiHidden="0" w:uiPriority="0" w:unhideWhenUsed="0"/>
-    <w:lsdException w:name="Normal (Web)" w:semiHidden="0" w:uiPriority="0" w:unhideWhenUsed="0" w:qFormat="1"/>
-    <w:lsdException w:name="HTML Acronym" w:semiHidden="0" w:uiPriority="0" w:unhideWhenUsed="0"/>
-    <w:lsdException w:name="HTML Address" w:semiHidden="0" w:uiPriority="0" w:unhideWhenUsed="0"/>
-    <w:lsdException w:name="HTML Cite" w:semiHidden="0" w:uiPriority="0" w:unhideWhenUsed="0"/>
-    <w:lsdException w:name="HTML Code" w:semiHidden="0" w:uiPriority="0" w:unhideWhenUsed="0"/>
-    <w:lsdException w:name="HTML Definition" w:semiHidden="0" w:uiPriority="0" w:unhideWhenUsed="0"/>
-    <w:lsdException w:name="HTML Keyboard" w:semiHidden="0" w:uiPriority="0" w:unhideWhenUsed="0"/>
-    <w:lsdException w:name="HTML Preformatted" w:semiHidden="0" w:uiPriority="0" w:unhideWhenUsed="0" w:qFormat="1"/>
-    <w:lsdException w:name="HTML Sample" w:semiHidden="0" w:uiPriority="0" w:unhideWhenUsed="0"/>
-    <w:lsdException w:name="HTML Typewriter" w:semiHidden="0" w:uiPriority="0" w:unhideWhenUsed="0"/>
-    <w:lsdException w:name="HTML Variable" w:semiHidden="0" w:uiPriority="0" w:unhideWhenUsed="0"/>
-    <w:lsdException w:name="Normal Table" w:uiPriority="0" w:unhideWhenUsed="0" w:qFormat="1"/>
-    <w:lsdException w:name="annotation subject" w:semiHidden="0" w:uiPriority="0" w:unhideWhenUsed="0"/>
-    <w:lsdException w:name="Table Simple 1" w:semiHidden="0" w:uiPriority="0" w:unhideWhenUsed="0"/>
-    <w:lsdException w:name="Table Simple 2" w:semiHidden="0" w:uiPriority="0" w:unhideWhenUsed="0"/>
-    <w:lsdException w:name="Table Simple 3" w:semiHidden="0" w:uiPriority="0" w:unhideWhenUsed="0"/>
-    <w:lsdException w:name="Table Classic 1" w:semiHidden="0" w:uiPriority="0" w:unhideWhenUsed="0"/>
-    <w:lsdException w:name="Table Classic 2" w:semiHidden="0" w:uiPriority="0" w:unhideWhenUsed="0"/>
-    <w:lsdException w:name="Table Classic 3" w:semiHidden="0" w:uiPriority="0" w:unhideWhenUsed="0"/>
-    <w:lsdException w:name="Table Classic 4" w:semiHidden="0" w:uiPriority="0" w:unhideWhenUsed="0"/>
-    <w:lsdException w:name="Table Colorful 1" w:semiHidden="0" w:uiPriority="0" w:unhideWhenUsed="0"/>
-    <w:lsdException w:name="Table Colorful 2" w:semiHidden="0" w:uiPriority="0" w:unhideWhenUsed="0"/>
-    <w:lsdException w:name="Table Colorful 3" w:semiHidden="0" w:uiPriority="0" w:unhideWhenUsed="0"/>
-    <w:lsdException w:name="Table Columns 1" w:semiHidden="0" w:uiPriority="0" w:unhideWhenUsed="0"/>
-    <w:lsdException w:name="Table Columns 2" w:semiHidden="0" w:uiPriority="0" w:unhideWhenUsed="0"/>
-    <w:lsdException w:name="Table Columns 3" w:semiHidden="0" w:uiPriority="0" w:unhideWhenUsed="0"/>
-    <w:lsdException w:name="Table Columns 4" w:semiHidden="0" w:uiPriority="0" w:unhideWhenUsed="0"/>
-    <w:lsdException w:name="Table Columns 5" w:semiHidden="0" w:uiPriority="0" w:unhideWhenUsed="0"/>
-    <w:lsdException w:name="Table Grid 1" w:semiHidden="0" w:uiPriority="0" w:unhideWhenUsed="0"/>
-    <w:lsdException w:name="Table Grid 2" w:semiHidden="0" w:uiPriority="0" w:unhideWhenUsed="0"/>
-    <w:lsdException w:name="Table Grid 3" w:semiHidden="0" w:uiPriority="0" w:unhideWhenUsed="0"/>
-    <w:lsdException w:name="Table Grid 4" w:semiHidden="0" w:uiPriority="0" w:unhideWhenUsed="0"/>
-    <w:lsdException w:name="Table Grid 5" w:semiHidden="0" w:uiPriority="0" w:unhideWhenUsed="0"/>
-    <w:lsdException w:name="Table Grid 6" w:semiHidden="0" w:uiPriority="0" w:unhideWhenUsed="0"/>
-    <w:lsdException w:name="Table Grid 7" w:semiHidden="0" w:uiPriority="0" w:unhideWhenUsed="0"/>
-    <w:lsdException w:name="Table Grid 8" w:semiHidden="0" w:uiPriority="0" w:unhideWhenUsed="0"/>
-    <w:lsdException w:name="Table List 1" w:semiHidden="0" w:uiPriority="0" w:unhideWhenUsed="0"/>
-    <w:lsdException w:name="Table List 2" w:semiHidden="0" w:uiPriority="0" w:unhideWhenUsed="0"/>
-    <w:lsdException w:name="Table List 3" w:semiHidden="0" w:uiPriority="0" w:unhideWhenUsed="0"/>
-    <w:lsdException w:name="Table List 4" w:semiHidden="0" w:uiPriority="0" w:unhideWhenUsed="0"/>
-    <w:lsdException w:name="Table List 5" w:semiHidden="0" w:uiPriority="0" w:unhideWhenUsed="0"/>
-    <w:lsdException w:name="Table List 6" w:semiHidden="0" w:uiPriority="0" w:unhideWhenUsed="0"/>
-    <w:lsdException w:name="Table List 7" w:semiHidden="0" w:uiPriority="0" w:unhideWhenUsed="0"/>
-    <w:lsdException w:name="Table List 8" w:semiHidden="0" w:uiPriority="0" w:unhideWhenUsed="0"/>
-    <w:lsdException w:name="Table 3D effects 1" w:semiHidden="0" w:uiPriority="0" w:unhideWhenUsed="0"/>
-    <w:lsdException w:name="Table 3D effects 2" w:semiHidden="0" w:uiPriority="0" w:unhideWhenUsed="0"/>
-    <w:lsdException w:name="Table 3D effects 3" w:semiHidden="0" w:uiPriority="0" w:unhideWhenUsed="0"/>
-    <w:lsdException w:name="Table Contemporary" w:semiHidden="0" w:uiPriority="0" w:unhideWhenUsed="0"/>
-    <w:lsdException w:name="Table Elegant" w:semiHidden="0" w:uiPriority="0" w:unhideWhenUsed="0"/>
-    <w:lsdException w:name="Table Professional" w:semiHidden="0" w:uiPriority="0" w:unhideWhenUsed="0"/>
-    <w:lsdException w:name="Table Subtle 1" w:semiHidden="0" w:uiPriority="0" w:unhideWhenUsed="0"/>
-    <w:lsdException w:name="Table Subtle 2" w:semiHidden="0" w:uiPriority="0" w:unhideWhenUsed="0"/>
-    <w:lsdException w:name="Table Web 1" w:semiHidden="0" w:uiPriority="0" w:unhideWhenUsed="0"/>
-    <w:lsdException w:name="Table Web 2" w:semiHidden="0" w:uiPriority="0" w:unhideWhenUsed="0"/>
-    <w:lsdException w:name="Table Web 3" w:semiHidden="0" w:uiPriority="0" w:unhideWhenUsed="0"/>
-    <w:lsdException w:name="Balloon Text" w:semiHidden="0" w:uiPriority="0" w:unhideWhenUsed="0"/>
-    <w:lsdException w:name="Table Grid" w:semiHidden="0" w:uiPriority="0" w:unhideWhenUsed="0" w:qFormat="1"/>
-    <w:lsdException w:name="Table Theme" w:semiHidden="0" w:uiPriority="0" w:unhideWhenUsed="0"/>
-    <w:lsdException w:name="Light Shading" w:semiHidden="0" w:uiPriority="60" w:unhideWhenUsed="0"/>
-    <w:lsdException w:name="Light List" w:semiHidden="0" w:uiPriority="61" w:unhideWhenUsed="0"/>
-    <w:lsdException w:name="Light Grid" w:semiHidden="0" w:uiPriority="62" w:unhideWhenUsed="0"/>
-    <w:lsdException w:name="Medium Shading 1" w:semiHidden="0" w:uiPriority="63" w:unhideWhenUsed="0"/>
-    <w:lsdException w:name="Medium Shading 2" w:semiHidden="0" w:uiPriority="64" w:unhideWhenUsed="0"/>
-    <w:lsdException w:name="Medium List 1" w:semiHidden="0" w:uiPriority="65" w:unhideWhenUsed="0"/>
-    <w:lsdException w:name="Medium List 2" w:semiHidden="0" w:uiPriority="66" w:unhideWhenUsed="0"/>
-    <w:lsdException w:name="Medium Grid 1" w:semiHidden="0" w:uiPriority="67" w:unhideWhenUsed="0"/>
-    <w:lsdException w:name="Medium Grid 2" w:semiHidden="0" w:uiPriority="68" w:unhideWhenUsed="0"/>
-    <w:lsdException w:name="Medium Grid 3" w:semiHidden="0" w:uiPriority="69" w:unhideWhenUsed="0"/>
-    <w:lsdException w:name="Dark List" w:semiHidden="0" w:uiPriority="70" w:unhideWhenUsed="0"/>
-    <w:lsdException w:name="Colorful Shading" w:semiHidden="0" w:uiPriority="71" w:unhideWhenUsed="0"/>
-    <w:lsdException w:name="Colorful List" w:semiHidden="0" w:uiPriority="72" w:unhideWhenUsed="0"/>
-    <w:lsdException w:name="Colorful Grid" w:semiHidden="0" w:uiPriority="73" w:unhideWhenUsed="0"/>
-    <w:lsdException w:name="Light Shading Accent 1" w:semiHidden="0" w:uiPriority="60" w:unhideWhenUsed="0"/>
-    <w:lsdException w:name="Light List Accent 1" w:semiHidden="0" w:uiPriority="61" w:unhideWhenUsed="0"/>
-    <w:lsdException w:name="Light Grid Accent 1" w:semiHidden="0" w:uiPriority="62" w:unhideWhenUsed="0"/>
-    <w:lsdException w:name="Medium Shading 1 Accent 1" w:semiHidden="0" w:uiPriority="63" w:unhideWhenUsed="0"/>
-    <w:lsdException w:name="Medium Shading 2 Accent 1" w:semiHidden="0" w:uiPriority="64" w:unhideWhenUsed="0"/>
-    <w:lsdException w:name="Medium List 1 Accent 1" w:semiHidden="0" w:uiPriority="65" w:unhideWhenUsed="0"/>
-    <w:lsdException w:name="Medium List 2 Accent 1" w:semiHidden="0" w:uiPriority="66" w:unhideWhenUsed="0"/>
-    <w:lsdException w:name="Medium Grid 1 Accent 1" w:semiHidden="0" w:uiPriority="67" w:unhideWhenUsed="0"/>
-    <w:lsdException w:name="Medium Grid 2 Accent 1" w:semiHidden="0" w:uiPriority="68" w:unhideWhenUsed="0"/>
-    <w:lsdException w:name="Medium Grid 3 Accent 1" w:semiHidden="0" w:uiPriority="69" w:unhideWhenUsed="0"/>
-    <w:lsdException w:name="Dark List Accent 1" w:semiHidden="0" w:uiPriority="70" w:unhideWhenUsed="0"/>
-    <w:lsdException w:name="Colorful Shading Accent 1" w:semiHidden="0" w:uiPriority="71" w:unhideWhenUsed="0"/>
-    <w:lsdException w:name="Colorful List Accent 1" w:semiHidden="0" w:uiPriority="72" w:unhideWhenUsed="0"/>
-    <w:lsdException w:name="Colorful Grid Accent 1" w:semiHidden="0" w:uiPriority="73" w:unhideWhenUsed="0"/>
-    <w:lsdException w:name="Light Shading Accent 2" w:semiHidden="0" w:uiPriority="60" w:unhideWhenUsed="0"/>
-    <w:lsdException w:name="Light List Accent 2" w:semiHidden="0" w:uiPriority="61" w:unhideWhenUsed="0"/>
-    <w:lsdException w:name="Light Grid Accent 2" w:semiHidden="0" w:uiPriority="62" w:unhideWhenUsed="0"/>
-    <w:lsdException w:name="Medium Shading 1 Accent 2" w:semiHidden="0" w:uiPriority="63" w:unhideWhenUsed="0"/>
-    <w:lsdException w:name="Medium Shading 2 Accent 2" w:semiHidden="0" w:uiPriority="64" w:unhideWhenUsed="0"/>
-    <w:lsdException w:name="Medium List 1 Accent 2" w:semiHidden="0" w:uiPriority="65" w:unhideWhenUsed="0"/>
-    <w:lsdException w:name="Medium List 2 Accent 2" w:semiHidden="0" w:uiPriority="66" w:unhideWhenUsed="0"/>
-    <w:lsdException w:name="Medium Grid 1 Accent 2" w:semiHidden="0" w:uiPriority="67" w:unhideWhenUsed="0"/>
-    <w:lsdException w:name="Medium Grid 2 Accent 2" w:semiHidden="0" w:uiPriority="68" w:unhideWhenUsed="0"/>
-    <w:lsdException w:name="Medium Grid 3 Accent 2" w:semiHidden="0" w:uiPriority="69" w:unhideWhenUsed="0"/>
-    <w:lsdException w:name="Dark List Accent 2" w:semiHidden="0" w:uiPriority="70" w:unhideWhenUsed="0"/>
-    <w:lsdException w:name="Colorful Shading Accent 2" w:semiHidden="0" w:uiPriority="71" w:unhideWhenUsed="0"/>
-    <w:lsdException w:name="Colorful List Accent 2" w:semiHidden="0" w:uiPriority="72" w:unhideWhenUsed="0"/>
-    <w:lsdException w:name="Colorful Grid Accent 2" w:semiHidden="0" w:uiPriority="73" w:unhideWhenUsed="0"/>
-    <w:lsdException w:name="Light Shading Accent 3" w:semiHidden="0" w:uiPriority="60" w:unhideWhenUsed="0"/>
-    <w:lsdException w:name="Light List Accent 3" w:semiHidden="0" w:uiPriority="61" w:unhideWhenUsed="0"/>
-    <w:lsdException w:name="Light Grid Accent 3" w:semiHidden="0" w:uiPriority="62" w:unhideWhenUsed="0"/>
-    <w:lsdException w:name="Medium Shading 1 Accent 3" w:semiHidden="0" w:uiPriority="63" w:unhideWhenUsed="0"/>
-    <w:lsdException w:name="Medium Shading 2 Accent 3" w:semiHidden="0" w:uiPriority="64" w:unhideWhenUsed="0"/>
-    <w:lsdException w:name="Medium List 1 Accent 3" w:semiHidden="0" w:uiPriority="65" w:unhideWhenUsed="0"/>
-    <w:lsdException w:name="Medium List 2 Accent 3" w:semiHidden="0" w:uiPriority="66" w:unhideWhenUsed="0"/>
-    <w:lsdException w:name="Medium Grid 1 Accent 3" w:semiHidden="0" w:uiPriority="67" w:unhideWhenUsed="0"/>
-    <w:lsdException w:name="Medium Grid 2 Accent 3" w:semiHidden="0" w:uiPriority="68" w:unhideWhenUsed="0"/>
-    <w:lsdException w:name="Medium Grid 3 Accent 3" w:semiHidden="0" w:uiPriority="69" w:unhideWhenUsed="0"/>
-    <w:lsdException w:name="Dark List Accent 3" w:semiHidden="0" w:uiPriority="70" w:unhideWhenUsed="0"/>
-    <w:lsdException w:name="Colorful Shading Accent 3" w:semiHidden="0" w:uiPriority="71" w:unhideWhenUsed="0"/>
-    <w:lsdException w:name="Colorful List Accent 3" w:semiHidden="0" w:uiPriority="72" w:unhideWhenUsed="0"/>
-    <w:lsdException w:name="Colorful Grid Accent 3" w:semiHidden="0" w:uiPriority="73" w:unhideWhenUsed="0"/>
-    <w:lsdException w:name="Light Shading Accent 4" w:semiHidden="0" w:uiPriority="60" w:unhideWhenUsed="0"/>
-    <w:lsdException w:name="Light List Accent 4" w:semiHidden="0" w:uiPriority="61" w:unhideWhenUsed="0"/>
-    <w:lsdException w:name="Light Grid Accent 4" w:semiHidden="0" w:uiPriority="62" w:unhideWhenUsed="0"/>
-    <w:lsdException w:name="Medium Shading 1 Accent 4" w:semiHidden="0" w:uiPriority="63" w:unhideWhenUsed="0"/>
-    <w:lsdException w:name="Medium Shading 2 Accent 4" w:semiHidden="0" w:uiPriority="64" w:unhideWhenUsed="0"/>
-    <w:lsdException w:name="Medium List 1 Accent 4" w:semiHidden="0" w:uiPriority="65" w:unhideWhenUsed="0"/>
-    <w:lsdException w:name="Medium List 2 Accent 4" w:semiHidden="0" w:uiPriority="66" w:unhideWhenUsed="0"/>
-    <w:lsdException w:name="Medium Grid 1 Accent 4" w:semiHidden="0" w:uiPriority="67" w:unhideWhenUsed="0"/>
-    <w:lsdException w:name="Medium Grid 2 Accent 4" w:semiHidden="0" w:uiPriority="68" w:unhideWhenUsed="0"/>
-    <w:lsdException w:name="Medium Grid 3 Accent 4" w:semiHidden="0" w:uiPriority="69" w:unhideWhenUsed="0"/>
-    <w:lsdException w:name="Dark List Accent 4" w:semiHidden="0" w:uiPriority="70" w:unhideWhenUsed="0"/>
-    <w:lsdException w:name="Colorful Shading Accent 4" w:semiHidden="0" w:uiPriority="71" w:unhideWhenUsed="0"/>
-    <w:lsdException w:name="Colorful List Accent 4" w:semiHidden="0" w:uiPriority="72" w:unhideWhenUsed="0"/>
-    <w:lsdException w:name="Colorful Grid Accent 4" w:semiHidden="0" w:uiPriority="73" w:unhideWhenUsed="0"/>
-    <w:lsdException w:name="Light Shading Accent 5" w:semiHidden="0" w:uiPriority="60" w:unhideWhenUsed="0"/>
-    <w:lsdException w:name="Light List Accent 5" w:semiHidden="0" w:uiPriority="61" w:unhideWhenUsed="0"/>
-    <w:lsdException w:name="Light Grid Accent 5" w:semiHidden="0" w:uiPriority="62" w:unhideWhenUsed="0"/>
-    <w:lsdException w:name="Medium Shading 1 Accent 5" w:semiHidden="0" w:uiPriority="63" w:unhideWhenUsed="0"/>
-    <w:lsdException w:name="Medium Shading 2 Accent 5" w:semiHidden="0" w:uiPriority="64" w:unhideWhenUsed="0"/>
-    <w:lsdException w:name="Medium List 1 Accent 5" w:semiHidden="0" w:uiPriority="65" w:unhideWhenUsed="0"/>
-    <w:lsdException w:name="Medium List 2 Accent 5" w:semiHidden="0" w:uiPriority="66" w:unhideWhenUsed="0"/>
-    <w:lsdException w:name="Medium Grid 1 Accent 5" w:semiHidden="0" w:uiPriority="67" w:unhideWhenUsed="0"/>
-    <w:lsdException w:name="Medium Grid 2 Accent 5" w:semiHidden="0" w:uiPriority="68" w:unhideWhenUsed="0"/>
-    <w:lsdException w:name="Medium Grid 3 Accent 5" w:semiHidden="0" w:uiPriority="69" w:unhideWhenUsed="0"/>
-    <w:lsdException w:name="Dark List Accent 5" w:semiHidden="0" w:uiPriority="70" w:unhideWhenUsed="0"/>
-    <w:lsdException w:name="Colorful Shading Accent 5" w:semiHidden="0" w:uiPriority="71" w:unhideWhenUsed="0"/>
-    <w:lsdException w:name="Colorful List Accent 5" w:semiHidden="0" w:uiPriority="72" w:unhideWhenUsed="0"/>
-    <w:lsdException w:name="Colorful Grid Accent 5" w:semiHidden="0" w:uiPriority="73" w:unhideWhenUsed="0"/>
-    <w:lsdException w:name="Light Shading Accent 6" w:semiHidden="0" w:uiPriority="60" w:unhideWhenUsed="0"/>
-    <w:lsdException w:name="Light List Accent 6" w:semiHidden="0" w:uiPriority="61" w:unhideWhenUsed="0"/>
-    <w:lsdException w:name="Light Grid Accent 6" w:semiHidden="0" w:uiPriority="62" w:unhideWhenUsed="0"/>
-    <w:lsdException w:name="Medium Shading 1 Accent 6" w:semiHidden="0" w:uiPriority="63" w:unhideWhenUsed="0"/>
-    <w:lsdException w:name="Medium Shading 2 Accent 6" w:semiHidden="0" w:uiPriority="64" w:unhideWhenUsed="0"/>
-    <w:lsdException w:name="Medium List 1 Accent 6" w:semiHidden="0" w:uiPriority="65" w:unhideWhenUsed="0"/>
-    <w:lsdException w:name="Medium List 2 Accent 6" w:semiHidden="0" w:uiPriority="66" w:unhideWhenUsed="0"/>
-    <w:lsdException w:name="Medium Grid 1 Accent 6" w:semiHidden="0" w:uiPriority="67" w:unhideWhenUsed="0"/>
-    <w:lsdException w:name="Medium Grid 2 Accent 6" w:semiHidden="0" w:uiPriority="68" w:unhideWhenUsed="0"/>
-    <w:lsdException w:name="Medium Grid 3 Accent 6" w:semiHidden="0" w:uiPriority="69" w:unhideWhenUsed="0"/>
-    <w:lsdException w:name="Dark List Accent 6" w:semiHidden="0" w:uiPriority="70" w:unhideWhenUsed="0"/>
-    <w:lsdException w:name="Colorful Shading Accent 6" w:semiHidden="0" w:uiPriority="71" w:unhideWhenUsed="0"/>
-    <w:lsdException w:name="Colorful List Accent 6" w:semiHidden="0" w:uiPriority="72" w:unhideWhenUsed="0"/>
-    <w:lsdException w:name="Colorful Grid Accent 6" w:semiHidden="0" w:uiPriority="73" w:unhideWhenUsed="0"/>
+  <w:latentStyles w:count="260" w:defQFormat="0" w:defUnhideWhenUsed="1" w:defSemiHidden="1" w:defUIPriority="99" w:defLockedState="0">
+    <w:lsdException w:qFormat="1" w:unhideWhenUsed="0" w:uiPriority="0" w:semiHidden="0" w:name="Normal"/>
+    <w:lsdException w:qFormat="1" w:unhideWhenUsed="0" w:uiPriority="0" w:semiHidden="0" w:name="heading 1"/>
+    <w:lsdException w:qFormat="1" w:uiPriority="0" w:semiHidden="0" w:name="heading 2"/>
+    <w:lsdException w:qFormat="1" w:uiPriority="0" w:name="heading 3"/>
+    <w:lsdException w:qFormat="1" w:uiPriority="0" w:semiHidden="0" w:name="heading 4"/>
+    <w:lsdException w:qFormat="1" w:uiPriority="0" w:name="heading 5"/>
+    <w:lsdException w:qFormat="1" w:uiPriority="0" w:name="heading 6"/>
+    <w:lsdException w:qFormat="1" w:uiPriority="0" w:name="heading 7"/>
+    <w:lsdException w:qFormat="1" w:uiPriority="0" w:name="heading 8"/>
+    <w:lsdException w:qFormat="1" w:uiPriority="0" w:name="heading 9"/>
+    <w:lsdException w:unhideWhenUsed="0" w:uiPriority="0" w:semiHidden="0" w:name="index 1"/>
+    <w:lsdException w:unhideWhenUsed="0" w:uiPriority="0" w:semiHidden="0" w:name="index 2"/>
+    <w:lsdException w:unhideWhenUsed="0" w:uiPriority="0" w:semiHidden="0" w:name="index 3"/>
+    <w:lsdException w:unhideWhenUsed="0" w:uiPriority="0" w:semiHidden="0" w:name="index 4"/>
+    <w:lsdException w:unhideWhenUsed="0" w:uiPriority="0" w:semiHidden="0" w:name="index 5"/>
+    <w:lsdException w:unhideWhenUsed="0" w:uiPriority="0" w:semiHidden="0" w:name="index 6"/>
+    <w:lsdException w:unhideWhenUsed="0" w:uiPriority="0" w:semiHidden="0" w:name="index 7"/>
+    <w:lsdException w:unhideWhenUsed="0" w:uiPriority="0" w:semiHidden="0" w:name="index 8"/>
+    <w:lsdException w:unhideWhenUsed="0" w:uiPriority="0" w:semiHidden="0" w:name="index 9"/>
+    <w:lsdException w:qFormat="1" w:unhideWhenUsed="0" w:uiPriority="0" w:semiHidden="0" w:name="toc 1"/>
+    <w:lsdException w:qFormat="1" w:unhideWhenUsed="0" w:uiPriority="0" w:semiHidden="0" w:name="toc 2"/>
+    <w:lsdException w:qFormat="1" w:unhideWhenUsed="0" w:uiPriority="0" w:semiHidden="0" w:name="toc 3"/>
+    <w:lsdException w:unhideWhenUsed="0" w:uiPriority="0" w:semiHidden="0" w:name="toc 4"/>
+    <w:lsdException w:unhideWhenUsed="0" w:uiPriority="0" w:semiHidden="0" w:name="toc 5"/>
+    <w:lsdException w:unhideWhenUsed="0" w:uiPriority="0" w:semiHidden="0" w:name="toc 6"/>
+    <w:lsdException w:unhideWhenUsed="0" w:uiPriority="0" w:semiHidden="0" w:name="toc 7"/>
+    <w:lsdException w:unhideWhenUsed="0" w:uiPriority="0" w:semiHidden="0" w:name="toc 8"/>
+    <w:lsdException w:unhideWhenUsed="0" w:uiPriority="0" w:semiHidden="0" w:name="toc 9"/>
+    <w:lsdException w:unhideWhenUsed="0" w:uiPriority="0" w:semiHidden="0" w:name="Normal Indent"/>
+    <w:lsdException w:unhideWhenUsed="0" w:uiPriority="0" w:semiHidden="0" w:name="footnote text"/>
+    <w:lsdException w:qFormat="1" w:unhideWhenUsed="0" w:uiPriority="0" w:semiHidden="0" w:name="annotation text"/>
+    <w:lsdException w:qFormat="1" w:unhideWhenUsed="0" w:uiPriority="0" w:semiHidden="0" w:name="header"/>
+    <w:lsdException w:qFormat="1" w:unhideWhenUsed="0" w:uiPriority="0" w:semiHidden="0" w:name="footer"/>
+    <w:lsdException w:unhideWhenUsed="0" w:uiPriority="0" w:semiHidden="0" w:name="index heading"/>
+    <w:lsdException w:qFormat="1" w:uiPriority="0" w:name="caption"/>
+    <w:lsdException w:qFormat="1" w:unhideWhenUsed="0" w:uiPriority="0" w:semiHidden="0" w:name="table of figures"/>
+    <w:lsdException w:unhideWhenUsed="0" w:uiPriority="0" w:semiHidden="0" w:name="envelope address"/>
+    <w:lsdException w:unhideWhenUsed="0" w:uiPriority="0" w:semiHidden="0" w:name="envelope return"/>
+    <w:lsdException w:unhideWhenUsed="0" w:uiPriority="0" w:semiHidden="0" w:name="footnote reference"/>
+    <w:lsdException w:unhideWhenUsed="0" w:uiPriority="0" w:semiHidden="0" w:name="annotation reference"/>
+    <w:lsdException w:unhideWhenUsed="0" w:uiPriority="0" w:semiHidden="0" w:name="line number"/>
+    <w:lsdException w:unhideWhenUsed="0" w:uiPriority="0" w:semiHidden="0" w:name="page number"/>
+    <w:lsdException w:unhideWhenUsed="0" w:uiPriority="0" w:semiHidden="0" w:name="endnote reference"/>
+    <w:lsdException w:unhideWhenUsed="0" w:uiPriority="0" w:semiHidden="0" w:name="endnote text"/>
+    <w:lsdException w:unhideWhenUsed="0" w:uiPriority="0" w:semiHidden="0" w:name="table of authorities"/>
+    <w:lsdException w:unhideWhenUsed="0" w:uiPriority="0" w:semiHidden="0" w:name="macro"/>
+    <w:lsdException w:unhideWhenUsed="0" w:uiPriority="0" w:semiHidden="0" w:name="toa heading"/>
+    <w:lsdException w:unhideWhenUsed="0" w:uiPriority="0" w:semiHidden="0" w:name="List"/>
+    <w:lsdException w:unhideWhenUsed="0" w:uiPriority="0" w:semiHidden="0" w:name="List Bullet"/>
+    <w:lsdException w:unhideWhenUsed="0" w:uiPriority="0" w:semiHidden="0" w:name="List Number"/>
+    <w:lsdException w:unhideWhenUsed="0" w:uiPriority="0" w:semiHidden="0" w:name="List 2"/>
+    <w:lsdException w:unhideWhenUsed="0" w:uiPriority="0" w:semiHidden="0" w:name="List 3"/>
+    <w:lsdException w:unhideWhenUsed="0" w:uiPriority="0" w:semiHidden="0" w:name="List 4"/>
+    <w:lsdException w:unhideWhenUsed="0" w:uiPriority="0" w:semiHidden="0" w:name="List 5"/>
+    <w:lsdException w:unhideWhenUsed="0" w:uiPriority="0" w:semiHidden="0" w:name="List Bullet 2"/>
+    <w:lsdException w:unhideWhenUsed="0" w:uiPriority="0" w:semiHidden="0" w:name="List Bullet 3"/>
+    <w:lsdException w:unhideWhenUsed="0" w:uiPriority="0" w:semiHidden="0" w:name="List Bullet 4"/>
+    <w:lsdException w:unhideWhenUsed="0" w:uiPriority="0" w:semiHidden="0" w:name="List Bullet 5"/>
+    <w:lsdException w:unhideWhenUsed="0" w:uiPriority="0" w:semiHidden="0" w:name="List Number 2"/>
+    <w:lsdException w:unhideWhenUsed="0" w:uiPriority="0" w:semiHidden="0" w:name="List Number 3"/>
+    <w:lsdException w:unhideWhenUsed="0" w:uiPriority="0" w:semiHidden="0" w:name="List Number 4"/>
+    <w:lsdException w:unhideWhenUsed="0" w:uiPriority="0" w:semiHidden="0" w:name="List Number 5"/>
+    <w:lsdException w:qFormat="1" w:unhideWhenUsed="0" w:uiPriority="0" w:semiHidden="0" w:name="Title"/>
+    <w:lsdException w:unhideWhenUsed="0" w:uiPriority="0" w:semiHidden="0" w:name="Closing"/>
+    <w:lsdException w:unhideWhenUsed="0" w:uiPriority="0" w:semiHidden="0" w:name="Signature"/>
+    <w:lsdException w:qFormat="1" w:unhideWhenUsed="0" w:uiPriority="0" w:name="Default Paragraph Font"/>
+    <w:lsdException w:qFormat="1" w:unhideWhenUsed="0" w:uiPriority="0" w:name="Body Text"/>
+    <w:lsdException w:unhideWhenUsed="0" w:uiPriority="0" w:semiHidden="0" w:name="Body Text Indent"/>
+    <w:lsdException w:unhideWhenUsed="0" w:uiPriority="0" w:semiHidden="0" w:name="List Continue"/>
+    <w:lsdException w:unhideWhenUsed="0" w:uiPriority="0" w:semiHidden="0" w:name="List Continue 2"/>
+    <w:lsdException w:unhideWhenUsed="0" w:uiPriority="0" w:semiHidden="0" w:name="List Continue 3"/>
+    <w:lsdException w:unhideWhenUsed="0" w:uiPriority="0" w:semiHidden="0" w:name="List Continue 4"/>
+    <w:lsdException w:unhideWhenUsed="0" w:uiPriority="0" w:semiHidden="0" w:name="List Continue 5"/>
+    <w:lsdException w:unhideWhenUsed="0" w:uiPriority="0" w:semiHidden="0" w:name="Message Header"/>
+    <w:lsdException w:qFormat="1" w:unhideWhenUsed="0" w:uiPriority="0" w:semiHidden="0" w:name="Subtitle"/>
+    <w:lsdException w:unhideWhenUsed="0" w:uiPriority="0" w:semiHidden="0" w:name="Salutation"/>
+    <w:lsdException w:unhideWhenUsed="0" w:uiPriority="0" w:semiHidden="0" w:name="Date"/>
+    <w:lsdException w:unhideWhenUsed="0" w:uiPriority="0" w:semiHidden="0" w:name="Body Text First Indent"/>
+    <w:lsdException w:unhideWhenUsed="0" w:uiPriority="0" w:semiHidden="0" w:name="Body Text First Indent 2"/>
+    <w:lsdException w:uiPriority="99" w:name="Note Heading"/>
+    <w:lsdException w:unhideWhenUsed="0" w:uiPriority="0" w:semiHidden="0" w:name="Body Text 2"/>
+    <w:lsdException w:unhideWhenUsed="0" w:uiPriority="0" w:semiHidden="0" w:name="Body Text 3"/>
+    <w:lsdException w:unhideWhenUsed="0" w:uiPriority="0" w:semiHidden="0" w:name="Body Text Indent 2"/>
+    <w:lsdException w:unhideWhenUsed="0" w:uiPriority="0" w:semiHidden="0" w:name="Body Text Indent 3"/>
+    <w:lsdException w:unhideWhenUsed="0" w:uiPriority="0" w:semiHidden="0" w:name="Block Text"/>
+    <w:lsdException w:unhideWhenUsed="0" w:uiPriority="0" w:semiHidden="0" w:name="Hyperlink"/>
+    <w:lsdException w:unhideWhenUsed="0" w:uiPriority="0" w:semiHidden="0" w:name="FollowedHyperlink"/>
+    <w:lsdException w:qFormat="1" w:unhideWhenUsed="0" w:uiPriority="0" w:semiHidden="0" w:name="Strong"/>
+    <w:lsdException w:qFormat="1" w:unhideWhenUsed="0" w:uiPriority="0" w:semiHidden="0" w:name="Emphasis"/>
+    <w:lsdException w:unhideWhenUsed="0" w:uiPriority="0" w:semiHidden="0" w:name="Document Map"/>
+    <w:lsdException w:unhideWhenUsed="0" w:uiPriority="0" w:semiHidden="0" w:name="Plain Text"/>
+    <w:lsdException w:unhideWhenUsed="0" w:uiPriority="0" w:semiHidden="0" w:name="E-mail Signature"/>
+    <w:lsdException w:qFormat="1" w:unhideWhenUsed="0" w:uiPriority="0" w:semiHidden="0" w:name="Normal (Web)"/>
+    <w:lsdException w:unhideWhenUsed="0" w:uiPriority="0" w:semiHidden="0" w:name="HTML Acronym"/>
+    <w:lsdException w:unhideWhenUsed="0" w:uiPriority="0" w:semiHidden="0" w:name="HTML Address"/>
+    <w:lsdException w:unhideWhenUsed="0" w:uiPriority="0" w:semiHidden="0" w:name="HTML Cite"/>
+    <w:lsdException w:unhideWhenUsed="0" w:uiPriority="0" w:semiHidden="0" w:name="HTML Code"/>
+    <w:lsdException w:unhideWhenUsed="0" w:uiPriority="0" w:semiHidden="0" w:name="HTML Definition"/>
+    <w:lsdException w:unhideWhenUsed="0" w:uiPriority="0" w:semiHidden="0" w:name="HTML Keyboard"/>
+    <w:lsdException w:qFormat="1" w:unhideWhenUsed="0" w:uiPriority="0" w:semiHidden="0" w:name="HTML Preformatted"/>
+    <w:lsdException w:unhideWhenUsed="0" w:uiPriority="0" w:semiHidden="0" w:name="HTML Sample"/>
+    <w:lsdException w:unhideWhenUsed="0" w:uiPriority="0" w:semiHidden="0" w:name="HTML Typewriter"/>
+    <w:lsdException w:unhideWhenUsed="0" w:uiPriority="0" w:semiHidden="0" w:name="HTML Variable"/>
+    <w:lsdException w:qFormat="1" w:unhideWhenUsed="0" w:uiPriority="0" w:name="Normal Table"/>
+    <w:lsdException w:unhideWhenUsed="0" w:uiPriority="0" w:semiHidden="0" w:name="annotation subject"/>
+    <w:lsdException w:unhideWhenUsed="0" w:uiPriority="0" w:semiHidden="0" w:name="Table Simple 1"/>
+    <w:lsdException w:unhideWhenUsed="0" w:uiPriority="0" w:semiHidden="0" w:name="Table Simple 2"/>
+    <w:lsdException w:unhideWhenUsed="0" w:uiPriority="0" w:semiHidden="0" w:name="Table Simple 3"/>
+    <w:lsdException w:unhideWhenUsed="0" w:uiPriority="0" w:semiHidden="0" w:name="Table Classic 1"/>
+    <w:lsdException w:unhideWhenUsed="0" w:uiPriority="0" w:semiHidden="0" w:name="Table Classic 2"/>
+    <w:lsdException w:unhideWhenUsed="0" w:uiPriority="0" w:semiHidden="0" w:name="Table Classic 3"/>
+    <w:lsdException w:unhideWhenUsed="0" w:uiPriority="0" w:semiHidden="0" w:name="Table Classic 4"/>
+    <w:lsdException w:unhideWhenUsed="0" w:uiPriority="0" w:semiHidden="0" w:name="Table Colorful 1"/>
+    <w:lsdException w:unhideWhenUsed="0" w:uiPriority="0" w:semiHidden="0" w:name="Table Colorful 2"/>
+    <w:lsdException w:unhideWhenUsed="0" w:uiPriority="0" w:semiHidden="0" w:name="Table Colorful 3"/>
+    <w:lsdException w:unhideWhenUsed="0" w:uiPriority="0" w:semiHidden="0" w:name="Table Columns 1"/>
+    <w:lsdException w:unhideWhenUsed="0" w:uiPriority="0" w:semiHidden="0" w:name="Table Columns 2"/>
+    <w:lsdException w:unhideWhenUsed="0" w:uiPriority="0" w:semiHidden="0" w:name="Table Columns 3"/>
+    <w:lsdException w:unhideWhenUsed="0" w:uiPriority="0" w:semiHidden="0" w:name="Table Columns 4"/>
+    <w:lsdException w:unhideWhenUsed="0" w:uiPriority="0" w:semiHidden="0" w:name="Table Columns 5"/>
+    <w:lsdException w:unhideWhenUsed="0" w:uiPriority="0" w:semiHidden="0" w:name="Table Grid 1"/>
+    <w:lsdException w:unhideWhenUsed="0" w:uiPriority="0" w:semiHidden="0" w:name="Table Grid 2"/>
+    <w:lsdException w:unhideWhenUsed="0" w:uiPriority="0" w:semiHidden="0" w:name="Table Grid 3"/>
+    <w:lsdException w:unhideWhenUsed="0" w:uiPriority="0" w:semiHidden="0" w:name="Table Grid 4"/>
+    <w:lsdException w:unhideWhenUsed="0" w:uiPriority="0" w:semiHidden="0" w:name="Table Grid 5"/>
+    <w:lsdException w:unhideWhenUsed="0" w:uiPriority="0" w:semiHidden="0" w:name="Table Grid 6"/>
+    <w:lsdException w:unhideWhenUsed="0" w:uiPriority="0" w:semiHidden="0" w:name="Table Grid 7"/>
+    <w:lsdException w:unhideWhenUsed="0" w:uiPriority="0" w:semiHidden="0" w:name="Table Grid 8"/>
+    <w:lsdException w:unhideWhenUsed="0" w:uiPriority="0" w:semiHidden="0" w:name="Table List 1"/>
+    <w:lsdException w:unhideWhenUsed="0" w:uiPriority="0" w:semiHidden="0" w:name="Table List 2"/>
+    <w:lsdException w:unhideWhenUsed="0" w:uiPriority="0" w:semiHidden="0" w:name="Table List 3"/>
+    <w:lsdException w:unhideWhenUsed="0" w:uiPriority="0" w:semiHidden="0" w:name="Table List 4"/>
+    <w:lsdException w:unhideWhenUsed="0" w:uiPriority="0" w:semiHidden="0" w:name="Table List 5"/>
+    <w:lsdException w:unhideWhenUsed="0" w:uiPriority="0" w:semiHidden="0" w:name="Table List 6"/>
+    <w:lsdException w:unhideWhenUsed="0" w:uiPriority="0" w:semiHidden="0" w:name="Table List 7"/>
+    <w:lsdException w:unhideWhenUsed="0" w:uiPriority="0" w:semiHidden="0" w:name="Table List 8"/>
+    <w:lsdException w:unhideWhenUsed="0" w:uiPriority="0" w:semiHidden="0" w:name="Table 3D effects 1"/>
+    <w:lsdException w:unhideWhenUsed="0" w:uiPriority="0" w:semiHidden="0" w:name="Table 3D effects 2"/>
+    <w:lsdException w:unhideWhenUsed="0" w:uiPriority="0" w:semiHidden="0" w:name="Table 3D effects 3"/>
+    <w:lsdException w:unhideWhenUsed="0" w:uiPriority="0" w:semiHidden="0" w:name="Table Contemporary"/>
+    <w:lsdException w:unhideWhenUsed="0" w:uiPriority="0" w:semiHidden="0" w:name="Table Elegant"/>
+    <w:lsdException w:unhideWhenUsed="0" w:uiPriority="0" w:semiHidden="0" w:name="Table Professional"/>
+    <w:lsdException w:unhideWhenUsed="0" w:uiPriority="0" w:semiHidden="0" w:name="Table Subtle 1"/>
+    <w:lsdException w:unhideWhenUsed="0" w:uiPriority="0" w:semiHidden="0" w:name="Table Subtle 2"/>
+    <w:lsdException w:unhideWhenUsed="0" w:uiPriority="0" w:semiHidden="0" w:name="Table Web 1"/>
+    <w:lsdException w:unhideWhenUsed="0" w:uiPriority="0" w:semiHidden="0" w:name="Table Web 2"/>
+    <w:lsdException w:unhideWhenUsed="0" w:uiPriority="0" w:semiHidden="0" w:name="Table Web 3"/>
+    <w:lsdException w:unhideWhenUsed="0" w:uiPriority="0" w:semiHidden="0" w:name="Balloon Text"/>
+    <w:lsdException w:qFormat="1" w:unhideWhenUsed="0" w:uiPriority="0" w:semiHidden="0" w:name="Table Grid"/>
+    <w:lsdException w:unhideWhenUsed="0" w:uiPriority="0" w:semiHidden="0" w:name="Table Theme"/>
+    <w:lsdException w:unhideWhenUsed="0" w:uiPriority="60" w:semiHidden="0" w:name="Light Shading"/>
+    <w:lsdException w:unhideWhenUsed="0" w:uiPriority="61" w:semiHidden="0" w:name="Light List"/>
+    <w:lsdException w:unhideWhenUsed="0" w:uiPriority="62" w:semiHidden="0" w:name="Light Grid"/>
+    <w:lsdException w:unhideWhenUsed="0" w:uiPriority="63" w:semiHidden="0" w:name="Medium Shading 1"/>
+    <w:lsdException w:unhideWhenUsed="0" w:uiPriority="64" w:semiHidden="0" w:name="Medium Shading 2"/>
+    <w:lsdException w:unhideWhenUsed="0" w:uiPriority="65" w:semiHidden="0" w:name="Medium List 1"/>
+    <w:lsdException w:unhideWhenUsed="0" w:uiPriority="66" w:semiHidden="0" w:name="Medium List 2"/>
+    <w:lsdException w:unhideWhenUsed="0" w:uiPriority="67" w:semiHidden="0" w:name="Medium Grid 1"/>
+    <w:lsdException w:unhideWhenUsed="0" w:uiPriority="68" w:semiHidden="0" w:name="Medium Grid 2"/>
+    <w:lsdException w:unhideWhenUsed="0" w:uiPriority="69" w:semiHidden="0" w:name="Medium Grid 3"/>
+    <w:lsdException w:unhideWhenUsed="0" w:uiPriority="70" w:semiHidden="0" w:name="Dark List"/>
+    <w:lsdException w:unhideWhenUsed="0" w:uiPriority="71" w:semiHidden="0" w:name="Colorful Shading"/>
+    <w:lsdException w:unhideWhenUsed="0" w:uiPriority="72" w:semiHidden="0" w:name="Colorful List"/>
+    <w:lsdException w:unhideWhenUsed="0" w:uiPriority="73" w:semiHidden="0" w:name="Colorful Grid"/>
+    <w:lsdException w:unhideWhenUsed="0" w:uiPriority="60" w:semiHidden="0" w:name="Light Shading Accent 1"/>
+    <w:lsdException w:unhideWhenUsed="0" w:uiPriority="61" w:semiHidden="0" w:name="Light List Accent 1"/>
+    <w:lsdException w:unhideWhenUsed="0" w:uiPriority="62" w:semiHidden="0" w:name="Light Grid Accent 1"/>
+    <w:lsdException w:unhideWhenUsed="0" w:uiPriority="63" w:semiHidden="0" w:name="Medium Shading 1 Accent 1"/>
+    <w:lsdException w:unhideWhenUsed="0" w:uiPriority="64" w:semiHidden="0" w:name="Medium Shading 2 Accent 1"/>
+    <w:lsdException w:unhideWhenUsed="0" w:uiPriority="65" w:semiHidden="0" w:name="Medium List 1 Accent 1"/>
+    <w:lsdException w:unhideWhenUsed="0" w:uiPriority="66" w:semiHidden="0" w:name="Medium List 2 Accent 1"/>
+    <w:lsdException w:unhideWhenUsed="0" w:uiPriority="67" w:semiHidden="0" w:name="Medium Grid 1 Accent 1"/>
+    <w:lsdException w:unhideWhenUsed="0" w:uiPriority="68" w:semiHidden="0" w:name="Medium Grid 2 Accent 1"/>
+    <w:lsdException w:unhideWhenUsed="0" w:uiPriority="69" w:semiHidden="0" w:name="Medium Grid 3 Accent 1"/>
+    <w:lsdException w:unhideWhenUsed="0" w:uiPriority="70" w:semiHidden="0" w:name="Dark List Accent 1"/>
+    <w:lsdException w:unhideWhenUsed="0" w:uiPriority="71" w:semiHidden="0" w:name="Colorful Shading Accent 1"/>
+    <w:lsdException w:unhideWhenUsed="0" w:uiPriority="72" w:semiHidden="0" w:name="Colorful List Accent 1"/>
+    <w:lsdException w:unhideWhenUsed="0" w:uiPriority="73" w:semiHidden="0" w:name="Colorful Grid Accent 1"/>
+    <w:lsdException w:unhideWhenUsed="0" w:uiPriority="60" w:semiHidden="0" w:name="Light Shading Accent 2"/>
+    <w:lsdException w:unhideWhenUsed="0" w:uiPriority="61" w:semiHidden="0" w:name="Light List Accent 2"/>
+    <w:lsdException w:unhideWhenUsed="0" w:uiPriority="62" w:semiHidden="0" w:name="Light Grid Accent 2"/>
+    <w:lsdException w:unhideWhenUsed="0" w:uiPriority="63" w:semiHidden="0" w:name="Medium Shading 1 Accent 2"/>
+    <w:lsdException w:unhideWhenUsed="0" w:uiPriority="64" w:semiHidden="0" w:name="Medium Shading 2 Accent 2"/>
+    <w:lsdException w:unhideWhenUsed="0" w:uiPriority="65" w:semiHidden="0" w:name="Medium List 1 Accent 2"/>
+    <w:lsdException w:unhideWhenUsed="0" w:uiPriority="66" w:semiHidden="0" w:name="Medium List 2 Accent 2"/>
+    <w:lsdException w:unhideWhenUsed="0" w:uiPriority="67" w:semiHidden="0" w:name="Medium Grid 1 Accent 2"/>
+    <w:lsdException w:unhideWhenUsed="0" w:uiPriority="68" w:semiHidden="0" w:name="Medium Grid 2 Accent 2"/>
+    <w:lsdException w:unhideWhenUsed="0" w:uiPriority="69" w:semiHidden="0" w:name="Medium Grid 3 Accent 2"/>
+    <w:lsdException w:unhideWhenUsed="0" w:uiPriority="70" w:semiHidden="0" w:name="Dark List Accent 2"/>
+    <w:lsdException w:unhideWhenUsed="0" w:uiPriority="71" w:semiHidden="0" w:name="Colorful Shading Accent 2"/>
+    <w:lsdException w:unhideWhenUsed="0" w:uiPriority="72" w:semiHidden="0" w:name="Colorful List Accent 2"/>
+    <w:lsdException w:unhideWhenUsed="0" w:uiPriority="73" w:semiHidden="0" w:name="Colorful Grid Accent 2"/>
+    <w:lsdException w:unhideWhenUsed="0" w:uiPriority="60" w:semiHidden="0" w:name="Light Shading Accent 3"/>
+    <w:lsdException w:unhideWhenUsed="0" w:uiPriority="61" w:semiHidden="0" w:name="Light List Accent 3"/>
+    <w:lsdException w:unhideWhenUsed="0" w:uiPriority="62" w:semiHidden="0" w:name="Light Grid Accent 3"/>
+    <w:lsdException w:unhideWhenUsed="0" w:uiPriority="63" w:semiHidden="0" w:name="Medium Shading 1 Accent 3"/>
+    <w:lsdException w:unhideWhenUsed="0" w:uiPriority="64" w:semiHidden="0" w:name="Medium Shading 2 Accent 3"/>
+    <w:lsdException w:unhideWhenUsed="0" w:uiPriority="65" w:semiHidden="0" w:name="Medium List 1 Accent 3"/>
+    <w:lsdException w:unhideWhenUsed="0" w:uiPriority="66" w:semiHidden="0" w:name="Medium List 2 Accent 3"/>
+    <w:lsdException w:unhideWhenUsed="0" w:uiPriority="67" w:semiHidden="0" w:name="Medium Grid 1 Accent 3"/>
+    <w:lsdException w:unhideWhenUsed="0" w:uiPriority="68" w:semiHidden="0" w:name="Medium Grid 2 Accent 3"/>
+    <w:lsdException w:unhideWhenUsed="0" w:uiPriority="69" w:semiHidden="0" w:name="Medium Grid 3 Accent 3"/>
+    <w:lsdException w:unhideWhenUsed="0" w:uiPriority="70" w:semiHidden="0" w:name="Dark List Accent 3"/>
+    <w:lsdException w:unhideWhenUsed="0" w:uiPriority="71" w:semiHidden="0" w:name="Colorful Shading Accent 3"/>
+    <w:lsdException w:unhideWhenUsed="0" w:uiPriority="72" w:semiHidden="0" w:name="Colorful List Accent 3"/>
+    <w:lsdException w:unhideWhenUsed="0" w:uiPriority="73" w:semiHidden="0" w:name="Colorful Grid Accent 3"/>
+    <w:lsdException w:unhideWhenUsed="0" w:uiPriority="60" w:semiHidden="0" w:name="Light Shading Accent 4"/>
+    <w:lsdException w:unhideWhenUsed="0" w:uiPriority="61" w:semiHidden="0" w:name="Light List Accent 4"/>
+    <w:lsdException w:unhideWhenUsed="0" w:uiPriority="62" w:semiHidden="0" w:name="Light Grid Accent 4"/>
+    <w:lsdException w:unhideWhenUsed="0" w:uiPriority="63" w:semiHidden="0" w:name="Medium Shading 1 Accent 4"/>
+    <w:lsdException w:unhideWhenUsed="0" w:uiPriority="64" w:semiHidden="0" w:name="Medium Shading 2 Accent 4"/>
+    <w:lsdException w:unhideWhenUsed="0" w:uiPriority="65" w:semiHidden="0" w:name="Medium List 1 Accent 4"/>
+    <w:lsdException w:unhideWhenUsed="0" w:uiPriority="66" w:semiHidden="0" w:name="Medium List 2 Accent 4"/>
+    <w:lsdException w:unhideWhenUsed="0" w:uiPriority="67" w:semiHidden="0" w:name="Medium Grid 1 Accent 4"/>
+    <w:lsdException w:unhideWhenUsed="0" w:uiPriority="68" w:semiHidden="0" w:name="Medium Grid 2 Accent 4"/>
+    <w:lsdException w:unhideWhenUsed="0" w:uiPriority="69" w:semiHidden="0" w:name="Medium Grid 3 Accent 4"/>
+    <w:lsdException w:unhideWhenUsed="0" w:uiPriority="70" w:semiHidden="0" w:name="Dark List Accent 4"/>
+    <w:lsdException w:unhideWhenUsed="0" w:uiPriority="71" w:semiHidden="0" w:name="Colorful Shading Accent 4"/>
+    <w:lsdException w:unhideWhenUsed="0" w:uiPriority="72" w:semiHidden="0" w:name="Colorful List Accent 4"/>
+    <w:lsdException w:unhideWhenUsed="0" w:uiPriority="73" w:semiHidden="0" w:name="Colorful Grid Accent 4"/>
+    <w:lsdException w:unhideWhenUsed="0" w:uiPriority="60" w:semiHidden="0" w:name="Light Shading Accent 5"/>
+    <w:lsdException w:unhideWhenUsed="0" w:uiPriority="61" w:semiHidden="0" w:name="Light List Accent 5"/>
+    <w:lsdException w:unhideWhenUsed="0" w:uiPriority="62" w:semiHidden="0" w:name="Light Grid Accent 5"/>
+    <w:lsdException w:unhideWhenUsed="0" w:uiPriority="63" w:semiHidden="0" w:name="Medium Shading 1 Accent 5"/>
+    <w:lsdException w:unhideWhenUsed="0" w:uiPriority="64" w:semiHidden="0" w:name="Medium Shading 2 Accent 5"/>
+    <w:lsdException w:unhideWhenUsed="0" w:uiPriority="65" w:semiHidden="0" w:name="Medium List 1 Accent 5"/>
+    <w:lsdException w:unhideWhenUsed="0" w:uiPriority="66" w:semiHidden="0" w:name="Medium List 2 Accent 5"/>
+    <w:lsdException w:unhideWhenUsed="0" w:uiPriority="67" w:semiHidden="0" w:name="Medium Grid 1 Accent 5"/>
+    <w:lsdException w:unhideWhenUsed="0" w:uiPriority="68" w:semiHidden="0" w:name="Medium Grid 2 Accent 5"/>
+    <w:lsdException w:unhideWhenUsed="0" w:uiPriority="69" w:semiHidden="0" w:name="Medium Grid 3 Accent 5"/>
+    <w:lsdException w:unhideWhenUsed="0" w:uiPriority="70" w:semiHidden="0" w:name="Dark List Accent 5"/>
+    <w:lsdException w:unhideWhenUsed="0" w:uiPriority="71" w:semiHidden="0" w:name="Colorful Shading Accent 5"/>
+    <w:lsdException w:unhideWhenUsed="0" w:uiPriority="72" w:semiHidden="0" w:name="Colorful List Accent 5"/>
+    <w:lsdException w:unhideWhenUsed="0" w:uiPriority="73" w:semiHidden="0" w:name="Colorful Grid Accent 5"/>
+    <w:lsdException w:unhideWhenUsed="0" w:uiPriority="60" w:semiHidden="0" w:name="Light Shading Accent 6"/>
+    <w:lsdException w:unhideWhenUsed="0" w:uiPriority="61" w:semiHidden="0" w:name="Light List Accent 6"/>
+    <w:lsdException w:unhideWhenUsed="0" w:uiPriority="62" w:semiHidden="0" w:name="Light Grid Accent 6"/>
+    <w:lsdException w:unhideWhenUsed="0" w:uiPriority="63" w:semiHidden="0" w:name="Medium Shading 1 Accent 6"/>
+    <w:lsdException w:unhideWhenUsed="0" w:uiPriority="64" w:semiHidden="0" w:name="Medium Shading 2 Accent 6"/>
+    <w:lsdException w:unhideWhenUsed="0" w:uiPriority="65" w:semiHidden="0" w:name="Medium List 1 Accent 6"/>
+    <w:lsdException w:unhideWhenUsed="0" w:uiPriority="66" w:semiHidden="0" w:name="Medium List 2 Accent 6"/>
+    <w:lsdException w:unhideWhenUsed="0" w:uiPriority="67" w:semiHidden="0" w:name="Medium Grid 1 Accent 6"/>
+    <w:lsdException w:unhideWhenUsed="0" w:uiPriority="68" w:semiHidden="0" w:name="Medium Grid 2 Accent 6"/>
+    <w:lsdException w:unhideWhenUsed="0" w:uiPriority="69" w:semiHidden="0" w:name="Medium Grid 3 Accent 6"/>
+    <w:lsdException w:unhideWhenUsed="0" w:uiPriority="70" w:semiHidden="0" w:name="Dark List Accent 6"/>
+    <w:lsdException w:unhideWhenUsed="0" w:uiPriority="71" w:semiHidden="0" w:name="Colorful Shading Accent 6"/>
+    <w:lsdException w:unhideWhenUsed="0" w:uiPriority="72" w:semiHidden="0" w:name="Colorful List Accent 6"/>
+    <w:lsdException w:unhideWhenUsed="0" w:uiPriority="73" w:semiHidden="0" w:name="Colorful Grid Accent 6"/>
   </w:latentStyles>
-  <w:style w:type="paragraph" w:default="1" w:styleId="Normal">
+  <w:style w:type="paragraph" w:default="1" w:styleId="1">
     <w:name w:val="Normal"/>
     <w:qFormat/>
+    <w:uiPriority w:val="0"/>
     <w:pPr>
       <w:kinsoku w:val="0"/>
       <w:autoSpaceDE w:val="0"/>
@@ -14383,7 +14697,7 @@
       <w:textAlignment w:val="baseline"/>
     </w:pPr>
     <w:rPr>
-      <w:rFonts w:ascii="Arial" w:eastAsia="宋体" w:hAnsi="Arial" w:cs="Arial"/>
+      <w:rFonts w:ascii="Arial" w:hAnsi="Arial" w:eastAsia="宋体" w:cs="Arial"/>
       <w:snapToGrid w:val="0"/>
       <w:color w:val="000000"/>
       <w:kern w:val="0"/>
@@ -14392,11 +14706,12 @@
       <w:lang w:val="en-US" w:eastAsia="en-US" w:bidi="ar-SA"/>
     </w:rPr>
   </w:style>
-  <w:style w:type="paragraph" w:styleId="Heading1">
+  <w:style w:type="paragraph" w:styleId="2">
     <w:name w:val="heading 1"/>
-    <w:basedOn w:val="Normal"/>
-    <w:next w:val="Normal"/>
+    <w:basedOn w:val="1"/>
+    <w:next w:val="1"/>
     <w:qFormat/>
+    <w:uiPriority w:val="0"/>
     <w:pPr>
       <w:keepNext/>
       <w:keepLines/>
@@ -14414,12 +14729,13 @@
       <w:sz w:val="44"/>
     </w:rPr>
   </w:style>
-  <w:style w:type="paragraph" w:styleId="Heading2">
+  <w:style w:type="paragraph" w:styleId="3">
     <w:name w:val="heading 2"/>
-    <w:basedOn w:val="Normal"/>
-    <w:next w:val="Normal"/>
+    <w:basedOn w:val="1"/>
+    <w:next w:val="1"/>
     <w:unhideWhenUsed/>
     <w:qFormat/>
+    <w:uiPriority w:val="0"/>
     <w:pPr>
       <w:keepNext/>
       <w:keepLines/>
@@ -14432,18 +14748,19 @@
       <w:outlineLvl w:val="1"/>
     </w:pPr>
     <w:rPr>
-      <w:rFonts w:ascii="Arial" w:eastAsia="黑体" w:hAnsi="Arial"/>
+      <w:rFonts w:ascii="Arial" w:hAnsi="Arial" w:eastAsia="黑体"/>
       <w:b/>
       <w:sz w:val="32"/>
     </w:rPr>
   </w:style>
-  <w:style w:type="paragraph" w:styleId="Heading3">
+  <w:style w:type="paragraph" w:styleId="4">
     <w:name w:val="heading 3"/>
-    <w:basedOn w:val="Normal"/>
-    <w:next w:val="Normal"/>
+    <w:basedOn w:val="1"/>
+    <w:next w:val="1"/>
     <w:semiHidden/>
     <w:unhideWhenUsed/>
     <w:qFormat/>
+    <w:uiPriority w:val="0"/>
     <w:pPr>
       <w:keepNext/>
       <w:keepLines/>
@@ -14460,12 +14777,13 @@
       <w:sz w:val="32"/>
     </w:rPr>
   </w:style>
-  <w:style w:type="paragraph" w:styleId="Heading4">
+  <w:style w:type="paragraph" w:styleId="5">
     <w:name w:val="heading 4"/>
-    <w:basedOn w:val="Normal"/>
-    <w:next w:val="Normal"/>
+    <w:basedOn w:val="1"/>
+    <w:next w:val="1"/>
     <w:unhideWhenUsed/>
     <w:qFormat/>
+    <w:uiPriority w:val="0"/>
     <w:pPr>
       <w:keepNext/>
       <w:keepLines/>
@@ -14478,18 +14796,19 @@
       <w:outlineLvl w:val="3"/>
     </w:pPr>
     <w:rPr>
-      <w:rFonts w:ascii="Arial" w:eastAsia="黑体" w:hAnsi="Arial"/>
+      <w:rFonts w:ascii="Arial" w:hAnsi="Arial" w:eastAsia="黑体"/>
       <w:b/>
       <w:sz w:val="28"/>
     </w:rPr>
   </w:style>
-  <w:style w:type="paragraph" w:styleId="Heading5">
+  <w:style w:type="paragraph" w:styleId="6">
     <w:name w:val="heading 5"/>
-    <w:basedOn w:val="Normal"/>
-    <w:next w:val="Normal"/>
+    <w:basedOn w:val="1"/>
+    <w:next w:val="1"/>
     <w:semiHidden/>
     <w:unhideWhenUsed/>
     <w:qFormat/>
+    <w:uiPriority w:val="0"/>
     <w:pPr>
       <w:keepNext/>
       <w:keepLines/>
@@ -14506,13 +14825,14 @@
       <w:sz w:val="28"/>
     </w:rPr>
   </w:style>
-  <w:style w:type="paragraph" w:styleId="Heading6">
+  <w:style w:type="paragraph" w:styleId="7">
     <w:name w:val="heading 6"/>
-    <w:basedOn w:val="Normal"/>
-    <w:next w:val="Normal"/>
+    <w:basedOn w:val="1"/>
+    <w:next w:val="1"/>
     <w:semiHidden/>
     <w:unhideWhenUsed/>
     <w:qFormat/>
+    <w:uiPriority w:val="0"/>
     <w:pPr>
       <w:keepNext/>
       <w:keepLines/>
@@ -14525,18 +14845,19 @@
       <w:outlineLvl w:val="5"/>
     </w:pPr>
     <w:rPr>
-      <w:rFonts w:ascii="Arial" w:eastAsia="黑体" w:hAnsi="Arial"/>
+      <w:rFonts w:ascii="Arial" w:hAnsi="Arial" w:eastAsia="黑体"/>
       <w:b/>
       <w:sz w:val="24"/>
     </w:rPr>
   </w:style>
-  <w:style w:type="paragraph" w:styleId="Heading7">
+  <w:style w:type="paragraph" w:styleId="8">
     <w:name w:val="heading 7"/>
-    <w:basedOn w:val="Normal"/>
-    <w:next w:val="Normal"/>
+    <w:basedOn w:val="1"/>
+    <w:next w:val="1"/>
     <w:semiHidden/>
     <w:unhideWhenUsed/>
     <w:qFormat/>
+    <w:uiPriority w:val="0"/>
     <w:pPr>
       <w:keepNext/>
       <w:keepLines/>
@@ -14553,13 +14874,14 @@
       <w:sz w:val="24"/>
     </w:rPr>
   </w:style>
-  <w:style w:type="paragraph" w:styleId="Heading8">
+  <w:style w:type="paragraph" w:styleId="9">
     <w:name w:val="heading 8"/>
-    <w:basedOn w:val="Normal"/>
-    <w:next w:val="Normal"/>
+    <w:basedOn w:val="1"/>
+    <w:next w:val="1"/>
     <w:semiHidden/>
     <w:unhideWhenUsed/>
     <w:qFormat/>
+    <w:uiPriority w:val="0"/>
     <w:pPr>
       <w:keepNext/>
       <w:keepLines/>
@@ -14572,17 +14894,18 @@
       <w:outlineLvl w:val="7"/>
     </w:pPr>
     <w:rPr>
-      <w:rFonts w:ascii="Arial" w:eastAsia="黑体" w:hAnsi="Arial"/>
+      <w:rFonts w:ascii="Arial" w:hAnsi="Arial" w:eastAsia="黑体"/>
       <w:sz w:val="24"/>
     </w:rPr>
   </w:style>
-  <w:style w:type="paragraph" w:styleId="Heading9">
+  <w:style w:type="paragraph" w:styleId="10">
     <w:name w:val="heading 9"/>
-    <w:basedOn w:val="Normal"/>
-    <w:next w:val="Normal"/>
+    <w:basedOn w:val="1"/>
+    <w:next w:val="1"/>
     <w:semiHidden/>
     <w:unhideWhenUsed/>
     <w:qFormat/>
+    <w:uiPriority w:val="0"/>
     <w:pPr>
       <w:keepNext/>
       <w:keepLines/>
@@ -14595,19 +14918,21 @@
       <w:outlineLvl w:val="8"/>
     </w:pPr>
     <w:rPr>
-      <w:rFonts w:ascii="Arial" w:eastAsia="黑体" w:hAnsi="Arial"/>
+      <w:rFonts w:ascii="Arial" w:hAnsi="Arial" w:eastAsia="黑体"/>
       <w:sz w:val="21"/>
     </w:rPr>
   </w:style>
-  <w:style w:type="character" w:default="1" w:styleId="DefaultParagraphFont">
+  <w:style w:type="character" w:default="1" w:styleId="24">
     <w:name w:val="Default Paragraph Font"/>
     <w:semiHidden/>
     <w:qFormat/>
+    <w:uiPriority w:val="0"/>
   </w:style>
-  <w:style w:type="table" w:default="1" w:styleId="TableNormal">
+  <w:style w:type="table" w:default="1" w:styleId="22">
     <w:name w:val="Normal Table"/>
     <w:semiHidden/>
     <w:qFormat/>
+    <w:uiPriority w:val="0"/>
     <w:tblPr>
       <w:tblCellMar>
         <w:top w:w="0" w:type="dxa"/>
@@ -14617,39 +14942,43 @@
       </w:tblCellMar>
     </w:tblPr>
   </w:style>
-  <w:style w:type="paragraph" w:styleId="CommentText">
+  <w:style w:type="paragraph" w:styleId="11">
     <w:name w:val="annotation text"/>
-    <w:basedOn w:val="Normal"/>
+    <w:basedOn w:val="1"/>
     <w:qFormat/>
+    <w:uiPriority w:val="0"/>
     <w:pPr>
       <w:jc w:val="left"/>
     </w:pPr>
   </w:style>
-  <w:style w:type="paragraph" w:styleId="BodyText">
+  <w:style w:type="paragraph" w:styleId="12">
     <w:name w:val="Body Text"/>
-    <w:basedOn w:val="Normal"/>
+    <w:basedOn w:val="1"/>
     <w:semiHidden/>
     <w:qFormat/>
+    <w:uiPriority w:val="0"/>
     <w:rPr>
-      <w:rFonts w:ascii="Arial" w:eastAsia="Arial" w:hAnsi="Arial" w:cs="Arial"/>
+      <w:rFonts w:ascii="Arial" w:hAnsi="Arial" w:eastAsia="Arial" w:cs="Arial"/>
       <w:sz w:val="21"/>
       <w:szCs w:val="21"/>
       <w:lang w:val="en-US" w:eastAsia="en-US" w:bidi="ar-SA"/>
     </w:rPr>
   </w:style>
-  <w:style w:type="paragraph" w:styleId="TOC3">
+  <w:style w:type="paragraph" w:styleId="13">
     <w:name w:val="toc 3"/>
-    <w:basedOn w:val="Normal"/>
-    <w:next w:val="Normal"/>
+    <w:basedOn w:val="1"/>
+    <w:next w:val="1"/>
     <w:qFormat/>
+    <w:uiPriority w:val="0"/>
     <w:pPr>
       <w:ind w:left="840" w:leftChars="400"/>
     </w:pPr>
   </w:style>
-  <w:style w:type="paragraph" w:styleId="Footer">
+  <w:style w:type="paragraph" w:styleId="14">
     <w:name w:val="footer"/>
-    <w:basedOn w:val="Normal"/>
+    <w:basedOn w:val="1"/>
     <w:qFormat/>
+    <w:uiPriority w:val="0"/>
     <w:pPr>
       <w:tabs>
         <w:tab w:val="center" w:pos="4153"/>
@@ -14662,16 +14991,17 @@
       <w:sz w:val="18"/>
     </w:rPr>
   </w:style>
-  <w:style w:type="paragraph" w:styleId="Header">
+  <w:style w:type="paragraph" w:styleId="15">
     <w:name w:val="header"/>
-    <w:basedOn w:val="Normal"/>
+    <w:basedOn w:val="1"/>
     <w:qFormat/>
+    <w:uiPriority w:val="0"/>
     <w:pPr>
       <w:pBdr>
-        <w:top w:val="nil"/>
-        <w:left w:val="nil"/>
-        <w:bottom w:val="nil"/>
-        <w:right w:val="nil"/>
+        <w:top w:val="none" w:color="auto" w:sz="0" w:space="0"/>
+        <w:left w:val="none" w:color="auto" w:sz="0" w:space="0"/>
+        <w:bottom w:val="none" w:color="auto" w:sz="0" w:space="0"/>
+        <w:right w:val="none" w:color="auto" w:sz="0" w:space="0"/>
       </w:pBdr>
       <w:tabs>
         <w:tab w:val="center" w:pos="4153"/>
@@ -14686,55 +15016,61 @@
       <w:sz w:val="18"/>
     </w:rPr>
   </w:style>
-  <w:style w:type="paragraph" w:styleId="TOC1">
+  <w:style w:type="paragraph" w:styleId="16">
     <w:name w:val="toc 1"/>
-    <w:basedOn w:val="Normal"/>
-    <w:next w:val="Normal"/>
+    <w:basedOn w:val="1"/>
+    <w:next w:val="1"/>
     <w:qFormat/>
+    <w:uiPriority w:val="0"/>
     <w:rPr>
-      <w:rFonts w:ascii="Arial" w:eastAsia="Microsoft JhengHei" w:hAnsi="Arial"/>
+      <w:rFonts w:ascii="Arial" w:hAnsi="Arial" w:eastAsia="Microsoft JhengHei"/>
       <w:sz w:val="24"/>
     </w:rPr>
   </w:style>
-  <w:style w:type="paragraph" w:styleId="TableofFigures">
+  <w:style w:type="paragraph" w:styleId="17">
     <w:name w:val="table of figures"/>
-    <w:basedOn w:val="Normal"/>
-    <w:next w:val="Normal"/>
+    <w:basedOn w:val="1"/>
+    <w:next w:val="1"/>
     <w:qFormat/>
+    <w:uiPriority w:val="0"/>
     <w:pPr>
-      <w:ind w:hanging="200" w:leftChars="200" w:hangingChars="200"/>
+      <w:ind w:leftChars="200" w:hanging="200" w:hangingChars="200"/>
     </w:pPr>
   </w:style>
-  <w:style w:type="paragraph" w:styleId="TOC2">
+  <w:style w:type="paragraph" w:styleId="18">
     <w:name w:val="toc 2"/>
-    <w:basedOn w:val="Normal"/>
-    <w:next w:val="Normal"/>
+    <w:basedOn w:val="1"/>
+    <w:next w:val="1"/>
     <w:qFormat/>
+    <w:uiPriority w:val="0"/>
     <w:pPr>
       <w:ind w:left="420" w:leftChars="200"/>
     </w:pPr>
   </w:style>
-  <w:style w:type="paragraph" w:styleId="HTMLPreformatted">
+  <w:style w:type="paragraph" w:styleId="19">
     <w:name w:val="HTML Preformatted"/>
-    <w:basedOn w:val="Normal"/>
+    <w:basedOn w:val="1"/>
     <w:qFormat/>
+    <w:uiPriority w:val="0"/>
     <w:rPr>
       <w:rFonts w:ascii="Courier New" w:hAnsi="Courier New"/>
       <w:sz w:val="20"/>
     </w:rPr>
   </w:style>
-  <w:style w:type="paragraph" w:styleId="NormalWeb">
+  <w:style w:type="paragraph" w:styleId="20">
     <w:name w:val="Normal (Web)"/>
-    <w:basedOn w:val="Normal"/>
+    <w:basedOn w:val="1"/>
     <w:qFormat/>
+    <w:uiPriority w:val="0"/>
     <w:rPr>
       <w:sz w:val="24"/>
     </w:rPr>
   </w:style>
-  <w:style w:type="paragraph" w:styleId="Title">
+  <w:style w:type="paragraph" w:styleId="21">
     <w:name w:val="Title"/>
-    <w:basedOn w:val="Normal"/>
+    <w:basedOn w:val="1"/>
     <w:qFormat/>
+    <w:uiPriority w:val="0"/>
     <w:pPr>
       <w:spacing w:before="240" w:beforeLines="0" w:beforeAutospacing="0" w:after="60" w:afterLines="0" w:afterAutospacing="0"/>
       <w:jc w:val="center"/>
@@ -14746,85 +15082,91 @@
       <w:sz w:val="32"/>
     </w:rPr>
   </w:style>
-  <w:style w:type="table" w:styleId="TableGrid">
+  <w:style w:type="table" w:styleId="23">
     <w:name w:val="Table Grid"/>
-    <w:basedOn w:val="TableNormal"/>
+    <w:basedOn w:val="22"/>
     <w:qFormat/>
+    <w:uiPriority w:val="0"/>
     <w:pPr>
       <w:widowControl w:val="0"/>
       <w:jc w:val="both"/>
     </w:pPr>
     <w:tblPr>
       <w:tblBorders>
-        <w:top w:val="single" w:sz="4" w:space="0" w:color="auto"/>
-        <w:left w:val="single" w:sz="4" w:space="0" w:color="auto"/>
-        <w:bottom w:val="single" w:sz="4" w:space="0" w:color="auto"/>
-        <w:right w:val="single" w:sz="4" w:space="0" w:color="auto"/>
-        <w:insideH w:val="single" w:sz="4" w:space="0" w:color="auto"/>
-        <w:insideV w:val="single" w:sz="4" w:space="0" w:color="auto"/>
+        <w:top w:val="single" w:color="auto" w:sz="4" w:space="0"/>
+        <w:left w:val="single" w:color="auto" w:sz="4" w:space="0"/>
+        <w:bottom w:val="single" w:color="auto" w:sz="4" w:space="0"/>
+        <w:right w:val="single" w:color="auto" w:sz="4" w:space="0"/>
+        <w:insideH w:val="single" w:color="auto" w:sz="4" w:space="0"/>
+        <w:insideV w:val="single" w:color="auto" w:sz="4" w:space="0"/>
       </w:tblBorders>
     </w:tblPr>
   </w:style>
-  <w:style w:type="character" w:styleId="Strong">
+  <w:style w:type="character" w:styleId="25">
     <w:name w:val="Strong"/>
-    <w:basedOn w:val="DefaultParagraphFont"/>
+    <w:basedOn w:val="24"/>
     <w:qFormat/>
+    <w:uiPriority w:val="0"/>
     <w:rPr>
       <w:b/>
     </w:rPr>
   </w:style>
-  <w:style w:type="paragraph" w:customStyle="1" w:styleId="a">
+  <w:style w:type="paragraph" w:customStyle="1" w:styleId="26">
     <w:name w:val="柴_文档修订信息"/>
-    <w:basedOn w:val="Normal"/>
+    <w:basedOn w:val="1"/>
     <w:qFormat/>
+    <w:uiPriority w:val="0"/>
     <w:pPr>
       <w:widowControl w:val="0"/>
       <w:ind w:firstLine="470" w:firstLineChars="200"/>
       <w:jc w:val="center"/>
     </w:pPr>
     <w:rPr>
-      <w:rFonts w:ascii="Arial" w:hAnsi="Arial" w:hint="eastAsia"/>
+      <w:rFonts w:hint="eastAsia" w:ascii="Arial" w:hAnsi="Arial"/>
       <w:b/>
       <w:bCs/>
       <w:sz w:val="24"/>
       <w:lang w:eastAsia="zh-CN"/>
     </w:rPr>
   </w:style>
-  <w:style w:type="paragraph" w:customStyle="1" w:styleId="a0">
+  <w:style w:type="paragraph" w:customStyle="1" w:styleId="27">
     <w:name w:val="柴_公司名"/>
-    <w:basedOn w:val="Title"/>
+    <w:basedOn w:val="21"/>
     <w:qFormat/>
+    <w:uiPriority w:val="0"/>
     <w:pPr>
       <w:spacing w:after="600" w:afterLines="600"/>
     </w:pPr>
     <w:rPr>
-      <w:rFonts w:ascii="宋体" w:eastAsia="宋体" w:hAnsi="宋体" w:cs="宋体" w:hint="eastAsia"/>
+      <w:rFonts w:hint="eastAsia" w:ascii="宋体" w:hAnsi="宋体" w:eastAsia="宋体" w:cs="宋体"/>
       <w:bCs/>
       <w:spacing w:val="-6"/>
       <w:sz w:val="52"/>
       <w:szCs w:val="52"/>
     </w:rPr>
   </w:style>
-  <w:style w:type="paragraph" w:customStyle="1" w:styleId="a1">
+  <w:style w:type="paragraph" w:customStyle="1" w:styleId="28">
     <w:name w:val="柴_文档名"/>
-    <w:basedOn w:val="Title"/>
+    <w:basedOn w:val="21"/>
     <w:qFormat/>
+    <w:uiPriority w:val="0"/>
     <w:pPr>
       <w:spacing w:after="900" w:afterLines="900"/>
     </w:pPr>
     <w:rPr>
-      <w:rFonts w:ascii="黑体" w:eastAsia="黑体" w:hAnsi="黑体" w:cs="黑体"/>
+      <w:rFonts w:ascii="黑体" w:hAnsi="黑体" w:eastAsia="黑体" w:cs="黑体"/>
       <w:bCs/>
       <w:spacing w:val="-7"/>
       <w:sz w:val="52"/>
       <w:szCs w:val="52"/>
     </w:rPr>
   </w:style>
-  <w:style w:type="table" w:customStyle="1" w:styleId="TableNormal0">
+  <w:style w:type="table" w:customStyle="1" w:styleId="29">
     <w:name w:val="Table Normal_0"/>
     <w:semiHidden/>
     <w:unhideWhenUsed/>
     <w:qFormat/>
+    <w:uiPriority w:val="0"/>
     <w:tblPr>
       <w:tblCellMar>
         <w:top w:w="0" w:type="dxa"/>
@@ -14834,82 +15176,88 @@
       </w:tblCellMar>
     </w:tblPr>
   </w:style>
-  <w:style w:type="paragraph" w:customStyle="1" w:styleId="TableText">
+  <w:style w:type="paragraph" w:customStyle="1" w:styleId="30">
     <w:name w:val="Table Text"/>
-    <w:basedOn w:val="Normal"/>
+    <w:basedOn w:val="1"/>
     <w:semiHidden/>
     <w:qFormat/>
+    <w:uiPriority w:val="0"/>
     <w:rPr>
-      <w:rFonts w:ascii="宋体" w:eastAsia="宋体" w:hAnsi="宋体" w:cs="宋体"/>
+      <w:rFonts w:ascii="宋体" w:hAnsi="宋体" w:eastAsia="宋体" w:cs="宋体"/>
       <w:sz w:val="21"/>
       <w:szCs w:val="21"/>
       <w:lang w:val="en-US" w:eastAsia="en-US" w:bidi="ar-SA"/>
     </w:rPr>
   </w:style>
-  <w:style w:type="paragraph" w:customStyle="1" w:styleId="1">
+  <w:style w:type="paragraph" w:customStyle="1" w:styleId="31">
     <w:name w:val="柴_标题1"/>
-    <w:basedOn w:val="Heading1"/>
-    <w:next w:val="a2"/>
-    <w:link w:val="1Char"/>
+    <w:basedOn w:val="2"/>
+    <w:next w:val="32"/>
+    <w:link w:val="41"/>
     <w:qFormat/>
+    <w:uiPriority w:val="0"/>
     <w:pPr>
       <w:spacing w:before="100" w:after="90" w:line="360" w:lineRule="auto"/>
     </w:pPr>
     <w:rPr>
-      <w:rFonts w:ascii="Arial" w:eastAsia="宋体" w:hAnsi="Arial"/>
+      <w:rFonts w:ascii="Arial" w:hAnsi="Arial" w:eastAsia="宋体"/>
       <w:sz w:val="32"/>
     </w:rPr>
   </w:style>
-  <w:style w:type="paragraph" w:customStyle="1" w:styleId="a2">
+  <w:style w:type="paragraph" w:customStyle="1" w:styleId="32">
     <w:name w:val="柴_正文"/>
-    <w:basedOn w:val="BodyText"/>
-    <w:link w:val="Char"/>
+    <w:basedOn w:val="12"/>
+    <w:link w:val="44"/>
     <w:qFormat/>
+    <w:uiPriority w:val="0"/>
     <w:pPr>
       <w:spacing w:line="360" w:lineRule="auto"/>
       <w:ind w:firstLine="470" w:firstLineChars="200"/>
     </w:pPr>
     <w:rPr>
-      <w:rFonts w:ascii="Arial" w:eastAsia="宋体" w:hAnsi="Arial"/>
+      <w:rFonts w:ascii="Arial" w:hAnsi="Arial" w:eastAsia="宋体"/>
       <w:sz w:val="24"/>
       <w:lang w:eastAsia="zh-CN"/>
     </w:rPr>
   </w:style>
-  <w:style w:type="paragraph" w:customStyle="1" w:styleId="2">
+  <w:style w:type="paragraph" w:customStyle="1" w:styleId="33">
     <w:name w:val="柴_标题2"/>
-    <w:basedOn w:val="Heading2"/>
-    <w:next w:val="a2"/>
-    <w:link w:val="2Char"/>
+    <w:basedOn w:val="3"/>
+    <w:next w:val="32"/>
+    <w:link w:val="47"/>
     <w:qFormat/>
+    <w:uiPriority w:val="0"/>
     <w:pPr>
       <w:spacing w:line="360" w:lineRule="auto"/>
     </w:pPr>
     <w:rPr>
-      <w:rFonts w:ascii="Arial" w:eastAsia="宋体" w:hAnsi="Arial"/>
+      <w:rFonts w:ascii="Arial" w:hAnsi="Arial" w:eastAsia="宋体"/>
       <w:sz w:val="28"/>
     </w:rPr>
   </w:style>
-  <w:style w:type="paragraph" w:customStyle="1" w:styleId="3">
+  <w:style w:type="paragraph" w:customStyle="1" w:styleId="34">
     <w:name w:val="柴_标题3"/>
-    <w:basedOn w:val="Heading3"/>
-    <w:next w:val="a2"/>
+    <w:basedOn w:val="4"/>
+    <w:next w:val="32"/>
     <w:qFormat/>
+    <w:uiPriority w:val="0"/>
     <w:pPr>
       <w:spacing w:line="360" w:lineRule="auto"/>
       <w:ind w:left="0" w:firstLine="472" w:firstLineChars="200"/>
     </w:pPr>
     <w:rPr>
-      <w:rFonts w:ascii="宋体" w:eastAsia="宋体" w:hAnsi="宋体" w:cs="宋体"/>
+      <w:rFonts w:ascii="宋体" w:hAnsi="宋体" w:eastAsia="宋体" w:cs="宋体"/>
       <w:spacing w:val="-2"/>
       <w:sz w:val="24"/>
       <w:szCs w:val="24"/>
     </w:rPr>
   </w:style>
-  <w:style w:type="paragraph" w:customStyle="1" w:styleId="a3">
+  <w:style w:type="paragraph" w:customStyle="1" w:styleId="35">
     <w:name w:val="柴_目录"/>
-    <w:basedOn w:val="Normal"/>
-    <w:next w:val="BodyText"/>
+    <w:basedOn w:val="1"/>
+    <w:next w:val="12"/>
     <w:qFormat/>
+    <w:uiPriority w:val="0"/>
     <w:pPr>
       <w:tabs>
         <w:tab w:val="right" w:leader="dot" w:pos="8442"/>
@@ -14917,59 +15265,64 @@
       <w:ind w:left="0" w:leftChars="0"/>
     </w:pPr>
     <w:rPr>
-      <w:rFonts w:ascii="Arial" w:eastAsia="Microsoft JhengHei" w:hAnsi="Arial"/>
+      <w:rFonts w:ascii="Arial" w:hAnsi="Arial" w:eastAsia="Microsoft JhengHei"/>
       <w:sz w:val="24"/>
     </w:rPr>
   </w:style>
-  <w:style w:type="paragraph" w:customStyle="1" w:styleId="WPSOffice1">
+  <w:style w:type="paragraph" w:customStyle="1" w:styleId="36">
     <w:name w:val="WPSOffice手动目录 1"/>
     <w:qFormat/>
+    <w:uiPriority w:val="0"/>
     <w:pPr>
       <w:ind w:leftChars="0"/>
     </w:pPr>
     <w:rPr>
-      <w:rFonts w:ascii="Times New Roman" w:eastAsia="宋体" w:hAnsi="Times New Roman" w:cs="Times New Roman"/>
+      <w:rFonts w:ascii="Times New Roman" w:hAnsi="Times New Roman" w:eastAsia="宋体" w:cs="Times New Roman"/>
       <w:sz w:val="20"/>
       <w:szCs w:val="20"/>
     </w:rPr>
   </w:style>
-  <w:style w:type="paragraph" w:customStyle="1" w:styleId="WPSOffice2">
+  <w:style w:type="paragraph" w:customStyle="1" w:styleId="37">
     <w:name w:val="WPSOffice手动目录 2"/>
     <w:qFormat/>
+    <w:uiPriority w:val="0"/>
     <w:pPr>
       <w:ind w:leftChars="200"/>
     </w:pPr>
     <w:rPr>
-      <w:rFonts w:ascii="Times New Roman" w:eastAsia="宋体" w:hAnsi="Times New Roman" w:cs="Times New Roman"/>
+      <w:rFonts w:ascii="Times New Roman" w:hAnsi="Times New Roman" w:eastAsia="宋体" w:cs="Times New Roman"/>
       <w:sz w:val="20"/>
       <w:szCs w:val="20"/>
     </w:rPr>
   </w:style>
-  <w:style w:type="paragraph" w:customStyle="1" w:styleId="WPSOffice3">
+  <w:style w:type="paragraph" w:customStyle="1" w:styleId="38">
     <w:name w:val="WPSOffice手动目录 3"/>
     <w:qFormat/>
+    <w:uiPriority w:val="0"/>
     <w:pPr>
       <w:ind w:leftChars="400"/>
     </w:pPr>
     <w:rPr>
-      <w:rFonts w:ascii="Times New Roman" w:eastAsia="宋体" w:hAnsi="Times New Roman" w:cs="Times New Roman"/>
+      <w:rFonts w:ascii="Times New Roman" w:hAnsi="Times New Roman" w:eastAsia="宋体" w:cs="Times New Roman"/>
       <w:sz w:val="20"/>
       <w:szCs w:val="20"/>
     </w:rPr>
   </w:style>
-  <w:style w:type="paragraph" w:customStyle="1" w:styleId="Compact">
+  <w:style w:type="paragraph" w:customStyle="1" w:styleId="39">
     <w:name w:val="Compact"/>
-    <w:basedOn w:val="BodyText"/>
+    <w:basedOn w:val="12"/>
     <w:qFormat/>
+    <w:uiPriority w:val="0"/>
     <w:pPr>
       <w:spacing w:before="36" w:after="36"/>
     </w:pPr>
   </w:style>
-  <w:style w:type="table" w:customStyle="1" w:styleId="Table">
+  <w:style w:type="table" w:customStyle="1" w:styleId="40">
     <w:name w:val="Table"/>
     <w:semiHidden/>
     <w:unhideWhenUsed/>
     <w:qFormat/>
+    <w:uiPriority w:val="0"/>
     <w:tblPr>
       <w:tblCellMar>
         <w:top w:w="0" w:type="dxa"/>
@@ -14981,26 +15334,28 @@
     <w:tblStylePr w:type="firstRow">
       <w:tcPr>
         <w:tcBorders>
-          <w:bottom w:val="single" w:sz="0" w:space="0" w:color="auto"/>
+          <w:bottom w:val="single" w:color="auto" w:sz="0" w:space="0"/>
         </w:tcBorders>
         <w:vAlign w:val="bottom"/>
       </w:tcPr>
     </w:tblStylePr>
   </w:style>
-  <w:style w:type="character" w:customStyle="1" w:styleId="1Char">
+  <w:style w:type="character" w:customStyle="1" w:styleId="41">
     <w:name w:val="柴_标题1 Char"/>
-    <w:link w:val="1"/>
+    <w:link w:val="31"/>
     <w:qFormat/>
+    <w:uiPriority w:val="0"/>
     <w:rPr>
-      <w:rFonts w:ascii="Arial" w:eastAsia="宋体" w:hAnsi="Arial"/>
+      <w:rFonts w:ascii="Arial" w:hAnsi="Arial" w:eastAsia="宋体"/>
       <w:sz w:val="32"/>
     </w:rPr>
   </w:style>
-  <w:style w:type="paragraph" w:customStyle="1" w:styleId="a4">
+  <w:style w:type="paragraph" w:customStyle="1" w:styleId="42">
     <w:name w:val="柴_正文_无缩进"/>
-    <w:basedOn w:val="Normal"/>
-    <w:link w:val="Char0"/>
+    <w:basedOn w:val="1"/>
+    <w:link w:val="46"/>
     <w:qFormat/>
+    <w:uiPriority w:val="0"/>
     <w:pPr>
       <w:ind w:firstLine="0" w:firstLineChars="0"/>
     </w:pPr>
@@ -15010,38 +15365,41 @@
       <w:lang w:eastAsia="zh-CN"/>
     </w:rPr>
   </w:style>
-  <w:style w:type="paragraph" w:customStyle="1" w:styleId="4">
+  <w:style w:type="paragraph" w:customStyle="1" w:styleId="43">
     <w:name w:val="柴_标题4"/>
-    <w:basedOn w:val="Heading4"/>
-    <w:next w:val="Normal"/>
+    <w:basedOn w:val="5"/>
+    <w:next w:val="1"/>
     <w:qFormat/>
+    <w:uiPriority w:val="0"/>
     <w:pPr>
       <w:widowControl w:val="0"/>
       <w:spacing w:before="160" w:line="360" w:lineRule="auto"/>
-      <w:ind w:left="981" w:hanging="862" w:leftChars="300"/>
+      <w:ind w:left="981" w:leftChars="300" w:hanging="862"/>
     </w:pPr>
     <w:rPr>
-      <w:rFonts w:ascii="Calibri" w:eastAsia="宋体" w:hAnsi="Calibri" w:cs="宋体" w:hint="eastAsia"/>
+      <w:rFonts w:hint="eastAsia" w:ascii="Calibri" w:hAnsi="Calibri" w:eastAsia="宋体" w:cs="宋体"/>
       <w:sz w:val="24"/>
       <w:szCs w:val="24"/>
       <w:lang w:eastAsia="zh-CN" w:bidi="zh-CN"/>
     </w:rPr>
   </w:style>
-  <w:style w:type="character" w:customStyle="1" w:styleId="Char">
+  <w:style w:type="character" w:customStyle="1" w:styleId="44">
     <w:name w:val="柴_正文 Char"/>
-    <w:link w:val="a2"/>
+    <w:link w:val="32"/>
     <w:qFormat/>
+    <w:uiPriority w:val="0"/>
     <w:rPr>
-      <w:rFonts w:ascii="Arial" w:eastAsia="宋体" w:hAnsi="Arial"/>
+      <w:rFonts w:ascii="Arial" w:hAnsi="Arial" w:eastAsia="宋体"/>
       <w:sz w:val="24"/>
       <w:lang w:eastAsia="zh-CN"/>
     </w:rPr>
   </w:style>
-  <w:style w:type="table" w:customStyle="1" w:styleId="TableNormal00">
+  <w:style w:type="table" w:customStyle="1" w:styleId="45">
     <w:name w:val="Table Normal_0_0"/>
     <w:semiHidden/>
     <w:unhideWhenUsed/>
     <w:qFormat/>
+    <w:uiPriority w:val="0"/>
     <w:tblPr>
       <w:tblCellMar>
         <w:top w:w="0" w:type="dxa"/>
@@ -15051,41 +15409,45 @@
       </w:tblCellMar>
     </w:tblPr>
   </w:style>
-  <w:style w:type="character" w:customStyle="1" w:styleId="Char0">
+  <w:style w:type="character" w:customStyle="1" w:styleId="46">
     <w:name w:val="柴_正文_无缩进 Char"/>
-    <w:link w:val="a4"/>
+    <w:link w:val="42"/>
     <w:qFormat/>
+    <w:uiPriority w:val="0"/>
     <w:rPr>
       <w:rFonts w:ascii="Arial" w:hAnsi="Arial"/>
       <w:sz w:val="24"/>
       <w:lang w:eastAsia="zh-CN"/>
     </w:rPr>
   </w:style>
-  <w:style w:type="character" w:customStyle="1" w:styleId="2Char">
+  <w:style w:type="character" w:customStyle="1" w:styleId="47">
     <w:name w:val="柴_标题2 Char"/>
-    <w:link w:val="2"/>
+    <w:link w:val="33"/>
     <w:qFormat/>
+    <w:uiPriority w:val="0"/>
     <w:rPr>
-      <w:rFonts w:ascii="Arial" w:eastAsia="宋体" w:hAnsi="Arial"/>
+      <w:rFonts w:ascii="Arial" w:hAnsi="Arial" w:eastAsia="宋体"/>
       <w:sz w:val="28"/>
     </w:rPr>
   </w:style>
-  <w:style w:type="character" w:customStyle="1" w:styleId="Char1">
+  <w:style w:type="character" w:customStyle="1" w:styleId="48">
     <w:name w:val="柴_题注 Char"/>
-    <w:link w:val="a5"/>
+    <w:link w:val="49"/>
     <w:qFormat/>
+    <w:uiPriority w:val="0"/>
   </w:style>
-  <w:style w:type="paragraph" w:customStyle="1" w:styleId="a5">
+  <w:style w:type="paragraph" w:customStyle="1" w:styleId="49">
     <w:name w:val="柴_题注"/>
-    <w:basedOn w:val="HTMLPreformatted"/>
-    <w:link w:val="Char1"/>
+    <w:basedOn w:val="19"/>
+    <w:link w:val="48"/>
     <w:qFormat/>
+    <w:uiPriority w:val="0"/>
     <w:pPr>
       <w:pBdr>
-        <w:top w:val="nil"/>
-        <w:left w:val="nil"/>
-        <w:bottom w:val="nil"/>
-        <w:right w:val="nil"/>
+        <w:top w:val="none" w:color="auto" w:sz="0" w:space="0"/>
+        <w:left w:val="none" w:color="auto" w:sz="0" w:space="0"/>
+        <w:bottom w:val="none" w:color="auto" w:sz="0" w:space="0"/>
+        <w:right w:val="none" w:color="auto" w:sz="0" w:space="0"/>
       </w:pBdr>
       <w:tabs>
         <w:tab w:val="left" w:pos="916"/>
